--- a/eng/docx/009.content.docx
+++ b/eng/docx/009.content.docx
@@ -150,26 +150,6 @@
           <w:lang w:val="en_US" w:bidi="en_US"/>
         </w:rPr>
         <w:t>H</w:t>
-      </w:r>
-      <w:r>
-        <w:rPr>
-          <w:lang w:val="en_US" w:bidi="en_US"/>
-        </w:rPr>
-      </w:r>
-    </w:p>
-    <w:p>
-      <w:pPr/>
-      <w:r>
-        <w:rPr>
-          <w:lang w:val="en_US" w:bidi="en_US"/>
-        </w:rPr>
-      </w:r>
-      <w:r>
-        <w:rPr>
-          <w:i/>
-          <w:lang w:val="en_US" w:bidi="en_US"/>
-        </w:rPr>
-        <w:t>Hardened Hearts, Holiness and Sexual Purity, Holiness by Relationship, Holy War, Hope Beyond Judgment, Hope for the Messiah, Human Confusion and God’s Purpose, Human Sexuality</w:t>
       </w:r>
       <w:r>
         <w:rPr>

--- a/eng/docx/009.content.docx
+++ b/eng/docx/009.content.docx
@@ -19,7 +19,7 @@
         <w:rPr>
           <w:lang w:val="en_US" w:bidi="en_US"/>
         </w:rPr>
-        <w:t>Resource: Study Notes - Themes (Tyndale)</w:t>
+        <w:t>Resource: Tyndale Open Study Notes</w:t>
       </w:r>
       <w:r>
         <w:rPr>
@@ -112,7 +112,7 @@
         <w:rPr>
           <w:lang w:val="en_US" w:bidi="en_US"/>
         </w:rPr>
-        <w:t>Study Notes - Themes (Tyndale)</w:t>
+        <w:t>Tyndale Open Study Notes</w:t>
       </w:r>
     </w:p>
     <w:p>

--- a/eng/docx/009.content.docx
+++ b/eng/docx/009.content.docx
@@ -149,7 +149,7 @@
         <w:rPr>
           <w:lang w:val="en_US" w:bidi="en_US"/>
         </w:rPr>
-        <w:t>H</w:t>
+        <w:t>I</w:t>
       </w:r>
       <w:r>
         <w:rPr>
@@ -212,7 +212,7 @@
         <w:rPr>
           <w:lang w:val="en_US" w:bidi="en_US"/>
         </w:rPr>
-        <w:t>Hardened Hearts</w:t>
+        <w:t>“I Am” Sayings of Jesus</w:t>
       </w:r>
       <w:r>
         <w:rPr>
@@ -231,7 +231,20 @@
         <w:rPr>
           <w:lang w:val="en_US" w:bidi="en_US"/>
         </w:rPr>
-        <w:t>The book of Exodus often mentions that the Lord caused Pharaoh to act stubborn or "hardened Pharaoh's heart" (</w:t>
+        <w:t xml:space="preserve">In the Gospel of John, Jesus often uses the phrase "I am" (in Greek, the phrase is </w:t>
+      </w:r>
+      <w:r>
+        <w:rPr>
+          <w:i/>
+          <w:lang w:val="en_US" w:bidi="en_US"/>
+        </w:rPr>
+        <w:t>egō eimi</w:t>
+      </w:r>
+      <w:r>
+        <w:rPr>
+          <w:lang w:val="en_US" w:bidi="en_US"/>
+        </w:rPr>
+        <w:t>). Sometimes, Jesus uses this phrase to describe himself. For example, Jesus said, "I am the bread of life." The Gospel of John contains seven statements where Jesus says "I am" followed by a description of himself (</w:t>
       </w:r>
       <w:hyperlink r:id="rId13">
         <w:r>
@@ -242,7 +255,7 @@
             <w:color w:val="0000EE"/>
             <w:u w:val="single"/>
           </w:rPr>
-          <w:t>Exodus 4:21</w:t>
+          <w:t>John 6:35</w:t>
         </w:r>
       </w:hyperlink>
       <w:r>
@@ -260,7 +273,7 @@
             <w:color w:val="0000EE"/>
             <w:u w:val="single"/>
           </w:rPr>
-          <w:t>9:12</w:t>
+          <w:t>8:12</w:t>
         </w:r>
       </w:hyperlink>
       <w:r>
@@ -278,7 +291,7 @@
             <w:color w:val="0000EE"/>
             <w:u w:val="single"/>
           </w:rPr>
-          <w:t>10:1</w:t>
+          <w:t>10:9</w:t>
         </w:r>
       </w:hyperlink>
       <w:r>
@@ -296,7 +309,7 @@
             <w:color w:val="0000EE"/>
             <w:u w:val="single"/>
           </w:rPr>
-          <w:t>20</w:t>
+          <w:t>11</w:t>
         </w:r>
       </w:hyperlink>
       <w:r>
@@ -314,7 +327,7 @@
             <w:color w:val="0000EE"/>
             <w:u w:val="single"/>
           </w:rPr>
-          <w:t>11:10</w:t>
+          <w:t>11:25</w:t>
         </w:r>
       </w:hyperlink>
       <w:r>
@@ -332,14 +345,14 @@
             <w:color w:val="0000EE"/>
             <w:u w:val="single"/>
           </w:rPr>
-          <w:t>14:4</w:t>
-        </w:r>
-      </w:hyperlink>
-      <w:r>
-        <w:rPr>
-          <w:lang w:val="en_US" w:bidi="en_US"/>
-        </w:rPr>
-        <w:t xml:space="preserve">, </w:t>
+          <w:t>14:6</w:t>
+        </w:r>
+      </w:hyperlink>
+      <w:r>
+        <w:rPr>
+          <w:lang w:val="en_US" w:bidi="en_US"/>
+        </w:rPr>
+        <w:t xml:space="preserve">; </w:t>
       </w:r>
       <w:hyperlink r:id="rId19">
         <w:r>
@@ -350,14 +363,14 @@
             <w:color w:val="0000EE"/>
             <w:u w:val="single"/>
           </w:rPr>
-          <w:t>8</w:t>
-        </w:r>
-      </w:hyperlink>
-      <w:r>
-        <w:rPr>
-          <w:lang w:val="en_US" w:bidi="en_US"/>
-        </w:rPr>
-        <w:t>). These statements can be difficult. Did God make Pharaoh sin?</w:t>
+          <w:t>15:1</w:t>
+        </w:r>
+      </w:hyperlink>
+      <w:r>
+        <w:rPr>
+          <w:lang w:val="en_US" w:bidi="en_US"/>
+        </w:rPr>
+        <w:t xml:space="preserve">). </w:t>
       </w:r>
     </w:p>
     <w:p>
@@ -371,29 +384,46 @@
         <w:rPr>
           <w:lang w:val="en_US" w:bidi="en_US"/>
         </w:rPr>
-        <w:t xml:space="preserve">These factors are important to consider: </w:t>
-      </w:r>
-    </w:p>
-    <w:p>
-      <w:pPr>
-        <w:pStyle w:val="ListNumber"/>
-        <w:numPr>
-          <w:ilvl w:val="0"/>
-          <w:numId w:val="14"/>
-        </w:numPr>
-        <w:spacing w:line="240" w:lineRule="auto"/>
-        <w:ind w:left="720"/>
-      </w:pPr>
-      <w:r>
-        <w:rPr>
-          <w:lang w:val="en_US" w:bidi="en_US"/>
-        </w:rPr>
-      </w:r>
-      <w:r>
-        <w:rPr>
-          <w:lang w:val="en_US" w:bidi="en_US"/>
-        </w:rPr>
-        <w:t>The Lord knew Pharaoh would be stubborn (</w:t>
+        <w:t>It is important to note that Greek does not need the pronoun "I" (</w:t>
+      </w:r>
+      <w:r>
+        <w:rPr>
+          <w:i/>
+          <w:lang w:val="en_US" w:bidi="en_US"/>
+        </w:rPr>
+        <w:t>egō</w:t>
+      </w:r>
+      <w:r>
+        <w:rPr>
+          <w:lang w:val="en_US" w:bidi="en_US"/>
+        </w:rPr>
+        <w:t xml:space="preserve">) in these sentences. Therefore, using the pronoun emphasizes the speaker's identity. Another example is in the sermon on the mount in the Gospel of Matthew. Jesus says, "You have heard that it was said … but </w:t>
+      </w:r>
+      <w:r>
+        <w:rPr>
+          <w:i/>
+          <w:lang w:val="en_US" w:bidi="en_US"/>
+        </w:rPr>
+        <w:t>I</w:t>
+      </w:r>
+      <w:r>
+        <w:rPr>
+          <w:lang w:val="en_US" w:bidi="en_US"/>
+        </w:rPr>
+        <w:t xml:space="preserve"> [</w:t>
+      </w:r>
+      <w:r>
+        <w:rPr>
+          <w:i/>
+          <w:lang w:val="en_US" w:bidi="en_US"/>
+        </w:rPr>
+        <w:t>egō</w:t>
+      </w:r>
+      <w:r>
+        <w:rPr>
+          <w:lang w:val="en_US" w:bidi="en_US"/>
+        </w:rPr>
+        <w:t xml:space="preserve">] tell you" (see </w:t>
       </w:r>
       <w:hyperlink r:id="rId20">
         <w:r>
@@ -404,32 +434,14 @@
             <w:color w:val="0000EE"/>
             <w:u w:val="single"/>
           </w:rPr>
-          <w:t>3:19</w:t>
-        </w:r>
-      </w:hyperlink>
-      <w:r>
-        <w:rPr>
-          <w:lang w:val="en_US" w:bidi="en_US"/>
-        </w:rPr>
-        <w:t>).</w:t>
-      </w:r>
-    </w:p>
-    <w:p>
-      <w:pPr>
-        <w:pStyle w:val="ListNumber"/>
-        <w:spacing w:line="240" w:lineRule="auto"/>
-        <w:ind w:left="720"/>
-      </w:pPr>
-      <w:r>
-        <w:rPr>
-          <w:lang w:val="en_US" w:bidi="en_US"/>
-        </w:rPr>
-      </w:r>
-      <w:r>
-        <w:rPr>
-          <w:lang w:val="en_US" w:bidi="en_US"/>
-        </w:rPr>
-        <w:t>Pharaoh himself became stubborn (</w:t>
+          <w:t>Matthew 5:22</w:t>
+        </w:r>
+      </w:hyperlink>
+      <w:r>
+        <w:rPr>
+          <w:lang w:val="en_US" w:bidi="en_US"/>
+        </w:rPr>
+        <w:t xml:space="preserve">, </w:t>
       </w:r>
       <w:hyperlink r:id="rId21">
         <w:r>
@@ -440,7 +452,7 @@
             <w:color w:val="0000EE"/>
             <w:u w:val="single"/>
           </w:rPr>
-          <w:t>8:15</w:t>
+          <w:t>28</w:t>
         </w:r>
       </w:hyperlink>
       <w:r>
@@ -465,25 +477,7 @@
         <w:rPr>
           <w:lang w:val="en_US" w:bidi="en_US"/>
         </w:rPr>
-        <w:t>).</w:t>
-      </w:r>
-    </w:p>
-    <w:p>
-      <w:pPr>
-        <w:pStyle w:val="ListNumber"/>
-        <w:spacing w:line="240" w:lineRule="auto"/>
-        <w:ind w:left="720"/>
-      </w:pPr>
-      <w:r>
-        <w:rPr>
-          <w:lang w:val="en_US" w:bidi="en_US"/>
-        </w:rPr>
-      </w:r>
-      <w:r>
-        <w:rPr>
-          <w:lang w:val="en_US" w:bidi="en_US"/>
-        </w:rPr>
-        <w:t>Pharaoh stayed stubborn despite clear warnings (</w:t>
+        <w:t xml:space="preserve">, </w:t>
       </w:r>
       <w:hyperlink r:id="rId23">
         <w:r>
@@ -494,14 +488,50 @@
             <w:color w:val="0000EE"/>
             <w:u w:val="single"/>
           </w:rPr>
-          <w:t>8:19</w:t>
-        </w:r>
-      </w:hyperlink>
-      <w:r>
-        <w:rPr>
-          <w:lang w:val="en_US" w:bidi="en_US"/>
-        </w:rPr>
-        <w:t xml:space="preserve">). </w:t>
+          <w:t>34</w:t>
+        </w:r>
+      </w:hyperlink>
+      <w:r>
+        <w:rPr>
+          <w:lang w:val="en_US" w:bidi="en_US"/>
+        </w:rPr>
+        <w:t xml:space="preserve">, </w:t>
+      </w:r>
+      <w:hyperlink r:id="rId24">
+        <w:r>
+          <w:rPr>
+            <w:lang w:val="en_US" w:bidi="en_US"/>
+          </w:rPr>
+          <w:rPr>
+            <w:color w:val="0000EE"/>
+            <w:u w:val="single"/>
+          </w:rPr>
+          <w:t>39</w:t>
+        </w:r>
+      </w:hyperlink>
+      <w:r>
+        <w:rPr>
+          <w:lang w:val="en_US" w:bidi="en_US"/>
+        </w:rPr>
+        <w:t xml:space="preserve">, </w:t>
+      </w:r>
+      <w:hyperlink r:id="rId25">
+        <w:r>
+          <w:rPr>
+            <w:lang w:val="en_US" w:bidi="en_US"/>
+          </w:rPr>
+          <w:rPr>
+            <w:color w:val="0000EE"/>
+            <w:u w:val="single"/>
+          </w:rPr>
+          <w:t>44</w:t>
+        </w:r>
+      </w:hyperlink>
+      <w:r>
+        <w:rPr>
+          <w:lang w:val="en_US" w:bidi="en_US"/>
+        </w:rPr>
+        <w:t>, and other passages). Including the personal pronoun emphasizes the difference between Jesus' teachings and those of Moses. This phrase emphasizes the unique authority of Jesus.</w:t>
       </w:r>
     </w:p>
     <w:p>
@@ -515,7 +545,92 @@
         <w:rPr>
           <w:lang w:val="en_US" w:bidi="en_US"/>
         </w:rPr>
-        <w:t>Pharaoh was not a well-meaning person, simply misguided and not allowed to repent. Although God controlled the situation, Pharaoh was responsible for his actions.</w:t>
+        <w:t>Sometimes, Jesus used the phrase "I am" in a grammatically unusual way, without anything following it. For example, Jesus said, "Before Abraham was even born, I am" (</w:t>
+      </w:r>
+      <w:hyperlink r:id="rId26">
+        <w:r>
+          <w:rPr>
+            <w:lang w:val="en_US" w:bidi="en_US"/>
+          </w:rPr>
+          <w:rPr>
+            <w:color w:val="0000EE"/>
+            <w:u w:val="single"/>
+          </w:rPr>
+          <w:t>John 8:58</w:t>
+        </w:r>
+      </w:hyperlink>
+      <w:r>
+        <w:rPr>
+          <w:lang w:val="en_US" w:bidi="en_US"/>
+        </w:rPr>
+        <w:t xml:space="preserve">). </w:t>
+      </w:r>
+      <w:r>
+        <w:rPr>
+          <w:i/>
+          <w:lang w:val="en_US" w:bidi="en_US"/>
+        </w:rPr>
+        <w:t>Before Abraham, Jesus was what?</w:t>
+      </w:r>
+      <w:r>
+        <w:rPr>
+          <w:lang w:val="en_US" w:bidi="en_US"/>
+        </w:rPr>
+        <w:t xml:space="preserve"> (compare </w:t>
+      </w:r>
+      <w:hyperlink r:id="rId27">
+        <w:r>
+          <w:rPr>
+            <w:lang w:val="en_US" w:bidi="en_US"/>
+          </w:rPr>
+          <w:rPr>
+            <w:color w:val="0000EE"/>
+            <w:u w:val="single"/>
+          </w:rPr>
+          <w:t>8:28</w:t>
+        </w:r>
+      </w:hyperlink>
+      <w:r>
+        <w:rPr>
+          <w:lang w:val="en_US" w:bidi="en_US"/>
+        </w:rPr>
+        <w:t xml:space="preserve">, </w:t>
+      </w:r>
+      <w:hyperlink r:id="rId28">
+        <w:r>
+          <w:rPr>
+            <w:lang w:val="en_US" w:bidi="en_US"/>
+          </w:rPr>
+          <w:rPr>
+            <w:color w:val="0000EE"/>
+            <w:u w:val="single"/>
+          </w:rPr>
+          <w:t>59</w:t>
+        </w:r>
+      </w:hyperlink>
+      <w:r>
+        <w:rPr>
+          <w:lang w:val="en_US" w:bidi="en_US"/>
+        </w:rPr>
+        <w:t xml:space="preserve">; </w:t>
+      </w:r>
+      <w:hyperlink r:id="rId29">
+        <w:r>
+          <w:rPr>
+            <w:lang w:val="en_US" w:bidi="en_US"/>
+          </w:rPr>
+          <w:rPr>
+            <w:color w:val="0000EE"/>
+            <w:u w:val="single"/>
+          </w:rPr>
+          <w:t>13:19</w:t>
+        </w:r>
+      </w:hyperlink>
+      <w:r>
+        <w:rPr>
+          <w:lang w:val="en_US" w:bidi="en_US"/>
+        </w:rPr>
+        <w:t xml:space="preserve">). </w:t>
       </w:r>
     </w:p>
     <w:p>
@@ -529,61 +644,43 @@
         <w:rPr>
           <w:lang w:val="en_US" w:bidi="en_US"/>
         </w:rPr>
-        <w:t>This interaction between human choice and divine control (God's sovereignty) appears in other parts of Scripture. The Israelites became stubborn and did not trust God in the wilderness (</w:t>
-      </w:r>
-      <w:hyperlink r:id="rId24">
-        <w:r>
-          <w:rPr>
-            <w:lang w:val="en_US" w:bidi="en_US"/>
-          </w:rPr>
-          <w:rPr>
-            <w:color w:val="0000EE"/>
-            <w:u w:val="single"/>
-          </w:rPr>
-          <w:t>Psalm 95:8–10</w:t>
-        </w:r>
-      </w:hyperlink>
-      <w:r>
-        <w:rPr>
-          <w:lang w:val="en_US" w:bidi="en_US"/>
-        </w:rPr>
-        <w:t>). God hardened the hearts of the Canaanites, so they did not seek peace with the Hebrews (</w:t>
-      </w:r>
-      <w:hyperlink r:id="rId25">
-        <w:r>
-          <w:rPr>
-            <w:lang w:val="en_US" w:bidi="en_US"/>
-          </w:rPr>
-          <w:rPr>
-            <w:color w:val="0000EE"/>
-            <w:u w:val="single"/>
-          </w:rPr>
-          <w:t>Joshua 11:20</w:t>
-        </w:r>
-      </w:hyperlink>
-      <w:r>
-        <w:rPr>
-          <w:lang w:val="en_US" w:bidi="en_US"/>
-        </w:rPr>
-        <w:t>). The message God gave to the prophet Isaiah caused his listeners to become stubborn (</w:t>
-      </w:r>
-      <w:hyperlink r:id="rId26">
-        <w:r>
-          <w:rPr>
-            <w:lang w:val="en_US" w:bidi="en_US"/>
-          </w:rPr>
-          <w:rPr>
-            <w:color w:val="0000EE"/>
-            <w:u w:val="single"/>
-          </w:rPr>
-          <w:t>Isaiah 6:9–10</w:t>
-        </w:r>
-      </w:hyperlink>
-      <w:r>
-        <w:rPr>
-          <w:lang w:val="en_US" w:bidi="en_US"/>
-        </w:rPr>
-        <w:t xml:space="preserve">). </w:t>
+        <w:t>The best explanation for this odd expression comes from the Old Testament. When Moses met the Lord on Mount Sinai, he wanted to know God's name (</w:t>
+      </w:r>
+      <w:hyperlink r:id="rId30">
+        <w:r>
+          <w:rPr>
+            <w:lang w:val="en_US" w:bidi="en_US"/>
+          </w:rPr>
+          <w:rPr>
+            <w:color w:val="0000EE"/>
+            <w:u w:val="single"/>
+          </w:rPr>
+          <w:t>Exodus 3:6</w:t>
+        </w:r>
+      </w:hyperlink>
+      <w:r>
+        <w:rPr>
+          <w:lang w:val="en_US" w:bidi="en_US"/>
+        </w:rPr>
+        <w:t xml:space="preserve">, </w:t>
+      </w:r>
+      <w:hyperlink r:id="rId31">
+        <w:r>
+          <w:rPr>
+            <w:lang w:val="en_US" w:bidi="en_US"/>
+          </w:rPr>
+          <w:rPr>
+            <w:color w:val="0000EE"/>
+            <w:u w:val="single"/>
+          </w:rPr>
+          <w:t>13–14</w:t>
+        </w:r>
+      </w:hyperlink>
+      <w:r>
+        <w:rPr>
+          <w:lang w:val="en_US" w:bidi="en_US"/>
+        </w:rPr>
+        <w:t xml:space="preserve">). God told him that his name is "YHWH," four Hebrew letters that can express existence. </w:t>
       </w:r>
     </w:p>
     <w:p>
@@ -597,18 +694,36 @@
         <w:rPr>
           <w:lang w:val="en_US" w:bidi="en_US"/>
         </w:rPr>
-        <w:t>In a similar way, in the New Testament, many people stubbornly refused to respond with faith to the good news about Jesus (</w:t>
-      </w:r>
-      <w:hyperlink r:id="rId27">
-        <w:r>
-          <w:rPr>
-            <w:lang w:val="en_US" w:bidi="en_US"/>
-          </w:rPr>
-          <w:rPr>
-            <w:color w:val="0000EE"/>
-            <w:u w:val="single"/>
-          </w:rPr>
-          <w:t>Matthew 13:15</w:t>
+        <w:t xml:space="preserve">When the Jews translated the Old Testament into Greek, in </w:t>
+      </w:r>
+      <w:hyperlink r:id="rId32">
+        <w:r>
+          <w:rPr>
+            <w:lang w:val="en_US" w:bidi="en_US"/>
+          </w:rPr>
+          <w:rPr>
+            <w:color w:val="0000EE"/>
+            <w:u w:val="single"/>
+          </w:rPr>
+          <w:t>Exodus 3:14</w:t>
+        </w:r>
+      </w:hyperlink>
+      <w:r>
+        <w:rPr>
+          <w:lang w:val="en_US" w:bidi="en_US"/>
+        </w:rPr>
+        <w:t xml:space="preserve"> God’s name “I AM WHO I AM” became egō eimi ho ōn (“I am the one who is”). In other places, especially in Isaiah </w:t>
+      </w:r>
+      <w:hyperlink r:id="rId33">
+        <w:r>
+          <w:rPr>
+            <w:lang w:val="en_US" w:bidi="en_US"/>
+          </w:rPr>
+          <w:rPr>
+            <w:color w:val="0000EE"/>
+            <w:u w:val="single"/>
+          </w:rPr>
+          <w:t>Isaiah 43:25</w:t>
         </w:r>
       </w:hyperlink>
       <w:r>
@@ -617,16 +732,16 @@
         </w:rPr>
         <w:t xml:space="preserve">; </w:t>
       </w:r>
-      <w:hyperlink r:id="rId28">
-        <w:r>
-          <w:rPr>
-            <w:lang w:val="en_US" w:bidi="en_US"/>
-          </w:rPr>
-          <w:rPr>
-            <w:color w:val="0000EE"/>
-            <w:u w:val="single"/>
-          </w:rPr>
-          <w:t>John 12:40</w:t>
+      <w:hyperlink r:id="rId34">
+        <w:r>
+          <w:rPr>
+            <w:lang w:val="en_US" w:bidi="en_US"/>
+          </w:rPr>
+          <w:rPr>
+            <w:color w:val="0000EE"/>
+            <w:u w:val="single"/>
+          </w:rPr>
+          <w:t>51:12</w:t>
         </w:r>
       </w:hyperlink>
       <w:r>
@@ -635,23 +750,59 @@
         </w:rPr>
         <w:t xml:space="preserve">; </w:t>
       </w:r>
-      <w:hyperlink r:id="rId29">
-        <w:r>
-          <w:rPr>
-            <w:lang w:val="en_US" w:bidi="en_US"/>
-          </w:rPr>
-          <w:rPr>
-            <w:color w:val="0000EE"/>
-            <w:u w:val="single"/>
-          </w:rPr>
-          <w:t>Acts 28:27</w:t>
-        </w:r>
-      </w:hyperlink>
-      <w:r>
-        <w:rPr>
-          <w:lang w:val="en_US" w:bidi="en_US"/>
-        </w:rPr>
-        <w:t>). People are responsible for their choices, but they do not make them in isolation. They make choices within the world God created and guides.</w:t>
+      <w:hyperlink r:id="rId35">
+        <w:r>
+          <w:rPr>
+            <w:lang w:val="en_US" w:bidi="en_US"/>
+          </w:rPr>
+          <w:rPr>
+            <w:color w:val="0000EE"/>
+            <w:u w:val="single"/>
+          </w:rPr>
+          <w:t>52:6</w:t>
+        </w:r>
+      </w:hyperlink>
+      <w:r>
+        <w:rPr>
+          <w:lang w:val="en_US" w:bidi="en_US"/>
+        </w:rPr>
+        <w:t xml:space="preserve">), the Greek Old Testament uses egō eimi (“I am”) as a special way God speaks about himself. In many other verses, the Greek translation uses kurios (“Lord”) for God’s name. Some Jews understood Jesus’s words “I am” as a claim to God’s name, as in </w:t>
+      </w:r>
+      <w:hyperlink r:id="rId26">
+        <w:r>
+          <w:rPr>
+            <w:lang w:val="en_US" w:bidi="en_US"/>
+          </w:rPr>
+          <w:rPr>
+            <w:color w:val="0000EE"/>
+            <w:u w:val="single"/>
+          </w:rPr>
+          <w:t>John 8:58</w:t>
+        </w:r>
+      </w:hyperlink>
+      <w:r>
+        <w:rPr>
+          <w:lang w:val="en_US" w:bidi="en_US"/>
+        </w:rPr>
+        <w:t xml:space="preserve">, where they tried to stone him. But in other places, like </w:t>
+      </w:r>
+      <w:hyperlink r:id="rId36">
+        <w:r>
+          <w:rPr>
+            <w:lang w:val="en_US" w:bidi="en_US"/>
+          </w:rPr>
+          <w:rPr>
+            <w:color w:val="0000EE"/>
+            <w:u w:val="single"/>
+          </w:rPr>
+          <w:t>John 8:24</w:t>
+        </w:r>
+      </w:hyperlink>
+      <w:r>
+        <w:rPr>
+          <w:lang w:val="en_US" w:bidi="en_US"/>
+        </w:rPr>
+        <w:t>, they did not react that way and only asked him, “Who are you?”</w:t>
       </w:r>
     </w:p>
     <w:p>
@@ -665,133 +816,20 @@
         <w:rPr>
           <w:lang w:val="en_US" w:bidi="en_US"/>
         </w:rPr>
-        <w:t xml:space="preserve">The book of Exodus emphasizes God's control over Pharaoh. It shows a clear contrast between two belief systems. Pharaoh thought he was a god and could do anything he wanted. But God proved this was not true. Like all created beings, Pharaoh's choices were limited. God showed that only he is truly independent. The Lord is the eternal "I Am" (see </w:t>
-      </w:r>
-      <w:hyperlink r:id="rId30">
-        <w:r>
-          <w:rPr>
-            <w:lang w:val="en_US" w:bidi="en_US"/>
-          </w:rPr>
-          <w:rPr>
-            <w:color w:val="0000EE"/>
-            <w:u w:val="single"/>
-          </w:rPr>
-          <w:t>3:6–14</w:t>
-        </w:r>
-      </w:hyperlink>
-      <w:r>
-        <w:rPr>
-          <w:lang w:val="en_US" w:bidi="en_US"/>
-        </w:rPr>
-        <w:t xml:space="preserve">; </w:t>
-      </w:r>
-      <w:hyperlink r:id="rId31">
-        <w:r>
-          <w:rPr>
-            <w:lang w:val="en_US" w:bidi="en_US"/>
-          </w:rPr>
-          <w:rPr>
-            <w:color w:val="0000EE"/>
-            <w:u w:val="single"/>
-          </w:rPr>
-          <w:t>6:2–8</w:t>
-        </w:r>
-      </w:hyperlink>
-      <w:r>
-        <w:rPr>
-          <w:lang w:val="en_US" w:bidi="en_US"/>
-        </w:rPr>
-        <w:t xml:space="preserve">; </w:t>
-      </w:r>
-      <w:hyperlink r:id="rId32">
-        <w:r>
-          <w:rPr>
-            <w:lang w:val="en_US" w:bidi="en_US"/>
-          </w:rPr>
-          <w:rPr>
-            <w:color w:val="0000EE"/>
-            <w:u w:val="single"/>
-          </w:rPr>
-          <w:t>20:2</w:t>
-        </w:r>
-      </w:hyperlink>
-      <w:r>
-        <w:rPr>
-          <w:lang w:val="en_US" w:bidi="en_US"/>
-        </w:rPr>
-        <w:t xml:space="preserve">; </w:t>
-      </w:r>
-      <w:hyperlink r:id="rId33">
-        <w:r>
-          <w:rPr>
-            <w:lang w:val="en_US" w:bidi="en_US"/>
-          </w:rPr>
-          <w:rPr>
-            <w:color w:val="0000EE"/>
-            <w:u w:val="single"/>
-          </w:rPr>
-          <w:t>34:6–7</w:t>
-        </w:r>
-      </w:hyperlink>
-      <w:r>
-        <w:rPr>
-          <w:lang w:val="en_US" w:bidi="en_US"/>
-        </w:rPr>
-        <w:t xml:space="preserve">; </w:t>
-      </w:r>
-      <w:hyperlink r:id="rId34">
-        <w:r>
-          <w:rPr>
-            <w:lang w:val="en_US" w:bidi="en_US"/>
-          </w:rPr>
-          <w:rPr>
-            <w:color w:val="0000EE"/>
-            <w:u w:val="single"/>
-          </w:rPr>
-          <w:t>Isaiah 45:3–7</w:t>
-        </w:r>
-      </w:hyperlink>
-      <w:r>
-        <w:rPr>
-          <w:lang w:val="en_US" w:bidi="en_US"/>
-        </w:rPr>
-        <w:t xml:space="preserve">; </w:t>
-      </w:r>
-      <w:hyperlink r:id="rId35">
-        <w:r>
-          <w:rPr>
-            <w:lang w:val="en_US" w:bidi="en_US"/>
-          </w:rPr>
-          <w:rPr>
-            <w:color w:val="0000EE"/>
-            <w:u w:val="single"/>
-          </w:rPr>
-          <w:t>48:17</w:t>
-        </w:r>
-      </w:hyperlink>
-      <w:r>
-        <w:rPr>
-          <w:lang w:val="en_US" w:bidi="en_US"/>
-        </w:rPr>
-        <w:t xml:space="preserve">; </w:t>
-      </w:r>
-      <w:hyperlink r:id="rId36">
-        <w:r>
-          <w:rPr>
-            <w:lang w:val="en_US" w:bidi="en_US"/>
-          </w:rPr>
-          <w:rPr>
-            <w:color w:val="0000EE"/>
-            <w:u w:val="single"/>
-          </w:rPr>
-          <w:t>Mark 14:62</w:t>
-        </w:r>
-      </w:hyperlink>
-      <w:r>
-        <w:rPr>
-          <w:lang w:val="en_US" w:bidi="en_US"/>
-        </w:rPr>
-        <w:t xml:space="preserve">; </w:t>
+        <w:t>Jesus not only represents God. The “I Am” statements show Jesus’ divine nature, indicating he can work, speak, and act in place of the Father. He is not just a human. He is the Word</w:t>
+      </w:r>
+      <w:r>
+        <w:rPr>
+          <w:i/>
+          <w:lang w:val="en_US" w:bidi="en_US"/>
+        </w:rPr>
+        <w:t xml:space="preserve"> </w:t>
+      </w:r>
+      <w:r>
+        <w:rPr>
+          <w:lang w:val="en_US" w:bidi="en_US"/>
+        </w:rPr>
+        <w:t>of God who became human (</w:t>
       </w:r>
       <w:hyperlink r:id="rId37">
         <w:r>
@@ -802,14 +840,14 @@
             <w:color w:val="0000EE"/>
             <w:u w:val="single"/>
           </w:rPr>
-          <w:t>John 8:23–28</w:t>
-        </w:r>
-      </w:hyperlink>
-      <w:r>
-        <w:rPr>
-          <w:lang w:val="en_US" w:bidi="en_US"/>
-        </w:rPr>
-        <w:t>).</w:t>
+          <w:t>John 1:1</w:t>
+        </w:r>
+      </w:hyperlink>
+      <w:r>
+        <w:rPr>
+          <w:lang w:val="en_US" w:bidi="en_US"/>
+        </w:rPr>
+        <w:t>). His voice is the Father's voice, and his life reveals God's life in a human body. The phrase “I Am” powerfully expresses who Jesus is.</w:t>
       </w:r>
     </w:p>
     <w:p>
@@ -834,6 +872,24 @@
           <w:lang w:val="en_US" w:bidi="en_US"/>
         </w:rPr>
       </w:r>
+      <w:hyperlink r:id="rId13">
+        <w:r>
+          <w:rPr>
+            <w:lang w:val="en_US" w:bidi="en_US"/>
+          </w:rPr>
+          <w:rPr>
+            <w:color w:val="0000EE"/>
+            <w:u w:val="single"/>
+          </w:rPr>
+          <w:t>John 6:35</w:t>
+        </w:r>
+      </w:hyperlink>
+      <w:r>
+        <w:rPr>
+          <w:lang w:val="en_US" w:bidi="en_US"/>
+        </w:rPr>
+        <w:t xml:space="preserve">, </w:t>
+      </w:r>
       <w:hyperlink r:id="rId38">
         <w:r>
           <w:rPr>
@@ -843,7 +899,7 @@
             <w:color w:val="0000EE"/>
             <w:u w:val="single"/>
           </w:rPr>
-          <w:t>Genesis 8:21</w:t>
+          <w:t>48</w:t>
         </w:r>
       </w:hyperlink>
       <w:r>
@@ -852,16 +908,34 @@
         </w:rPr>
         <w:t xml:space="preserve">; </w:t>
       </w:r>
-      <w:hyperlink r:id="rId20">
-        <w:r>
-          <w:rPr>
-            <w:lang w:val="en_US" w:bidi="en_US"/>
-          </w:rPr>
-          <w:rPr>
-            <w:color w:val="0000EE"/>
-            <w:u w:val="single"/>
-          </w:rPr>
-          <w:t>Exodus 3:19</w:t>
+      <w:hyperlink r:id="rId14">
+        <w:r>
+          <w:rPr>
+            <w:lang w:val="en_US" w:bidi="en_US"/>
+          </w:rPr>
+          <w:rPr>
+            <w:color w:val="0000EE"/>
+            <w:u w:val="single"/>
+          </w:rPr>
+          <w:t>8:12</w:t>
+        </w:r>
+      </w:hyperlink>
+      <w:r>
+        <w:rPr>
+          <w:lang w:val="en_US" w:bidi="en_US"/>
+        </w:rPr>
+        <w:t xml:space="preserve">, </w:t>
+      </w:r>
+      <w:hyperlink r:id="rId26">
+        <w:r>
+          <w:rPr>
+            <w:lang w:val="en_US" w:bidi="en_US"/>
+          </w:rPr>
+          <w:rPr>
+            <w:color w:val="0000EE"/>
+            <w:u w:val="single"/>
+          </w:rPr>
+          <w:t>58</w:t>
         </w:r>
       </w:hyperlink>
       <w:r>
@@ -870,16 +944,28 @@
         </w:rPr>
         <w:t xml:space="preserve">; </w:t>
       </w:r>
-      <w:hyperlink r:id="rId13">
-        <w:r>
-          <w:rPr>
-            <w:lang w:val="en_US" w:bidi="en_US"/>
-          </w:rPr>
-          <w:rPr>
-            <w:color w:val="0000EE"/>
-            <w:u w:val="single"/>
-          </w:rPr>
-          <w:t>4:21</w:t>
+      <w:hyperlink r:id="rId39">
+        <w:r>
+          <w:rPr>
+            <w:lang w:val="en_US" w:bidi="en_US"/>
+          </w:rPr>
+          <w:rPr>
+            <w:color w:val="0000EE"/>
+            <w:u w:val="single"/>
+          </w:rPr>
+          <w:t xml:space="preserve">9:5; </w:t>
+        </w:r>
+      </w:hyperlink>
+      <w:hyperlink r:id="rId40">
+        <w:r>
+          <w:rPr>
+            <w:lang w:val="en_US" w:bidi="en_US"/>
+          </w:rPr>
+          <w:rPr>
+            <w:color w:val="0000EE"/>
+            <w:u w:val="single"/>
+          </w:rPr>
+          <w:t>10:7–14</w:t>
         </w:r>
       </w:hyperlink>
       <w:r>
@@ -888,16 +974,52 @@
         </w:rPr>
         <w:t xml:space="preserve">; </w:t>
       </w:r>
-      <w:hyperlink r:id="rId21">
-        <w:r>
-          <w:rPr>
-            <w:lang w:val="en_US" w:bidi="en_US"/>
-          </w:rPr>
-          <w:rPr>
-            <w:color w:val="0000EE"/>
-            <w:u w:val="single"/>
-          </w:rPr>
-          <w:t>8:15</w:t>
+      <w:hyperlink r:id="rId17">
+        <w:r>
+          <w:rPr>
+            <w:lang w:val="en_US" w:bidi="en_US"/>
+          </w:rPr>
+          <w:rPr>
+            <w:color w:val="0000EE"/>
+            <w:u w:val="single"/>
+          </w:rPr>
+          <w:t>11:25</w:t>
+        </w:r>
+      </w:hyperlink>
+      <w:r>
+        <w:rPr>
+          <w:lang w:val="en_US" w:bidi="en_US"/>
+        </w:rPr>
+        <w:t xml:space="preserve">; </w:t>
+      </w:r>
+      <w:hyperlink r:id="rId18">
+        <w:r>
+          <w:rPr>
+            <w:lang w:val="en_US" w:bidi="en_US"/>
+          </w:rPr>
+          <w:rPr>
+            <w:color w:val="0000EE"/>
+            <w:u w:val="single"/>
+          </w:rPr>
+          <w:t>14:6</w:t>
+        </w:r>
+      </w:hyperlink>
+      <w:r>
+        <w:rPr>
+          <w:lang w:val="en_US" w:bidi="en_US"/>
+        </w:rPr>
+        <w:t xml:space="preserve">; </w:t>
+      </w:r>
+      <w:hyperlink r:id="rId19">
+        <w:r>
+          <w:rPr>
+            <w:lang w:val="en_US" w:bidi="en_US"/>
+          </w:rPr>
+          <w:rPr>
+            <w:color w:val="0000EE"/>
+            <w:u w:val="single"/>
+          </w:rPr>
+          <w:t>15:1</w:t>
         </w:r>
       </w:hyperlink>
       <w:r>
@@ -906,186 +1028,6 @@
         </w:rPr>
         <w:t xml:space="preserve">, </w:t>
       </w:r>
-      <w:hyperlink r:id="rId23">
-        <w:r>
-          <w:rPr>
-            <w:lang w:val="en_US" w:bidi="en_US"/>
-          </w:rPr>
-          <w:rPr>
-            <w:color w:val="0000EE"/>
-            <w:u w:val="single"/>
-          </w:rPr>
-          <w:t>19</w:t>
-        </w:r>
-      </w:hyperlink>
-      <w:r>
-        <w:rPr>
-          <w:lang w:val="en_US" w:bidi="en_US"/>
-        </w:rPr>
-        <w:t xml:space="preserve">, </w:t>
-      </w:r>
-      <w:hyperlink r:id="rId22">
-        <w:r>
-          <w:rPr>
-            <w:lang w:val="en_US" w:bidi="en_US"/>
-          </w:rPr>
-          <w:rPr>
-            <w:color w:val="0000EE"/>
-            <w:u w:val="single"/>
-          </w:rPr>
-          <w:t>32</w:t>
-        </w:r>
-      </w:hyperlink>
-      <w:r>
-        <w:rPr>
-          <w:lang w:val="en_US" w:bidi="en_US"/>
-        </w:rPr>
-        <w:t xml:space="preserve">; </w:t>
-      </w:r>
-      <w:hyperlink r:id="rId14">
-        <w:r>
-          <w:rPr>
-            <w:lang w:val="en_US" w:bidi="en_US"/>
-          </w:rPr>
-          <w:rPr>
-            <w:color w:val="0000EE"/>
-            <w:u w:val="single"/>
-          </w:rPr>
-          <w:t>9:12</w:t>
-        </w:r>
-      </w:hyperlink>
-      <w:r>
-        <w:rPr>
-          <w:lang w:val="en_US" w:bidi="en_US"/>
-        </w:rPr>
-        <w:t xml:space="preserve">; </w:t>
-      </w:r>
-      <w:hyperlink r:id="rId15">
-        <w:r>
-          <w:rPr>
-            <w:lang w:val="en_US" w:bidi="en_US"/>
-          </w:rPr>
-          <w:rPr>
-            <w:color w:val="0000EE"/>
-            <w:u w:val="single"/>
-          </w:rPr>
-          <w:t>10:1</w:t>
-        </w:r>
-      </w:hyperlink>
-      <w:r>
-        <w:rPr>
-          <w:lang w:val="en_US" w:bidi="en_US"/>
-        </w:rPr>
-        <w:t xml:space="preserve">, </w:t>
-      </w:r>
-      <w:hyperlink r:id="rId16">
-        <w:r>
-          <w:rPr>
-            <w:lang w:val="en_US" w:bidi="en_US"/>
-          </w:rPr>
-          <w:rPr>
-            <w:color w:val="0000EE"/>
-            <w:u w:val="single"/>
-          </w:rPr>
-          <w:t>20</w:t>
-        </w:r>
-      </w:hyperlink>
-      <w:r>
-        <w:rPr>
-          <w:lang w:val="en_US" w:bidi="en_US"/>
-        </w:rPr>
-        <w:t xml:space="preserve">; </w:t>
-      </w:r>
-      <w:hyperlink r:id="rId17">
-        <w:r>
-          <w:rPr>
-            <w:lang w:val="en_US" w:bidi="en_US"/>
-          </w:rPr>
-          <w:rPr>
-            <w:color w:val="0000EE"/>
-            <w:u w:val="single"/>
-          </w:rPr>
-          <w:t>11:10</w:t>
-        </w:r>
-      </w:hyperlink>
-      <w:r>
-        <w:rPr>
-          <w:lang w:val="en_US" w:bidi="en_US"/>
-        </w:rPr>
-        <w:t xml:space="preserve">; </w:t>
-      </w:r>
-      <w:hyperlink r:id="rId18">
-        <w:r>
-          <w:rPr>
-            <w:lang w:val="en_US" w:bidi="en_US"/>
-          </w:rPr>
-          <w:rPr>
-            <w:color w:val="0000EE"/>
-            <w:u w:val="single"/>
-          </w:rPr>
-          <w:t>14:4</w:t>
-        </w:r>
-      </w:hyperlink>
-      <w:r>
-        <w:rPr>
-          <w:lang w:val="en_US" w:bidi="en_US"/>
-        </w:rPr>
-        <w:t xml:space="preserve">, </w:t>
-      </w:r>
-      <w:hyperlink r:id="rId19">
-        <w:r>
-          <w:rPr>
-            <w:lang w:val="en_US" w:bidi="en_US"/>
-          </w:rPr>
-          <w:rPr>
-            <w:color w:val="0000EE"/>
-            <w:u w:val="single"/>
-          </w:rPr>
-          <w:t>8</w:t>
-        </w:r>
-      </w:hyperlink>
-      <w:r>
-        <w:rPr>
-          <w:lang w:val="en_US" w:bidi="en_US"/>
-        </w:rPr>
-        <w:t xml:space="preserve">; </w:t>
-      </w:r>
-      <w:hyperlink r:id="rId39">
-        <w:r>
-          <w:rPr>
-            <w:lang w:val="en_US" w:bidi="en_US"/>
-          </w:rPr>
-          <w:rPr>
-            <w:color w:val="0000EE"/>
-            <w:u w:val="single"/>
-          </w:rPr>
-          <w:t>Joshua 11:19–20</w:t>
-        </w:r>
-      </w:hyperlink>
-      <w:r>
-        <w:rPr>
-          <w:lang w:val="en_US" w:bidi="en_US"/>
-        </w:rPr>
-        <w:t xml:space="preserve">; </w:t>
-      </w:r>
-      <w:hyperlink r:id="rId40">
-        <w:r>
-          <w:rPr>
-            <w:lang w:val="en_US" w:bidi="en_US"/>
-          </w:rPr>
-          <w:rPr>
-            <w:color w:val="0000EE"/>
-            <w:u w:val="single"/>
-          </w:rPr>
-          <w:t>2 Chronicles 36:11–13</w:t>
-        </w:r>
-      </w:hyperlink>
-      <w:r>
-        <w:rPr>
-          <w:lang w:val="en_US" w:bidi="en_US"/>
-        </w:rPr>
-        <w:t xml:space="preserve">; </w:t>
-      </w:r>
       <w:hyperlink r:id="rId41">
         <w:r>
           <w:rPr>
@@ -1095,259 +1037,7 @@
             <w:color w:val="0000EE"/>
             <w:u w:val="single"/>
           </w:rPr>
-          <w:t>Psalm 95:8–11</w:t>
-        </w:r>
-      </w:hyperlink>
-      <w:r>
-        <w:rPr>
-          <w:lang w:val="en_US" w:bidi="en_US"/>
-        </w:rPr>
-        <w:t xml:space="preserve">; </w:t>
-      </w:r>
-      <w:hyperlink r:id="rId26">
-        <w:r>
-          <w:rPr>
-            <w:lang w:val="en_US" w:bidi="en_US"/>
-          </w:rPr>
-          <w:rPr>
-            <w:color w:val="0000EE"/>
-            <w:u w:val="single"/>
-          </w:rPr>
-          <w:t>Isaiah 6:9–10</w:t>
-        </w:r>
-      </w:hyperlink>
-      <w:r>
-        <w:rPr>
-          <w:lang w:val="en_US" w:bidi="en_US"/>
-        </w:rPr>
-        <w:t xml:space="preserve">; </w:t>
-      </w:r>
-      <w:hyperlink r:id="rId42">
-        <w:r>
-          <w:rPr>
-            <w:lang w:val="en_US" w:bidi="en_US"/>
-          </w:rPr>
-          <w:rPr>
-            <w:color w:val="0000EE"/>
-            <w:u w:val="single"/>
-          </w:rPr>
-          <w:t>Ezekiel 11:18–21</w:t>
-        </w:r>
-      </w:hyperlink>
-      <w:r>
-        <w:rPr>
-          <w:lang w:val="en_US" w:bidi="en_US"/>
-        </w:rPr>
-        <w:t xml:space="preserve">; </w:t>
-      </w:r>
-      <w:hyperlink r:id="rId43">
-        <w:r>
-          <w:rPr>
-            <w:lang w:val="en_US" w:bidi="en_US"/>
-          </w:rPr>
-          <w:rPr>
-            <w:color w:val="0000EE"/>
-            <w:u w:val="single"/>
-          </w:rPr>
-          <w:t>36:22–27</w:t>
-        </w:r>
-      </w:hyperlink>
-      <w:r>
-        <w:rPr>
-          <w:lang w:val="en_US" w:bidi="en_US"/>
-        </w:rPr>
-        <w:t xml:space="preserve">; </w:t>
-      </w:r>
-      <w:hyperlink r:id="rId44">
-        <w:r>
-          <w:rPr>
-            <w:lang w:val="en_US" w:bidi="en_US"/>
-          </w:rPr>
-          <w:rPr>
-            <w:color w:val="0000EE"/>
-            <w:u w:val="single"/>
-          </w:rPr>
-          <w:t>Matthew 12:34–35</w:t>
-        </w:r>
-      </w:hyperlink>
-      <w:r>
-        <w:rPr>
-          <w:lang w:val="en_US" w:bidi="en_US"/>
-        </w:rPr>
-        <w:t xml:space="preserve">; </w:t>
-      </w:r>
-      <w:hyperlink r:id="rId45">
-        <w:r>
-          <w:rPr>
-            <w:lang w:val="en_US" w:bidi="en_US"/>
-          </w:rPr>
-          <w:rPr>
-            <w:color w:val="0000EE"/>
-            <w:u w:val="single"/>
-          </w:rPr>
-          <w:t>13:10–17</w:t>
-        </w:r>
-      </w:hyperlink>
-      <w:r>
-        <w:rPr>
-          <w:lang w:val="en_US" w:bidi="en_US"/>
-        </w:rPr>
-        <w:t xml:space="preserve">; </w:t>
-      </w:r>
-      <w:hyperlink r:id="rId46">
-        <w:r>
-          <w:rPr>
-            <w:lang w:val="en_US" w:bidi="en_US"/>
-          </w:rPr>
-          <w:rPr>
-            <w:color w:val="0000EE"/>
-            <w:u w:val="single"/>
-          </w:rPr>
-          <w:t>Luke 8:4–15</w:t>
-        </w:r>
-      </w:hyperlink>
-      <w:r>
-        <w:rPr>
-          <w:lang w:val="en_US" w:bidi="en_US"/>
-        </w:rPr>
-        <w:t xml:space="preserve">; </w:t>
-      </w:r>
-      <w:hyperlink r:id="rId47">
-        <w:r>
-          <w:rPr>
-            <w:lang w:val="en_US" w:bidi="en_US"/>
-          </w:rPr>
-          <w:rPr>
-            <w:color w:val="0000EE"/>
-            <w:u w:val="single"/>
-          </w:rPr>
-          <w:t>John 12:37–40</w:t>
-        </w:r>
-      </w:hyperlink>
-      <w:r>
-        <w:rPr>
-          <w:lang w:val="en_US" w:bidi="en_US"/>
-        </w:rPr>
-        <w:t xml:space="preserve">; </w:t>
-      </w:r>
-      <w:hyperlink r:id="rId48">
-        <w:r>
-          <w:rPr>
-            <w:lang w:val="en_US" w:bidi="en_US"/>
-          </w:rPr>
-          <w:rPr>
-            <w:color w:val="0000EE"/>
-            <w:u w:val="single"/>
-          </w:rPr>
-          <w:t>Acts 28:23–28</w:t>
-        </w:r>
-      </w:hyperlink>
-      <w:r>
-        <w:rPr>
-          <w:lang w:val="en_US" w:bidi="en_US"/>
-        </w:rPr>
-        <w:t xml:space="preserve">; </w:t>
-      </w:r>
-      <w:hyperlink r:id="rId49">
-        <w:r>
-          <w:rPr>
-            <w:lang w:val="en_US" w:bidi="en_US"/>
-          </w:rPr>
-          <w:rPr>
-            <w:color w:val="0000EE"/>
-            <w:u w:val="single"/>
-          </w:rPr>
-          <w:t>Romans 2:14–16</w:t>
-        </w:r>
-      </w:hyperlink>
-      <w:r>
-        <w:rPr>
-          <w:lang w:val="en_US" w:bidi="en_US"/>
-        </w:rPr>
-        <w:t xml:space="preserve">; </w:t>
-      </w:r>
-      <w:hyperlink r:id="rId50">
-        <w:r>
-          <w:rPr>
-            <w:lang w:val="en_US" w:bidi="en_US"/>
-          </w:rPr>
-          <w:rPr>
-            <w:color w:val="0000EE"/>
-            <w:u w:val="single"/>
-          </w:rPr>
-          <w:t>11:7–12</w:t>
-        </w:r>
-      </w:hyperlink>
-      <w:r>
-        <w:rPr>
-          <w:lang w:val="en_US" w:bidi="en_US"/>
-        </w:rPr>
-        <w:t xml:space="preserve">; </w:t>
-      </w:r>
-      <w:hyperlink r:id="rId51">
-        <w:r>
-          <w:rPr>
-            <w:lang w:val="en_US" w:bidi="en_US"/>
-          </w:rPr>
-          <w:rPr>
-            <w:color w:val="0000EE"/>
-            <w:u w:val="single"/>
-          </w:rPr>
-          <w:t>2 Corinthians 3:13–18</w:t>
-        </w:r>
-      </w:hyperlink>
-      <w:r>
-        <w:rPr>
-          <w:lang w:val="en_US" w:bidi="en_US"/>
-        </w:rPr>
-        <w:t xml:space="preserve">; </w:t>
-      </w:r>
-      <w:hyperlink r:id="rId52">
-        <w:r>
-          <w:rPr>
-            <w:lang w:val="en_US" w:bidi="en_US"/>
-          </w:rPr>
-          <w:rPr>
-            <w:color w:val="0000EE"/>
-            <w:u w:val="single"/>
-          </w:rPr>
-          <w:t>Ephesians 4:17–24</w:t>
-        </w:r>
-      </w:hyperlink>
-      <w:r>
-        <w:rPr>
-          <w:lang w:val="en_US" w:bidi="en_US"/>
-        </w:rPr>
-        <w:t xml:space="preserve">; </w:t>
-      </w:r>
-      <w:hyperlink r:id="rId53">
-        <w:r>
-          <w:rPr>
-            <w:lang w:val="en_US" w:bidi="en_US"/>
-          </w:rPr>
-          <w:rPr>
-            <w:color w:val="0000EE"/>
-            <w:u w:val="single"/>
-          </w:rPr>
-          <w:t>Hebrews 3:6–19</w:t>
-        </w:r>
-      </w:hyperlink>
-      <w:r>
-        <w:rPr>
-          <w:lang w:val="en_US" w:bidi="en_US"/>
-        </w:rPr>
-        <w:t xml:space="preserve">; </w:t>
-      </w:r>
-      <w:hyperlink r:id="rId54">
-        <w:r>
-          <w:rPr>
-            <w:lang w:val="en_US" w:bidi="en_US"/>
-          </w:rPr>
-          <w:rPr>
-            <w:color w:val="0000EE"/>
-            <w:u w:val="single"/>
-          </w:rPr>
-          <w:t>6:4–8</w:t>
+          <w:t>5</w:t>
         </w:r>
       </w:hyperlink>
       <w:r>
@@ -1377,7 +1067,7 @@
         <w:rPr>
           <w:lang w:val="en_US" w:bidi="en_US"/>
         </w:rPr>
-        <w:t>Holiness and Sexual Purity</w:t>
+        <w:t>Infertility</w:t>
       </w:r>
       <w:r>
         <w:rPr>
@@ -1396,25 +1086,79 @@
         <w:rPr>
           <w:lang w:val="en_US" w:bidi="en_US"/>
         </w:rPr>
-        <w:t>The Bible teaches that people should be holy in their sexual relationships. God created humans as sexual beings. The first command God gave to Adam and Eve was to "Be fruitful and multiply" (</w:t>
-      </w:r>
-      <w:hyperlink r:id="rId55">
-        <w:r>
-          <w:rPr>
-            <w:lang w:val="en_US" w:bidi="en_US"/>
-          </w:rPr>
-          <w:rPr>
-            <w:color w:val="0000EE"/>
-            <w:u w:val="single"/>
-          </w:rPr>
-          <w:t>Genesis 1:28</w:t>
-        </w:r>
-      </w:hyperlink>
-      <w:r>
-        <w:rPr>
-          <w:lang w:val="en_US" w:bidi="en_US"/>
-        </w:rPr>
-        <w:t>). This means they should have children. After sin entered the world, the good things God created (including sex) became easily misused or corrupted.</w:t>
+        <w:t>Almost all of the wives of the patriarchs suffered infertility (they were unable to have children) before eventually having children. The only possible exception was Leah, and even she could not have children for some time (</w:t>
+      </w:r>
+      <w:hyperlink r:id="rId42">
+        <w:r>
+          <w:rPr>
+            <w:lang w:val="en_US" w:bidi="en_US"/>
+          </w:rPr>
+          <w:rPr>
+            <w:color w:val="0000EE"/>
+            <w:u w:val="single"/>
+          </w:rPr>
+          <w:t>Genesis 11:30</w:t>
+        </w:r>
+      </w:hyperlink>
+      <w:r>
+        <w:rPr>
+          <w:lang w:val="en_US" w:bidi="en_US"/>
+        </w:rPr>
+        <w:t xml:space="preserve">; </w:t>
+      </w:r>
+      <w:hyperlink r:id="rId43">
+        <w:r>
+          <w:rPr>
+            <w:lang w:val="en_US" w:bidi="en_US"/>
+          </w:rPr>
+          <w:rPr>
+            <w:color w:val="0000EE"/>
+            <w:u w:val="single"/>
+          </w:rPr>
+          <w:t>25:21</w:t>
+        </w:r>
+      </w:hyperlink>
+      <w:r>
+        <w:rPr>
+          <w:lang w:val="en_US" w:bidi="en_US"/>
+        </w:rPr>
+        <w:t xml:space="preserve">; </w:t>
+      </w:r>
+      <w:hyperlink r:id="rId44">
+        <w:r>
+          <w:rPr>
+            <w:lang w:val="en_US" w:bidi="en_US"/>
+          </w:rPr>
+          <w:rPr>
+            <w:color w:val="0000EE"/>
+            <w:u w:val="single"/>
+          </w:rPr>
+          <w:t>29:31</w:t>
+        </w:r>
+      </w:hyperlink>
+      <w:r>
+        <w:rPr>
+          <w:lang w:val="en_US" w:bidi="en_US"/>
+        </w:rPr>
+        <w:t xml:space="preserve">; see also </w:t>
+      </w:r>
+      <w:hyperlink r:id="rId45">
+        <w:r>
+          <w:rPr>
+            <w:lang w:val="en_US" w:bidi="en_US"/>
+          </w:rPr>
+          <w:rPr>
+            <w:color w:val="0000EE"/>
+            <w:u w:val="single"/>
+          </w:rPr>
+          <w:t>1 Samuel 1:1–18</w:t>
+        </w:r>
+      </w:hyperlink>
+      <w:r>
+        <w:rPr>
+          <w:lang w:val="en_US" w:bidi="en_US"/>
+        </w:rPr>
+        <w:t xml:space="preserve">). Children continued the family line, protected the tribe, and provided labor. They guaranteed that property stayed within the family, they had help in old age, and performed proper funeral ceremonies. </w:t>
       </w:r>
     </w:p>
     <w:p>
@@ -1428,25 +1172,169 @@
         <w:rPr>
           <w:lang w:val="en_US" w:bidi="en_US"/>
         </w:rPr>
-        <w:t xml:space="preserve">Scripture contains many examples of sexual sin. God called his people to be holy. The Israelites received many commands that linked sexuality with holiness (see, for example, </w:t>
-      </w:r>
-      <w:hyperlink r:id="rId56">
-        <w:r>
-          <w:rPr>
-            <w:lang w:val="en_US" w:bidi="en_US"/>
-          </w:rPr>
-          <w:rPr>
-            <w:color w:val="0000EE"/>
-            <w:u w:val="single"/>
-          </w:rPr>
-          <w:t>Leviticus 18:1–30</w:t>
-        </w:r>
-      </w:hyperlink>
-      <w:r>
-        <w:rPr>
-          <w:lang w:val="en_US" w:bidi="en_US"/>
-        </w:rPr>
-        <w:t>). The sexual purity of God's people faced serious challenges in the land of Canaan, where many wrong sexual practices were common. Many times, the Israelites failed to follow God's standards for sexual purity.</w:t>
+        <w:t>Therefore, infertility was a serious disgrace for a woman in that culture (</w:t>
+      </w:r>
+      <w:hyperlink r:id="rId46">
+        <w:r>
+          <w:rPr>
+            <w:lang w:val="en_US" w:bidi="en_US"/>
+          </w:rPr>
+          <w:rPr>
+            <w:color w:val="0000EE"/>
+            <w:u w:val="single"/>
+          </w:rPr>
+          <w:t>Psalm 113:9</w:t>
+        </w:r>
+      </w:hyperlink>
+      <w:r>
+        <w:rPr>
+          <w:lang w:val="en_US" w:bidi="en_US"/>
+        </w:rPr>
+        <w:t xml:space="preserve">; </w:t>
+      </w:r>
+      <w:hyperlink r:id="rId47">
+        <w:r>
+          <w:rPr>
+            <w:lang w:val="en_US" w:bidi="en_US"/>
+          </w:rPr>
+          <w:rPr>
+            <w:color w:val="0000EE"/>
+            <w:u w:val="single"/>
+          </w:rPr>
+          <w:t>Proverbs 30:15–16</w:t>
+        </w:r>
+      </w:hyperlink>
+      <w:r>
+        <w:rPr>
+          <w:lang w:val="en_US" w:bidi="en_US"/>
+        </w:rPr>
+        <w:t xml:space="preserve">; </w:t>
+      </w:r>
+      <w:hyperlink r:id="rId48">
+        <w:r>
+          <w:rPr>
+            <w:lang w:val="en_US" w:bidi="en_US"/>
+          </w:rPr>
+          <w:rPr>
+            <w:color w:val="0000EE"/>
+            <w:u w:val="single"/>
+          </w:rPr>
+          <w:t>Isaiah 54:1</w:t>
+        </w:r>
+      </w:hyperlink>
+      <w:r>
+        <w:rPr>
+          <w:lang w:val="en_US" w:bidi="en_US"/>
+        </w:rPr>
+        <w:t>). She understood herself to be created as a vessel of life (</w:t>
+      </w:r>
+      <w:hyperlink r:id="rId49">
+        <w:r>
+          <w:rPr>
+            <w:lang w:val="en_US" w:bidi="en_US"/>
+          </w:rPr>
+          <w:rPr>
+            <w:color w:val="0000EE"/>
+            <w:u w:val="single"/>
+          </w:rPr>
+          <w:t>Genesis 1:28</w:t>
+        </w:r>
+      </w:hyperlink>
+      <w:r>
+        <w:rPr>
+          <w:lang w:val="en_US" w:bidi="en_US"/>
+        </w:rPr>
+        <w:t xml:space="preserve">; </w:t>
+      </w:r>
+      <w:hyperlink r:id="rId50">
+        <w:r>
+          <w:rPr>
+            <w:lang w:val="en_US" w:bidi="en_US"/>
+          </w:rPr>
+          <w:rPr>
+            <w:color w:val="0000EE"/>
+            <w:u w:val="single"/>
+          </w:rPr>
+          <w:t>3:20</w:t>
+        </w:r>
+      </w:hyperlink>
+      <w:r>
+        <w:rPr>
+          <w:lang w:val="en_US" w:bidi="en_US"/>
+        </w:rPr>
+        <w:t>). So, people considered it as a denial of blessing, purpose, and desire (</w:t>
+      </w:r>
+      <w:hyperlink r:id="rId49">
+        <w:r>
+          <w:rPr>
+            <w:lang w:val="en_US" w:bidi="en_US"/>
+          </w:rPr>
+          <w:rPr>
+            <w:color w:val="0000EE"/>
+            <w:u w:val="single"/>
+          </w:rPr>
+          <w:t>1:28</w:t>
+        </w:r>
+      </w:hyperlink>
+      <w:r>
+        <w:rPr>
+          <w:lang w:val="en_US" w:bidi="en_US"/>
+        </w:rPr>
+        <w:t>). Infertility brought shame, ridicule, and intense jealousy (</w:t>
+      </w:r>
+      <w:hyperlink r:id="rId51">
+        <w:r>
+          <w:rPr>
+            <w:lang w:val="en_US" w:bidi="en_US"/>
+          </w:rPr>
+          <w:rPr>
+            <w:color w:val="0000EE"/>
+            <w:u w:val="single"/>
+          </w:rPr>
+          <w:t>1 Samuel 1:7</w:t>
+        </w:r>
+      </w:hyperlink>
+      <w:r>
+        <w:rPr>
+          <w:lang w:val="en_US" w:bidi="en_US"/>
+        </w:rPr>
+        <w:t xml:space="preserve"> </w:t>
+      </w:r>
+      <w:hyperlink r:id="rId52">
+        <w:r>
+          <w:rPr>
+            <w:lang w:val="en_US" w:bidi="en_US"/>
+          </w:rPr>
+          <w:rPr>
+            <w:color w:val="0000EE"/>
+            <w:u w:val="single"/>
+          </w:rPr>
+          <w:t>Genesis 16:4</w:t>
+        </w:r>
+      </w:hyperlink>
+      <w:r>
+        <w:rPr>
+          <w:lang w:val="en_US" w:bidi="en_US"/>
+        </w:rPr>
+        <w:t xml:space="preserve">; </w:t>
+      </w:r>
+      <w:hyperlink r:id="rId53">
+        <w:r>
+          <w:rPr>
+            <w:lang w:val="en_US" w:bidi="en_US"/>
+          </w:rPr>
+          <w:rPr>
+            <w:color w:val="0000EE"/>
+            <w:u w:val="single"/>
+          </w:rPr>
+          <w:t>30:1</w:t>
+        </w:r>
+      </w:hyperlink>
+      <w:r>
+        <w:rPr>
+          <w:lang w:val="en_US" w:bidi="en_US"/>
+        </w:rPr>
+        <w:t>).</w:t>
       </w:r>
     </w:p>
     <w:p>
@@ -1460,7 +1348,61 @@
         <w:rPr>
           <w:lang w:val="en_US" w:bidi="en_US"/>
         </w:rPr>
-        <w:t>The believers who received Paul's letters also lived in places where wrong sexual behavior was common. Unlike the sexual freedom of the Greco-Roman world, God's people were called to be faithful and pure in their sexual lives (</w:t>
+        <w:t>In the Old Testament, childlessness is an issue related to God. The creator controls fertility (</w:t>
+      </w:r>
+      <w:hyperlink r:id="rId54">
+        <w:r>
+          <w:rPr>
+            <w:lang w:val="en_US" w:bidi="en_US"/>
+          </w:rPr>
+          <w:rPr>
+            <w:color w:val="0000EE"/>
+            <w:u w:val="single"/>
+          </w:rPr>
+          <w:t>Genesis 20:17–18</w:t>
+        </w:r>
+      </w:hyperlink>
+      <w:r>
+        <w:rPr>
+          <w:lang w:val="en_US" w:bidi="en_US"/>
+        </w:rPr>
+        <w:t xml:space="preserve">; </w:t>
+      </w:r>
+      <w:hyperlink r:id="rId55">
+        <w:r>
+          <w:rPr>
+            <w:lang w:val="en_US" w:bidi="en_US"/>
+          </w:rPr>
+          <w:rPr>
+            <w:color w:val="0000EE"/>
+            <w:u w:val="single"/>
+          </w:rPr>
+          <w:t>30:2</w:t>
+        </w:r>
+      </w:hyperlink>
+      <w:r>
+        <w:rPr>
+          <w:lang w:val="en_US" w:bidi="en_US"/>
+        </w:rPr>
+        <w:t xml:space="preserve">, </w:t>
+      </w:r>
+      <w:hyperlink r:id="rId56">
+        <w:r>
+          <w:rPr>
+            <w:lang w:val="en_US" w:bidi="en_US"/>
+          </w:rPr>
+          <w:rPr>
+            <w:color w:val="0000EE"/>
+            <w:u w:val="single"/>
+          </w:rPr>
+          <w:t>22–23</w:t>
+        </w:r>
+      </w:hyperlink>
+      <w:r>
+        <w:rPr>
+          <w:lang w:val="en_US" w:bidi="en_US"/>
+        </w:rPr>
+        <w:t xml:space="preserve">; </w:t>
       </w:r>
       <w:hyperlink r:id="rId57">
         <w:r>
@@ -1471,14 +1413,14 @@
             <w:color w:val="0000EE"/>
             <w:u w:val="single"/>
           </w:rPr>
-          <w:t>1 Thessalonians 4:3–8</w:t>
-        </w:r>
-      </w:hyperlink>
-      <w:r>
-        <w:rPr>
-          <w:lang w:val="en_US" w:bidi="en_US"/>
-        </w:rPr>
-        <w:t>). Sexual relationships should only happen within marriage (</w:t>
+          <w:t>1 Samuel 1:6</w:t>
+        </w:r>
+      </w:hyperlink>
+      <w:r>
+        <w:rPr>
+          <w:lang w:val="en_US" w:bidi="en_US"/>
+        </w:rPr>
+        <w:t xml:space="preserve">, </w:t>
       </w:r>
       <w:hyperlink r:id="rId58">
         <w:r>
@@ -1489,14 +1431,14 @@
             <w:color w:val="0000EE"/>
             <w:u w:val="single"/>
           </w:rPr>
-          <w:t>1 Corinthians 7:1–9</w:t>
-        </w:r>
-      </w:hyperlink>
-      <w:r>
-        <w:rPr>
-          <w:lang w:val="en_US" w:bidi="en_US"/>
-        </w:rPr>
-        <w:t xml:space="preserve">, </w:t>
+          <w:t>27</w:t>
+        </w:r>
+      </w:hyperlink>
+      <w:r>
+        <w:rPr>
+          <w:lang w:val="en_US" w:bidi="en_US"/>
+        </w:rPr>
+        <w:t>). He decides who can have children based on his plans and promises (</w:t>
       </w:r>
       <w:hyperlink r:id="rId59">
         <w:r>
@@ -1507,14 +1449,86 @@
             <w:color w:val="0000EE"/>
             <w:u w:val="single"/>
           </w:rPr>
-          <w:t>36–37</w:t>
-        </w:r>
-      </w:hyperlink>
-      <w:r>
-        <w:rPr>
-          <w:lang w:val="en_US" w:bidi="en_US"/>
-        </w:rPr>
-        <w:t>).</w:t>
+          <w:t>Genesis 17:19</w:t>
+        </w:r>
+      </w:hyperlink>
+      <w:r>
+        <w:rPr>
+          <w:lang w:val="en_US" w:bidi="en_US"/>
+        </w:rPr>
+        <w:t xml:space="preserve">; </w:t>
+      </w:r>
+      <w:hyperlink r:id="rId55">
+        <w:r>
+          <w:rPr>
+            <w:lang w:val="en_US" w:bidi="en_US"/>
+          </w:rPr>
+          <w:rPr>
+            <w:color w:val="0000EE"/>
+            <w:u w:val="single"/>
+          </w:rPr>
+          <w:t>30:2</w:t>
+        </w:r>
+      </w:hyperlink>
+      <w:r>
+        <w:rPr>
+          <w:lang w:val="en_US" w:bidi="en_US"/>
+        </w:rPr>
+        <w:t xml:space="preserve">; </w:t>
+      </w:r>
+      <w:hyperlink r:id="rId46">
+        <w:r>
+          <w:rPr>
+            <w:lang w:val="en_US" w:bidi="en_US"/>
+          </w:rPr>
+          <w:rPr>
+            <w:color w:val="0000EE"/>
+            <w:u w:val="single"/>
+          </w:rPr>
+          <w:t>Psalm 113:9</w:t>
+        </w:r>
+      </w:hyperlink>
+      <w:r>
+        <w:rPr>
+          <w:lang w:val="en_US" w:bidi="en_US"/>
+        </w:rPr>
+        <w:t xml:space="preserve">; </w:t>
+      </w:r>
+      <w:hyperlink r:id="rId60">
+        <w:r>
+          <w:rPr>
+            <w:lang w:val="en_US" w:bidi="en_US"/>
+          </w:rPr>
+          <w:rPr>
+            <w:color w:val="0000EE"/>
+            <w:u w:val="single"/>
+          </w:rPr>
+          <w:t>Luke 1:11–20</w:t>
+        </w:r>
+      </w:hyperlink>
+      <w:r>
+        <w:rPr>
+          <w:lang w:val="en_US" w:bidi="en_US"/>
+        </w:rPr>
+        <w:t xml:space="preserve">; </w:t>
+      </w:r>
+      <w:hyperlink r:id="rId61">
+        <w:r>
+          <w:rPr>
+            <w:lang w:val="en_US" w:bidi="en_US"/>
+          </w:rPr>
+          <w:rPr>
+            <w:color w:val="0000EE"/>
+            <w:u w:val="single"/>
+          </w:rPr>
+          <w:t>Romans 4:19</w:t>
+        </w:r>
+      </w:hyperlink>
+      <w:r>
+        <w:rPr>
+          <w:lang w:val="en_US" w:bidi="en_US"/>
+        </w:rPr>
+        <w:t xml:space="preserve">). God often used infertility before the birth of a promised or special child, to show it was his work. </w:t>
       </w:r>
     </w:p>
     <w:p>
@@ -1528,18 +1542,18 @@
         <w:rPr>
           <w:lang w:val="en_US" w:bidi="en_US"/>
         </w:rPr>
-        <w:t>God has made Christians holy through the work of his Holy Spirit (</w:t>
-      </w:r>
-      <w:hyperlink r:id="rId60">
-        <w:r>
-          <w:rPr>
-            <w:lang w:val="en_US" w:bidi="en_US"/>
-          </w:rPr>
-          <w:rPr>
-            <w:color w:val="0000EE"/>
-            <w:u w:val="single"/>
-          </w:rPr>
-          <w:t>1 Corinthians 6:11</w:t>
+        <w:t>Not being able to have children tests patience and encourages prayer and faith (</w:t>
+      </w:r>
+      <w:hyperlink r:id="rId43">
+        <w:r>
+          <w:rPr>
+            <w:lang w:val="en_US" w:bidi="en_US"/>
+          </w:rPr>
+          <w:rPr>
+            <w:color w:val="0000EE"/>
+            <w:u w:val="single"/>
+          </w:rPr>
+          <w:t>Genesis 25:21</w:t>
         </w:r>
       </w:hyperlink>
       <w:r>
@@ -1548,24 +1562,6 @@
         </w:rPr>
         <w:t xml:space="preserve">; </w:t>
       </w:r>
-      <w:hyperlink r:id="rId61">
-        <w:r>
-          <w:rPr>
-            <w:lang w:val="en_US" w:bidi="en_US"/>
-          </w:rPr>
-          <w:rPr>
-            <w:color w:val="0000EE"/>
-            <w:u w:val="single"/>
-          </w:rPr>
-          <w:t>2 Thessalonians 2:13</w:t>
-        </w:r>
-      </w:hyperlink>
-      <w:r>
-        <w:rPr>
-          <w:lang w:val="en_US" w:bidi="en_US"/>
-        </w:rPr>
-        <w:t>). Because of this, Christians are called to live as God's holy people (</w:t>
-      </w:r>
       <w:hyperlink r:id="rId62">
         <w:r>
           <w:rPr>
@@ -1575,14 +1571,14 @@
             <w:color w:val="0000EE"/>
             <w:u w:val="single"/>
           </w:rPr>
-          <w:t>1 Corinthians 1:2</w:t>
-        </w:r>
-      </w:hyperlink>
-      <w:r>
-        <w:rPr>
-          <w:lang w:val="en_US" w:bidi="en_US"/>
-        </w:rPr>
-        <w:t>). God has given them everything they need to live a holy life in this world (</w:t>
+          <w:t>1 Samuel 1:11</w:t>
+        </w:r>
+      </w:hyperlink>
+      <w:r>
+        <w:rPr>
+          <w:lang w:val="en_US" w:bidi="en_US"/>
+        </w:rPr>
+        <w:t>). Abraham learned to trust God's promise long before his child was born (</w:t>
       </w:r>
       <w:hyperlink r:id="rId63">
         <w:r>
@@ -1593,14 +1589,14 @@
             <w:color w:val="0000EE"/>
             <w:u w:val="single"/>
           </w:rPr>
-          <w:t>2 Peter 1:3–4</w:t>
-        </w:r>
-      </w:hyperlink>
-      <w:r>
-        <w:rPr>
-          <w:lang w:val="en_US" w:bidi="en_US"/>
-        </w:rPr>
-        <w:t>). As a result, Christians should live differently from the unholy world around them. Every part of their life should show the changing work of the Holy Spiritm (</w:t>
+          <w:t>Genesis 15:4–6</w:t>
+        </w:r>
+      </w:hyperlink>
+      <w:r>
+        <w:rPr>
+          <w:lang w:val="en_US" w:bidi="en_US"/>
+        </w:rPr>
+        <w:t xml:space="preserve">; </w:t>
       </w:r>
       <w:hyperlink r:id="rId64">
         <w:r>
@@ -1611,14 +1607,32 @@
             <w:color w:val="0000EE"/>
             <w:u w:val="single"/>
           </w:rPr>
-          <w:t>Romans 12:2</w:t>
-        </w:r>
-      </w:hyperlink>
-      <w:r>
-        <w:rPr>
-          <w:lang w:val="en_US" w:bidi="en_US"/>
-        </w:rPr>
-        <w:t>).</w:t>
+          <w:t>17:15–21</w:t>
+        </w:r>
+      </w:hyperlink>
+      <w:r>
+        <w:rPr>
+          <w:lang w:val="en_US" w:bidi="en_US"/>
+        </w:rPr>
+        <w:t xml:space="preserve">; </w:t>
+      </w:r>
+      <w:hyperlink r:id="rId65">
+        <w:r>
+          <w:rPr>
+            <w:lang w:val="en_US" w:bidi="en_US"/>
+          </w:rPr>
+          <w:rPr>
+            <w:color w:val="0000EE"/>
+            <w:u w:val="single"/>
+          </w:rPr>
+          <w:t>Romans 4:20–22</w:t>
+        </w:r>
+      </w:hyperlink>
+      <w:r>
+        <w:rPr>
+          <w:lang w:val="en_US" w:bidi="en_US"/>
+        </w:rPr>
+        <w:t>). When an infertile couple has a child, it shows God's faithfulness and creative power.</w:t>
       </w:r>
     </w:p>
     <w:p>
@@ -1632,25 +1646,7 @@
         <w:rPr>
           <w:lang w:val="en_US" w:bidi="en_US"/>
         </w:rPr>
-        <w:t>Sexual relations outside of marriage are not right for anyone who is united with Christ. This kind of behavior harms the Christian's body, which has become a holy place where God lives and therefore belongs to God (</w:t>
-      </w:r>
-      <w:hyperlink r:id="rId65">
-        <w:r>
-          <w:rPr>
-            <w:lang w:val="en_US" w:bidi="en_US"/>
-          </w:rPr>
-          <w:rPr>
-            <w:color w:val="0000EE"/>
-            <w:u w:val="single"/>
-          </w:rPr>
-          <w:t>1 Corinthians 6:12–20</w:t>
-        </w:r>
-      </w:hyperlink>
-      <w:r>
-        <w:rPr>
-          <w:lang w:val="en_US" w:bidi="en_US"/>
-        </w:rPr>
-        <w:t>).</w:t>
+        <w:t>God's delays do not always mean denial. They remind people to use challenges for growth and to appreciate children as gifts. A childless home can focus on devotion to God, accepting his will. Some couples may remain unable to have children for their entire lives. God's people should not isolate those experiencing infertility. Instead, they should offer love and support.</w:t>
       </w:r>
     </w:p>
     <w:p>
@@ -1662,99 +1658,10 @@
       </w:r>
       <w:r>
         <w:rPr>
-          <w:lang w:val="en_US" w:bidi="en_US"/>
-        </w:rPr>
-        <w:t>Though homosexual activity was accepted in Greco-Roman culture, the church has traditionally understood the Bible to condemn it. In both the Old Testament and the New Testament, homosexual activity is described as going against God's plan for men and women (</w:t>
-      </w:r>
-      <w:hyperlink r:id="rId66">
-        <w:r>
-          <w:rPr>
-            <w:lang w:val="en_US" w:bidi="en_US"/>
-          </w:rPr>
-          <w:rPr>
-            <w:color w:val="0000EE"/>
-            <w:u w:val="single"/>
-          </w:rPr>
-          <w:t>Leviticus 18:22</w:t>
-        </w:r>
-      </w:hyperlink>
-      <w:r>
-        <w:rPr>
-          <w:lang w:val="en_US" w:bidi="en_US"/>
-        </w:rPr>
-        <w:t xml:space="preserve">; </w:t>
-      </w:r>
-      <w:hyperlink r:id="rId67">
-        <w:r>
-          <w:rPr>
-            <w:lang w:val="en_US" w:bidi="en_US"/>
-          </w:rPr>
-          <w:rPr>
-            <w:color w:val="0000EE"/>
-            <w:u w:val="single"/>
-          </w:rPr>
-          <w:t>20:13</w:t>
-        </w:r>
-      </w:hyperlink>
-      <w:r>
-        <w:rPr>
-          <w:lang w:val="en_US" w:bidi="en_US"/>
-        </w:rPr>
-        <w:t xml:space="preserve">; </w:t>
-      </w:r>
-      <w:hyperlink r:id="rId68">
-        <w:r>
-          <w:rPr>
-            <w:lang w:val="en_US" w:bidi="en_US"/>
-          </w:rPr>
-          <w:rPr>
-            <w:color w:val="0000EE"/>
-            <w:u w:val="single"/>
-          </w:rPr>
-          <w:t>Romans 1:25–27</w:t>
-        </w:r>
-      </w:hyperlink>
-      <w:r>
-        <w:rPr>
-          <w:lang w:val="en_US" w:bidi="en_US"/>
-        </w:rPr>
-        <w:t xml:space="preserve">; </w:t>
-      </w:r>
-      <w:hyperlink r:id="rId69">
-        <w:r>
-          <w:rPr>
-            <w:lang w:val="en_US" w:bidi="en_US"/>
-          </w:rPr>
-          <w:rPr>
-            <w:color w:val="0000EE"/>
-            <w:u w:val="single"/>
-          </w:rPr>
-          <w:t>1 Corinthians 6:9–11</w:t>
-        </w:r>
-      </w:hyperlink>
-      <w:r>
-        <w:rPr>
-          <w:lang w:val="en_US" w:bidi="en_US"/>
-        </w:rPr>
-        <w:t xml:space="preserve">; </w:t>
-      </w:r>
-      <w:hyperlink r:id="rId70">
-        <w:r>
-          <w:rPr>
-            <w:lang w:val="en_US" w:bidi="en_US"/>
-          </w:rPr>
-          <w:rPr>
-            <w:color w:val="0000EE"/>
-            <w:u w:val="single"/>
-          </w:rPr>
-          <w:t>1 Timothy 1:8–11</w:t>
-        </w:r>
-      </w:hyperlink>
-      <w:r>
-        <w:rPr>
-          <w:lang w:val="en_US" w:bidi="en_US"/>
-        </w:rPr>
-        <w:t>).</w:t>
+          <w:u w:val="single"/>
+          <w:lang w:val="en_US" w:bidi="en_US"/>
+        </w:rPr>
+        <w:t>Passages for Further Study</w:t>
       </w:r>
     </w:p>
     <w:p>
@@ -1764,11 +1671,167 @@
           <w:lang w:val="en_US" w:bidi="en_US"/>
         </w:rPr>
       </w:r>
-      <w:r>
-        <w:rPr>
-          <w:lang w:val="en_US" w:bidi="en_US"/>
-        </w:rPr>
-        <w:t>Paul strongly warns that people who freely persist in wrong sexual relations, whether homosexual or heterosexual, will not inherit the kingdom of God but will face God's judgment (</w:t>
+      <w:hyperlink r:id="rId66">
+        <w:r>
+          <w:rPr>
+            <w:lang w:val="en_US" w:bidi="en_US"/>
+          </w:rPr>
+          <w:rPr>
+            <w:color w:val="0000EE"/>
+            <w:u w:val="single"/>
+          </w:rPr>
+          <w:t>Genesis 16:1–6</w:t>
+        </w:r>
+      </w:hyperlink>
+      <w:r>
+        <w:rPr>
+          <w:lang w:val="en_US" w:bidi="en_US"/>
+        </w:rPr>
+        <w:t xml:space="preserve">; </w:t>
+      </w:r>
+      <w:hyperlink r:id="rId64">
+        <w:r>
+          <w:rPr>
+            <w:lang w:val="en_US" w:bidi="en_US"/>
+          </w:rPr>
+          <w:rPr>
+            <w:color w:val="0000EE"/>
+            <w:u w:val="single"/>
+          </w:rPr>
+          <w:t>17:15–21</w:t>
+        </w:r>
+      </w:hyperlink>
+      <w:r>
+        <w:rPr>
+          <w:lang w:val="en_US" w:bidi="en_US"/>
+        </w:rPr>
+        <w:t xml:space="preserve">; </w:t>
+      </w:r>
+      <w:hyperlink r:id="rId54">
+        <w:r>
+          <w:rPr>
+            <w:lang w:val="en_US" w:bidi="en_US"/>
+          </w:rPr>
+          <w:rPr>
+            <w:color w:val="0000EE"/>
+            <w:u w:val="single"/>
+          </w:rPr>
+          <w:t>20:17–18</w:t>
+        </w:r>
+      </w:hyperlink>
+      <w:r>
+        <w:rPr>
+          <w:lang w:val="en_US" w:bidi="en_US"/>
+        </w:rPr>
+        <w:t xml:space="preserve">; </w:t>
+      </w:r>
+      <w:hyperlink r:id="rId43">
+        <w:r>
+          <w:rPr>
+            <w:lang w:val="en_US" w:bidi="en_US"/>
+          </w:rPr>
+          <w:rPr>
+            <w:color w:val="0000EE"/>
+            <w:u w:val="single"/>
+          </w:rPr>
+          <w:t>25:21</w:t>
+        </w:r>
+      </w:hyperlink>
+      <w:r>
+        <w:rPr>
+          <w:lang w:val="en_US" w:bidi="en_US"/>
+        </w:rPr>
+        <w:t xml:space="preserve">; </w:t>
+      </w:r>
+      <w:hyperlink r:id="rId44">
+        <w:r>
+          <w:rPr>
+            <w:lang w:val="en_US" w:bidi="en_US"/>
+          </w:rPr>
+          <w:rPr>
+            <w:color w:val="0000EE"/>
+            <w:u w:val="single"/>
+          </w:rPr>
+          <w:t>29:31</w:t>
+        </w:r>
+      </w:hyperlink>
+      <w:r>
+        <w:rPr>
+          <w:lang w:val="en_US" w:bidi="en_US"/>
+        </w:rPr>
+        <w:t xml:space="preserve">; </w:t>
+      </w:r>
+      <w:hyperlink r:id="rId67">
+        <w:r>
+          <w:rPr>
+            <w:lang w:val="en_US" w:bidi="en_US"/>
+          </w:rPr>
+          <w:rPr>
+            <w:color w:val="0000EE"/>
+            <w:u w:val="single"/>
+          </w:rPr>
+          <w:t>30:1–2</w:t>
+        </w:r>
+      </w:hyperlink>
+      <w:r>
+        <w:rPr>
+          <w:lang w:val="en_US" w:bidi="en_US"/>
+        </w:rPr>
+        <w:t xml:space="preserve">, </w:t>
+      </w:r>
+      <w:hyperlink r:id="rId68">
+        <w:r>
+          <w:rPr>
+            <w:lang w:val="en_US" w:bidi="en_US"/>
+          </w:rPr>
+          <w:rPr>
+            <w:color w:val="0000EE"/>
+            <w:u w:val="single"/>
+          </w:rPr>
+          <w:t>22–24</w:t>
+        </w:r>
+      </w:hyperlink>
+      <w:r>
+        <w:rPr>
+          <w:lang w:val="en_US" w:bidi="en_US"/>
+        </w:rPr>
+        <w:t xml:space="preserve">; </w:t>
+      </w:r>
+      <w:hyperlink r:id="rId69">
+        <w:r>
+          <w:rPr>
+            <w:lang w:val="en_US" w:bidi="en_US"/>
+          </w:rPr>
+          <w:rPr>
+            <w:color w:val="0000EE"/>
+            <w:u w:val="single"/>
+          </w:rPr>
+          <w:t>Exodus 23:25–26</w:t>
+        </w:r>
+      </w:hyperlink>
+      <w:r>
+        <w:rPr>
+          <w:lang w:val="en_US" w:bidi="en_US"/>
+        </w:rPr>
+        <w:t xml:space="preserve">; </w:t>
+      </w:r>
+      <w:hyperlink r:id="rId70">
+        <w:r>
+          <w:rPr>
+            <w:lang w:val="en_US" w:bidi="en_US"/>
+          </w:rPr>
+          <w:rPr>
+            <w:color w:val="0000EE"/>
+            <w:u w:val="single"/>
+          </w:rPr>
+          <w:t>Deuteronomy 7:12–15</w:t>
+        </w:r>
+      </w:hyperlink>
+      <w:r>
+        <w:rPr>
+          <w:lang w:val="en_US" w:bidi="en_US"/>
+        </w:rPr>
+        <w:t xml:space="preserve">; </w:t>
       </w:r>
       <w:hyperlink r:id="rId71">
         <w:r>
@@ -1779,7 +1842,7 @@
             <w:color w:val="0000EE"/>
             <w:u w:val="single"/>
           </w:rPr>
-          <w:t>1 Corinthians 6:9–10</w:t>
+          <w:t>Judges 13:2–5</w:t>
         </w:r>
       </w:hyperlink>
       <w:r>
@@ -1797,7 +1860,7 @@
             <w:color w:val="0000EE"/>
             <w:u w:val="single"/>
           </w:rPr>
-          <w:t>Galatians 5:19–21</w:t>
+          <w:t>1 Samuel 1:2–28</w:t>
         </w:r>
       </w:hyperlink>
       <w:r>
@@ -1815,14 +1878,14 @@
             <w:color w:val="0000EE"/>
             <w:u w:val="single"/>
           </w:rPr>
-          <w:t>Colossians 3:5–6</w:t>
-        </w:r>
-      </w:hyperlink>
-      <w:r>
-        <w:rPr>
-          <w:lang w:val="en_US" w:bidi="en_US"/>
-        </w:rPr>
-        <w:t xml:space="preserve">; see also </w:t>
+          <w:t>2:5–7</w:t>
+        </w:r>
+      </w:hyperlink>
+      <w:r>
+        <w:rPr>
+          <w:lang w:val="en_US" w:bidi="en_US"/>
+        </w:rPr>
+        <w:t xml:space="preserve">; </w:t>
       </w:r>
       <w:hyperlink r:id="rId74">
         <w:r>
@@ -1833,14 +1896,14 @@
             <w:color w:val="0000EE"/>
             <w:u w:val="single"/>
           </w:rPr>
-          <w:t>2 Peter 2:1–3:13</w:t>
-        </w:r>
-      </w:hyperlink>
-      <w:r>
-        <w:rPr>
-          <w:lang w:val="en_US" w:bidi="en_US"/>
-        </w:rPr>
-        <w:t>). However, like all sins, forgiveness and cleansing are offered to anyone who turns to Christ with faith and repentance (</w:t>
+          <w:t>Psalm 113:5–9</w:t>
+        </w:r>
+      </w:hyperlink>
+      <w:r>
+        <w:rPr>
+          <w:lang w:val="en_US" w:bidi="en_US"/>
+        </w:rPr>
+        <w:t xml:space="preserve">; </w:t>
       </w:r>
       <w:hyperlink r:id="rId75">
         <w:r>
@@ -1851,7 +1914,7 @@
             <w:color w:val="0000EE"/>
             <w:u w:val="single"/>
           </w:rPr>
-          <w:t>Acts 2:38</w:t>
+          <w:t>Isaiah 54:1–3</w:t>
         </w:r>
       </w:hyperlink>
       <w:r>
@@ -1869,32 +1932,14 @@
             <w:color w:val="0000EE"/>
             <w:u w:val="single"/>
           </w:rPr>
-          <w:t>Romans 3:21–26</w:t>
-        </w:r>
-      </w:hyperlink>
-      <w:r>
-        <w:rPr>
-          <w:lang w:val="en_US" w:bidi="en_US"/>
-        </w:rPr>
-        <w:t xml:space="preserve">; see </w:t>
-      </w:r>
-      <w:hyperlink r:id="rId60">
-        <w:r>
-          <w:rPr>
-            <w:lang w:val="en_US" w:bidi="en_US"/>
-          </w:rPr>
-          <w:rPr>
-            <w:color w:val="0000EE"/>
-            <w:u w:val="single"/>
-          </w:rPr>
-          <w:t>1 Corinthians 6:11</w:t>
-        </w:r>
-      </w:hyperlink>
-      <w:r>
-        <w:rPr>
-          <w:lang w:val="en_US" w:bidi="en_US"/>
-        </w:rPr>
-        <w:t>). Those who follow Jesus Christ are called to show love, kindness, and mercy to others (</w:t>
+          <w:t>Luke 1:5–25</w:t>
+        </w:r>
+      </w:hyperlink>
+      <w:r>
+        <w:rPr>
+          <w:lang w:val="en_US" w:bidi="en_US"/>
+        </w:rPr>
+        <w:t xml:space="preserve">; </w:t>
       </w:r>
       <w:hyperlink r:id="rId77">
         <w:r>
@@ -1905,7 +1950,7 @@
             <w:color w:val="0000EE"/>
             <w:u w:val="single"/>
           </w:rPr>
-          <w:t>Matthew 7:1–2</w:t>
+          <w:t>Romans 4:19–22</w:t>
         </w:r>
       </w:hyperlink>
       <w:r>
@@ -1923,7 +1968,7 @@
             <w:color w:val="0000EE"/>
             <w:u w:val="single"/>
           </w:rPr>
-          <w:t>Ephesians 4:32</w:t>
+          <w:t>Galatians 4:24–28</w:t>
         </w:r>
       </w:hyperlink>
       <w:r>
@@ -1941,32 +1986,18 @@
             <w:color w:val="0000EE"/>
             <w:u w:val="single"/>
           </w:rPr>
-          <w:t>Colossians 3:12–14</w:t>
-        </w:r>
-      </w:hyperlink>
-      <w:r>
-        <w:rPr>
-          <w:lang w:val="en_US" w:bidi="en_US"/>
-        </w:rPr>
-        <w:t>). God's people should live in holiness and godliness, in agreement with the desires of their Creator and Judge (</w:t>
-      </w:r>
-      <w:hyperlink r:id="rId80">
-        <w:r>
-          <w:rPr>
-            <w:lang w:val="en_US" w:bidi="en_US"/>
-          </w:rPr>
-          <w:rPr>
-            <w:color w:val="0000EE"/>
-            <w:u w:val="single"/>
-          </w:rPr>
-          <w:t>2 Peter 3:11–13</w:t>
-        </w:r>
-      </w:hyperlink>
-      <w:r>
-        <w:rPr>
-          <w:lang w:val="en_US" w:bidi="en_US"/>
-        </w:rPr>
-        <w:t>).</w:t>
+          <w:t>Hebrews 11:11–12</w:t>
+        </w:r>
+      </w:hyperlink>
+      <w:r>
+        <w:rPr>
+          <w:lang w:val="en_US" w:bidi="en_US"/>
+        </w:rPr>
+      </w:r>
+      <w:r>
+        <w:rPr>
+          <w:lang w:val="en_US" w:bidi="en_US"/>
+        </w:rPr>
       </w:r>
     </w:p>
     <w:p>
@@ -1976,12 +2007,21 @@
           <w:lang w:val="en_US" w:bidi="en_US"/>
         </w:rPr>
       </w:r>
-      <w:r>
-        <w:rPr>
-          <w:u w:val="single"/>
-          <w:lang w:val="en_US" w:bidi="en_US"/>
-        </w:rPr>
-        <w:t>Passages for Further Study</w:t>
+    </w:p>
+    <w:p>
+      <w:pPr>
+        <w:pStyle w:val="Heading2"/>
+      </w:pPr>
+      <w:r>
+        <w:rPr>
+          <w:lang w:val="en_US" w:bidi="en_US"/>
+        </w:rPr>
+        <w:t>Inheriting the Land</w:t>
+      </w:r>
+      <w:r>
+        <w:rPr>
+          <w:lang w:val="en_US" w:bidi="en_US"/>
+        </w:rPr>
       </w:r>
     </w:p>
     <w:p>
@@ -1991,243 +2031,11 @@
           <w:lang w:val="en_US" w:bidi="en_US"/>
         </w:rPr>
       </w:r>
-      <w:hyperlink r:id="rId81">
-        <w:r>
-          <w:rPr>
-            <w:lang w:val="en_US" w:bidi="en_US"/>
-          </w:rPr>
-          <w:rPr>
-            <w:color w:val="0000EE"/>
-            <w:u w:val="single"/>
-          </w:rPr>
-          <w:t>Genesis 2:18–25</w:t>
-        </w:r>
-      </w:hyperlink>
-      <w:r>
-        <w:rPr>
-          <w:lang w:val="en_US" w:bidi="en_US"/>
-        </w:rPr>
-        <w:t xml:space="preserve">; </w:t>
-      </w:r>
-      <w:hyperlink r:id="rId56">
-        <w:r>
-          <w:rPr>
-            <w:lang w:val="en_US" w:bidi="en_US"/>
-          </w:rPr>
-          <w:rPr>
-            <w:color w:val="0000EE"/>
-            <w:u w:val="single"/>
-          </w:rPr>
-          <w:t>Leviticus 18:1–30</w:t>
-        </w:r>
-      </w:hyperlink>
-      <w:r>
-        <w:rPr>
-          <w:lang w:val="en_US" w:bidi="en_US"/>
-        </w:rPr>
-        <w:t xml:space="preserve">; </w:t>
-      </w:r>
-      <w:hyperlink r:id="rId82">
-        <w:r>
-          <w:rPr>
-            <w:lang w:val="en_US" w:bidi="en_US"/>
-          </w:rPr>
-          <w:rPr>
-            <w:color w:val="0000EE"/>
-            <w:u w:val="single"/>
-          </w:rPr>
-          <w:t>Leviticus 20:10–24</w:t>
-        </w:r>
-      </w:hyperlink>
-      <w:r>
-        <w:rPr>
-          <w:lang w:val="en_US" w:bidi="en_US"/>
-        </w:rPr>
-        <w:t xml:space="preserve">; </w:t>
-      </w:r>
-      <w:hyperlink r:id="rId83">
-        <w:r>
-          <w:rPr>
-            <w:lang w:val="en_US" w:bidi="en_US"/>
-          </w:rPr>
-          <w:rPr>
-            <w:color w:val="0000EE"/>
-            <w:u w:val="single"/>
-          </w:rPr>
-          <w:t>Romans 12:1–2</w:t>
-        </w:r>
-      </w:hyperlink>
-      <w:r>
-        <w:rPr>
-          <w:lang w:val="en_US" w:bidi="en_US"/>
-        </w:rPr>
-        <w:t xml:space="preserve">; </w:t>
-      </w:r>
-      <w:hyperlink r:id="rId62">
-        <w:r>
-          <w:rPr>
-            <w:lang w:val="en_US" w:bidi="en_US"/>
-          </w:rPr>
-          <w:rPr>
-            <w:color w:val="0000EE"/>
-            <w:u w:val="single"/>
-          </w:rPr>
-          <w:t>1 Corinthians 1:2</w:t>
-        </w:r>
-      </w:hyperlink>
-      <w:r>
-        <w:rPr>
-          <w:lang w:val="en_US" w:bidi="en_US"/>
-        </w:rPr>
-        <w:t xml:space="preserve">; </w:t>
-      </w:r>
-      <w:hyperlink r:id="rId84">
-        <w:r>
-          <w:rPr>
-            <w:lang w:val="en_US" w:bidi="en_US"/>
-          </w:rPr>
-          <w:rPr>
-            <w:color w:val="0000EE"/>
-            <w:u w:val="single"/>
-          </w:rPr>
-          <w:t>1 Corinthians 6:9–20</w:t>
-        </w:r>
-      </w:hyperlink>
-      <w:r>
-        <w:rPr>
-          <w:lang w:val="en_US" w:bidi="en_US"/>
-        </w:rPr>
-        <w:t xml:space="preserve">; </w:t>
-      </w:r>
-      <w:hyperlink r:id="rId58">
-        <w:r>
-          <w:rPr>
-            <w:lang w:val="en_US" w:bidi="en_US"/>
-          </w:rPr>
-          <w:rPr>
-            <w:color w:val="0000EE"/>
-            <w:u w:val="single"/>
-          </w:rPr>
-          <w:t>1 Corinthians 7:1–9</w:t>
-        </w:r>
-      </w:hyperlink>
-      <w:r>
-        <w:rPr>
-          <w:lang w:val="en_US" w:bidi="en_US"/>
-        </w:rPr>
-        <w:t xml:space="preserve">, </w:t>
-      </w:r>
-      <w:hyperlink r:id="rId85">
-        <w:r>
-          <w:rPr>
-            <w:lang w:val="en_US" w:bidi="en_US"/>
-          </w:rPr>
-          <w:rPr>
-            <w:color w:val="0000EE"/>
-            <w:u w:val="single"/>
-          </w:rPr>
-          <w:t>14</w:t>
-        </w:r>
-      </w:hyperlink>
-      <w:r>
-        <w:rPr>
-          <w:lang w:val="en_US" w:bidi="en_US"/>
-        </w:rPr>
-        <w:t xml:space="preserve">; </w:t>
-      </w:r>
-      <w:hyperlink r:id="rId86">
-        <w:r>
-          <w:rPr>
-            <w:lang w:val="en_US" w:bidi="en_US"/>
-          </w:rPr>
-          <w:rPr>
-            <w:color w:val="0000EE"/>
-            <w:u w:val="single"/>
-          </w:rPr>
-          <w:t>Galatians 5:16–24</w:t>
-        </w:r>
-      </w:hyperlink>
-      <w:r>
-        <w:rPr>
-          <w:lang w:val="en_US" w:bidi="en_US"/>
-        </w:rPr>
-        <w:t xml:space="preserve">; </w:t>
-      </w:r>
-      <w:hyperlink r:id="rId87">
-        <w:r>
-          <w:rPr>
-            <w:lang w:val="en_US" w:bidi="en_US"/>
-          </w:rPr>
-          <w:rPr>
-            <w:color w:val="0000EE"/>
-            <w:u w:val="single"/>
-          </w:rPr>
-          <w:t>Colossians 3:1–6</w:t>
-        </w:r>
-      </w:hyperlink>
-      <w:r>
-        <w:rPr>
-          <w:lang w:val="en_US" w:bidi="en_US"/>
-        </w:rPr>
-        <w:t xml:space="preserve">; </w:t>
-      </w:r>
-      <w:hyperlink r:id="rId57">
-        <w:r>
-          <w:rPr>
-            <w:lang w:val="en_US" w:bidi="en_US"/>
-          </w:rPr>
-          <w:rPr>
-            <w:color w:val="0000EE"/>
-            <w:u w:val="single"/>
-          </w:rPr>
-          <w:t>1 Thessalonians 4:3–8</w:t>
-        </w:r>
-      </w:hyperlink>
-      <w:r>
-        <w:rPr>
-          <w:lang w:val="en_US" w:bidi="en_US"/>
-        </w:rPr>
-        <w:t xml:space="preserve">; </w:t>
-      </w:r>
-      <w:hyperlink r:id="rId88">
-        <w:r>
-          <w:rPr>
-            <w:lang w:val="en_US" w:bidi="en_US"/>
-          </w:rPr>
-          <w:rPr>
-            <w:color w:val="0000EE"/>
-            <w:u w:val="single"/>
-          </w:rPr>
-          <w:t>1 Peter 1:13–16</w:t>
-        </w:r>
-      </w:hyperlink>
-      <w:r>
-        <w:rPr>
-          <w:lang w:val="en_US" w:bidi="en_US"/>
-        </w:rPr>
-        <w:t xml:space="preserve">; </w:t>
-      </w:r>
-      <w:hyperlink r:id="rId63">
-        <w:r>
-          <w:rPr>
-            <w:lang w:val="en_US" w:bidi="en_US"/>
-          </w:rPr>
-          <w:rPr>
-            <w:color w:val="0000EE"/>
-            <w:u w:val="single"/>
-          </w:rPr>
-          <w:t>2 Peter 1:3–4</w:t>
-        </w:r>
-      </w:hyperlink>
-      <w:r>
-        <w:rPr>
-          <w:lang w:val="en_US" w:bidi="en_US"/>
-        </w:rPr>
-      </w:r>
-      <w:r>
-        <w:rPr>
-          <w:lang w:val="en_US" w:bidi="en_US"/>
-        </w:rPr>
+      <w:r>
+        <w:rPr>
+          <w:lang w:val="en_US" w:bidi="en_US"/>
+        </w:rPr>
+        <w:t>Is the physical world bad? Are spirit, soul, and energy the pure good we seek on our life journey? Will we only be truly spiritual and happy when we are free from our earthly bodies?</w:t>
       </w:r>
     </w:p>
     <w:p>
@@ -2237,21 +2045,47 @@
           <w:lang w:val="en_US" w:bidi="en_US"/>
         </w:rPr>
       </w:r>
-    </w:p>
-    <w:p>
-      <w:pPr>
-        <w:pStyle w:val="Heading2"/>
-      </w:pPr>
-      <w:r>
-        <w:rPr>
-          <w:lang w:val="en_US" w:bidi="en_US"/>
-        </w:rPr>
-        <w:t>Holiness by Relationship</w:t>
-      </w:r>
-      <w:r>
-        <w:rPr>
-          <w:lang w:val="en_US" w:bidi="en_US"/>
-        </w:rPr>
+      <w:r>
+        <w:rPr>
+          <w:lang w:val="en_US" w:bidi="en_US"/>
+        </w:rPr>
+        <w:t>The Bible answers these and similar questions with an emphatic "No!" The universe, including earth and all living creatures, came from the skilled hand of a loving creator. He considered it "very good" (</w:t>
+      </w:r>
+      <w:hyperlink r:id="rId80">
+        <w:r>
+          <w:rPr>
+            <w:lang w:val="en_US" w:bidi="en_US"/>
+          </w:rPr>
+          <w:rPr>
+            <w:color w:val="0000EE"/>
+            <w:u w:val="single"/>
+          </w:rPr>
+          <w:t>Genesis 1:31</w:t>
+        </w:r>
+      </w:hyperlink>
+      <w:r>
+        <w:rPr>
+          <w:lang w:val="en_US" w:bidi="en_US"/>
+        </w:rPr>
+        <w:t xml:space="preserve">). Because of human sin, this physical world needs redemption. By God's grace, it will share in God's redemption at the end of time (see </w:t>
+      </w:r>
+      <w:hyperlink r:id="rId81">
+        <w:r>
+          <w:rPr>
+            <w:lang w:val="en_US" w:bidi="en_US"/>
+          </w:rPr>
+          <w:rPr>
+            <w:color w:val="0000EE"/>
+            <w:u w:val="single"/>
+          </w:rPr>
+          <w:t>Romans 8:19–21</w:t>
+        </w:r>
+      </w:hyperlink>
+      <w:r>
+        <w:rPr>
+          <w:lang w:val="en_US" w:bidi="en_US"/>
+        </w:rPr>
+        <w:t>).</w:t>
       </w:r>
     </w:p>
     <w:p>
@@ -2265,25 +2099,7 @@
         <w:rPr>
           <w:lang w:val="en_US" w:bidi="en_US"/>
         </w:rPr>
-        <w:t>Holiness refers to God's transcendent nature and moral purity (</w:t>
-      </w:r>
-      <w:hyperlink r:id="rId89">
-        <w:r>
-          <w:rPr>
-            <w:lang w:val="en_US" w:bidi="en_US"/>
-          </w:rPr>
-          <w:rPr>
-            <w:color w:val="0000EE"/>
-            <w:u w:val="single"/>
-          </w:rPr>
-          <w:t>Leviticus 10:3</w:t>
-        </w:r>
-      </w:hyperlink>
-      <w:r>
-        <w:rPr>
-          <w:lang w:val="en_US" w:bidi="en_US"/>
-        </w:rPr>
-        <w:t>). God is completely set apart from everything else. God is pure, perfect, and greater than all. But we are limited creatures who sin. So how can we be holy as God is holy?</w:t>
+        <w:t>Scripture shows the goodness and importance of the world with a focus on what God says about land. All land belongs to God. God removed the Canaanite people from the promised land because of their evil. He brought Israel into that land because of his promises to the Israelite patriarchs. He also wants humans to care for the earth in harmony with its creator.</w:t>
       </w:r>
     </w:p>
     <w:p>
@@ -2297,7 +2113,7 @@
         <w:rPr>
           <w:lang w:val="en_US" w:bidi="en_US"/>
         </w:rPr>
-        <w:t>We can never become transcendent like God. We will always be finite creatures, and our holiness will never be absolute like God's. Therefore, our holiness does not come from our own nature or character. Instead, it comes from our union with God and the transformative power of God's grace.</w:t>
+        <w:t xml:space="preserve">In ancient Israel, each household received a portion on which to live. God's assignment of the land, not the land itself, was what he entrusted for them to manage. Fathers passed this land assignment to their sons as the main part of family inheritances. </w:t>
       </w:r>
     </w:p>
     <w:p>
@@ -2311,43 +2127,7 @@
         <w:rPr>
           <w:lang w:val="en_US" w:bidi="en_US"/>
         </w:rPr>
-        <w:t xml:space="preserve">When God declares a place to be holy, it is because God makes his presence known there (see </w:t>
-      </w:r>
-      <w:hyperlink r:id="rId90">
-        <w:r>
-          <w:rPr>
-            <w:lang w:val="en_US" w:bidi="en_US"/>
-          </w:rPr>
-          <w:rPr>
-            <w:color w:val="0000EE"/>
-            <w:u w:val="single"/>
-          </w:rPr>
-          <w:t>Exodus 3:5</w:t>
-        </w:r>
-      </w:hyperlink>
-      <w:r>
-        <w:rPr>
-          <w:lang w:val="en_US" w:bidi="en_US"/>
-        </w:rPr>
-        <w:t>). God declared objects holy, like the altar in the tabernacle (</w:t>
-      </w:r>
-      <w:hyperlink r:id="rId91">
-        <w:r>
-          <w:rPr>
-            <w:lang w:val="en_US" w:bidi="en_US"/>
-          </w:rPr>
-          <w:rPr>
-            <w:color w:val="0000EE"/>
-            <w:u w:val="single"/>
-          </w:rPr>
-          <w:t>Exodus 29:44–46</w:t>
-        </w:r>
-      </w:hyperlink>
-      <w:r>
-        <w:rPr>
-          <w:lang w:val="en_US" w:bidi="en_US"/>
-        </w:rPr>
-        <w:t>). The objects are holy because God instructed them to be built a certain way and accepted them for his service. Their connection to God makes them holy in a unique way.</w:t>
+        <w:t>Following these principles and God's instructions, Joshua divided the land among the tribes. The tribes then divided it among clans, families, and individual households. God's gift of management over a specific land portion was essentially a gift of life to each household.</w:t>
       </w:r>
     </w:p>
     <w:p>
@@ -2359,135 +2139,10 @@
       </w:r>
       <w:r>
         <w:rPr>
-          <w:lang w:val="en_US" w:bidi="en_US"/>
-        </w:rPr>
-        <w:t>It is the same for people. We are told to be holy because God is holy (</w:t>
-      </w:r>
-      <w:hyperlink r:id="rId92">
-        <w:r>
-          <w:rPr>
-            <w:lang w:val="en_US" w:bidi="en_US"/>
-          </w:rPr>
-          <w:rPr>
-            <w:color w:val="0000EE"/>
-            <w:u w:val="single"/>
-          </w:rPr>
-          <w:t>Leviticus 19:2</w:t>
-        </w:r>
-      </w:hyperlink>
-      <w:r>
-        <w:rPr>
-          <w:lang w:val="en_US" w:bidi="en_US"/>
-        </w:rPr>
-        <w:t xml:space="preserve">; </w:t>
-      </w:r>
-      <w:hyperlink r:id="rId93">
-        <w:r>
-          <w:rPr>
-            <w:lang w:val="en_US" w:bidi="en_US"/>
-          </w:rPr>
-          <w:rPr>
-            <w:color w:val="0000EE"/>
-            <w:u w:val="single"/>
-          </w:rPr>
-          <w:t>1 Peter 1:15–16</w:t>
-        </w:r>
-      </w:hyperlink>
-      <w:r>
-        <w:rPr>
-          <w:lang w:val="en_US" w:bidi="en_US"/>
-        </w:rPr>
-        <w:t>). Only God can give holiness to humans. Without a relationship with God, true holiness is impossible, no matter how good, religious, or disciplined someone’s life is. Only God can make people holy (</w:t>
-      </w:r>
-      <w:hyperlink r:id="rId94">
-        <w:r>
-          <w:rPr>
-            <w:lang w:val="en_US" w:bidi="en_US"/>
-          </w:rPr>
-          <w:rPr>
-            <w:color w:val="0000EE"/>
-            <w:u w:val="single"/>
-          </w:rPr>
-          <w:t>Exodus 31:13</w:t>
-        </w:r>
-      </w:hyperlink>
-      <w:r>
-        <w:rPr>
-          <w:lang w:val="en_US" w:bidi="en_US"/>
-        </w:rPr>
-        <w:t xml:space="preserve">; </w:t>
-      </w:r>
-      <w:hyperlink r:id="rId95">
-        <w:r>
-          <w:rPr>
-            <w:lang w:val="en_US" w:bidi="en_US"/>
-          </w:rPr>
-          <w:rPr>
-            <w:color w:val="0000EE"/>
-            <w:u w:val="single"/>
-          </w:rPr>
-          <w:t>Leviticus 20:8</w:t>
-        </w:r>
-      </w:hyperlink>
-      <w:r>
-        <w:rPr>
-          <w:lang w:val="en_US" w:bidi="en_US"/>
-        </w:rPr>
-        <w:t xml:space="preserve">; </w:t>
-      </w:r>
-      <w:hyperlink r:id="rId96">
-        <w:r>
-          <w:rPr>
-            <w:lang w:val="en_US" w:bidi="en_US"/>
-          </w:rPr>
-          <w:rPr>
-            <w:color w:val="0000EE"/>
-            <w:u w:val="single"/>
-          </w:rPr>
-          <w:t>22:32</w:t>
-        </w:r>
-      </w:hyperlink>
-      <w:r>
-        <w:rPr>
-          <w:lang w:val="en_US" w:bidi="en_US"/>
-        </w:rPr>
-        <w:t>). God promises to be with his people and make their holiness possible (</w:t>
-      </w:r>
-      <w:hyperlink r:id="rId97">
-        <w:r>
-          <w:rPr>
-            <w:lang w:val="en_US" w:bidi="en_US"/>
-          </w:rPr>
-          <w:rPr>
-            <w:color w:val="0000EE"/>
-            <w:u w:val="single"/>
-          </w:rPr>
-          <w:t>Hosea 11:9</w:t>
-        </w:r>
-      </w:hyperlink>
-      <w:r>
-        <w:rPr>
-          <w:lang w:val="en_US" w:bidi="en_US"/>
-        </w:rPr>
-        <w:t xml:space="preserve">; see </w:t>
-      </w:r>
-      <w:hyperlink r:id="rId98">
-        <w:r>
-          <w:rPr>
-            <w:lang w:val="en_US" w:bidi="en_US"/>
-          </w:rPr>
-          <w:rPr>
-            <w:color w:val="0000EE"/>
-            <w:u w:val="single"/>
-          </w:rPr>
-          <w:t>Isaiah 35:8–10</w:t>
-        </w:r>
-      </w:hyperlink>
-      <w:r>
-        <w:rPr>
-          <w:lang w:val="en_US" w:bidi="en_US"/>
-        </w:rPr>
-        <w:t>).</w:t>
+          <w:u w:val="single"/>
+          <w:lang w:val="en_US" w:bidi="en_US"/>
+        </w:rPr>
+        <w:t>Passages for Further Study</w:t>
       </w:r>
     </w:p>
     <w:p>
@@ -2497,22 +2152,16 @@
           <w:lang w:val="en_US" w:bidi="en_US"/>
         </w:rPr>
       </w:r>
-      <w:r>
-        <w:rPr>
-          <w:lang w:val="en_US" w:bidi="en_US"/>
-        </w:rPr>
-        <w:t xml:space="preserve">The church, like Israel in the Old Testament, has a special relationship with God. Because we are adopted as God's children, we can become godly people (see </w:t>
-      </w:r>
-      <w:hyperlink r:id="rId99">
-        <w:r>
-          <w:rPr>
-            <w:lang w:val="en_US" w:bidi="en_US"/>
-          </w:rPr>
-          <w:rPr>
-            <w:color w:val="0000EE"/>
-            <w:u w:val="single"/>
-          </w:rPr>
-          <w:t>Exodus 4:22</w:t>
+      <w:hyperlink r:id="rId80">
+        <w:r>
+          <w:rPr>
+            <w:lang w:val="en_US" w:bidi="en_US"/>
+          </w:rPr>
+          <w:rPr>
+            <w:color w:val="0000EE"/>
+            <w:u w:val="single"/>
+          </w:rPr>
+          <w:t>Genesis 1:31</w:t>
         </w:r>
       </w:hyperlink>
       <w:r>
@@ -2521,16 +2170,16 @@
         </w:rPr>
         <w:t xml:space="preserve">; </w:t>
       </w:r>
-      <w:hyperlink r:id="rId100">
-        <w:r>
-          <w:rPr>
-            <w:lang w:val="en_US" w:bidi="en_US"/>
-          </w:rPr>
-          <w:rPr>
-            <w:color w:val="0000EE"/>
-            <w:u w:val="single"/>
-          </w:rPr>
-          <w:t>Romans 8:14</w:t>
+      <w:hyperlink r:id="rId82">
+        <w:r>
+          <w:rPr>
+            <w:lang w:val="en_US" w:bidi="en_US"/>
+          </w:rPr>
+          <w:rPr>
+            <w:color w:val="0000EE"/>
+            <w:u w:val="single"/>
+          </w:rPr>
+          <w:t>12:7</w:t>
         </w:r>
       </w:hyperlink>
       <w:r>
@@ -2539,16 +2188,16 @@
         </w:rPr>
         <w:t xml:space="preserve">; </w:t>
       </w:r>
-      <w:hyperlink r:id="rId101">
-        <w:r>
-          <w:rPr>
-            <w:lang w:val="en_US" w:bidi="en_US"/>
-          </w:rPr>
-          <w:rPr>
-            <w:color w:val="0000EE"/>
-            <w:u w:val="single"/>
-          </w:rPr>
-          <w:t>Galatians 3:26</w:t>
+      <w:hyperlink r:id="rId83">
+        <w:r>
+          <w:rPr>
+            <w:lang w:val="en_US" w:bidi="en_US"/>
+          </w:rPr>
+          <w:rPr>
+            <w:color w:val="0000EE"/>
+            <w:u w:val="single"/>
+          </w:rPr>
+          <w:t>13:14–17</w:t>
         </w:r>
       </w:hyperlink>
       <w:r>
@@ -2557,59 +2206,153 @@
         </w:rPr>
         <w:t xml:space="preserve">; </w:t>
       </w:r>
-      <w:hyperlink r:id="rId102">
-        <w:r>
-          <w:rPr>
-            <w:lang w:val="en_US" w:bidi="en_US"/>
-          </w:rPr>
-          <w:rPr>
-            <w:color w:val="0000EE"/>
-            <w:u w:val="single"/>
-          </w:rPr>
-          <w:t>1 John 3:2</w:t>
-        </w:r>
-      </w:hyperlink>
-      <w:r>
-        <w:rPr>
-          <w:lang w:val="en_US" w:bidi="en_US"/>
-        </w:rPr>
-        <w:t>). Jesus, the Holy One, died for us, making it possible for everyone who believes in him to have a right relationship with God (</w:t>
-      </w:r>
-      <w:hyperlink r:id="rId103">
-        <w:r>
-          <w:rPr>
-            <w:lang w:val="en_US" w:bidi="en_US"/>
-          </w:rPr>
-          <w:rPr>
-            <w:color w:val="0000EE"/>
-            <w:u w:val="single"/>
-          </w:rPr>
-          <w:t>Romans 5:12–21</w:t>
-        </w:r>
-      </w:hyperlink>
-      <w:r>
-        <w:rPr>
-          <w:lang w:val="en_US" w:bidi="en_US"/>
-        </w:rPr>
-        <w:t xml:space="preserve">). This relationship is the foundation of our holiness (see </w:t>
-      </w:r>
-      <w:hyperlink r:id="rId60">
-        <w:r>
-          <w:rPr>
-            <w:lang w:val="en_US" w:bidi="en_US"/>
-          </w:rPr>
-          <w:rPr>
-            <w:color w:val="0000EE"/>
-            <w:u w:val="single"/>
-          </w:rPr>
-          <w:t>1 Corinthians 6:11</w:t>
-        </w:r>
-      </w:hyperlink>
-      <w:r>
-        <w:rPr>
-          <w:lang w:val="en_US" w:bidi="en_US"/>
-        </w:rPr>
-        <w:t>). We can be holy in our relationship with God and in how we treat others. But it can only happen through our connection to the holy God.</w:t>
+      <w:hyperlink r:id="rId84">
+        <w:r>
+          <w:rPr>
+            <w:lang w:val="en_US" w:bidi="en_US"/>
+          </w:rPr>
+          <w:rPr>
+            <w:color w:val="0000EE"/>
+            <w:u w:val="single"/>
+          </w:rPr>
+          <w:t>15:12–21</w:t>
+        </w:r>
+      </w:hyperlink>
+      <w:r>
+        <w:rPr>
+          <w:lang w:val="en_US" w:bidi="en_US"/>
+        </w:rPr>
+        <w:t xml:space="preserve">; </w:t>
+      </w:r>
+      <w:hyperlink r:id="rId85">
+        <w:r>
+          <w:rPr>
+            <w:lang w:val="en_US" w:bidi="en_US"/>
+          </w:rPr>
+          <w:rPr>
+            <w:color w:val="0000EE"/>
+            <w:u w:val="single"/>
+          </w:rPr>
+          <w:t>17:7–8</w:t>
+        </w:r>
+      </w:hyperlink>
+      <w:r>
+        <w:rPr>
+          <w:lang w:val="en_US" w:bidi="en_US"/>
+        </w:rPr>
+        <w:t xml:space="preserve">; </w:t>
+      </w:r>
+      <w:hyperlink r:id="rId86">
+        <w:r>
+          <w:rPr>
+            <w:lang w:val="en_US" w:bidi="en_US"/>
+          </w:rPr>
+          <w:rPr>
+            <w:color w:val="0000EE"/>
+            <w:u w:val="single"/>
+          </w:rPr>
+          <w:t>35:11–13</w:t>
+        </w:r>
+      </w:hyperlink>
+      <w:r>
+        <w:rPr>
+          <w:lang w:val="en_US" w:bidi="en_US"/>
+        </w:rPr>
+        <w:t xml:space="preserve">; </w:t>
+      </w:r>
+      <w:hyperlink r:id="rId87">
+        <w:r>
+          <w:rPr>
+            <w:lang w:val="en_US" w:bidi="en_US"/>
+          </w:rPr>
+          <w:rPr>
+            <w:color w:val="0000EE"/>
+            <w:u w:val="single"/>
+          </w:rPr>
+          <w:t>50:24</w:t>
+        </w:r>
+      </w:hyperlink>
+      <w:r>
+        <w:rPr>
+          <w:lang w:val="en_US" w:bidi="en_US"/>
+        </w:rPr>
+        <w:t xml:space="preserve">; </w:t>
+      </w:r>
+      <w:hyperlink r:id="rId88">
+        <w:r>
+          <w:rPr>
+            <w:lang w:val="en_US" w:bidi="en_US"/>
+          </w:rPr>
+          <w:rPr>
+            <w:color w:val="0000EE"/>
+            <w:u w:val="single"/>
+          </w:rPr>
+          <w:t>Joshua 13:1–21:45</w:t>
+        </w:r>
+      </w:hyperlink>
+      <w:r>
+        <w:rPr>
+          <w:lang w:val="en_US" w:bidi="en_US"/>
+        </w:rPr>
+        <w:t xml:space="preserve">; </w:t>
+      </w:r>
+      <w:hyperlink r:id="rId89">
+        <w:r>
+          <w:rPr>
+            <w:lang w:val="en_US" w:bidi="en_US"/>
+          </w:rPr>
+          <w:rPr>
+            <w:color w:val="0000EE"/>
+            <w:u w:val="single"/>
+          </w:rPr>
+          <w:t>Psalm 37:9–34</w:t>
+        </w:r>
+      </w:hyperlink>
+      <w:r>
+        <w:rPr>
+          <w:lang w:val="en_US" w:bidi="en_US"/>
+        </w:rPr>
+        <w:t xml:space="preserve">; </w:t>
+      </w:r>
+      <w:hyperlink r:id="rId90">
+        <w:r>
+          <w:rPr>
+            <w:lang w:val="en_US" w:bidi="en_US"/>
+          </w:rPr>
+          <w:rPr>
+            <w:color w:val="0000EE"/>
+            <w:u w:val="single"/>
+          </w:rPr>
+          <w:t>Luke 12:22–34</w:t>
+        </w:r>
+      </w:hyperlink>
+      <w:r>
+        <w:rPr>
+          <w:lang w:val="en_US" w:bidi="en_US"/>
+        </w:rPr>
+        <w:t xml:space="preserve">; </w:t>
+      </w:r>
+      <w:hyperlink r:id="rId91">
+        <w:r>
+          <w:rPr>
+            <w:lang w:val="en_US" w:bidi="en_US"/>
+          </w:rPr>
+          <w:rPr>
+            <w:color w:val="0000EE"/>
+            <w:u w:val="single"/>
+          </w:rPr>
+          <w:t>16:9–11</w:t>
+        </w:r>
+      </w:hyperlink>
+      <w:r>
+        <w:rPr>
+          <w:lang w:val="en_US" w:bidi="en_US"/>
+        </w:rPr>
+      </w:r>
+      <w:r>
+        <w:rPr>
+          <w:lang w:val="en_US" w:bidi="en_US"/>
+        </w:rPr>
       </w:r>
     </w:p>
     <w:p>
@@ -2619,12 +2362,21 @@
           <w:lang w:val="en_US" w:bidi="en_US"/>
         </w:rPr>
       </w:r>
-      <w:r>
-        <w:rPr>
-          <w:u w:val="single"/>
-          <w:lang w:val="en_US" w:bidi="en_US"/>
-        </w:rPr>
-        <w:t>Passages for Further Study</w:t>
+    </w:p>
+    <w:p>
+      <w:pPr>
+        <w:pStyle w:val="Heading2"/>
+      </w:pPr>
+      <w:r>
+        <w:rPr>
+          <w:lang w:val="en_US" w:bidi="en_US"/>
+        </w:rPr>
+        <w:t>Intermarriage and Divorce</w:t>
+      </w:r>
+      <w:r>
+        <w:rPr>
+          <w:lang w:val="en_US" w:bidi="en_US"/>
+        </w:rPr>
       </w:r>
     </w:p>
     <w:p>
@@ -2634,16 +2386,58 @@
           <w:lang w:val="en_US" w:bidi="en_US"/>
         </w:rPr>
       </w:r>
-      <w:hyperlink r:id="rId90">
-        <w:r>
-          <w:rPr>
-            <w:lang w:val="en_US" w:bidi="en_US"/>
-          </w:rPr>
-          <w:rPr>
-            <w:color w:val="0000EE"/>
-            <w:u w:val="single"/>
-          </w:rPr>
-          <w:t>Exodus 3:5</w:t>
+      <w:r>
+        <w:rPr>
+          <w:lang w:val="en_US" w:bidi="en_US"/>
+        </w:rPr>
+        <w:t>God had warned his people not to marry foreigners (</w:t>
+      </w:r>
+      <w:hyperlink r:id="rId92">
+        <w:r>
+          <w:rPr>
+            <w:lang w:val="en_US" w:bidi="en_US"/>
+          </w:rPr>
+          <w:rPr>
+            <w:color w:val="0000EE"/>
+            <w:u w:val="single"/>
+          </w:rPr>
+          <w:t>Deuteronomy 7:1–6</w:t>
+        </w:r>
+      </w:hyperlink>
+      <w:r>
+        <w:rPr>
+          <w:lang w:val="en_US" w:bidi="en_US"/>
+        </w:rPr>
+        <w:t>). The problem was not marrying someone from another country or race. The issue was marrying people who followed other gods. Moses himself married a Cushite woman (</w:t>
+      </w:r>
+      <w:hyperlink r:id="rId93">
+        <w:r>
+          <w:rPr>
+            <w:lang w:val="en_US" w:bidi="en_US"/>
+          </w:rPr>
+          <w:rPr>
+            <w:color w:val="0000EE"/>
+            <w:u w:val="single"/>
+          </w:rPr>
+          <w:t>Numbers 12:1</w:t>
+        </w:r>
+      </w:hyperlink>
+      <w:r>
+        <w:rPr>
+          <w:lang w:val="en_US" w:bidi="en_US"/>
+        </w:rPr>
+        <w:t xml:space="preserve">). Other foreigners joined Israel through marriage, like Rahab the Canaanite and Ruth the Moabite (see </w:t>
+      </w:r>
+      <w:hyperlink r:id="rId94">
+        <w:r>
+          <w:rPr>
+            <w:lang w:val="en_US" w:bidi="en_US"/>
+          </w:rPr>
+          <w:rPr>
+            <w:color w:val="0000EE"/>
+            <w:u w:val="single"/>
+          </w:rPr>
+          <w:t>Matthew 1:5</w:t>
         </w:r>
       </w:hyperlink>
       <w:r>
@@ -2652,131 +2446,23 @@
         </w:rPr>
         <w:t xml:space="preserve">; </w:t>
       </w:r>
-      <w:hyperlink r:id="rId104">
-        <w:r>
-          <w:rPr>
-            <w:lang w:val="en_US" w:bidi="en_US"/>
-          </w:rPr>
-          <w:rPr>
-            <w:color w:val="0000EE"/>
-            <w:u w:val="single"/>
-          </w:rPr>
-          <w:t>20:8–11</w:t>
-        </w:r>
-      </w:hyperlink>
-      <w:r>
-        <w:rPr>
-          <w:lang w:val="en_US" w:bidi="en_US"/>
-        </w:rPr>
-        <w:t xml:space="preserve">; </w:t>
-      </w:r>
-      <w:hyperlink r:id="rId105">
-        <w:r>
-          <w:rPr>
-            <w:lang w:val="en_US" w:bidi="en_US"/>
-          </w:rPr>
-          <w:rPr>
-            <w:color w:val="0000EE"/>
-            <w:u w:val="single"/>
-          </w:rPr>
-          <w:t>28:29–35</w:t>
-        </w:r>
-      </w:hyperlink>
-      <w:r>
-        <w:rPr>
-          <w:lang w:val="en_US" w:bidi="en_US"/>
-        </w:rPr>
-        <w:t xml:space="preserve">; </w:t>
-      </w:r>
-      <w:hyperlink r:id="rId91">
-        <w:r>
-          <w:rPr>
-            <w:lang w:val="en_US" w:bidi="en_US"/>
-          </w:rPr>
-          <w:rPr>
-            <w:color w:val="0000EE"/>
-            <w:u w:val="single"/>
-          </w:rPr>
-          <w:t>29:44–46</w:t>
-        </w:r>
-      </w:hyperlink>
-      <w:r>
-        <w:rPr>
-          <w:lang w:val="en_US" w:bidi="en_US"/>
-        </w:rPr>
-        <w:t xml:space="preserve">; </w:t>
-      </w:r>
-      <w:hyperlink r:id="rId94">
-        <w:r>
-          <w:rPr>
-            <w:lang w:val="en_US" w:bidi="en_US"/>
-          </w:rPr>
-          <w:rPr>
-            <w:color w:val="0000EE"/>
-            <w:u w:val="single"/>
-          </w:rPr>
-          <w:t>31:13</w:t>
-        </w:r>
-      </w:hyperlink>
-      <w:r>
-        <w:rPr>
-          <w:lang w:val="en_US" w:bidi="en_US"/>
-        </w:rPr>
-        <w:t xml:space="preserve">; </w:t>
-      </w:r>
-      <w:hyperlink r:id="rId106">
-        <w:r>
-          <w:rPr>
-            <w:lang w:val="en_US" w:bidi="en_US"/>
-          </w:rPr>
-          <w:rPr>
-            <w:color w:val="0000EE"/>
-            <w:u w:val="single"/>
-          </w:rPr>
-          <w:t>Leviticus 11:44–45</w:t>
-        </w:r>
-      </w:hyperlink>
-      <w:r>
-        <w:rPr>
-          <w:lang w:val="en_US" w:bidi="en_US"/>
-        </w:rPr>
-        <w:t xml:space="preserve">; </w:t>
-      </w:r>
-      <w:hyperlink r:id="rId107">
-        <w:r>
-          <w:rPr>
-            <w:lang w:val="en_US" w:bidi="en_US"/>
-          </w:rPr>
-          <w:rPr>
-            <w:color w:val="0000EE"/>
-            <w:u w:val="single"/>
-          </w:rPr>
-          <w:t>19:1–3</w:t>
-        </w:r>
-      </w:hyperlink>
-      <w:r>
-        <w:rPr>
-          <w:lang w:val="en_US" w:bidi="en_US"/>
-        </w:rPr>
-        <w:t xml:space="preserve">; </w:t>
-      </w:r>
-      <w:hyperlink r:id="rId108">
-        <w:r>
-          <w:rPr>
-            <w:lang w:val="en_US" w:bidi="en_US"/>
-          </w:rPr>
-          <w:rPr>
-            <w:color w:val="0000EE"/>
-            <w:u w:val="single"/>
-          </w:rPr>
-          <w:t>20:3–8</w:t>
-        </w:r>
-      </w:hyperlink>
-      <w:r>
-        <w:rPr>
-          <w:lang w:val="en_US" w:bidi="en_US"/>
-        </w:rPr>
-        <w:t xml:space="preserve">; </w:t>
+      <w:hyperlink r:id="rId95">
+        <w:r>
+          <w:rPr>
+            <w:lang w:val="en_US" w:bidi="en_US"/>
+          </w:rPr>
+          <w:rPr>
+            <w:color w:val="0000EE"/>
+            <w:u w:val="single"/>
+          </w:rPr>
+          <w:t>Ruth 4:1–22</w:t>
+        </w:r>
+      </w:hyperlink>
+      <w:r>
+        <w:rPr>
+          <w:lang w:val="en_US" w:bidi="en_US"/>
+        </w:rPr>
+        <w:t>). These women trusted in God, and God blessed them. However, King Solomon married many foreign wives. Their devotion to other gods influenced him to worship idols, just as God had previously warned his people would happen (</w:t>
       </w:r>
       <w:hyperlink r:id="rId96">
         <w:r>
@@ -2787,162 +2473,14 @@
             <w:color w:val="0000EE"/>
             <w:u w:val="single"/>
           </w:rPr>
-          <w:t>22:32</w:t>
-        </w:r>
-      </w:hyperlink>
-      <w:r>
-        <w:rPr>
-          <w:lang w:val="en_US" w:bidi="en_US"/>
-        </w:rPr>
-        <w:t xml:space="preserve">; </w:t>
-      </w:r>
-      <w:hyperlink r:id="rId109">
-        <w:r>
-          <w:rPr>
-            <w:lang w:val="en_US" w:bidi="en_US"/>
-          </w:rPr>
-          <w:rPr>
-            <w:color w:val="0000EE"/>
-            <w:u w:val="single"/>
-          </w:rPr>
-          <w:t>Psalm 24:3–6</w:t>
-        </w:r>
-      </w:hyperlink>
-      <w:r>
-        <w:rPr>
-          <w:lang w:val="en_US" w:bidi="en_US"/>
-        </w:rPr>
-        <w:t xml:space="preserve">; </w:t>
-      </w:r>
-      <w:hyperlink r:id="rId98">
-        <w:r>
-          <w:rPr>
-            <w:lang w:val="en_US" w:bidi="en_US"/>
-          </w:rPr>
-          <w:rPr>
-            <w:color w:val="0000EE"/>
-            <w:u w:val="single"/>
-          </w:rPr>
-          <w:t>Isaiah 35:8–10</w:t>
-        </w:r>
-      </w:hyperlink>
-      <w:r>
-        <w:rPr>
-          <w:lang w:val="en_US" w:bidi="en_US"/>
-        </w:rPr>
-        <w:t xml:space="preserve">; </w:t>
-      </w:r>
-      <w:hyperlink r:id="rId110">
-        <w:r>
-          <w:rPr>
-            <w:lang w:val="en_US" w:bidi="en_US"/>
-          </w:rPr>
-          <w:rPr>
-            <w:color w:val="0000EE"/>
-            <w:u w:val="single"/>
-          </w:rPr>
-          <w:t>Daniel 4:8–9</w:t>
-        </w:r>
-      </w:hyperlink>
-      <w:r>
-        <w:rPr>
-          <w:lang w:val="en_US" w:bidi="en_US"/>
-        </w:rPr>
-        <w:t xml:space="preserve">; </w:t>
-      </w:r>
-      <w:hyperlink r:id="rId111">
-        <w:r>
-          <w:rPr>
-            <w:lang w:val="en_US" w:bidi="en_US"/>
-          </w:rPr>
-          <w:rPr>
-            <w:color w:val="0000EE"/>
-            <w:u w:val="single"/>
-          </w:rPr>
-          <w:t>Romans 8:5–14</w:t>
-        </w:r>
-      </w:hyperlink>
-      <w:r>
-        <w:rPr>
-          <w:lang w:val="en_US" w:bidi="en_US"/>
-        </w:rPr>
-        <w:t xml:space="preserve">; </w:t>
-      </w:r>
-      <w:hyperlink r:id="rId112">
-        <w:r>
-          <w:rPr>
-            <w:lang w:val="en_US" w:bidi="en_US"/>
-          </w:rPr>
-          <w:rPr>
-            <w:color w:val="0000EE"/>
-            <w:u w:val="single"/>
-          </w:rPr>
-          <w:t>Galatians 3:2–3</w:t>
-        </w:r>
-      </w:hyperlink>
-      <w:r>
-        <w:rPr>
-          <w:lang w:val="en_US" w:bidi="en_US"/>
-        </w:rPr>
-        <w:t xml:space="preserve">; </w:t>
-      </w:r>
-      <w:hyperlink r:id="rId113">
-        <w:r>
-          <w:rPr>
-            <w:lang w:val="en_US" w:bidi="en_US"/>
-          </w:rPr>
-          <w:rPr>
-            <w:color w:val="0000EE"/>
-            <w:u w:val="single"/>
-          </w:rPr>
-          <w:t>5:16–26</w:t>
-        </w:r>
-      </w:hyperlink>
-      <w:r>
-        <w:rPr>
-          <w:lang w:val="en_US" w:bidi="en_US"/>
-        </w:rPr>
-        <w:t xml:space="preserve">; </w:t>
-      </w:r>
-      <w:hyperlink r:id="rId88">
-        <w:r>
-          <w:rPr>
-            <w:lang w:val="en_US" w:bidi="en_US"/>
-          </w:rPr>
-          <w:rPr>
-            <w:color w:val="0000EE"/>
-            <w:u w:val="single"/>
-          </w:rPr>
-          <w:t>1 Peter 1:13–16</w:t>
-        </w:r>
-      </w:hyperlink>
-      <w:r>
-        <w:rPr>
-          <w:lang w:val="en_US" w:bidi="en_US"/>
-        </w:rPr>
-        <w:t xml:space="preserve">; </w:t>
-      </w:r>
-      <w:hyperlink r:id="rId114">
-        <w:r>
-          <w:rPr>
-            <w:lang w:val="en_US" w:bidi="en_US"/>
-          </w:rPr>
-          <w:rPr>
-            <w:color w:val="0000EE"/>
-            <w:u w:val="single"/>
-          </w:rPr>
-          <w:t>1 John 3:2–3</w:t>
-        </w:r>
-      </w:hyperlink>
-      <w:r>
-        <w:rPr>
-          <w:lang w:val="en_US" w:bidi="en_US"/>
-        </w:rPr>
-      </w:r>
-      <w:r>
-        <w:rPr>
-          <w:lang w:val="en_US" w:bidi="en_US"/>
-        </w:rPr>
+          <w:t>1 Kings 11:1–5</w:t>
+        </w:r>
+      </w:hyperlink>
+      <w:r>
+        <w:rPr>
+          <w:lang w:val="en_US" w:bidi="en_US"/>
+        </w:rPr>
+        <w:t>).</w:t>
       </w:r>
     </w:p>
     <w:p>
@@ -2952,21 +2490,83 @@
           <w:lang w:val="en_US" w:bidi="en_US"/>
         </w:rPr>
       </w:r>
-    </w:p>
-    <w:p>
-      <w:pPr>
-        <w:pStyle w:val="Heading2"/>
-      </w:pPr>
-      <w:r>
-        <w:rPr>
-          <w:lang w:val="en_US" w:bidi="en_US"/>
-        </w:rPr>
-        <w:t>Holy War</w:t>
-      </w:r>
-      <w:r>
-        <w:rPr>
-          <w:lang w:val="en_US" w:bidi="en_US"/>
-        </w:rPr>
+      <w:r>
+        <w:rPr>
+          <w:lang w:val="en_US" w:bidi="en_US"/>
+        </w:rPr>
+        <w:t xml:space="preserve">In the Bible, marriage is viewed as a binding promise (or covenant) made before God. This covenant includes commitments to faithfulness, love, and loyalty between the married couple. But it was even more important for Israel to remain faithful to the Lord's covenant with them as a people. Mixed marriages could produce children not fully committed to Israel's faith. They would become influenced by the idolatry of their foreign parent. This compromise would cause Israel to become totally unfaithful to God and embrace false religions, as they did before the exile to Babylon (see </w:t>
+      </w:r>
+      <w:hyperlink r:id="rId97">
+        <w:r>
+          <w:rPr>
+            <w:lang w:val="en_US" w:bidi="en_US"/>
+          </w:rPr>
+          <w:rPr>
+            <w:color w:val="0000EE"/>
+            <w:u w:val="single"/>
+          </w:rPr>
+          <w:t>Judges 3:3–7</w:t>
+        </w:r>
+      </w:hyperlink>
+      <w:r>
+        <w:rPr>
+          <w:lang w:val="en_US" w:bidi="en_US"/>
+        </w:rPr>
+        <w:t xml:space="preserve">; </w:t>
+      </w:r>
+      <w:hyperlink r:id="rId98">
+        <w:r>
+          <w:rPr>
+            <w:lang w:val="en_US" w:bidi="en_US"/>
+          </w:rPr>
+          <w:rPr>
+            <w:color w:val="0000EE"/>
+            <w:u w:val="single"/>
+          </w:rPr>
+          <w:t>14:1–9</w:t>
+        </w:r>
+      </w:hyperlink>
+      <w:r>
+        <w:rPr>
+          <w:lang w:val="en_US" w:bidi="en_US"/>
+        </w:rPr>
+        <w:t xml:space="preserve">; </w:t>
+      </w:r>
+      <w:hyperlink r:id="rId99">
+        <w:r>
+          <w:rPr>
+            <w:lang w:val="en_US" w:bidi="en_US"/>
+          </w:rPr>
+          <w:rPr>
+            <w:color w:val="0000EE"/>
+            <w:u w:val="single"/>
+          </w:rPr>
+          <w:t>1 Kings 11:1–8</w:t>
+        </w:r>
+      </w:hyperlink>
+      <w:r>
+        <w:rPr>
+          <w:lang w:val="en_US" w:bidi="en_US"/>
+        </w:rPr>
+        <w:t xml:space="preserve">; </w:t>
+      </w:r>
+      <w:hyperlink r:id="rId100">
+        <w:r>
+          <w:rPr>
+            <w:lang w:val="en_US" w:bidi="en_US"/>
+          </w:rPr>
+          <w:rPr>
+            <w:color w:val="0000EE"/>
+            <w:u w:val="single"/>
+          </w:rPr>
+          <w:t>2 Kings 17:7–17</w:t>
+        </w:r>
+      </w:hyperlink>
+      <w:r>
+        <w:rPr>
+          <w:lang w:val="en_US" w:bidi="en_US"/>
+        </w:rPr>
+        <w:t>).</w:t>
       </w:r>
     </w:p>
     <w:p>
@@ -2980,7 +2580,61 @@
         <w:rPr>
           <w:lang w:val="en_US" w:bidi="en_US"/>
         </w:rPr>
-        <w:t>The Israelites’ total destruction of their enemies raises difficult questions about right and wrong. What reasons made Israel invade, conquer, and destroy Canaan and its people? From a human perspective, Israel's aggressive invasions to conquer Canaan seem illegal and immoral. The Bible provides some insights into this issue. While these insights do not answer all our questions, they help us understand the situation better.</w:t>
+        <w:t xml:space="preserve">In </w:t>
+      </w:r>
+      <w:hyperlink r:id="rId101">
+        <w:r>
+          <w:rPr>
+            <w:lang w:val="en_US" w:bidi="en_US"/>
+          </w:rPr>
+          <w:rPr>
+            <w:color w:val="0000EE"/>
+            <w:u w:val="single"/>
+          </w:rPr>
+          <w:t>Ezra 9 and 10</w:t>
+        </w:r>
+      </w:hyperlink>
+      <w:r>
+        <w:rPr>
+          <w:lang w:val="en_US" w:bidi="en_US"/>
+        </w:rPr>
+        <w:t>, the Jews who returned from exile married people who worshipped other gods. Ezra's solution was divorce, but this is not a rule for Christians today. In the new covenant under Christ, the faith of a Christian makes his or her marriage and children acceptable before God. Because of this, marriage to an unbeliever does not threaten the identity or purity of God’s people (</w:t>
+      </w:r>
+      <w:hyperlink r:id="rId102">
+        <w:r>
+          <w:rPr>
+            <w:lang w:val="en_US" w:bidi="en_US"/>
+          </w:rPr>
+          <w:rPr>
+            <w:color w:val="0000EE"/>
+            <w:u w:val="single"/>
+          </w:rPr>
+          <w:t>1 Corinthians 7:14–16</w:t>
+        </w:r>
+      </w:hyperlink>
+      <w:r>
+        <w:rPr>
+          <w:lang w:val="en_US" w:bidi="en_US"/>
+        </w:rPr>
+        <w:t>). Paul recognized that marriage between believers and unbelievers could be difficult and might end in separation. However, he told Christians not to seek divorce if the unbelieving spouse was willing to remain married (</w:t>
+      </w:r>
+      <w:hyperlink r:id="rId103">
+        <w:r>
+          <w:rPr>
+            <w:lang w:val="en_US" w:bidi="en_US"/>
+          </w:rPr>
+          <w:rPr>
+            <w:color w:val="0000EE"/>
+            <w:u w:val="single"/>
+          </w:rPr>
+          <w:t>1 Corinthians 7:10–13</w:t>
+        </w:r>
+      </w:hyperlink>
+      <w:r>
+        <w:rPr>
+          <w:lang w:val="en_US" w:bidi="en_US"/>
+        </w:rPr>
+        <w:t xml:space="preserve">). </w:t>
       </w:r>
     </w:p>
     <w:p>
@@ -2994,144 +2648,36 @@
         <w:rPr>
           <w:lang w:val="en_US" w:bidi="en_US"/>
         </w:rPr>
-        <w:t>First, God commanded and led the war against the Canaanites, not humans. God was uniquely present with Israel (</w:t>
-      </w:r>
-      <w:hyperlink r:id="rId115">
-        <w:r>
-          <w:rPr>
-            <w:lang w:val="en_US" w:bidi="en_US"/>
-          </w:rPr>
-          <w:rPr>
-            <w:color w:val="0000EE"/>
-            <w:u w:val="single"/>
-          </w:rPr>
-          <w:t>Exodus 19:5–6</w:t>
-        </w:r>
-      </w:hyperlink>
-      <w:r>
-        <w:rPr>
-          <w:lang w:val="en_US" w:bidi="en_US"/>
-        </w:rPr>
-        <w:t xml:space="preserve">; </w:t>
-      </w:r>
-      <w:hyperlink r:id="rId116">
-        <w:r>
-          <w:rPr>
-            <w:lang w:val="en_US" w:bidi="en_US"/>
-          </w:rPr>
-          <w:rPr>
-            <w:color w:val="0000EE"/>
-            <w:u w:val="single"/>
-          </w:rPr>
-          <w:t>40:34–38</w:t>
-        </w:r>
-      </w:hyperlink>
-      <w:r>
-        <w:rPr>
-          <w:lang w:val="en_US" w:bidi="en_US"/>
-        </w:rPr>
-        <w:t>). After Israel crossed the Jordan River, it was obvious that God fought against the Canaanites (</w:t>
-      </w:r>
-      <w:hyperlink r:id="rId117">
-        <w:r>
-          <w:rPr>
-            <w:lang w:val="en_US" w:bidi="en_US"/>
-          </w:rPr>
-          <w:rPr>
-            <w:color w:val="0000EE"/>
-            <w:u w:val="single"/>
-          </w:rPr>
-          <w:t>Joshua 6</w:t>
-        </w:r>
-      </w:hyperlink>
-      <w:r>
-        <w:rPr>
-          <w:lang w:val="en_US" w:bidi="en_US"/>
-        </w:rPr>
-        <w:t>). When God did not fight, Israel lost (</w:t>
-      </w:r>
-      <w:hyperlink r:id="rId118">
-        <w:r>
-          <w:rPr>
-            <w:lang w:val="en_US" w:bidi="en_US"/>
-          </w:rPr>
-          <w:rPr>
-            <w:color w:val="0000EE"/>
-            <w:u w:val="single"/>
-          </w:rPr>
-          <w:t>Joshua 7</w:t>
-        </w:r>
-      </w:hyperlink>
-      <w:r>
-        <w:rPr>
-          <w:lang w:val="en_US" w:bidi="en_US"/>
-        </w:rPr>
-        <w:t>). God defines morality based on his character. For ancient Israel, this meant removing evil to keep God present (</w:t>
-      </w:r>
-      <w:hyperlink r:id="rId119">
-        <w:r>
-          <w:rPr>
-            <w:lang w:val="en_US" w:bidi="en_US"/>
-          </w:rPr>
-          <w:rPr>
-            <w:color w:val="0000EE"/>
-            <w:u w:val="single"/>
-          </w:rPr>
-          <w:t>Deuteronomy 7:1–6</w:t>
-        </w:r>
-      </w:hyperlink>
-      <w:r>
-        <w:rPr>
-          <w:lang w:val="en_US" w:bidi="en_US"/>
-        </w:rPr>
-        <w:t xml:space="preserve">; </w:t>
-      </w:r>
-      <w:hyperlink r:id="rId120">
-        <w:r>
-          <w:rPr>
-            <w:lang w:val="en_US" w:bidi="en_US"/>
-          </w:rPr>
-          <w:rPr>
-            <w:color w:val="0000EE"/>
-            <w:u w:val="single"/>
-          </w:rPr>
-          <w:t>Deuteronomy 20:16–18</w:t>
-        </w:r>
-      </w:hyperlink>
-      <w:r>
-        <w:rPr>
-          <w:lang w:val="en_US" w:bidi="en_US"/>
-        </w:rPr>
-        <w:t xml:space="preserve">; see also </w:t>
-      </w:r>
-      <w:hyperlink r:id="rId121">
-        <w:r>
-          <w:rPr>
-            <w:lang w:val="en_US" w:bidi="en_US"/>
-          </w:rPr>
-          <w:rPr>
-            <w:color w:val="0000EE"/>
-            <w:u w:val="single"/>
-          </w:rPr>
-          <w:t>Numbers 25</w:t>
-        </w:r>
-      </w:hyperlink>
-      <w:r>
-        <w:rPr>
-          <w:lang w:val="en_US" w:bidi="en_US"/>
-        </w:rPr>
-        <w:t xml:space="preserve">; </w:t>
-      </w:r>
-      <w:hyperlink r:id="rId122">
-        <w:r>
-          <w:rPr>
-            <w:lang w:val="en_US" w:bidi="en_US"/>
-          </w:rPr>
-          <w:rPr>
-            <w:color w:val="0000EE"/>
-            <w:u w:val="single"/>
-          </w:rPr>
-          <w:t>Judges 2:1–15</w:t>
+        <w:t>To avoid these issues, it is wise to follow Paul's advice for believers not to marry unbelievers. God's people should stay separate from what is unholy: “For what partnership can righteousness have with wickedness? Or what fellowship does light have with darkness? What harmony is there between Christ and Belial? Or what does a believer have in common with an unbeliever?” (</w:t>
+      </w:r>
+      <w:hyperlink r:id="rId104">
+        <w:r>
+          <w:rPr>
+            <w:lang w:val="en_US" w:bidi="en_US"/>
+          </w:rPr>
+          <w:rPr>
+            <w:color w:val="0000EE"/>
+            <w:u w:val="single"/>
+          </w:rPr>
+          <w:t>2 Corinthians 6:14–15</w:t>
+        </w:r>
+      </w:hyperlink>
+      <w:r>
+        <w:rPr>
+          <w:lang w:val="en_US" w:bidi="en_US"/>
+        </w:rPr>
+        <w:t xml:space="preserve">). Yet, those married to an unbeliever today have God's assurance that God can use that difficult situation for his glory (see also </w:t>
+      </w:r>
+      <w:hyperlink r:id="rId105">
+        <w:r>
+          <w:rPr>
+            <w:lang w:val="en_US" w:bidi="en_US"/>
+          </w:rPr>
+          <w:rPr>
+            <w:color w:val="0000EE"/>
+            <w:u w:val="single"/>
+          </w:rPr>
+          <w:t>1 Peter 3:1–2</w:t>
         </w:r>
       </w:hyperlink>
       <w:r>
@@ -3150,45 +2696,10 @@
       </w:r>
       <w:r>
         <w:rPr>
-          <w:lang w:val="en_US" w:bidi="en_US"/>
-        </w:rPr>
-        <w:t xml:space="preserve">Second, the people of Canaan had turned against God and become very evil (see, for example, </w:t>
-      </w:r>
-      <w:hyperlink r:id="rId123">
-        <w:r>
-          <w:rPr>
-            <w:lang w:val="en_US" w:bidi="en_US"/>
-          </w:rPr>
-          <w:rPr>
-            <w:color w:val="0000EE"/>
-            <w:u w:val="single"/>
-          </w:rPr>
-          <w:t>Genesis 34:1–2</w:t>
-        </w:r>
-      </w:hyperlink>
-      <w:r>
-        <w:rPr>
-          <w:lang w:val="en_US" w:bidi="en_US"/>
-        </w:rPr>
-        <w:t>). During the time of the patriarch Abraham, God said that the Canaanites' sins did not yet justify their destruction (</w:t>
-      </w:r>
-      <w:hyperlink r:id="rId124">
-        <w:r>
-          <w:rPr>
-            <w:lang w:val="en_US" w:bidi="en_US"/>
-          </w:rPr>
-          <w:rPr>
-            <w:color w:val="0000EE"/>
-            <w:u w:val="single"/>
-          </w:rPr>
-          <w:t>Genesis 15:16</w:t>
-        </w:r>
-      </w:hyperlink>
-      <w:r>
-        <w:rPr>
-          <w:lang w:val="en_US" w:bidi="en_US"/>
-        </w:rPr>
-        <w:t xml:space="preserve">). Now, several hundred years later, they did. </w:t>
+          <w:u w:val="single"/>
+          <w:lang w:val="en_US" w:bidi="en_US"/>
+        </w:rPr>
+        <w:t>Passages for Further Study</w:t>
       </w:r>
     </w:p>
     <w:p>
@@ -3198,47 +2709,225 @@
           <w:lang w:val="en_US" w:bidi="en_US"/>
         </w:rPr>
       </w:r>
-      <w:r>
-        <w:rPr>
-          <w:lang w:val="en_US" w:bidi="en_US"/>
-        </w:rPr>
-        <w:t xml:space="preserve">They were committing terrible crimes against God and humans. This included idol worship, child sacrifice, adultery, incest, murder, and oppression (see </w:t>
-      </w:r>
-      <w:hyperlink r:id="rId56">
-        <w:r>
-          <w:rPr>
-            <w:lang w:val="en_US" w:bidi="en_US"/>
-          </w:rPr>
-          <w:rPr>
-            <w:color w:val="0000EE"/>
-            <w:u w:val="single"/>
-          </w:rPr>
-          <w:t>Leviticus 18</w:t>
-        </w:r>
-      </w:hyperlink>
-      <w:r>
-        <w:rPr>
-          <w:lang w:val="en_US" w:bidi="en_US"/>
-        </w:rPr>
-        <w:t>). These sins completely defiled the land and its people, making them spiritually unclean (</w:t>
-      </w:r>
-      <w:hyperlink r:id="rId125">
-        <w:r>
-          <w:rPr>
-            <w:lang w:val="en_US" w:bidi="en_US"/>
-          </w:rPr>
-          <w:rPr>
-            <w:color w:val="0000EE"/>
-            <w:u w:val="single"/>
-          </w:rPr>
-          <w:t>Leviticus 18:24–25</w:t>
-        </w:r>
-      </w:hyperlink>
-      <w:r>
-        <w:rPr>
-          <w:lang w:val="en_US" w:bidi="en_US"/>
-        </w:rPr>
-        <w:t>). The holy God was exercising his justice against extreme evil.</w:t>
+      <w:hyperlink r:id="rId92">
+        <w:r>
+          <w:rPr>
+            <w:lang w:val="en_US" w:bidi="en_US"/>
+          </w:rPr>
+          <w:rPr>
+            <w:color w:val="0000EE"/>
+            <w:u w:val="single"/>
+          </w:rPr>
+          <w:t>Deuteronomy 7:1–6</w:t>
+        </w:r>
+      </w:hyperlink>
+      <w:r>
+        <w:rPr>
+          <w:lang w:val="en_US" w:bidi="en_US"/>
+        </w:rPr>
+        <w:t xml:space="preserve">; </w:t>
+      </w:r>
+      <w:hyperlink r:id="rId106">
+        <w:r>
+          <w:rPr>
+            <w:lang w:val="en_US" w:bidi="en_US"/>
+          </w:rPr>
+          <w:rPr>
+            <w:color w:val="0000EE"/>
+            <w:u w:val="single"/>
+          </w:rPr>
+          <w:t>Joshua 2:1–14</w:t>
+        </w:r>
+      </w:hyperlink>
+      <w:r>
+        <w:rPr>
+          <w:lang w:val="en_US" w:bidi="en_US"/>
+        </w:rPr>
+        <w:t xml:space="preserve">; </w:t>
+      </w:r>
+      <w:hyperlink r:id="rId107">
+        <w:r>
+          <w:rPr>
+            <w:lang w:val="en_US" w:bidi="en_US"/>
+          </w:rPr>
+          <w:rPr>
+            <w:color w:val="0000EE"/>
+            <w:u w:val="single"/>
+          </w:rPr>
+          <w:t>6:23–25</w:t>
+        </w:r>
+      </w:hyperlink>
+      <w:r>
+        <w:rPr>
+          <w:lang w:val="en_US" w:bidi="en_US"/>
+        </w:rPr>
+        <w:t xml:space="preserve">; </w:t>
+      </w:r>
+      <w:hyperlink r:id="rId97">
+        <w:r>
+          <w:rPr>
+            <w:lang w:val="en_US" w:bidi="en_US"/>
+          </w:rPr>
+          <w:rPr>
+            <w:color w:val="0000EE"/>
+            <w:u w:val="single"/>
+          </w:rPr>
+          <w:t>Judges 3:3–7</w:t>
+        </w:r>
+      </w:hyperlink>
+      <w:r>
+        <w:rPr>
+          <w:lang w:val="en_US" w:bidi="en_US"/>
+        </w:rPr>
+        <w:t xml:space="preserve">; </w:t>
+      </w:r>
+      <w:hyperlink r:id="rId98">
+        <w:r>
+          <w:rPr>
+            <w:lang w:val="en_US" w:bidi="en_US"/>
+          </w:rPr>
+          <w:rPr>
+            <w:color w:val="0000EE"/>
+            <w:u w:val="single"/>
+          </w:rPr>
+          <w:t>14:1–9</w:t>
+        </w:r>
+      </w:hyperlink>
+      <w:r>
+        <w:rPr>
+          <w:lang w:val="en_US" w:bidi="en_US"/>
+        </w:rPr>
+        <w:t xml:space="preserve">; </w:t>
+      </w:r>
+      <w:hyperlink r:id="rId95">
+        <w:r>
+          <w:rPr>
+            <w:lang w:val="en_US" w:bidi="en_US"/>
+          </w:rPr>
+          <w:rPr>
+            <w:color w:val="0000EE"/>
+            <w:u w:val="single"/>
+          </w:rPr>
+          <w:t>Ruth 4:1–22</w:t>
+        </w:r>
+      </w:hyperlink>
+      <w:r>
+        <w:rPr>
+          <w:lang w:val="en_US" w:bidi="en_US"/>
+        </w:rPr>
+        <w:t xml:space="preserve">; </w:t>
+      </w:r>
+      <w:hyperlink r:id="rId99">
+        <w:r>
+          <w:rPr>
+            <w:lang w:val="en_US" w:bidi="en_US"/>
+          </w:rPr>
+          <w:rPr>
+            <w:color w:val="0000EE"/>
+            <w:u w:val="single"/>
+          </w:rPr>
+          <w:t>1 Kings 11:1–8</w:t>
+        </w:r>
+      </w:hyperlink>
+      <w:r>
+        <w:rPr>
+          <w:lang w:val="en_US" w:bidi="en_US"/>
+        </w:rPr>
+        <w:t xml:space="preserve">; </w:t>
+      </w:r>
+      <w:hyperlink r:id="rId100">
+        <w:r>
+          <w:rPr>
+            <w:lang w:val="en_US" w:bidi="en_US"/>
+          </w:rPr>
+          <w:rPr>
+            <w:color w:val="0000EE"/>
+            <w:u w:val="single"/>
+          </w:rPr>
+          <w:t>2 Kings 17:7–17</w:t>
+        </w:r>
+      </w:hyperlink>
+      <w:r>
+        <w:rPr>
+          <w:lang w:val="en_US" w:bidi="en_US"/>
+        </w:rPr>
+        <w:t xml:space="preserve">; </w:t>
+      </w:r>
+      <w:hyperlink r:id="rId101">
+        <w:r>
+          <w:rPr>
+            <w:lang w:val="en_US" w:bidi="en_US"/>
+          </w:rPr>
+          <w:rPr>
+            <w:color w:val="0000EE"/>
+            <w:u w:val="single"/>
+          </w:rPr>
+          <w:t>Ezra 9:1–10:44</w:t>
+        </w:r>
+      </w:hyperlink>
+      <w:r>
+        <w:rPr>
+          <w:lang w:val="en_US" w:bidi="en_US"/>
+        </w:rPr>
+        <w:t xml:space="preserve">; </w:t>
+      </w:r>
+      <w:hyperlink r:id="rId108">
+        <w:r>
+          <w:rPr>
+            <w:lang w:val="en_US" w:bidi="en_US"/>
+          </w:rPr>
+          <w:rPr>
+            <w:color w:val="0000EE"/>
+            <w:u w:val="single"/>
+          </w:rPr>
+          <w:t>1 Corinthians 7:10–16</w:t>
+        </w:r>
+      </w:hyperlink>
+      <w:r>
+        <w:rPr>
+          <w:lang w:val="en_US" w:bidi="en_US"/>
+        </w:rPr>
+        <w:t xml:space="preserve">; </w:t>
+      </w:r>
+      <w:hyperlink r:id="rId104">
+        <w:r>
+          <w:rPr>
+            <w:lang w:val="en_US" w:bidi="en_US"/>
+          </w:rPr>
+          <w:rPr>
+            <w:color w:val="0000EE"/>
+            <w:u w:val="single"/>
+          </w:rPr>
+          <w:t>2 Corinthians 6:14–15</w:t>
+        </w:r>
+      </w:hyperlink>
+      <w:r>
+        <w:rPr>
+          <w:lang w:val="en_US" w:bidi="en_US"/>
+        </w:rPr>
+        <w:t xml:space="preserve">; </w:t>
+      </w:r>
+      <w:hyperlink r:id="rId109">
+        <w:r>
+          <w:rPr>
+            <w:lang w:val="en_US" w:bidi="en_US"/>
+          </w:rPr>
+          <w:rPr>
+            <w:color w:val="0000EE"/>
+            <w:u w:val="single"/>
+          </w:rPr>
+          <w:t>Hebrews 11:31</w:t>
+        </w:r>
+      </w:hyperlink>
+      <w:r>
+        <w:rPr>
+          <w:lang w:val="en_US" w:bidi="en_US"/>
+        </w:rPr>
+      </w:r>
+      <w:r>
+        <w:rPr>
+          <w:lang w:val="en_US" w:bidi="en_US"/>
+        </w:rPr>
       </w:r>
     </w:p>
     <w:p>
@@ -3248,24 +2937,21 @@
           <w:lang w:val="en_US" w:bidi="en_US"/>
         </w:rPr>
       </w:r>
-      <w:r>
-        <w:rPr>
-          <w:lang w:val="en_US" w:bidi="en_US"/>
-        </w:rPr>
-        <w:t xml:space="preserve">It is important to understand that the war God allowed Israel to fight was limited to a specific time, place, and people. Wars fought in the name of religion are not justified by this example. For instance, the Crusades (military attacks by Europeans (who called themselves Christians) against Muslims in the Middle East during the years AD 1095–1291) were wrong. The same is true for recent violent attacks by people claiming to act for Islam (called </w:t>
-      </w:r>
-      <w:r>
-        <w:rPr>
-          <w:i/>
-          <w:lang w:val="en_US" w:bidi="en_US"/>
-        </w:rPr>
-        <w:t>jihads</w:t>
-      </w:r>
-      <w:r>
-        <w:rPr>
-          <w:lang w:val="en_US" w:bidi="en_US"/>
-        </w:rPr>
-        <w:t xml:space="preserve"> by those who carry them out).</w:t>
+    </w:p>
+    <w:p>
+      <w:pPr>
+        <w:pStyle w:val="Heading2"/>
+      </w:pPr>
+      <w:r>
+        <w:rPr>
+          <w:lang w:val="en_US" w:bidi="en_US"/>
+        </w:rPr>
+        <w:t>Invasion</w:t>
+      </w:r>
+      <w:r>
+        <w:rPr>
+          <w:lang w:val="en_US" w:bidi="en_US"/>
+        </w:rPr>
       </w:r>
     </w:p>
     <w:p>
@@ -3279,67 +2965,7 @@
         <w:rPr>
           <w:lang w:val="en_US" w:bidi="en_US"/>
         </w:rPr>
-        <w:t>Jesus plainly said, "</w:t>
-      </w:r>
-      <w:r>
-        <w:rPr>
-          <w:lang w:val="en_US" w:bidi="en_US"/>
-        </w:rPr>
-        <w:t>Blessed are the peacemakers</w:t>
-      </w:r>
-      <w:r>
-        <w:rPr>
-          <w:lang w:val="en_US" w:bidi="en_US"/>
-        </w:rPr>
-        <w:t>" (</w:t>
-      </w:r>
-      <w:hyperlink r:id="rId126">
-        <w:r>
-          <w:rPr>
-            <w:lang w:val="en_US" w:bidi="en_US"/>
-          </w:rPr>
-          <w:rPr>
-            <w:color w:val="0000EE"/>
-            <w:u w:val="single"/>
-          </w:rPr>
-          <w:t>Matthew 5:9</w:t>
-        </w:r>
-      </w:hyperlink>
-      <w:r>
-        <w:rPr>
-          <w:lang w:val="en_US" w:bidi="en_US"/>
-        </w:rPr>
-        <w:t>). He also said, "</w:t>
-      </w:r>
-      <w:r>
-        <w:rPr>
-          <w:lang w:val="en_US" w:bidi="en_US"/>
-        </w:rPr>
-        <w:t>all who draw the sword will die by the sword</w:t>
-      </w:r>
-      <w:r>
-        <w:rPr>
-          <w:lang w:val="en_US" w:bidi="en_US"/>
-        </w:rPr>
-        <w:t>" (</w:t>
-      </w:r>
-      <w:hyperlink r:id="rId127">
-        <w:r>
-          <w:rPr>
-            <w:lang w:val="en_US" w:bidi="en_US"/>
-          </w:rPr>
-          <w:rPr>
-            <w:color w:val="0000EE"/>
-            <w:u w:val="single"/>
-          </w:rPr>
-          <w:t>Matthew 26:52</w:t>
-        </w:r>
-      </w:hyperlink>
-      <w:r>
-        <w:rPr>
-          <w:lang w:val="en_US" w:bidi="en_US"/>
-        </w:rPr>
-        <w:t xml:space="preserve">). The Jews expected Jesus, as the Messiah (God's chosen leader), to lead Israel to military victory over the Romans. Instead, he sacrificed his life to defeat sin, death, and Satan. </w:t>
+        <w:t>In the ancient world, foreign invasions were common. They caused great difficulty. If invaders succeeded, they brought destruction and suffering. Victorious invaders killed adult men, raped women, enslaved children, stole valuables, and destroyed everything else. The threat of invasion made the people afraid.</w:t>
       </w:r>
     </w:p>
     <w:p>
@@ -3353,61 +2979,7 @@
         <w:rPr>
           <w:lang w:val="en_US" w:bidi="en_US"/>
         </w:rPr>
-        <w:t>God has reserved the right of judgment for himself (</w:t>
-      </w:r>
-      <w:hyperlink r:id="rId128">
-        <w:r>
-          <w:rPr>
-            <w:lang w:val="en_US" w:bidi="en_US"/>
-          </w:rPr>
-          <w:rPr>
-            <w:color w:val="0000EE"/>
-            <w:u w:val="single"/>
-          </w:rPr>
-          <w:t>Romans 12:19</w:t>
-        </w:r>
-      </w:hyperlink>
-      <w:r>
-        <w:rPr>
-          <w:lang w:val="en_US" w:bidi="en_US"/>
-        </w:rPr>
-        <w:t xml:space="preserve">). In the final judgment, he will express his holy anger and justice toward all the wrong and sinful actions of humanity (see </w:t>
-      </w:r>
-      <w:hyperlink r:id="rId129">
-        <w:r>
-          <w:rPr>
-            <w:lang w:val="en_US" w:bidi="en_US"/>
-          </w:rPr>
-          <w:rPr>
-            <w:color w:val="0000EE"/>
-            <w:u w:val="single"/>
-          </w:rPr>
-          <w:t>Revelation 19:11–21</w:t>
-        </w:r>
-      </w:hyperlink>
-      <w:r>
-        <w:rPr>
-          <w:lang w:val="en_US" w:bidi="en_US"/>
-        </w:rPr>
-        <w:t xml:space="preserve">; </w:t>
-      </w:r>
-      <w:hyperlink r:id="rId130">
-        <w:r>
-          <w:rPr>
-            <w:lang w:val="en_US" w:bidi="en_US"/>
-          </w:rPr>
-          <w:rPr>
-            <w:color w:val="0000EE"/>
-            <w:u w:val="single"/>
-          </w:rPr>
-          <w:t>20:7–10</w:t>
-        </w:r>
-      </w:hyperlink>
-      <w:r>
-        <w:rPr>
-          <w:lang w:val="en_US" w:bidi="en_US"/>
-        </w:rPr>
-        <w:t>). Therefore, no one can now rightly claim that God has commanded the killing of a specific group of people. In the modern world today, it is never just to commit genocide (killing or destroying an entire group of people on purpose).</w:t>
+        <w:t>In the final decades of the kingdom, the people of Judah and Jerusalem lived under the threat of Babylon's conquest. Over a century earlier, the Assyrians had destroyed the northern kingdom of Israel, invaded Judah, and attacked Jerusalem. These events stayed clearly in the memories of the people of Judah. The prophet Jeremiah warned of another coming invasion and the destruction it would cause.</w:t>
       </w:r>
     </w:p>
     <w:p>
@@ -3419,10 +2991,9 @@
       </w:r>
       <w:r>
         <w:rPr>
-          <w:u w:val="single"/>
-          <w:lang w:val="en_US" w:bidi="en_US"/>
-        </w:rPr>
-        <w:t>Passages for Further Study</w:t>
+          <w:lang w:val="en_US" w:bidi="en_US"/>
+        </w:rPr>
+        <w:t xml:space="preserve">When invasion threatened, people wanted to find ways to avoid the coming suffering. Prophets like Jeremiah urged God's people to abandon false gods and obey the Lord. They advised against relying on powerful allies for rescue. Instead, they encouraged seeking the Lord's protection. </w:t>
       </w:r>
     </w:p>
     <w:p>
@@ -3432,369 +3003,11 @@
           <w:lang w:val="en_US" w:bidi="en_US"/>
         </w:rPr>
       </w:r>
-      <w:hyperlink r:id="rId131">
-        <w:r>
-          <w:rPr>
-            <w:lang w:val="en_US" w:bidi="en_US"/>
-          </w:rPr>
-          <w:rPr>
-            <w:color w:val="0000EE"/>
-            <w:u w:val="single"/>
-          </w:rPr>
-          <w:t>Genesis 12:1</w:t>
-        </w:r>
-      </w:hyperlink>
-      <w:r>
-        <w:rPr>
-          <w:lang w:val="en_US" w:bidi="en_US"/>
-        </w:rPr>
-        <w:t xml:space="preserve">; </w:t>
-      </w:r>
-      <w:hyperlink r:id="rId132">
-        <w:r>
-          <w:rPr>
-            <w:lang w:val="en_US" w:bidi="en_US"/>
-          </w:rPr>
-          <w:rPr>
-            <w:color w:val="0000EE"/>
-            <w:u w:val="single"/>
-          </w:rPr>
-          <w:t>13:14–17</w:t>
-        </w:r>
-      </w:hyperlink>
-      <w:r>
-        <w:rPr>
-          <w:lang w:val="en_US" w:bidi="en_US"/>
-        </w:rPr>
-        <w:t xml:space="preserve">; </w:t>
-      </w:r>
-      <w:hyperlink r:id="rId124">
-        <w:r>
-          <w:rPr>
-            <w:lang w:val="en_US" w:bidi="en_US"/>
-          </w:rPr>
-          <w:rPr>
-            <w:color w:val="0000EE"/>
-            <w:u w:val="single"/>
-          </w:rPr>
-          <w:t>15:16</w:t>
-        </w:r>
-      </w:hyperlink>
-      <w:r>
-        <w:rPr>
-          <w:lang w:val="en_US" w:bidi="en_US"/>
-        </w:rPr>
-        <w:t xml:space="preserve">, </w:t>
-      </w:r>
-      <w:hyperlink r:id="rId133">
-        <w:r>
-          <w:rPr>
-            <w:lang w:val="en_US" w:bidi="en_US"/>
-          </w:rPr>
-          <w:rPr>
-            <w:color w:val="0000EE"/>
-            <w:u w:val="single"/>
-          </w:rPr>
-          <w:t>18–21</w:t>
-        </w:r>
-      </w:hyperlink>
-      <w:r>
-        <w:rPr>
-          <w:lang w:val="en_US" w:bidi="en_US"/>
-        </w:rPr>
-        <w:t xml:space="preserve">; </w:t>
-      </w:r>
-      <w:hyperlink r:id="rId134">
-        <w:r>
-          <w:rPr>
-            <w:lang w:val="en_US" w:bidi="en_US"/>
-          </w:rPr>
-          <w:rPr>
-            <w:color w:val="0000EE"/>
-            <w:u w:val="single"/>
-          </w:rPr>
-          <w:t>Deuteronomy 1:30</w:t>
-        </w:r>
-      </w:hyperlink>
-      <w:r>
-        <w:rPr>
-          <w:lang w:val="en_US" w:bidi="en_US"/>
-        </w:rPr>
-        <w:t xml:space="preserve">; </w:t>
-      </w:r>
-      <w:hyperlink r:id="rId119">
-        <w:r>
-          <w:rPr>
-            <w:lang w:val="en_US" w:bidi="en_US"/>
-          </w:rPr>
-          <w:rPr>
-            <w:color w:val="0000EE"/>
-            <w:u w:val="single"/>
-          </w:rPr>
-          <w:t>Deuteronomy 7:1–6</w:t>
-        </w:r>
-      </w:hyperlink>
-      <w:r>
-        <w:rPr>
-          <w:lang w:val="en_US" w:bidi="en_US"/>
-        </w:rPr>
-        <w:t xml:space="preserve">, </w:t>
-      </w:r>
-      <w:hyperlink r:id="rId135">
-        <w:r>
-          <w:rPr>
-            <w:lang w:val="en_US" w:bidi="en_US"/>
-          </w:rPr>
-          <w:rPr>
-            <w:color w:val="0000EE"/>
-            <w:u w:val="single"/>
-          </w:rPr>
-          <w:t>16–26</w:t>
-        </w:r>
-      </w:hyperlink>
-      <w:r>
-        <w:rPr>
-          <w:lang w:val="en_US" w:bidi="en_US"/>
-        </w:rPr>
-        <w:t xml:space="preserve">; </w:t>
-      </w:r>
-      <w:hyperlink r:id="rId136">
-        <w:r>
-          <w:rPr>
-            <w:lang w:val="en_US" w:bidi="en_US"/>
-          </w:rPr>
-          <w:rPr>
-            <w:color w:val="0000EE"/>
-            <w:u w:val="single"/>
-          </w:rPr>
-          <w:t>20:1–4</w:t>
-        </w:r>
-      </w:hyperlink>
-      <w:r>
-        <w:rPr>
-          <w:lang w:val="en_US" w:bidi="en_US"/>
-        </w:rPr>
-        <w:t xml:space="preserve">, </w:t>
-      </w:r>
-      <w:hyperlink r:id="rId137">
-        <w:r>
-          <w:rPr>
-            <w:lang w:val="en_US" w:bidi="en_US"/>
-          </w:rPr>
-          <w:rPr>
-            <w:color w:val="0000EE"/>
-            <w:u w:val="single"/>
-          </w:rPr>
-          <w:t>10–18</w:t>
-        </w:r>
-      </w:hyperlink>
-      <w:r>
-        <w:rPr>
-          <w:lang w:val="en_US" w:bidi="en_US"/>
-        </w:rPr>
-        <w:t xml:space="preserve">; </w:t>
-      </w:r>
-      <w:hyperlink r:id="rId138">
-        <w:r>
-          <w:rPr>
-            <w:lang w:val="en_US" w:bidi="en_US"/>
-          </w:rPr>
-          <w:rPr>
-            <w:color w:val="0000EE"/>
-            <w:u w:val="single"/>
-          </w:rPr>
-          <w:t>32:8–9</w:t>
-        </w:r>
-      </w:hyperlink>
-      <w:r>
-        <w:rPr>
-          <w:lang w:val="en_US" w:bidi="en_US"/>
-        </w:rPr>
-        <w:t xml:space="preserve">; </w:t>
-      </w:r>
-      <w:hyperlink r:id="rId139">
-        <w:r>
-          <w:rPr>
-            <w:lang w:val="en_US" w:bidi="en_US"/>
-          </w:rPr>
-          <w:rPr>
-            <w:color w:val="0000EE"/>
-            <w:u w:val="single"/>
-          </w:rPr>
-          <w:t>Judges 3:27–30</w:t>
-        </w:r>
-      </w:hyperlink>
-      <w:r>
-        <w:rPr>
-          <w:lang w:val="en_US" w:bidi="en_US"/>
-        </w:rPr>
-        <w:t xml:space="preserve">; </w:t>
-      </w:r>
-      <w:hyperlink r:id="rId140">
-        <w:r>
-          <w:rPr>
-            <w:lang w:val="en_US" w:bidi="en_US"/>
-          </w:rPr>
-          <w:rPr>
-            <w:color w:val="0000EE"/>
-            <w:u w:val="single"/>
-          </w:rPr>
-          <w:t>1 Samuel 7:7–11</w:t>
-        </w:r>
-      </w:hyperlink>
-      <w:r>
-        <w:rPr>
-          <w:lang w:val="en_US" w:bidi="en_US"/>
-        </w:rPr>
-        <w:t xml:space="preserve">; </w:t>
-      </w:r>
-      <w:hyperlink r:id="rId141">
-        <w:r>
-          <w:rPr>
-            <w:lang w:val="en_US" w:bidi="en_US"/>
-          </w:rPr>
-          <w:rPr>
-            <w:color w:val="0000EE"/>
-            <w:u w:val="single"/>
-          </w:rPr>
-          <w:t>2 Chronicles 13:12–19</w:t>
-        </w:r>
-      </w:hyperlink>
-      <w:r>
-        <w:rPr>
-          <w:lang w:val="en_US" w:bidi="en_US"/>
-        </w:rPr>
-        <w:t xml:space="preserve">; </w:t>
-      </w:r>
-      <w:hyperlink r:id="rId142">
-        <w:r>
-          <w:rPr>
-            <w:lang w:val="en_US" w:bidi="en_US"/>
-          </w:rPr>
-          <w:rPr>
-            <w:color w:val="0000EE"/>
-            <w:u w:val="single"/>
-          </w:rPr>
-          <w:t>20:20–24</w:t>
-        </w:r>
-      </w:hyperlink>
-      <w:r>
-        <w:rPr>
-          <w:lang w:val="en_US" w:bidi="en_US"/>
-        </w:rPr>
-        <w:t xml:space="preserve">; </w:t>
-      </w:r>
-      <w:hyperlink r:id="rId143">
-        <w:r>
-          <w:rPr>
-            <w:lang w:val="en_US" w:bidi="en_US"/>
-          </w:rPr>
-          <w:rPr>
-            <w:color w:val="0000EE"/>
-            <w:u w:val="single"/>
-          </w:rPr>
-          <w:t>Isaiah 13:1–5</w:t>
-        </w:r>
-      </w:hyperlink>
-      <w:r>
-        <w:rPr>
-          <w:lang w:val="en_US" w:bidi="en_US"/>
-        </w:rPr>
-        <w:t xml:space="preserve">; </w:t>
-      </w:r>
-      <w:hyperlink r:id="rId144">
-        <w:r>
-          <w:rPr>
-            <w:lang w:val="en_US" w:bidi="en_US"/>
-          </w:rPr>
-          <w:rPr>
-            <w:color w:val="0000EE"/>
-            <w:u w:val="single"/>
-          </w:rPr>
-          <w:t>Joel 3:1–16</w:t>
-        </w:r>
-      </w:hyperlink>
-      <w:r>
-        <w:rPr>
-          <w:lang w:val="en_US" w:bidi="en_US"/>
-        </w:rPr>
-        <w:t xml:space="preserve">; </w:t>
-      </w:r>
-      <w:hyperlink r:id="rId126">
-        <w:r>
-          <w:rPr>
-            <w:lang w:val="en_US" w:bidi="en_US"/>
-          </w:rPr>
-          <w:rPr>
-            <w:color w:val="0000EE"/>
-            <w:u w:val="single"/>
-          </w:rPr>
-          <w:t>Matthew 5:9</w:t>
-        </w:r>
-      </w:hyperlink>
-      <w:r>
-        <w:rPr>
-          <w:lang w:val="en_US" w:bidi="en_US"/>
-        </w:rPr>
-        <w:t xml:space="preserve">; </w:t>
-      </w:r>
-      <w:hyperlink r:id="rId145">
-        <w:r>
-          <w:rPr>
-            <w:lang w:val="en_US" w:bidi="en_US"/>
-          </w:rPr>
-          <w:rPr>
-            <w:color w:val="0000EE"/>
-            <w:u w:val="single"/>
-          </w:rPr>
-          <w:t>26:50–54</w:t>
-        </w:r>
-      </w:hyperlink>
-      <w:r>
-        <w:rPr>
-          <w:lang w:val="en_US" w:bidi="en_US"/>
-        </w:rPr>
-        <w:t xml:space="preserve">; </w:t>
-      </w:r>
-      <w:hyperlink r:id="rId129">
-        <w:r>
-          <w:rPr>
-            <w:lang w:val="en_US" w:bidi="en_US"/>
-          </w:rPr>
-          <w:rPr>
-            <w:color w:val="0000EE"/>
-            <w:u w:val="single"/>
-          </w:rPr>
-          <w:t>Revelation 19:11–21</w:t>
-        </w:r>
-      </w:hyperlink>
-      <w:r>
-        <w:rPr>
-          <w:lang w:val="en_US" w:bidi="en_US"/>
-        </w:rPr>
-        <w:t xml:space="preserve">; </w:t>
-      </w:r>
-      <w:hyperlink r:id="rId146">
-        <w:r>
-          <w:rPr>
-            <w:lang w:val="en_US" w:bidi="en_US"/>
-          </w:rPr>
-          <w:rPr>
-            <w:color w:val="0000EE"/>
-            <w:u w:val="single"/>
-          </w:rPr>
-          <w:t>20:7–15</w:t>
-        </w:r>
-      </w:hyperlink>
-      <w:r>
-        <w:rPr>
-          <w:lang w:val="en_US" w:bidi="en_US"/>
-        </w:rPr>
-      </w:r>
-      <w:r>
-        <w:rPr>
-          <w:lang w:val="en_US" w:bidi="en_US"/>
-        </w:rPr>
+      <w:r>
+        <w:rPr>
+          <w:lang w:val="en_US" w:bidi="en_US"/>
+        </w:rPr>
+        <w:t>The prophets sometimes described in detail what would happen during an invasion. Their goal was not to scare or discourage God's people. God sent them to encourage obedience to him. They wanted people to trust in the Lord for salvation and experience his rescue. This is how King Hezekiah reacted to the Assyrian invasion a century earlier. He trusted the Lord, and the Lord rescued him and his people.</w:t>
       </w:r>
     </w:p>
     <w:p>
@@ -3804,21 +3017,12 @@
           <w:lang w:val="en_US" w:bidi="en_US"/>
         </w:rPr>
       </w:r>
-    </w:p>
-    <w:p>
-      <w:pPr>
-        <w:pStyle w:val="Heading2"/>
-      </w:pPr>
-      <w:r>
-        <w:rPr>
-          <w:lang w:val="en_US" w:bidi="en_US"/>
-        </w:rPr>
-        <w:t>Hope Beyond Judgment</w:t>
-      </w:r>
-      <w:r>
-        <w:rPr>
-          <w:lang w:val="en_US" w:bidi="en_US"/>
-        </w:rPr>
+      <w:r>
+        <w:rPr>
+          <w:u w:val="single"/>
+          <w:lang w:val="en_US" w:bidi="en_US"/>
+        </w:rPr>
+        <w:t>Passages for Further Study</w:t>
       </w:r>
     </w:p>
     <w:p>
@@ -3828,11 +3032,153 @@
           <w:lang w:val="en_US" w:bidi="en_US"/>
         </w:rPr>
       </w:r>
-      <w:r>
-        <w:rPr>
-          <w:lang w:val="en_US" w:bidi="en_US"/>
-        </w:rPr>
-        <w:t>In the Bible, the prophets often proclaim messages of judgment and doom, but sometimes they also provide hope.</w:t>
+      <w:hyperlink r:id="rId110">
+        <w:r>
+          <w:rPr>
+            <w:lang w:val="en_US" w:bidi="en_US"/>
+          </w:rPr>
+          <w:rPr>
+            <w:color w:val="0000EE"/>
+            <w:u w:val="single"/>
+          </w:rPr>
+          <w:t>Genesis 14:1–16</w:t>
+        </w:r>
+      </w:hyperlink>
+      <w:r>
+        <w:rPr>
+          <w:lang w:val="en_US" w:bidi="en_US"/>
+        </w:rPr>
+        <w:t xml:space="preserve">; </w:t>
+      </w:r>
+      <w:hyperlink r:id="rId111">
+        <w:r>
+          <w:rPr>
+            <w:lang w:val="en_US" w:bidi="en_US"/>
+          </w:rPr>
+          <w:rPr>
+            <w:color w:val="0000EE"/>
+            <w:u w:val="single"/>
+          </w:rPr>
+          <w:t>2 Kings 17:5–23</w:t>
+        </w:r>
+      </w:hyperlink>
+      <w:r>
+        <w:rPr>
+          <w:lang w:val="en_US" w:bidi="en_US"/>
+        </w:rPr>
+        <w:t xml:space="preserve">; </w:t>
+      </w:r>
+      <w:hyperlink r:id="rId112">
+        <w:r>
+          <w:rPr>
+            <w:lang w:val="en_US" w:bidi="en_US"/>
+          </w:rPr>
+          <w:rPr>
+            <w:color w:val="0000EE"/>
+            <w:u w:val="single"/>
+          </w:rPr>
+          <w:t>18:13–19:37</w:t>
+        </w:r>
+      </w:hyperlink>
+      <w:r>
+        <w:rPr>
+          <w:lang w:val="en_US" w:bidi="en_US"/>
+        </w:rPr>
+        <w:t xml:space="preserve">; </w:t>
+      </w:r>
+      <w:hyperlink r:id="rId113">
+        <w:r>
+          <w:rPr>
+            <w:lang w:val="en_US" w:bidi="en_US"/>
+          </w:rPr>
+          <w:rPr>
+            <w:color w:val="0000EE"/>
+            <w:u w:val="single"/>
+          </w:rPr>
+          <w:t>Isaiah 6:8–13</w:t>
+        </w:r>
+      </w:hyperlink>
+      <w:r>
+        <w:rPr>
+          <w:lang w:val="en_US" w:bidi="en_US"/>
+        </w:rPr>
+        <w:t xml:space="preserve">; </w:t>
+      </w:r>
+      <w:hyperlink r:id="rId114">
+        <w:r>
+          <w:rPr>
+            <w:lang w:val="en_US" w:bidi="en_US"/>
+          </w:rPr>
+          <w:rPr>
+            <w:color w:val="0000EE"/>
+            <w:u w:val="single"/>
+          </w:rPr>
+          <w:t>36:1–37:38</w:t>
+        </w:r>
+      </w:hyperlink>
+      <w:r>
+        <w:rPr>
+          <w:lang w:val="en_US" w:bidi="en_US"/>
+        </w:rPr>
+        <w:t xml:space="preserve">; </w:t>
+      </w:r>
+      <w:hyperlink r:id="rId115">
+        <w:r>
+          <w:rPr>
+            <w:lang w:val="en_US" w:bidi="en_US"/>
+          </w:rPr>
+          <w:rPr>
+            <w:color w:val="0000EE"/>
+            <w:u w:val="single"/>
+          </w:rPr>
+          <w:t>65:21–23</w:t>
+        </w:r>
+      </w:hyperlink>
+      <w:r>
+        <w:rPr>
+          <w:lang w:val="en_US" w:bidi="en_US"/>
+        </w:rPr>
+        <w:t xml:space="preserve">; </w:t>
+      </w:r>
+      <w:hyperlink r:id="rId116">
+        <w:r>
+          <w:rPr>
+            <w:lang w:val="en_US" w:bidi="en_US"/>
+          </w:rPr>
+          <w:rPr>
+            <w:color w:val="0000EE"/>
+            <w:u w:val="single"/>
+          </w:rPr>
+          <w:t>Jeremiah 6:22–26</w:t>
+        </w:r>
+      </w:hyperlink>
+      <w:r>
+        <w:rPr>
+          <w:lang w:val="en_US" w:bidi="en_US"/>
+        </w:rPr>
+        <w:t xml:space="preserve">; </w:t>
+      </w:r>
+      <w:hyperlink r:id="rId117">
+        <w:r>
+          <w:rPr>
+            <w:lang w:val="en_US" w:bidi="en_US"/>
+          </w:rPr>
+          <w:rPr>
+            <w:color w:val="0000EE"/>
+            <w:u w:val="single"/>
+          </w:rPr>
+          <w:t>19:7–15</w:t>
+        </w:r>
+      </w:hyperlink>
+      <w:r>
+        <w:rPr>
+          <w:lang w:val="en_US" w:bidi="en_US"/>
+        </w:rPr>
+      </w:r>
+      <w:r>
+        <w:rPr>
+          <w:lang w:val="en_US" w:bidi="en_US"/>
+        </w:rPr>
       </w:r>
     </w:p>
     <w:p>
@@ -3842,137 +3188,21 @@
           <w:lang w:val="en_US" w:bidi="en_US"/>
         </w:rPr>
       </w:r>
-      <w:r>
-        <w:rPr>
-          <w:lang w:val="en_US" w:bidi="en_US"/>
-        </w:rPr>
-        <w:t>In the prophecy of Jeremiah, the first sign of hope is the Lord's command for Israel reject idolatry and obey the Lord God and the special agreement (the covenant) made at Mount Sinai (</w:t>
-      </w:r>
-      <w:hyperlink r:id="rId147">
-        <w:r>
-          <w:rPr>
-            <w:lang w:val="en_US" w:bidi="en_US"/>
-          </w:rPr>
-          <w:rPr>
-            <w:color w:val="0000EE"/>
-            <w:u w:val="single"/>
-          </w:rPr>
-          <w:t>Jeremiah 3:11–4:2</w:t>
-        </w:r>
-      </w:hyperlink>
-      <w:r>
-        <w:rPr>
-          <w:lang w:val="en_US" w:bidi="en_US"/>
-        </w:rPr>
-        <w:t>). If they responded correctly, there would be a positive future for them. They could experience healing salvation (</w:t>
-      </w:r>
-      <w:hyperlink r:id="rId148">
-        <w:r>
-          <w:rPr>
-            <w:lang w:val="en_US" w:bidi="en_US"/>
-          </w:rPr>
-          <w:rPr>
-            <w:color w:val="0000EE"/>
-            <w:u w:val="single"/>
-          </w:rPr>
-          <w:t>3:22–23</w:t>
-        </w:r>
-      </w:hyperlink>
-      <w:r>
-        <w:rPr>
-          <w:lang w:val="en_US" w:bidi="en_US"/>
-        </w:rPr>
-        <w:t>). Israel would become a blessing to all nations (</w:t>
-      </w:r>
-      <w:hyperlink r:id="rId149">
-        <w:r>
-          <w:rPr>
-            <w:lang w:val="en_US" w:bidi="en_US"/>
-          </w:rPr>
-          <w:rPr>
-            <w:color w:val="0000EE"/>
-            <w:u w:val="single"/>
-          </w:rPr>
-          <w:t>4:1–2</w:t>
-        </w:r>
-      </w:hyperlink>
-      <w:r>
-        <w:rPr>
-          <w:lang w:val="en_US" w:bidi="en_US"/>
-        </w:rPr>
-        <w:t xml:space="preserve">). The people's repentance would end God's punishment, and the nation would not face destruction. Even during difficulties before the destruction of Jerusalem, God promised a wonderful future that gave hope to the nation (see </w:t>
-      </w:r>
-      <w:hyperlink r:id="rId150">
-        <w:r>
-          <w:rPr>
-            <w:lang w:val="en_US" w:bidi="en_US"/>
-          </w:rPr>
-          <w:rPr>
-            <w:color w:val="0000EE"/>
-            <w:u w:val="single"/>
-          </w:rPr>
-          <w:t>16:15</w:t>
-        </w:r>
-      </w:hyperlink>
-      <w:r>
-        <w:rPr>
-          <w:lang w:val="en_US" w:bidi="en_US"/>
-        </w:rPr>
-        <w:t xml:space="preserve">; </w:t>
-      </w:r>
-      <w:hyperlink r:id="rId151">
-        <w:r>
-          <w:rPr>
-            <w:lang w:val="en_US" w:bidi="en_US"/>
-          </w:rPr>
-          <w:rPr>
-            <w:color w:val="0000EE"/>
-            <w:u w:val="single"/>
-          </w:rPr>
-          <w:t>23:3–8</w:t>
-        </w:r>
-      </w:hyperlink>
-      <w:r>
-        <w:rPr>
-          <w:lang w:val="en_US" w:bidi="en_US"/>
-        </w:rPr>
-        <w:t xml:space="preserve">; </w:t>
-      </w:r>
-      <w:hyperlink r:id="rId152">
-        <w:r>
-          <w:rPr>
-            <w:lang w:val="en_US" w:bidi="en_US"/>
-          </w:rPr>
-          <w:rPr>
-            <w:color w:val="0000EE"/>
-            <w:u w:val="single"/>
-          </w:rPr>
-          <w:t>29:10–14</w:t>
-        </w:r>
-      </w:hyperlink>
-      <w:r>
-        <w:rPr>
-          <w:lang w:val="en_US" w:bidi="en_US"/>
-        </w:rPr>
-        <w:t xml:space="preserve">; </w:t>
-      </w:r>
-      <w:hyperlink r:id="rId153">
-        <w:r>
-          <w:rPr>
-            <w:lang w:val="en_US" w:bidi="en_US"/>
-          </w:rPr>
-          <w:rPr>
-            <w:color w:val="0000EE"/>
-            <w:u w:val="single"/>
-          </w:rPr>
-          <w:t>30:1–33:26</w:t>
-        </w:r>
-      </w:hyperlink>
-      <w:r>
-        <w:rPr>
-          <w:lang w:val="en_US" w:bidi="en_US"/>
-        </w:rPr>
-        <w:t>).</w:t>
+    </w:p>
+    <w:p>
+      <w:pPr>
+        <w:pStyle w:val="Heading2"/>
+      </w:pPr>
+      <w:r>
+        <w:rPr>
+          <w:lang w:val="en_US" w:bidi="en_US"/>
+        </w:rPr>
+        <w:t>Israel’s Geography as Theology</w:t>
+      </w:r>
+      <w:r>
+        <w:rPr>
+          <w:lang w:val="en_US" w:bidi="en_US"/>
+        </w:rPr>
       </w:r>
     </w:p>
     <w:p>
@@ -3986,43 +3216,43 @@
         <w:rPr>
           <w:lang w:val="en_US" w:bidi="en_US"/>
         </w:rPr>
-        <w:t xml:space="preserve">Even after God allowed the destruction of Jerusalem, he provided hope to the exiles in Babylon. After seventy years, those who obeyed the Lord would return to the promised land to rebuild the temple and Jerusalem. An active community would experience peace and prosperity (see </w:t>
-      </w:r>
-      <w:hyperlink r:id="rId154">
-        <w:r>
-          <w:rPr>
-            <w:lang w:val="en_US" w:bidi="en_US"/>
-          </w:rPr>
-          <w:rPr>
-            <w:color w:val="0000EE"/>
-            <w:u w:val="single"/>
-          </w:rPr>
-          <w:t>Jeremiah 46:27–28</w:t>
-        </w:r>
-      </w:hyperlink>
-      <w:r>
-        <w:rPr>
-          <w:lang w:val="en_US" w:bidi="en_US"/>
-        </w:rPr>
-        <w:t xml:space="preserve">; chapters </w:t>
-      </w:r>
-      <w:hyperlink r:id="rId155">
-        <w:r>
-          <w:rPr>
-            <w:lang w:val="en_US" w:bidi="en_US"/>
-          </w:rPr>
-          <w:rPr>
-            <w:color w:val="0000EE"/>
-            <w:u w:val="single"/>
-          </w:rPr>
-          <w:t>50–51</w:t>
-        </w:r>
-      </w:hyperlink>
-      <w:r>
-        <w:rPr>
-          <w:lang w:val="en_US" w:bidi="en_US"/>
-        </w:rPr>
-        <w:t>). After Persians conquered Babylon, the Jewish exiles would return to Judah. These events happened in 539–538 BC.</w:t>
+        <w:t xml:space="preserve">The division of the land in </w:t>
+      </w:r>
+      <w:hyperlink r:id="rId118">
+        <w:r>
+          <w:rPr>
+            <w:lang w:val="en_US" w:bidi="en_US"/>
+          </w:rPr>
+          <w:rPr>
+            <w:color w:val="0000EE"/>
+            <w:u w:val="single"/>
+          </w:rPr>
+          <w:t>Ezekiel 47:13–48:35</w:t>
+        </w:r>
+      </w:hyperlink>
+      <w:r>
+        <w:rPr>
+          <w:lang w:val="en_US" w:bidi="en_US"/>
+        </w:rPr>
+        <w:t xml:space="preserve"> combines spiritual ideals with a practical message. It reinforces themes from earlier parts of the vision (</w:t>
+      </w:r>
+      <w:hyperlink r:id="rId119">
+        <w:r>
+          <w:rPr>
+            <w:lang w:val="en_US" w:bidi="en_US"/>
+          </w:rPr>
+          <w:rPr>
+            <w:color w:val="0000EE"/>
+            <w:u w:val="single"/>
+          </w:rPr>
+          <w:t>Ezekiel 40–46</w:t>
+        </w:r>
+      </w:hyperlink>
+      <w:r>
+        <w:rPr>
+          <w:lang w:val="en_US" w:bidi="en_US"/>
+        </w:rPr>
+        <w:t>). The prophet Ezekiel envisioned a future closely linked to the past. The land of Israel remained the special land promised to Israel's patriarchs.</w:t>
       </w:r>
     </w:p>
     <w:p>
@@ -4036,97 +3266,7 @@
         <w:rPr>
           <w:lang w:val="en_US" w:bidi="en_US"/>
         </w:rPr>
-        <w:t>Hope for God's people extended far into the future, as God promised a righteous descendant of King David to rule over his people (</w:t>
-      </w:r>
-      <w:hyperlink r:id="rId156">
-        <w:r>
-          <w:rPr>
-            <w:lang w:val="en_US" w:bidi="en_US"/>
-          </w:rPr>
-          <w:rPr>
-            <w:color w:val="0000EE"/>
-            <w:u w:val="single"/>
-          </w:rPr>
-          <w:t>Isaiah 11:1–5</w:t>
-        </w:r>
-      </w:hyperlink>
-      <w:r>
-        <w:rPr>
-          <w:lang w:val="en_US" w:bidi="en_US"/>
-        </w:rPr>
-        <w:t xml:space="preserve">; </w:t>
-      </w:r>
-      <w:hyperlink r:id="rId157">
-        <w:r>
-          <w:rPr>
-            <w:lang w:val="en_US" w:bidi="en_US"/>
-          </w:rPr>
-          <w:rPr>
-            <w:color w:val="0000EE"/>
-            <w:u w:val="single"/>
-          </w:rPr>
-          <w:t>Jeremiah 23:5–6</w:t>
-        </w:r>
-      </w:hyperlink>
-      <w:r>
-        <w:rPr>
-          <w:lang w:val="en_US" w:bidi="en_US"/>
-        </w:rPr>
-        <w:t xml:space="preserve">; </w:t>
-      </w:r>
-      <w:hyperlink r:id="rId158">
-        <w:r>
-          <w:rPr>
-            <w:lang w:val="en_US" w:bidi="en_US"/>
-          </w:rPr>
-          <w:rPr>
-            <w:color w:val="0000EE"/>
-            <w:u w:val="single"/>
-          </w:rPr>
-          <w:t>33:15–17</w:t>
-        </w:r>
-      </w:hyperlink>
-      <w:r>
-        <w:rPr>
-          <w:lang w:val="en_US" w:bidi="en_US"/>
-        </w:rPr>
-        <w:t>). Jesus Christ is that righteous descendant. Through his death on the cross, he became "the mediator of a new covenant" (</w:t>
-      </w:r>
-      <w:hyperlink r:id="rId159">
-        <w:r>
-          <w:rPr>
-            <w:lang w:val="en_US" w:bidi="en_US"/>
-          </w:rPr>
-          <w:rPr>
-            <w:color w:val="0000EE"/>
-            <w:u w:val="single"/>
-          </w:rPr>
-          <w:t>Hebrews 9:13–15</w:t>
-        </w:r>
-      </w:hyperlink>
-      <w:r>
-        <w:rPr>
-          <w:lang w:val="en_US" w:bidi="en_US"/>
-        </w:rPr>
-        <w:t xml:space="preserve">; </w:t>
-      </w:r>
-      <w:hyperlink r:id="rId160">
-        <w:r>
-          <w:rPr>
-            <w:lang w:val="en_US" w:bidi="en_US"/>
-          </w:rPr>
-          <w:rPr>
-            <w:color w:val="0000EE"/>
-            <w:u w:val="single"/>
-          </w:rPr>
-          <w:t>12:22–24</w:t>
-        </w:r>
-      </w:hyperlink>
-      <w:r>
-        <w:rPr>
-          <w:lang w:val="en_US" w:bidi="en_US"/>
-        </w:rPr>
-        <w:t>). Those who trust in him now hope for his eternal kingdom beyond God's judgments in this age.</w:t>
+        <w:t>The map in this vision is different from the earlier tribal divisions in Joshua’s time. In Ezekiel’s vision, each tribe receives an equal portion of land. These portions are in east-to-west strips. They align the entire land with the temple at its center. These strips do not match the actual geography of the land. They are symbolic. The idea is that old tribal rivalries and hatreds will disappear, as each tribe will have equal status.</w:t>
       </w:r>
     </w:p>
     <w:p>
@@ -4138,10 +3278,9 @@
       </w:r>
       <w:r>
         <w:rPr>
-          <w:u w:val="single"/>
-          <w:lang w:val="en_US" w:bidi="en_US"/>
-        </w:rPr>
-        <w:t>Passages for Further Study</w:t>
+          <w:lang w:val="en_US" w:bidi="en_US"/>
+        </w:rPr>
+        <w:t>The monarchy (the system of being ruled by God's chosen king) is not abolished in this vision, but it is transformed. The ruined city from earlier chapters of Ezekiel becomes a new holy city of unity and harmony for the tribes. A life-giving river restores, bringing blessings from God's temple to every part of the people's lives.</w:t>
       </w:r>
     </w:p>
     <w:p>
@@ -4151,279 +3290,77 @@
           <w:lang w:val="en_US" w:bidi="en_US"/>
         </w:rPr>
       </w:r>
-      <w:hyperlink r:id="rId161">
-        <w:r>
-          <w:rPr>
-            <w:lang w:val="en_US" w:bidi="en_US"/>
-          </w:rPr>
-          <w:rPr>
-            <w:color w:val="0000EE"/>
-            <w:u w:val="single"/>
-          </w:rPr>
-          <w:t>Isaiah 2:3–4</w:t>
-        </w:r>
-      </w:hyperlink>
-      <w:r>
-        <w:rPr>
-          <w:lang w:val="en_US" w:bidi="en_US"/>
-        </w:rPr>
-        <w:t xml:space="preserve">; </w:t>
-      </w:r>
-      <w:hyperlink r:id="rId162">
-        <w:r>
-          <w:rPr>
-            <w:lang w:val="en_US" w:bidi="en_US"/>
-          </w:rPr>
-          <w:rPr>
-            <w:color w:val="0000EE"/>
-            <w:u w:val="single"/>
-          </w:rPr>
-          <w:t>4:2</w:t>
-        </w:r>
-      </w:hyperlink>
-      <w:r>
-        <w:rPr>
-          <w:lang w:val="en_US" w:bidi="en_US"/>
-        </w:rPr>
-        <w:t xml:space="preserve">; </w:t>
-      </w:r>
-      <w:hyperlink r:id="rId163">
-        <w:r>
-          <w:rPr>
-            <w:lang w:val="en_US" w:bidi="en_US"/>
-          </w:rPr>
-          <w:rPr>
-            <w:color w:val="0000EE"/>
-            <w:u w:val="single"/>
-          </w:rPr>
-          <w:t>11:1–16</w:t>
-        </w:r>
-      </w:hyperlink>
-      <w:r>
-        <w:rPr>
-          <w:lang w:val="en_US" w:bidi="en_US"/>
-        </w:rPr>
-        <w:t xml:space="preserve">; </w:t>
-      </w:r>
-      <w:hyperlink r:id="rId164">
-        <w:r>
-          <w:rPr>
-            <w:lang w:val="en_US" w:bidi="en_US"/>
-          </w:rPr>
-          <w:rPr>
-            <w:color w:val="0000EE"/>
-            <w:u w:val="single"/>
-          </w:rPr>
-          <w:t>35:1–10</w:t>
-        </w:r>
-      </w:hyperlink>
-      <w:r>
-        <w:rPr>
-          <w:lang w:val="en_US" w:bidi="en_US"/>
-        </w:rPr>
-        <w:t xml:space="preserve">; </w:t>
-      </w:r>
-      <w:hyperlink r:id="rId165">
-        <w:r>
-          <w:rPr>
-            <w:lang w:val="en_US" w:bidi="en_US"/>
-          </w:rPr>
-          <w:rPr>
-            <w:color w:val="0000EE"/>
-            <w:u w:val="single"/>
-          </w:rPr>
-          <w:t>52:11–12</w:t>
-        </w:r>
-      </w:hyperlink>
-      <w:r>
-        <w:rPr>
-          <w:lang w:val="en_US" w:bidi="en_US"/>
-        </w:rPr>
-        <w:t xml:space="preserve">; </w:t>
-      </w:r>
-      <w:hyperlink r:id="rId147">
-        <w:r>
-          <w:rPr>
-            <w:lang w:val="en_US" w:bidi="en_US"/>
-          </w:rPr>
-          <w:rPr>
-            <w:color w:val="0000EE"/>
-            <w:u w:val="single"/>
-          </w:rPr>
-          <w:t>Jeremiah 3:11–4:2</w:t>
-        </w:r>
-      </w:hyperlink>
-      <w:r>
-        <w:rPr>
-          <w:lang w:val="en_US" w:bidi="en_US"/>
-        </w:rPr>
-        <w:t xml:space="preserve">; </w:t>
-      </w:r>
-      <w:hyperlink r:id="rId166">
-        <w:r>
-          <w:rPr>
-            <w:lang w:val="en_US" w:bidi="en_US"/>
-          </w:rPr>
-          <w:rPr>
-            <w:color w:val="0000EE"/>
-            <w:u w:val="single"/>
-          </w:rPr>
-          <w:t>16:14–15</w:t>
-        </w:r>
-      </w:hyperlink>
-      <w:r>
-        <w:rPr>
-          <w:lang w:val="en_US" w:bidi="en_US"/>
-        </w:rPr>
-        <w:t xml:space="preserve">; </w:t>
-      </w:r>
-      <w:hyperlink r:id="rId151">
-        <w:r>
-          <w:rPr>
-            <w:lang w:val="en_US" w:bidi="en_US"/>
-          </w:rPr>
-          <w:rPr>
-            <w:color w:val="0000EE"/>
-            <w:u w:val="single"/>
-          </w:rPr>
-          <w:t>23:3–8</w:t>
-        </w:r>
-      </w:hyperlink>
-      <w:r>
-        <w:rPr>
-          <w:lang w:val="en_US" w:bidi="en_US"/>
-        </w:rPr>
-        <w:t xml:space="preserve">; </w:t>
-      </w:r>
-      <w:hyperlink r:id="rId152">
-        <w:r>
-          <w:rPr>
-            <w:lang w:val="en_US" w:bidi="en_US"/>
-          </w:rPr>
-          <w:rPr>
-            <w:color w:val="0000EE"/>
-            <w:u w:val="single"/>
-          </w:rPr>
-          <w:t>29:10–14</w:t>
-        </w:r>
-      </w:hyperlink>
-      <w:r>
-        <w:rPr>
-          <w:lang w:val="en_US" w:bidi="en_US"/>
-        </w:rPr>
-        <w:t xml:space="preserve">; </w:t>
-      </w:r>
-      <w:hyperlink r:id="rId153">
-        <w:r>
-          <w:rPr>
-            <w:lang w:val="en_US" w:bidi="en_US"/>
-          </w:rPr>
-          <w:rPr>
-            <w:color w:val="0000EE"/>
-            <w:u w:val="single"/>
-          </w:rPr>
-          <w:t>30:1–33:26</w:t>
-        </w:r>
-      </w:hyperlink>
-      <w:r>
-        <w:rPr>
-          <w:lang w:val="en_US" w:bidi="en_US"/>
-        </w:rPr>
-        <w:t xml:space="preserve">; </w:t>
-      </w:r>
-      <w:hyperlink r:id="rId167">
-        <w:r>
-          <w:rPr>
-            <w:lang w:val="en_US" w:bidi="en_US"/>
-          </w:rPr>
-          <w:rPr>
-            <w:color w:val="0000EE"/>
-            <w:u w:val="single"/>
-          </w:rPr>
-          <w:t>46:27</w:t>
-        </w:r>
-      </w:hyperlink>
-      <w:r>
-        <w:rPr>
-          <w:lang w:val="en_US" w:bidi="en_US"/>
-        </w:rPr>
-        <w:t xml:space="preserve">; </w:t>
-      </w:r>
-      <w:hyperlink r:id="rId168">
-        <w:r>
-          <w:rPr>
-            <w:lang w:val="en_US" w:bidi="en_US"/>
-          </w:rPr>
-          <w:rPr>
-            <w:color w:val="0000EE"/>
-            <w:u w:val="single"/>
-          </w:rPr>
-          <w:t>Hosea 3:4–5</w:t>
-        </w:r>
-      </w:hyperlink>
-      <w:r>
-        <w:rPr>
-          <w:lang w:val="en_US" w:bidi="en_US"/>
-        </w:rPr>
-        <w:t xml:space="preserve">; </w:t>
-      </w:r>
-      <w:hyperlink r:id="rId169">
-        <w:r>
-          <w:rPr>
-            <w:lang w:val="en_US" w:bidi="en_US"/>
-          </w:rPr>
-          <w:rPr>
-            <w:color w:val="0000EE"/>
-            <w:u w:val="single"/>
-          </w:rPr>
-          <w:t>Amos 9:11–15</w:t>
-        </w:r>
-      </w:hyperlink>
-      <w:r>
-        <w:rPr>
-          <w:lang w:val="en_US" w:bidi="en_US"/>
-        </w:rPr>
-        <w:t xml:space="preserve">; </w:t>
-      </w:r>
-      <w:hyperlink r:id="rId159">
-        <w:r>
-          <w:rPr>
-            <w:lang w:val="en_US" w:bidi="en_US"/>
-          </w:rPr>
-          <w:rPr>
-            <w:color w:val="0000EE"/>
-            <w:u w:val="single"/>
-          </w:rPr>
-          <w:t>Hebrews 9:13–15</w:t>
-        </w:r>
-      </w:hyperlink>
-      <w:r>
-        <w:rPr>
-          <w:lang w:val="en_US" w:bidi="en_US"/>
-        </w:rPr>
-        <w:t xml:space="preserve">; </w:t>
-      </w:r>
-      <w:hyperlink r:id="rId160">
-        <w:r>
-          <w:rPr>
-            <w:lang w:val="en_US" w:bidi="en_US"/>
-          </w:rPr>
-          <w:rPr>
-            <w:color w:val="0000EE"/>
-            <w:u w:val="single"/>
-          </w:rPr>
-          <w:t>12:22–24</w:t>
-        </w:r>
-      </w:hyperlink>
-      <w:r>
-        <w:rPr>
-          <w:lang w:val="en_US" w:bidi="en_US"/>
-        </w:rPr>
-      </w:r>
-      <w:r>
-        <w:rPr>
-          <w:lang w:val="en_US" w:bidi="en_US"/>
-        </w:rPr>
+      <w:r>
+        <w:rPr>
+          <w:lang w:val="en_US" w:bidi="en_US"/>
+        </w:rPr>
+        <w:t xml:space="preserve">The vision in </w:t>
+      </w:r>
+      <w:hyperlink r:id="rId120">
+        <w:r>
+          <w:rPr>
+            <w:lang w:val="en_US" w:bidi="en_US"/>
+          </w:rPr>
+          <w:rPr>
+            <w:color w:val="0000EE"/>
+            <w:u w:val="single"/>
+          </w:rPr>
+          <w:t>Ezekiel 40–48</w:t>
+        </w:r>
+      </w:hyperlink>
+      <w:r>
+        <w:rPr>
+          <w:lang w:val="en_US" w:bidi="en_US"/>
+        </w:rPr>
+        <w:t xml:space="preserve"> encourages people to repent for past sins, stay faithful in difficult times, and hope for a better future through God's power and grace. The final chapters of Revelation show this vision fulfilled in Jesus (</w:t>
+      </w:r>
+      <w:hyperlink r:id="rId121">
+        <w:r>
+          <w:rPr>
+            <w:lang w:val="en_US" w:bidi="en_US"/>
+          </w:rPr>
+          <w:rPr>
+            <w:color w:val="0000EE"/>
+            <w:u w:val="single"/>
+          </w:rPr>
+          <w:t>Revelation 21–22</w:t>
+        </w:r>
+      </w:hyperlink>
+      <w:r>
+        <w:rPr>
+          <w:lang w:val="en_US" w:bidi="en_US"/>
+        </w:rPr>
+        <w:t>). Jesus began the spiritual reality Ezekiel described. It is a heavenly city "</w:t>
+      </w:r>
+      <w:r>
+        <w:rPr>
+          <w:lang w:val="en_US" w:bidi="en_US"/>
+        </w:rPr>
+        <w:t>whose architect and builder is God</w:t>
+      </w:r>
+      <w:r>
+        <w:rPr>
+          <w:lang w:val="en_US" w:bidi="en_US"/>
+        </w:rPr>
+        <w:t>" (</w:t>
+      </w:r>
+      <w:hyperlink r:id="rId122">
+        <w:r>
+          <w:rPr>
+            <w:lang w:val="en_US" w:bidi="en_US"/>
+          </w:rPr>
+          <w:rPr>
+            <w:color w:val="0000EE"/>
+            <w:u w:val="single"/>
+          </w:rPr>
+          <w:t>Hebrews 11:10</w:t>
+        </w:r>
+      </w:hyperlink>
+      <w:r>
+        <w:rPr>
+          <w:lang w:val="en_US" w:bidi="en_US"/>
+        </w:rPr>
+        <w:t>).</w:t>
       </w:r>
     </w:p>
     <w:p>
@@ -4433,21 +3370,12 @@
           <w:lang w:val="en_US" w:bidi="en_US"/>
         </w:rPr>
       </w:r>
-    </w:p>
-    <w:p>
-      <w:pPr>
-        <w:pStyle w:val="Heading2"/>
-      </w:pPr>
-      <w:r>
-        <w:rPr>
-          <w:lang w:val="en_US" w:bidi="en_US"/>
-        </w:rPr>
-        <w:t>Hope for the Messiah</w:t>
-      </w:r>
-      <w:r>
-        <w:rPr>
-          <w:lang w:val="en_US" w:bidi="en_US"/>
-        </w:rPr>
+      <w:r>
+        <w:rPr>
+          <w:u w:val="single"/>
+          <w:lang w:val="en_US" w:bidi="en_US"/>
+        </w:rPr>
+        <w:t>Passages for Further Study</w:t>
       </w:r>
     </w:p>
     <w:p>
@@ -4457,68 +3385,16 @@
           <w:lang w:val="en_US" w:bidi="en_US"/>
         </w:rPr>
       </w:r>
-      <w:r>
-        <w:rPr>
-          <w:lang w:val="en_US" w:bidi="en_US"/>
-        </w:rPr>
-        <w:t>In the first century, many Jews hoped the Messiah (God's chosen one) would come. They thought this rescuer would defeat Israel's enemies and bring peace and prosperity to God's people.</w:t>
-      </w:r>
-    </w:p>
-    <w:p>
-      <w:pPr/>
-      <w:r>
-        <w:rPr>
-          <w:lang w:val="en_US" w:bidi="en_US"/>
-        </w:rPr>
-      </w:r>
-      <w:r>
-        <w:rPr>
-          <w:lang w:val="en_US" w:bidi="en_US"/>
-        </w:rPr>
-        <w:t xml:space="preserve">The Hebrew word "Messiah" and the Greek word "Christ" both mean "anointed one." This term comes from the tradition of anointing Israelite kings with oil at their coronation. This act confirmed their role as God's representative to rule the nation. Later, the term referred to the future king for which Israel hoped. </w:t>
-      </w:r>
-    </w:p>
-    <w:p>
-      <w:pPr/>
-      <w:r>
-        <w:rPr>
-          <w:lang w:val="en_US" w:bidi="en_US"/>
-        </w:rPr>
-      </w:r>
-      <w:r>
-        <w:rPr>
-          <w:lang w:val="en_US" w:bidi="en_US"/>
-        </w:rPr>
-        <w:t xml:space="preserve">Many people hoped for a king from David's family line to restore David's dynasty and rule with righteousness and justice in Jerusalem. This hope came from the special agreement (the covenant) God made in </w:t>
-      </w:r>
-      <w:hyperlink r:id="rId170">
-        <w:r>
-          <w:rPr>
-            <w:lang w:val="en_US" w:bidi="en_US"/>
-          </w:rPr>
-          <w:rPr>
-            <w:color w:val="0000EE"/>
-            <w:u w:val="single"/>
-          </w:rPr>
-          <w:t>2 Samuel 7:11–16</w:t>
-        </w:r>
-      </w:hyperlink>
-      <w:r>
-        <w:rPr>
-          <w:lang w:val="en_US" w:bidi="en_US"/>
-        </w:rPr>
-        <w:t>. God promised King David that his descendants would rule forever. As Israel's kingdom decreased and eventually ended, Old Testament prophets predicted the coming of the Christ (</w:t>
-      </w:r>
-      <w:hyperlink r:id="rId171">
-        <w:r>
-          <w:rPr>
-            <w:lang w:val="en_US" w:bidi="en_US"/>
-          </w:rPr>
-          <w:rPr>
-            <w:color w:val="0000EE"/>
-            <w:u w:val="single"/>
-          </w:rPr>
-          <w:t>Isaiah 9:6–7</w:t>
+      <w:hyperlink r:id="rId119">
+        <w:r>
+          <w:rPr>
+            <w:lang w:val="en_US" w:bidi="en_US"/>
+          </w:rPr>
+          <w:rPr>
+            <w:color w:val="0000EE"/>
+            <w:u w:val="single"/>
+          </w:rPr>
+          <w:t>Ezekiel 40:1–46:24</w:t>
         </w:r>
       </w:hyperlink>
       <w:r>
@@ -4527,16 +3403,16 @@
         </w:rPr>
         <w:t xml:space="preserve">; </w:t>
       </w:r>
-      <w:hyperlink r:id="rId156">
-        <w:r>
-          <w:rPr>
-            <w:lang w:val="en_US" w:bidi="en_US"/>
-          </w:rPr>
-          <w:rPr>
-            <w:color w:val="0000EE"/>
-            <w:u w:val="single"/>
-          </w:rPr>
-          <w:t>11:1–5</w:t>
+      <w:hyperlink r:id="rId118">
+        <w:r>
+          <w:rPr>
+            <w:lang w:val="en_US" w:bidi="en_US"/>
+          </w:rPr>
+          <w:rPr>
+            <w:color w:val="0000EE"/>
+            <w:u w:val="single"/>
+          </w:rPr>
+          <w:t>47:13–48:35</w:t>
         </w:r>
       </w:hyperlink>
       <w:r>
@@ -4545,1863 +3421,16 @@
         </w:rPr>
         <w:t xml:space="preserve">; </w:t>
       </w:r>
-      <w:hyperlink r:id="rId157">
-        <w:r>
-          <w:rPr>
-            <w:lang w:val="en_US" w:bidi="en_US"/>
-          </w:rPr>
-          <w:rPr>
-            <w:color w:val="0000EE"/>
-            <w:u w:val="single"/>
-          </w:rPr>
-          <w:t>Jeremiah 23:5–6</w:t>
-        </w:r>
-      </w:hyperlink>
-      <w:r>
-        <w:rPr>
-          <w:lang w:val="en_US" w:bidi="en_US"/>
-        </w:rPr>
-        <w:t xml:space="preserve">; </w:t>
-      </w:r>
-      <w:hyperlink r:id="rId172">
-        <w:r>
-          <w:rPr>
-            <w:lang w:val="en_US" w:bidi="en_US"/>
-          </w:rPr>
-          <w:rPr>
-            <w:color w:val="0000EE"/>
-            <w:u w:val="single"/>
-          </w:rPr>
-          <w:t>33:15–16</w:t>
-        </w:r>
-      </w:hyperlink>
-      <w:r>
-        <w:rPr>
-          <w:lang w:val="en_US" w:bidi="en_US"/>
-        </w:rPr>
-        <w:t xml:space="preserve">; </w:t>
-      </w:r>
-      <w:hyperlink r:id="rId173">
-        <w:r>
-          <w:rPr>
-            <w:lang w:val="en_US" w:bidi="en_US"/>
-          </w:rPr>
-          <w:rPr>
-            <w:color w:val="0000EE"/>
-            <w:u w:val="single"/>
-          </w:rPr>
-          <w:t>Ezekiel 37:24–25</w:t>
-        </w:r>
-      </w:hyperlink>
-      <w:r>
-        <w:rPr>
-          <w:lang w:val="en_US" w:bidi="en_US"/>
-        </w:rPr>
-        <w:t>). This Christ would rescue God's people and rule forever as David's successor.</w:t>
-      </w:r>
-    </w:p>
-    <w:p>
-      <w:pPr/>
-      <w:r>
-        <w:rPr>
-          <w:lang w:val="en_US" w:bidi="en_US"/>
-        </w:rPr>
-      </w:r>
-      <w:r>
-        <w:rPr>
-          <w:lang w:val="en_US" w:bidi="en_US"/>
-        </w:rPr>
-        <w:t xml:space="preserve">The gospel writers focus on showing that Jesus is the promised Christ (see, for example, </w:t>
-      </w:r>
-      <w:hyperlink r:id="rId174">
-        <w:r>
-          <w:rPr>
-            <w:lang w:val="en_US" w:bidi="en_US"/>
-          </w:rPr>
-          <w:rPr>
-            <w:color w:val="0000EE"/>
-            <w:u w:val="single"/>
-          </w:rPr>
-          <w:t>Matthew 1:21–23</w:t>
-        </w:r>
-      </w:hyperlink>
-      <w:r>
-        <w:rPr>
-          <w:lang w:val="en_US" w:bidi="en_US"/>
-        </w:rPr>
-        <w:t xml:space="preserve">; </w:t>
-      </w:r>
-      <w:hyperlink r:id="rId175">
-        <w:r>
-          <w:rPr>
-            <w:lang w:val="en_US" w:bidi="en_US"/>
-          </w:rPr>
-          <w:rPr>
-            <w:color w:val="0000EE"/>
-            <w:u w:val="single"/>
-          </w:rPr>
-          <w:t>Luke 1:32–33</w:t>
-        </w:r>
-      </w:hyperlink>
-      <w:r>
-        <w:rPr>
-          <w:lang w:val="en_US" w:bidi="en_US"/>
-        </w:rPr>
-        <w:t xml:space="preserve">, </w:t>
-      </w:r>
-      <w:hyperlink r:id="rId176">
-        <w:r>
-          <w:rPr>
-            <w:lang w:val="en_US" w:bidi="en_US"/>
-          </w:rPr>
-          <w:rPr>
-            <w:color w:val="0000EE"/>
-            <w:u w:val="single"/>
-          </w:rPr>
-          <w:t>69–70</w:t>
-        </w:r>
-      </w:hyperlink>
-      <w:r>
-        <w:rPr>
-          <w:lang w:val="en_US" w:bidi="en_US"/>
-        </w:rPr>
-        <w:t>). Yet, he fulfilled these promises in an unexpected way. After Peter said Jesus is “</w:t>
-      </w:r>
-      <w:r>
-        <w:rPr>
-          <w:lang w:val="en_US" w:bidi="en_US"/>
-        </w:rPr>
-        <w:t>The Christ of God</w:t>
-      </w:r>
-      <w:r>
-        <w:rPr>
-          <w:lang w:val="en_US" w:bidi="en_US"/>
-        </w:rPr>
-        <w:t>,” Jesus began teaching about the Christ's suffering (</w:t>
-      </w:r>
-      <w:hyperlink r:id="rId177">
-        <w:r>
-          <w:rPr>
-            <w:lang w:val="en_US" w:bidi="en_US"/>
-          </w:rPr>
-          <w:rPr>
-            <w:color w:val="0000EE"/>
-            <w:u w:val="single"/>
-          </w:rPr>
-          <w:t>Luke 9:20–22</w:t>
-        </w:r>
-      </w:hyperlink>
-      <w:r>
-        <w:rPr>
-          <w:lang w:val="en_US" w:bidi="en_US"/>
-        </w:rPr>
-        <w:t>). As Jesus neared Jerusalem for the last time, people recognized him as, "</w:t>
-      </w:r>
-      <w:r>
-        <w:rPr>
-          <w:lang w:val="en_US" w:bidi="en_US"/>
-        </w:rPr>
-        <w:t>the King who comes in the name of the Lord"</w:t>
-      </w:r>
-      <w:r>
-        <w:rPr>
-          <w:lang w:val="en_US" w:bidi="en_US"/>
-        </w:rPr>
-        <w:t xml:space="preserve"> (</w:t>
-      </w:r>
-      <w:hyperlink r:id="rId178">
-        <w:r>
-          <w:rPr>
-            <w:lang w:val="en_US" w:bidi="en_US"/>
-          </w:rPr>
-          <w:rPr>
-            <w:color w:val="0000EE"/>
-            <w:u w:val="single"/>
-          </w:rPr>
-          <w:t>Luke 18:36–38</w:t>
-        </w:r>
-      </w:hyperlink>
-      <w:r>
-        <w:rPr>
-          <w:lang w:val="en_US" w:bidi="en_US"/>
-        </w:rPr>
-        <w:t xml:space="preserve">; </w:t>
-      </w:r>
-      <w:hyperlink r:id="rId179">
-        <w:r>
-          <w:rPr>
-            <w:lang w:val="en_US" w:bidi="en_US"/>
-          </w:rPr>
-          <w:rPr>
-            <w:color w:val="0000EE"/>
-            <w:u w:val="single"/>
-          </w:rPr>
-          <w:t>19:36–38</w:t>
-        </w:r>
-      </w:hyperlink>
-      <w:r>
-        <w:rPr>
-          <w:lang w:val="en_US" w:bidi="en_US"/>
-        </w:rPr>
-        <w:t>). Yet, later these same people rejected him (</w:t>
-      </w:r>
-      <w:hyperlink r:id="rId180">
-        <w:r>
-          <w:rPr>
-            <w:lang w:val="en_US" w:bidi="en_US"/>
-          </w:rPr>
-          <w:rPr>
-            <w:color w:val="0000EE"/>
-            <w:u w:val="single"/>
-          </w:rPr>
-          <w:t>Luke 22:66–71</w:t>
-        </w:r>
-      </w:hyperlink>
-      <w:r>
-        <w:rPr>
-          <w:lang w:val="en_US" w:bidi="en_US"/>
-        </w:rPr>
-        <w:t>). They crucified and mocked him as “</w:t>
-      </w:r>
-      <w:r>
-        <w:rPr>
-          <w:lang w:val="en_US" w:bidi="en_US"/>
-        </w:rPr>
-        <w:t>THE KING OF THE JEWS</w:t>
-      </w:r>
-      <w:r>
-        <w:rPr>
-          <w:lang w:val="en_US" w:bidi="en_US"/>
-        </w:rPr>
-        <w:t>” and “the Christ of God” (</w:t>
-      </w:r>
-      <w:hyperlink r:id="rId181">
-        <w:r>
-          <w:rPr>
-            <w:lang w:val="en_US" w:bidi="en_US"/>
-          </w:rPr>
-          <w:rPr>
-            <w:color w:val="0000EE"/>
-            <w:u w:val="single"/>
-          </w:rPr>
-          <w:t>Luke 23:35–39</w:t>
-        </w:r>
-      </w:hyperlink>
-      <w:r>
-        <w:rPr>
-          <w:lang w:val="en_US" w:bidi="en_US"/>
-        </w:rPr>
-        <w:t>).</w:t>
-      </w:r>
-    </w:p>
-    <w:p>
-      <w:pPr/>
-      <w:r>
-        <w:rPr>
-          <w:lang w:val="en_US" w:bidi="en_US"/>
-        </w:rPr>
-      </w:r>
-      <w:r>
-        <w:rPr>
-          <w:lang w:val="en_US" w:bidi="en_US"/>
-        </w:rPr>
-        <w:t>On the third day, Jesus rose from the dead just as he said he would. During his appearances to the disciples, he explained that the Scriptures always prophesied that t</w:t>
-      </w:r>
-      <w:r>
-        <w:rPr>
-          <w:lang w:val="en_US" w:bidi="en_US"/>
-        </w:rPr>
-        <w:t>he Christ (or Messiah) would have to "suffer these things and then to enter His glory</w:t>
-      </w:r>
-      <w:r>
-        <w:rPr>
-          <w:lang w:val="en_US" w:bidi="en_US"/>
-        </w:rPr>
-        <w:t>" (</w:t>
-      </w:r>
-      <w:hyperlink r:id="rId182">
-        <w:r>
-          <w:rPr>
-            <w:lang w:val="en_US" w:bidi="en_US"/>
-          </w:rPr>
-          <w:rPr>
-            <w:color w:val="0000EE"/>
-            <w:u w:val="single"/>
-          </w:rPr>
-          <w:t>Luke 24:26</w:t>
-        </w:r>
-      </w:hyperlink>
-      <w:r>
-        <w:rPr>
-          <w:lang w:val="en_US" w:bidi="en_US"/>
-        </w:rPr>
-        <w:t>). Jesus' death and resurrection confirm that he is truly the Christ. His death brings "repentance and forgiveness of sins" (</w:t>
-      </w:r>
-      <w:hyperlink r:id="rId183">
-        <w:r>
-          <w:rPr>
-            <w:lang w:val="en_US" w:bidi="en_US"/>
-          </w:rPr>
-          <w:rPr>
-            <w:color w:val="0000EE"/>
-            <w:u w:val="single"/>
-          </w:rPr>
-          <w:t>24:46–47</w:t>
-        </w:r>
-      </w:hyperlink>
-      <w:r>
-        <w:rPr>
-          <w:lang w:val="en_US" w:bidi="en_US"/>
-        </w:rPr>
-        <w:t>).</w:t>
-      </w:r>
-    </w:p>
-    <w:p>
-      <w:pPr/>
-      <w:r>
-        <w:rPr>
-          <w:lang w:val="en_US" w:bidi="en_US"/>
-        </w:rPr>
-      </w:r>
-      <w:r>
-        <w:rPr>
-          <w:u w:val="single"/>
-          <w:lang w:val="en_US" w:bidi="en_US"/>
-        </w:rPr>
-        <w:t>Passages for Further Study</w:t>
-      </w:r>
-    </w:p>
-    <w:p>
-      <w:pPr/>
-      <w:r>
-        <w:rPr>
-          <w:lang w:val="en_US" w:bidi="en_US"/>
-        </w:rPr>
-      </w:r>
-      <w:hyperlink r:id="rId170">
-        <w:r>
-          <w:rPr>
-            <w:lang w:val="en_US" w:bidi="en_US"/>
-          </w:rPr>
-          <w:rPr>
-            <w:color w:val="0000EE"/>
-            <w:u w:val="single"/>
-          </w:rPr>
-          <w:t>2 Samuel 7:11–16</w:t>
-        </w:r>
-      </w:hyperlink>
-      <w:r>
-        <w:rPr>
-          <w:lang w:val="en_US" w:bidi="en_US"/>
-        </w:rPr>
-        <w:t xml:space="preserve">; </w:t>
-      </w:r>
-      <w:hyperlink r:id="rId171">
-        <w:r>
-          <w:rPr>
-            <w:lang w:val="en_US" w:bidi="en_US"/>
-          </w:rPr>
-          <w:rPr>
-            <w:color w:val="0000EE"/>
-            <w:u w:val="single"/>
-          </w:rPr>
-          <w:t>Isaiah 9:6–7</w:t>
-        </w:r>
-      </w:hyperlink>
-      <w:r>
-        <w:rPr>
-          <w:lang w:val="en_US" w:bidi="en_US"/>
-        </w:rPr>
-        <w:t xml:space="preserve">; </w:t>
-      </w:r>
-      <w:hyperlink r:id="rId156">
-        <w:r>
-          <w:rPr>
-            <w:lang w:val="en_US" w:bidi="en_US"/>
-          </w:rPr>
-          <w:rPr>
-            <w:color w:val="0000EE"/>
-            <w:u w:val="single"/>
-          </w:rPr>
-          <w:t>11:1–5</w:t>
-        </w:r>
-      </w:hyperlink>
-      <w:r>
-        <w:rPr>
-          <w:lang w:val="en_US" w:bidi="en_US"/>
-        </w:rPr>
-        <w:t xml:space="preserve">; </w:t>
-      </w:r>
-      <w:hyperlink r:id="rId157">
-        <w:r>
-          <w:rPr>
-            <w:lang w:val="en_US" w:bidi="en_US"/>
-          </w:rPr>
-          <w:rPr>
-            <w:color w:val="0000EE"/>
-            <w:u w:val="single"/>
-          </w:rPr>
-          <w:t>Jeremiah 23:5–6</w:t>
-        </w:r>
-      </w:hyperlink>
-      <w:r>
-        <w:rPr>
-          <w:lang w:val="en_US" w:bidi="en_US"/>
-        </w:rPr>
-        <w:t xml:space="preserve">; </w:t>
-      </w:r>
-      <w:hyperlink r:id="rId172">
-        <w:r>
-          <w:rPr>
-            <w:lang w:val="en_US" w:bidi="en_US"/>
-          </w:rPr>
-          <w:rPr>
-            <w:color w:val="0000EE"/>
-            <w:u w:val="single"/>
-          </w:rPr>
-          <w:t>33:15–16</w:t>
-        </w:r>
-      </w:hyperlink>
-      <w:r>
-        <w:rPr>
-          <w:lang w:val="en_US" w:bidi="en_US"/>
-        </w:rPr>
-        <w:t xml:space="preserve">; </w:t>
-      </w:r>
-      <w:hyperlink r:id="rId173">
-        <w:r>
-          <w:rPr>
-            <w:lang w:val="en_US" w:bidi="en_US"/>
-          </w:rPr>
-          <w:rPr>
-            <w:color w:val="0000EE"/>
-            <w:u w:val="single"/>
-          </w:rPr>
-          <w:t>Ezekiel 37:24–25</w:t>
-        </w:r>
-      </w:hyperlink>
-      <w:r>
-        <w:rPr>
-          <w:lang w:val="en_US" w:bidi="en_US"/>
-        </w:rPr>
-        <w:t xml:space="preserve">; </w:t>
-      </w:r>
-      <w:hyperlink r:id="rId184">
-        <w:r>
-          <w:rPr>
-            <w:lang w:val="en_US" w:bidi="en_US"/>
-          </w:rPr>
-          <w:rPr>
-            <w:color w:val="0000EE"/>
-            <w:u w:val="single"/>
-          </w:rPr>
-          <w:t>Luke 2:25–32</w:t>
-        </w:r>
-      </w:hyperlink>
-      <w:r>
-        <w:rPr>
-          <w:lang w:val="en_US" w:bidi="en_US"/>
-        </w:rPr>
-        <w:t xml:space="preserve">; </w:t>
-      </w:r>
-      <w:hyperlink r:id="rId185">
-        <w:r>
-          <w:rPr>
-            <w:lang w:val="en_US" w:bidi="en_US"/>
-          </w:rPr>
-          <w:rPr>
-            <w:color w:val="0000EE"/>
-            <w:u w:val="single"/>
-          </w:rPr>
-          <w:t>3:15</w:t>
-        </w:r>
-      </w:hyperlink>
-      <w:r>
-        <w:rPr>
-          <w:lang w:val="en_US" w:bidi="en_US"/>
-        </w:rPr>
-      </w:r>
-      <w:r>
-        <w:rPr>
-          <w:lang w:val="en_US" w:bidi="en_US"/>
-        </w:rPr>
-      </w:r>
-    </w:p>
-    <w:p>
-      <w:pPr/>
-      <w:r>
-        <w:rPr>
-          <w:lang w:val="en_US" w:bidi="en_US"/>
-        </w:rPr>
-      </w:r>
-    </w:p>
-    <w:p>
-      <w:pPr>
-        <w:pStyle w:val="Heading2"/>
-      </w:pPr>
-      <w:r>
-        <w:rPr>
-          <w:lang w:val="en_US" w:bidi="en_US"/>
-        </w:rPr>
-        <w:t>Human Confusion and God’s Purpose</w:t>
-      </w:r>
-      <w:r>
-        <w:rPr>
-          <w:lang w:val="en_US" w:bidi="en_US"/>
-        </w:rPr>
-      </w:r>
-    </w:p>
-    <w:p>
-      <w:pPr/>
-      <w:r>
-        <w:rPr>
-          <w:lang w:val="en_US" w:bidi="en_US"/>
-        </w:rPr>
-      </w:r>
-      <w:r>
-        <w:rPr>
-          <w:lang w:val="en_US" w:bidi="en_US"/>
-        </w:rPr>
-        <w:t>God is not missing or only occasionally involved in human lives. He actively determines events in the world to fulfill his purpose (</w:t>
-      </w:r>
-      <w:hyperlink r:id="rId186">
-        <w:r>
-          <w:rPr>
-            <w:lang w:val="en_US" w:bidi="en_US"/>
-          </w:rPr>
-          <w:rPr>
-            <w:color w:val="0000EE"/>
-            <w:u w:val="single"/>
-          </w:rPr>
-          <w:t>Habakkuk 2:3</w:t>
-        </w:r>
-      </w:hyperlink>
-      <w:r>
-        <w:rPr>
-          <w:lang w:val="en_US" w:bidi="en_US"/>
-        </w:rPr>
-        <w:t xml:space="preserve">, </w:t>
-      </w:r>
-      <w:hyperlink r:id="rId187">
-        <w:r>
-          <w:rPr>
-            <w:lang w:val="en_US" w:bidi="en_US"/>
-          </w:rPr>
-          <w:rPr>
-            <w:color w:val="0000EE"/>
-            <w:u w:val="single"/>
-          </w:rPr>
-          <w:t>14</w:t>
-        </w:r>
-      </w:hyperlink>
-      <w:r>
-        <w:rPr>
-          <w:lang w:val="en_US" w:bidi="en_US"/>
-        </w:rPr>
-        <w:t xml:space="preserve">; see also </w:t>
-      </w:r>
-      <w:hyperlink r:id="rId188">
-        <w:r>
-          <w:rPr>
-            <w:lang w:val="en_US" w:bidi="en_US"/>
-          </w:rPr>
-          <w:rPr>
-            <w:color w:val="0000EE"/>
-            <w:u w:val="single"/>
-          </w:rPr>
-          <w:t>Psalm 47:9</w:t>
-        </w:r>
-      </w:hyperlink>
-      <w:r>
-        <w:rPr>
-          <w:lang w:val="en_US" w:bidi="en_US"/>
-        </w:rPr>
-        <w:t xml:space="preserve">; </w:t>
-      </w:r>
-      <w:hyperlink r:id="rId189">
-        <w:r>
-          <w:rPr>
-            <w:lang w:val="en_US" w:bidi="en_US"/>
-          </w:rPr>
-          <w:rPr>
-            <w:color w:val="0000EE"/>
-            <w:u w:val="single"/>
-          </w:rPr>
-          <w:t>Acts 17:24–26</w:t>
-        </w:r>
-      </w:hyperlink>
-      <w:r>
-        <w:rPr>
-          <w:lang w:val="en_US" w:bidi="en_US"/>
-        </w:rPr>
-        <w:t xml:space="preserve">; </w:t>
-      </w:r>
-      <w:hyperlink r:id="rId190">
-        <w:r>
-          <w:rPr>
-            <w:lang w:val="en_US" w:bidi="en_US"/>
-          </w:rPr>
-          <w:rPr>
-            <w:color w:val="0000EE"/>
-            <w:u w:val="single"/>
-          </w:rPr>
-          <w:t>Colossians 1:15–20</w:t>
-        </w:r>
-      </w:hyperlink>
-      <w:r>
-        <w:rPr>
-          <w:lang w:val="en_US" w:bidi="en_US"/>
-        </w:rPr>
-        <w:t>). The Lord is holy and merciful, acting in history to save his people (</w:t>
-      </w:r>
-      <w:hyperlink r:id="rId191">
-        <w:r>
-          <w:rPr>
-            <w:lang w:val="en_US" w:bidi="en_US"/>
-          </w:rPr>
-          <w:rPr>
-            <w:color w:val="0000EE"/>
-            <w:u w:val="single"/>
-          </w:rPr>
-          <w:t>Habakkuk 3:2–15</w:t>
-        </w:r>
-      </w:hyperlink>
-      <w:r>
-        <w:rPr>
-          <w:lang w:val="en_US" w:bidi="en_US"/>
-        </w:rPr>
-        <w:t xml:space="preserve">; see also </w:t>
-      </w:r>
-      <w:hyperlink r:id="rId192">
-        <w:r>
-          <w:rPr>
-            <w:lang w:val="en_US" w:bidi="en_US"/>
-          </w:rPr>
-          <w:rPr>
-            <w:color w:val="0000EE"/>
-            <w:u w:val="single"/>
-          </w:rPr>
-          <w:t>Ephesians 1:3–10</w:t>
-        </w:r>
-      </w:hyperlink>
-      <w:r>
-        <w:rPr>
-          <w:lang w:val="en_US" w:bidi="en_US"/>
-        </w:rPr>
-        <w:t xml:space="preserve">; </w:t>
-      </w:r>
-      <w:hyperlink r:id="rId193">
-        <w:r>
-          <w:rPr>
-            <w:lang w:val="en_US" w:bidi="en_US"/>
-          </w:rPr>
-          <w:rPr>
-            <w:color w:val="0000EE"/>
-            <w:u w:val="single"/>
-          </w:rPr>
-          <w:t>2 Peter 3:15</w:t>
-        </w:r>
-      </w:hyperlink>
-      <w:r>
-        <w:rPr>
-          <w:lang w:val="en_US" w:bidi="en_US"/>
-        </w:rPr>
-        <w:t>). This is so that everyone can eventually experience his glory (</w:t>
-      </w:r>
-      <w:hyperlink r:id="rId187">
-        <w:r>
-          <w:rPr>
-            <w:lang w:val="en_US" w:bidi="en_US"/>
-          </w:rPr>
-          <w:rPr>
-            <w:color w:val="0000EE"/>
-            <w:u w:val="single"/>
-          </w:rPr>
-          <w:t>Habakkuk 2:14</w:t>
-        </w:r>
-      </w:hyperlink>
-      <w:r>
-        <w:rPr>
-          <w:lang w:val="en_US" w:bidi="en_US"/>
-        </w:rPr>
-        <w:t>).</w:t>
-      </w:r>
-    </w:p>
-    <w:p>
-      <w:pPr/>
-      <w:r>
-        <w:rPr>
-          <w:lang w:val="en_US" w:bidi="en_US"/>
-        </w:rPr>
-      </w:r>
-      <w:r>
-        <w:rPr>
-          <w:lang w:val="en_US" w:bidi="en_US"/>
-        </w:rPr>
-        <w:t xml:space="preserve">Often, how God achieves his goals can confuse his people. This confusion is obvious in the prophetic book of Habakkuk. Habakkuk had an open relationship with God. The prophet felt free to share his honest concerns with the Lord. God did not criticize him for it. </w:t>
-      </w:r>
-    </w:p>
-    <w:p>
-      <w:pPr/>
-      <w:r>
-        <w:rPr>
-          <w:lang w:val="en_US" w:bidi="en_US"/>
-        </w:rPr>
-      </w:r>
-      <w:r>
-        <w:rPr>
-          <w:lang w:val="en_US" w:bidi="en_US"/>
-        </w:rPr>
-        <w:t>From Habakkuk's perspective, God seemed inactive in the presence of violence and social injustice in Judah (</w:t>
-      </w:r>
-      <w:hyperlink r:id="rId194">
-        <w:r>
-          <w:rPr>
-            <w:lang w:val="en_US" w:bidi="en_US"/>
-          </w:rPr>
-          <w:rPr>
-            <w:color w:val="0000EE"/>
-            <w:u w:val="single"/>
-          </w:rPr>
-          <w:t>Habakkuk 1:2–4</w:t>
-        </w:r>
-      </w:hyperlink>
-      <w:r>
-        <w:rPr>
-          <w:lang w:val="en_US" w:bidi="en_US"/>
-        </w:rPr>
-        <w:t>). God then revealed that he would act by bringing the Babylonians to punish Judah. They were a nation even more wicked than Judah (</w:t>
-      </w:r>
-      <w:hyperlink r:id="rId195">
-        <w:r>
-          <w:rPr>
-            <w:lang w:val="en_US" w:bidi="en_US"/>
-          </w:rPr>
-          <w:rPr>
-            <w:color w:val="0000EE"/>
-            <w:u w:val="single"/>
-          </w:rPr>
-          <w:t>1:5–11</w:t>
-        </w:r>
-      </w:hyperlink>
-      <w:r>
-        <w:rPr>
-          <w:lang w:val="en_US" w:bidi="en_US"/>
-        </w:rPr>
-        <w:t>). This confused Habakkuk even more. Yet, God's promise of justice and a vision of God's glory led the prophet to a firm faith and praise (</w:t>
-      </w:r>
-      <w:hyperlink r:id="rId196">
-        <w:r>
-          <w:rPr>
-            <w:lang w:val="en_US" w:bidi="en_US"/>
-          </w:rPr>
-          <w:rPr>
-            <w:color w:val="0000EE"/>
-            <w:u w:val="single"/>
-          </w:rPr>
-          <w:t>3:16–19</w:t>
-        </w:r>
-      </w:hyperlink>
-      <w:r>
-        <w:rPr>
-          <w:lang w:val="en_US" w:bidi="en_US"/>
-        </w:rPr>
-        <w:t>).</w:t>
-      </w:r>
-    </w:p>
-    <w:p>
-      <w:pPr/>
-      <w:r>
-        <w:rPr>
-          <w:lang w:val="en_US" w:bidi="en_US"/>
-        </w:rPr>
-      </w:r>
-      <w:r>
-        <w:rPr>
-          <w:lang w:val="en_US" w:bidi="en_US"/>
-        </w:rPr>
-        <w:t>Habakkuk's spiritual journey is similar to many Christians. During times of doubt and discouragement, Christians can talk to the Lord and share their questions and concerns. He may not give all the answers, and the answers he gives might not be what we want. Yet, like Habakkuk, we might gain a new understanding of who God is, helping us renew our trust in the one who is in control.</w:t>
-      </w:r>
-    </w:p>
-    <w:p>
-      <w:pPr/>
-      <w:r>
-        <w:rPr>
-          <w:lang w:val="en_US" w:bidi="en_US"/>
-        </w:rPr>
-      </w:r>
-      <w:r>
-        <w:rPr>
-          <w:u w:val="single"/>
-          <w:lang w:val="en_US" w:bidi="en_US"/>
-        </w:rPr>
-        <w:t>Passages for Further Study</w:t>
-      </w:r>
-    </w:p>
-    <w:p>
-      <w:pPr/>
-      <w:r>
-        <w:rPr>
-          <w:lang w:val="en_US" w:bidi="en_US"/>
-        </w:rPr>
-      </w:r>
-      <w:hyperlink r:id="rId197">
-        <w:r>
-          <w:rPr>
-            <w:lang w:val="en_US" w:bidi="en_US"/>
-          </w:rPr>
-          <w:rPr>
-            <w:color w:val="0000EE"/>
-            <w:u w:val="single"/>
-          </w:rPr>
-          <w:t>Deuteronomy 29:29</w:t>
-        </w:r>
-      </w:hyperlink>
-      <w:r>
-        <w:rPr>
-          <w:lang w:val="en_US" w:bidi="en_US"/>
-        </w:rPr>
-        <w:t xml:space="preserve">; </w:t>
-      </w:r>
-      <w:hyperlink r:id="rId188">
-        <w:r>
-          <w:rPr>
-            <w:lang w:val="en_US" w:bidi="en_US"/>
-          </w:rPr>
-          <w:rPr>
-            <w:color w:val="0000EE"/>
-            <w:u w:val="single"/>
-          </w:rPr>
-          <w:t>Psalms 47:9</w:t>
-        </w:r>
-      </w:hyperlink>
-      <w:r>
-        <w:rPr>
-          <w:lang w:val="en_US" w:bidi="en_US"/>
-        </w:rPr>
-        <w:t xml:space="preserve">; </w:t>
-      </w:r>
-      <w:hyperlink r:id="rId198">
-        <w:r>
-          <w:rPr>
-            <w:lang w:val="en_US" w:bidi="en_US"/>
-          </w:rPr>
-          <w:rPr>
-            <w:color w:val="0000EE"/>
-            <w:u w:val="single"/>
-          </w:rPr>
-          <w:t>139:6</w:t>
-        </w:r>
-      </w:hyperlink>
-      <w:r>
-        <w:rPr>
-          <w:lang w:val="en_US" w:bidi="en_US"/>
-        </w:rPr>
-        <w:t xml:space="preserve">; </w:t>
-      </w:r>
-      <w:hyperlink r:id="rId199">
-        <w:r>
-          <w:rPr>
-            <w:lang w:val="en_US" w:bidi="en_US"/>
-          </w:rPr>
-          <w:rPr>
-            <w:color w:val="0000EE"/>
-            <w:u w:val="single"/>
-          </w:rPr>
-          <w:t>145:3</w:t>
-        </w:r>
-      </w:hyperlink>
-      <w:r>
-        <w:rPr>
-          <w:lang w:val="en_US" w:bidi="en_US"/>
-        </w:rPr>
-        <w:t xml:space="preserve">; </w:t>
-      </w:r>
-      <w:hyperlink r:id="rId200">
-        <w:r>
-          <w:rPr>
-            <w:lang w:val="en_US" w:bidi="en_US"/>
-          </w:rPr>
-          <w:rPr>
-            <w:color w:val="0000EE"/>
-            <w:u w:val="single"/>
-          </w:rPr>
-          <w:t>Isaiah 55:8–9</w:t>
-        </w:r>
-      </w:hyperlink>
-      <w:r>
-        <w:rPr>
-          <w:lang w:val="en_US" w:bidi="en_US"/>
-        </w:rPr>
-        <w:t xml:space="preserve">; </w:t>
-      </w:r>
-      <w:hyperlink r:id="rId201">
-        <w:r>
-          <w:rPr>
-            <w:lang w:val="en_US" w:bidi="en_US"/>
-          </w:rPr>
-          <w:rPr>
-            <w:color w:val="0000EE"/>
-            <w:u w:val="single"/>
-          </w:rPr>
-          <w:t>Daniel 4:25</w:t>
-        </w:r>
-      </w:hyperlink>
-      <w:r>
-        <w:rPr>
-          <w:lang w:val="en_US" w:bidi="en_US"/>
-        </w:rPr>
-        <w:t xml:space="preserve">, </w:t>
-      </w:r>
-      <w:hyperlink r:id="rId202">
-        <w:r>
-          <w:rPr>
-            <w:lang w:val="en_US" w:bidi="en_US"/>
-          </w:rPr>
-          <w:rPr>
-            <w:color w:val="0000EE"/>
-            <w:u w:val="single"/>
-          </w:rPr>
-          <w:t>35</w:t>
-        </w:r>
-      </w:hyperlink>
-      <w:r>
-        <w:rPr>
-          <w:lang w:val="en_US" w:bidi="en_US"/>
-        </w:rPr>
-        <w:t xml:space="preserve">; </w:t>
-      </w:r>
-      <w:hyperlink r:id="rId203">
-        <w:r>
-          <w:rPr>
-            <w:lang w:val="en_US" w:bidi="en_US"/>
-          </w:rPr>
-          <w:rPr>
-            <w:color w:val="0000EE"/>
-            <w:u w:val="single"/>
-          </w:rPr>
-          <w:t>Habakkuk 1:2–11</w:t>
-        </w:r>
-      </w:hyperlink>
-      <w:r>
-        <w:rPr>
-          <w:lang w:val="en_US" w:bidi="en_US"/>
-        </w:rPr>
-        <w:t xml:space="preserve">; </w:t>
-      </w:r>
-      <w:hyperlink r:id="rId204">
-        <w:r>
-          <w:rPr>
-            <w:lang w:val="en_US" w:bidi="en_US"/>
-          </w:rPr>
-          <w:rPr>
-            <w:color w:val="0000EE"/>
-            <w:u w:val="single"/>
-          </w:rPr>
-          <w:t>2:2–20</w:t>
-        </w:r>
-      </w:hyperlink>
-      <w:r>
-        <w:rPr>
-          <w:lang w:val="en_US" w:bidi="en_US"/>
-        </w:rPr>
-        <w:t xml:space="preserve">; </w:t>
-      </w:r>
-      <w:hyperlink r:id="rId205">
-        <w:r>
-          <w:rPr>
-            <w:lang w:val="en_US" w:bidi="en_US"/>
-          </w:rPr>
-          <w:rPr>
-            <w:color w:val="0000EE"/>
-            <w:u w:val="single"/>
-          </w:rPr>
-          <w:t>3:2–19</w:t>
-        </w:r>
-      </w:hyperlink>
-      <w:r>
-        <w:rPr>
-          <w:lang w:val="en_US" w:bidi="en_US"/>
-        </w:rPr>
-        <w:t xml:space="preserve">; </w:t>
-      </w:r>
-      <w:hyperlink r:id="rId189">
-        <w:r>
-          <w:rPr>
-            <w:lang w:val="en_US" w:bidi="en_US"/>
-          </w:rPr>
-          <w:rPr>
-            <w:color w:val="0000EE"/>
-            <w:u w:val="single"/>
-          </w:rPr>
-          <w:t>Acts 17:24–26</w:t>
-        </w:r>
-      </w:hyperlink>
-      <w:r>
-        <w:rPr>
-          <w:lang w:val="en_US" w:bidi="en_US"/>
-        </w:rPr>
-        <w:t xml:space="preserve">; </w:t>
-      </w:r>
-      <w:hyperlink r:id="rId206">
-        <w:r>
-          <w:rPr>
-            <w:lang w:val="en_US" w:bidi="en_US"/>
-          </w:rPr>
-          <w:rPr>
-            <w:color w:val="0000EE"/>
-            <w:u w:val="single"/>
-          </w:rPr>
-          <w:t>Romans 11:33–34</w:t>
-        </w:r>
-      </w:hyperlink>
-      <w:r>
-        <w:rPr>
-          <w:lang w:val="en_US" w:bidi="en_US"/>
-        </w:rPr>
-        <w:t xml:space="preserve">; </w:t>
-      </w:r>
-      <w:hyperlink r:id="rId207">
-        <w:r>
-          <w:rPr>
-            <w:lang w:val="en_US" w:bidi="en_US"/>
-          </w:rPr>
-          <w:rPr>
-            <w:color w:val="0000EE"/>
-            <w:u w:val="single"/>
-          </w:rPr>
-          <w:t>13:1</w:t>
-        </w:r>
-      </w:hyperlink>
-      <w:r>
-        <w:rPr>
-          <w:lang w:val="en_US" w:bidi="en_US"/>
-        </w:rPr>
-        <w:t xml:space="preserve">; </w:t>
-      </w:r>
-      <w:hyperlink r:id="rId192">
-        <w:r>
-          <w:rPr>
-            <w:lang w:val="en_US" w:bidi="en_US"/>
-          </w:rPr>
-          <w:rPr>
-            <w:color w:val="0000EE"/>
-            <w:u w:val="single"/>
-          </w:rPr>
-          <w:t>Ephesians 1:3–10</w:t>
-        </w:r>
-      </w:hyperlink>
-      <w:r>
-        <w:rPr>
-          <w:lang w:val="en_US" w:bidi="en_US"/>
-        </w:rPr>
-        <w:t xml:space="preserve">; </w:t>
-      </w:r>
-      <w:hyperlink r:id="rId190">
-        <w:r>
-          <w:rPr>
-            <w:lang w:val="en_US" w:bidi="en_US"/>
-          </w:rPr>
-          <w:rPr>
-            <w:color w:val="0000EE"/>
-            <w:u w:val="single"/>
-          </w:rPr>
-          <w:t>Colossians 1:15–20</w:t>
-        </w:r>
-      </w:hyperlink>
-      <w:r>
-        <w:rPr>
-          <w:lang w:val="en_US" w:bidi="en_US"/>
-        </w:rPr>
-        <w:t xml:space="preserve">; </w:t>
-      </w:r>
-      <w:hyperlink r:id="rId193">
-        <w:r>
-          <w:rPr>
-            <w:lang w:val="en_US" w:bidi="en_US"/>
-          </w:rPr>
-          <w:rPr>
-            <w:color w:val="0000EE"/>
-            <w:u w:val="single"/>
-          </w:rPr>
-          <w:t>2 Peter 3:15</w:t>
-        </w:r>
-      </w:hyperlink>
-      <w:r>
-        <w:rPr>
-          <w:lang w:val="en_US" w:bidi="en_US"/>
-        </w:rPr>
-      </w:r>
-      <w:r>
-        <w:rPr>
-          <w:lang w:val="en_US" w:bidi="en_US"/>
-        </w:rPr>
-      </w:r>
-    </w:p>
-    <w:p>
-      <w:pPr/>
-      <w:r>
-        <w:rPr>
-          <w:lang w:val="en_US" w:bidi="en_US"/>
-        </w:rPr>
-      </w:r>
-    </w:p>
-    <w:p>
-      <w:pPr>
-        <w:pStyle w:val="Heading2"/>
-      </w:pPr>
-      <w:r>
-        <w:rPr>
-          <w:lang w:val="en_US" w:bidi="en_US"/>
-        </w:rPr>
-        <w:t>Human Sexuality</w:t>
-      </w:r>
-      <w:r>
-        <w:rPr>
-          <w:lang w:val="en_US" w:bidi="en_US"/>
-        </w:rPr>
-      </w:r>
-    </w:p>
-    <w:p>
-      <w:pPr/>
-      <w:r>
-        <w:rPr>
-          <w:lang w:val="en_US" w:bidi="en_US"/>
-        </w:rPr>
-      </w:r>
-      <w:r>
-        <w:rPr>
-          <w:lang w:val="en_US" w:bidi="en_US"/>
-        </w:rPr>
-        <w:t>When God created the first humans in his own image, he created them male and female (</w:t>
-      </w:r>
-      <w:hyperlink r:id="rId208">
-        <w:r>
-          <w:rPr>
-            <w:lang w:val="en_US" w:bidi="en_US"/>
-          </w:rPr>
-          <w:rPr>
-            <w:color w:val="0000EE"/>
-            <w:u w:val="single"/>
-          </w:rPr>
-          <w:t>Genesis 1:27</w:t>
-        </w:r>
-      </w:hyperlink>
-      <w:r>
-        <w:rPr>
-          <w:lang w:val="en_US" w:bidi="en_US"/>
-        </w:rPr>
-        <w:t>). God gave them the ability to have children through their sexuality. This was so they could fill the earth with people and take care of it (</w:t>
-      </w:r>
-      <w:hyperlink r:id="rId55">
-        <w:r>
-          <w:rPr>
-            <w:lang w:val="en_US" w:bidi="en_US"/>
-          </w:rPr>
-          <w:rPr>
-            <w:color w:val="0000EE"/>
-            <w:u w:val="single"/>
-          </w:rPr>
-          <w:t>1:28</w:t>
-        </w:r>
-      </w:hyperlink>
-      <w:r>
-        <w:rPr>
-          <w:lang w:val="en_US" w:bidi="en_US"/>
-        </w:rPr>
-        <w:t>). God also created sexuality so that husbands and wives could share deep friendship and closeness in marriage (</w:t>
-      </w:r>
-      <w:hyperlink r:id="rId81">
-        <w:r>
-          <w:rPr>
-            <w:lang w:val="en_US" w:bidi="en_US"/>
-          </w:rPr>
-          <w:rPr>
-            <w:color w:val="0000EE"/>
-            <w:u w:val="single"/>
-          </w:rPr>
-          <w:t>2:18–25</w:t>
-        </w:r>
-      </w:hyperlink>
-      <w:r>
-        <w:rPr>
-          <w:lang w:val="en_US" w:bidi="en_US"/>
-        </w:rPr>
-        <w:t>). Being male or female is a basic part of what makes us human. When God looked at everything he had created, including human sexuality, he said it was "very good" (</w:t>
-      </w:r>
-      <w:hyperlink r:id="rId209">
-        <w:r>
-          <w:rPr>
-            <w:lang w:val="en_US" w:bidi="en_US"/>
-          </w:rPr>
-          <w:rPr>
-            <w:color w:val="0000EE"/>
-            <w:u w:val="single"/>
-          </w:rPr>
-          <w:t>1:31</w:t>
-        </w:r>
-      </w:hyperlink>
-      <w:r>
-        <w:rPr>
-          <w:lang w:val="en_US" w:bidi="en_US"/>
-        </w:rPr>
-        <w:t>).</w:t>
-      </w:r>
-    </w:p>
-    <w:p>
-      <w:pPr/>
-      <w:r>
-        <w:rPr>
-          <w:lang w:val="en_US" w:bidi="en_US"/>
-        </w:rPr>
-      </w:r>
-      <w:r>
-        <w:rPr>
-          <w:lang w:val="en_US" w:bidi="en_US"/>
-        </w:rPr>
-        <w:t xml:space="preserve">Sexual intimacy united the first man and woman as one. It still does today. Biblical sexuality involves the whole person (physical, emotional, and spiritual). It is meant to reflect the union of body and soul within the context of marriage, which is designed for mutual love and commitment. It supports sexual relations only within a permanent commitment to each each's well-being. The Bible describes sexual relations as "knowing" another person intimately (see </w:t>
-      </w:r>
-      <w:r>
-        <w:rPr>
-          <w:lang w:val="en_US" w:bidi="en_US"/>
-        </w:rPr>
-        <w:t>study note on Genesis 4:1</w:t>
-      </w:r>
-      <w:r>
-        <w:rPr>
-          <w:lang w:val="en_US" w:bidi="en_US"/>
-        </w:rPr>
-        <w:t xml:space="preserve">). </w:t>
-      </w:r>
-    </w:p>
-    <w:p>
-      <w:pPr/>
-      <w:r>
-        <w:rPr>
-          <w:lang w:val="en_US" w:bidi="en_US"/>
-        </w:rPr>
-      </w:r>
-      <w:r>
-        <w:rPr>
-          <w:lang w:val="en_US" w:bidi="en_US"/>
-        </w:rPr>
-        <w:t>Since creation, God intended sexual activity to occur within marriage. Marriage means a permanent and loving commitment between a man and woman (</w:t>
-      </w:r>
-      <w:hyperlink r:id="rId210">
-        <w:r>
-          <w:rPr>
-            <w:lang w:val="en_US" w:bidi="en_US"/>
-          </w:rPr>
-          <w:rPr>
-            <w:color w:val="0000EE"/>
-            <w:u w:val="single"/>
-          </w:rPr>
-          <w:t>Genesis 1:27–28</w:t>
-        </w:r>
-      </w:hyperlink>
-      <w:r>
-        <w:rPr>
-          <w:lang w:val="en_US" w:bidi="en_US"/>
-        </w:rPr>
-        <w:t xml:space="preserve">; </w:t>
-      </w:r>
-      <w:hyperlink r:id="rId211">
-        <w:r>
-          <w:rPr>
-            <w:lang w:val="en_US" w:bidi="en_US"/>
-          </w:rPr>
-          <w:rPr>
-            <w:color w:val="0000EE"/>
-            <w:u w:val="single"/>
-          </w:rPr>
-          <w:t>2:23–24</w:t>
-        </w:r>
-      </w:hyperlink>
-      <w:r>
-        <w:rPr>
-          <w:lang w:val="en_US" w:bidi="en_US"/>
-        </w:rPr>
-        <w:t>). The sexual relationship strengthens the marriage bond and reflects the deep, covenantal union that God designed for husband and wife, with reproduction as one important but not exclusive outcome</w:t>
-      </w:r>
-    </w:p>
-    <w:p>
-      <w:pPr/>
-      <w:r>
-        <w:rPr>
-          <w:lang w:val="en_US" w:bidi="en_US"/>
-        </w:rPr>
-      </w:r>
-      <w:r>
-        <w:rPr>
-          <w:lang w:val="en_US" w:bidi="en_US"/>
-        </w:rPr>
-        <w:t xml:space="preserve">Sexuality existed before sin, but human rebellion affected it. Sexuality is powerful and can easily become corrupted if not guided carefully (see </w:t>
-      </w:r>
-      <w:hyperlink r:id="rId56">
-        <w:r>
-          <w:rPr>
-            <w:lang w:val="en_US" w:bidi="en_US"/>
-          </w:rPr>
-          <w:rPr>
-            <w:color w:val="0000EE"/>
-            <w:u w:val="single"/>
-          </w:rPr>
-          <w:t>Leviticus 18</w:t>
-        </w:r>
-      </w:hyperlink>
-      <w:r>
-        <w:rPr>
-          <w:lang w:val="en_US" w:bidi="en_US"/>
-        </w:rPr>
-        <w:t xml:space="preserve">; </w:t>
-      </w:r>
-      <w:hyperlink r:id="rId57">
-        <w:r>
-          <w:rPr>
-            <w:lang w:val="en_US" w:bidi="en_US"/>
-          </w:rPr>
-          <w:rPr>
-            <w:color w:val="0000EE"/>
-            <w:u w:val="single"/>
-          </w:rPr>
-          <w:t>1 Thessalonians 4:3–8</w:t>
-        </w:r>
-      </w:hyperlink>
-      <w:r>
-        <w:rPr>
-          <w:lang w:val="en_US" w:bidi="en_US"/>
-        </w:rPr>
-        <w:t xml:space="preserve">). Sexual intimacy outside of marriage distorts the order God intended for sexuality. Incest, for example, violates sexual boundaries (see </w:t>
-      </w:r>
-      <w:hyperlink r:id="rId212">
-        <w:r>
-          <w:rPr>
-            <w:lang w:val="en_US" w:bidi="en_US"/>
-          </w:rPr>
-          <w:rPr>
-            <w:color w:val="0000EE"/>
-            <w:u w:val="single"/>
-          </w:rPr>
-          <w:t>Leviticus 18:7–18</w:t>
-        </w:r>
-      </w:hyperlink>
-      <w:r>
-        <w:rPr>
-          <w:lang w:val="en_US" w:bidi="en_US"/>
-        </w:rPr>
-        <w:t xml:space="preserve">). It ruins family structures and harms the community (see </w:t>
-      </w:r>
-      <w:hyperlink r:id="rId213">
-        <w:r>
-          <w:rPr>
-            <w:lang w:val="en_US" w:bidi="en_US"/>
-          </w:rPr>
-          <w:rPr>
-            <w:color w:val="0000EE"/>
-            <w:u w:val="single"/>
-          </w:rPr>
-          <w:t>Genesis 19:30–38</w:t>
-        </w:r>
-      </w:hyperlink>
-      <w:r>
-        <w:rPr>
-          <w:lang w:val="en_US" w:bidi="en_US"/>
-        </w:rPr>
-        <w:t xml:space="preserve">). </w:t>
-      </w:r>
-    </w:p>
-    <w:p>
-      <w:pPr/>
-      <w:r>
-        <w:rPr>
-          <w:lang w:val="en_US" w:bidi="en_US"/>
-        </w:rPr>
-      </w:r>
-      <w:r>
-        <w:rPr>
-          <w:lang w:val="en_US" w:bidi="en_US"/>
-        </w:rPr>
-        <w:t xml:space="preserve">Distorted sexuality causes harm and weakens the community (see </w:t>
-      </w:r>
-      <w:hyperlink r:id="rId214">
-        <w:r>
-          <w:rPr>
-            <w:lang w:val="en_US" w:bidi="en_US"/>
-          </w:rPr>
-          <w:rPr>
-            <w:color w:val="0000EE"/>
-            <w:u w:val="single"/>
-          </w:rPr>
-          <w:t>Genesis 38:1–30</w:t>
-        </w:r>
-      </w:hyperlink>
-      <w:r>
-        <w:rPr>
-          <w:lang w:val="en_US" w:bidi="en_US"/>
-        </w:rPr>
-        <w:t xml:space="preserve">; </w:t>
-      </w:r>
-      <w:hyperlink r:id="rId215">
-        <w:r>
-          <w:rPr>
-            <w:lang w:val="en_US" w:bidi="en_US"/>
-          </w:rPr>
-          <w:rPr>
-            <w:color w:val="0000EE"/>
-            <w:u w:val="single"/>
-          </w:rPr>
-          <w:t>39:7–9</w:t>
-        </w:r>
-      </w:hyperlink>
-      <w:r>
-        <w:rPr>
-          <w:lang w:val="en_US" w:bidi="en_US"/>
-        </w:rPr>
-        <w:t xml:space="preserve">; </w:t>
-      </w:r>
-      <w:hyperlink r:id="rId216">
-        <w:r>
-          <w:rPr>
-            <w:lang w:val="en_US" w:bidi="en_US"/>
-          </w:rPr>
-          <w:rPr>
-            <w:color w:val="0000EE"/>
-            <w:u w:val="single"/>
-          </w:rPr>
-          <w:t>Judges 19–20</w:t>
-        </w:r>
-      </w:hyperlink>
-      <w:r>
-        <w:rPr>
-          <w:lang w:val="en_US" w:bidi="en_US"/>
-        </w:rPr>
-        <w:t xml:space="preserve">). It overemphasizes the individual (see </w:t>
-      </w:r>
-      <w:hyperlink r:id="rId217">
-        <w:r>
-          <w:rPr>
-            <w:lang w:val="en_US" w:bidi="en_US"/>
-          </w:rPr>
-          <w:rPr>
-            <w:color w:val="0000EE"/>
-            <w:u w:val="single"/>
-          </w:rPr>
-          <w:t>2 Samuel 13:1–14</w:t>
-        </w:r>
-      </w:hyperlink>
-      <w:r>
-        <w:rPr>
-          <w:lang w:val="en_US" w:bidi="en_US"/>
-        </w:rPr>
-        <w:t>). But, biblical sexuality strengthens both partners and the community.</w:t>
-      </w:r>
-    </w:p>
-    <w:p>
-      <w:pPr/>
-      <w:r>
-        <w:rPr>
-          <w:lang w:val="en_US" w:bidi="en_US"/>
-        </w:rPr>
-      </w:r>
-      <w:r>
-        <w:rPr>
-          <w:lang w:val="en_US" w:bidi="en_US"/>
-        </w:rPr>
-        <w:t>Human sexuality was affected when the first humans sinned, leading to brokenness, shame, and distorted desires (</w:t>
-      </w:r>
-      <w:hyperlink r:id="rId218">
-        <w:r>
-          <w:rPr>
-            <w:lang w:val="en_US" w:bidi="en_US"/>
-          </w:rPr>
-          <w:rPr>
-            <w:color w:val="0000EE"/>
-            <w:u w:val="single"/>
-          </w:rPr>
-          <w:t>Genesis 3</w:t>
-        </w:r>
-      </w:hyperlink>
-      <w:r>
-        <w:rPr>
-          <w:lang w:val="en_US" w:bidi="en_US"/>
-        </w:rPr>
-        <w:t xml:space="preserve">). Sin distorts God's good design and leads to the misuse of sexual relations outside of marriage, as well as selfishness and harm in relationships. But God redeemed human sexuality through Jesus Christ's death and resurrection (see </w:t>
-      </w:r>
-      <w:hyperlink r:id="rId65">
-        <w:r>
-          <w:rPr>
-            <w:lang w:val="en_US" w:bidi="en_US"/>
-          </w:rPr>
-          <w:rPr>
-            <w:color w:val="0000EE"/>
-            <w:u w:val="single"/>
-          </w:rPr>
-          <w:t>1 Corinthians 6:12–20</w:t>
-        </w:r>
-      </w:hyperlink>
-      <w:r>
-        <w:rPr>
-          <w:lang w:val="en_US" w:bidi="en_US"/>
-        </w:rPr>
-        <w:t xml:space="preserve">; </w:t>
-      </w:r>
-      <w:hyperlink r:id="rId219">
-        <w:r>
-          <w:rPr>
-            <w:lang w:val="en_US" w:bidi="en_US"/>
-          </w:rPr>
-          <w:rPr>
-            <w:color w:val="0000EE"/>
-            <w:u w:val="single"/>
-          </w:rPr>
-          <w:t>Ephesians 5:31–33</w:t>
-        </w:r>
-      </w:hyperlink>
-      <w:r>
-        <w:rPr>
-          <w:lang w:val="en_US" w:bidi="en_US"/>
-        </w:rPr>
-        <w:t>). He restores sexual wholeness in those who trust in his work by the Holy Spirit (</w:t>
-      </w:r>
-      <w:hyperlink r:id="rId69">
-        <w:r>
-          <w:rPr>
-            <w:lang w:val="en_US" w:bidi="en_US"/>
-          </w:rPr>
-          <w:rPr>
-            <w:color w:val="0000EE"/>
-            <w:u w:val="single"/>
-          </w:rPr>
-          <w:t>1 Corinthians 6:9–11</w:t>
-        </w:r>
-      </w:hyperlink>
-      <w:r>
-        <w:rPr>
-          <w:lang w:val="en_US" w:bidi="en_US"/>
-        </w:rPr>
-        <w:t xml:space="preserve">, </w:t>
-      </w:r>
-      <w:hyperlink r:id="rId220">
-        <w:r>
-          <w:rPr>
-            <w:lang w:val="en_US" w:bidi="en_US"/>
-          </w:rPr>
-          <w:rPr>
-            <w:color w:val="0000EE"/>
-            <w:u w:val="single"/>
-          </w:rPr>
-          <w:t>15–20</w:t>
-        </w:r>
-      </w:hyperlink>
-      <w:r>
-        <w:rPr>
-          <w:lang w:val="en_US" w:bidi="en_US"/>
-        </w:rPr>
-        <w:t xml:space="preserve">; </w:t>
-      </w:r>
-      <w:hyperlink r:id="rId221">
-        <w:r>
-          <w:rPr>
-            <w:lang w:val="en_US" w:bidi="en_US"/>
-          </w:rPr>
-          <w:rPr>
-            <w:color w:val="0000EE"/>
-            <w:u w:val="single"/>
-          </w:rPr>
-          <w:t>1 Thessalonians 4:1–8</w:t>
-        </w:r>
-      </w:hyperlink>
-      <w:r>
-        <w:rPr>
-          <w:lang w:val="en_US" w:bidi="en_US"/>
-        </w:rPr>
-        <w:t>). Those who commit their sexuality to Christ's work in their lives can demonstrate to others God's love for his people (</w:t>
-      </w:r>
-      <w:hyperlink r:id="rId222">
-        <w:r>
-          <w:rPr>
-            <w:lang w:val="en_US" w:bidi="en_US"/>
-          </w:rPr>
-          <w:rPr>
-            <w:color w:val="0000EE"/>
-            <w:u w:val="single"/>
-          </w:rPr>
-          <w:t>Ephesians 5:25–33</w:t>
-        </w:r>
-      </w:hyperlink>
-      <w:r>
-        <w:rPr>
-          <w:lang w:val="en_US" w:bidi="en_US"/>
-        </w:rPr>
-        <w:t>).</w:t>
-      </w:r>
-    </w:p>
-    <w:p>
-      <w:pPr/>
-      <w:r>
-        <w:rPr>
-          <w:lang w:val="en_US" w:bidi="en_US"/>
-        </w:rPr>
-      </w:r>
-      <w:r>
-        <w:rPr>
-          <w:u w:val="single"/>
-          <w:lang w:val="en_US" w:bidi="en_US"/>
-        </w:rPr>
-        <w:t>Passages for Further Study</w:t>
-      </w:r>
-    </w:p>
-    <w:p>
-      <w:pPr/>
-      <w:r>
-        <w:rPr>
-          <w:lang w:val="en_US" w:bidi="en_US"/>
-        </w:rPr>
-      </w:r>
-      <w:hyperlink r:id="rId210">
-        <w:r>
-          <w:rPr>
-            <w:lang w:val="en_US" w:bidi="en_US"/>
-          </w:rPr>
-          <w:rPr>
-            <w:color w:val="0000EE"/>
-            <w:u w:val="single"/>
-          </w:rPr>
-          <w:t>Genesis 1:27–28</w:t>
-        </w:r>
-      </w:hyperlink>
-      <w:r>
-        <w:rPr>
-          <w:lang w:val="en_US" w:bidi="en_US"/>
-        </w:rPr>
-        <w:t xml:space="preserve">; </w:t>
-      </w:r>
-      <w:hyperlink r:id="rId81">
-        <w:r>
-          <w:rPr>
-            <w:lang w:val="en_US" w:bidi="en_US"/>
-          </w:rPr>
-          <w:rPr>
-            <w:color w:val="0000EE"/>
-            <w:u w:val="single"/>
-          </w:rPr>
-          <w:t>2:18–25</w:t>
-        </w:r>
-      </w:hyperlink>
-      <w:r>
-        <w:rPr>
-          <w:lang w:val="en_US" w:bidi="en_US"/>
-        </w:rPr>
-        <w:t xml:space="preserve">; </w:t>
-      </w:r>
-      <w:hyperlink r:id="rId56">
-        <w:r>
-          <w:rPr>
-            <w:lang w:val="en_US" w:bidi="en_US"/>
-          </w:rPr>
-          <w:rPr>
-            <w:color w:val="0000EE"/>
-            <w:u w:val="single"/>
-          </w:rPr>
-          <w:t>Leviticus 18:1–30</w:t>
-        </w:r>
-      </w:hyperlink>
-      <w:r>
-        <w:rPr>
-          <w:lang w:val="en_US" w:bidi="en_US"/>
-        </w:rPr>
-        <w:t xml:space="preserve">; </w:t>
-      </w:r>
-      <w:hyperlink r:id="rId223">
-        <w:r>
-          <w:rPr>
-            <w:lang w:val="en_US" w:bidi="en_US"/>
-          </w:rPr>
-          <w:rPr>
-            <w:color w:val="0000EE"/>
-            <w:u w:val="single"/>
-          </w:rPr>
-          <w:t>Deuteronomy 22:13–29</w:t>
-        </w:r>
-      </w:hyperlink>
-      <w:r>
-        <w:rPr>
-          <w:lang w:val="en_US" w:bidi="en_US"/>
-        </w:rPr>
-        <w:t xml:space="preserve">; </w:t>
-      </w:r>
-      <w:hyperlink r:id="rId224">
-        <w:r>
-          <w:rPr>
-            <w:lang w:val="en_US" w:bidi="en_US"/>
-          </w:rPr>
-          <w:rPr>
-            <w:color w:val="0000EE"/>
-            <w:u w:val="single"/>
-          </w:rPr>
-          <w:t>Ruth 4:11–13</w:t>
-        </w:r>
-      </w:hyperlink>
-      <w:r>
-        <w:rPr>
-          <w:lang w:val="en_US" w:bidi="en_US"/>
-        </w:rPr>
-        <w:t xml:space="preserve">; </w:t>
-      </w:r>
-      <w:hyperlink r:id="rId225">
-        <w:r>
-          <w:rPr>
-            <w:lang w:val="en_US" w:bidi="en_US"/>
-          </w:rPr>
-          <w:rPr>
-            <w:color w:val="0000EE"/>
-            <w:u w:val="single"/>
-          </w:rPr>
-          <w:t>2 Samuel 11:2–27</w:t>
-        </w:r>
-      </w:hyperlink>
-      <w:r>
-        <w:rPr>
-          <w:lang w:val="en_US" w:bidi="en_US"/>
-        </w:rPr>
-        <w:t xml:space="preserve">; </w:t>
-      </w:r>
-      <w:hyperlink r:id="rId226">
-        <w:r>
-          <w:rPr>
-            <w:lang w:val="en_US" w:bidi="en_US"/>
-          </w:rPr>
-          <w:rPr>
-            <w:color w:val="0000EE"/>
-            <w:u w:val="single"/>
-          </w:rPr>
-          <w:t>Psalm 127:3–5</w:t>
-        </w:r>
-      </w:hyperlink>
-      <w:r>
-        <w:rPr>
-          <w:lang w:val="en_US" w:bidi="en_US"/>
-        </w:rPr>
-        <w:t xml:space="preserve">; </w:t>
-      </w:r>
-      <w:hyperlink r:id="rId227">
-        <w:r>
-          <w:rPr>
-            <w:lang w:val="en_US" w:bidi="en_US"/>
-          </w:rPr>
-          <w:rPr>
-            <w:color w:val="0000EE"/>
-            <w:u w:val="single"/>
-          </w:rPr>
-          <w:t>Ecclesiastes 2:8–11</w:t>
-        </w:r>
-      </w:hyperlink>
-      <w:r>
-        <w:rPr>
-          <w:lang w:val="en_US" w:bidi="en_US"/>
-        </w:rPr>
-        <w:t xml:space="preserve">; </w:t>
-      </w:r>
-      <w:hyperlink r:id="rId228">
-        <w:r>
-          <w:rPr>
-            <w:lang w:val="en_US" w:bidi="en_US"/>
-          </w:rPr>
-          <w:rPr>
-            <w:color w:val="0000EE"/>
-            <w:u w:val="single"/>
-          </w:rPr>
-          <w:t>Song of Solomon 1:8–8:14</w:t>
-        </w:r>
-      </w:hyperlink>
-      <w:r>
-        <w:rPr>
-          <w:lang w:val="en_US" w:bidi="en_US"/>
-        </w:rPr>
-        <w:t xml:space="preserve">; </w:t>
-      </w:r>
-      <w:hyperlink r:id="rId229">
-        <w:r>
-          <w:rPr>
-            <w:lang w:val="en_US" w:bidi="en_US"/>
-          </w:rPr>
-          <w:rPr>
-            <w:color w:val="0000EE"/>
-            <w:u w:val="single"/>
-          </w:rPr>
-          <w:t>Malachi 2:15–16</w:t>
-        </w:r>
-      </w:hyperlink>
-      <w:r>
-        <w:rPr>
-          <w:lang w:val="en_US" w:bidi="en_US"/>
-        </w:rPr>
-        <w:t xml:space="preserve">; </w:t>
-      </w:r>
-      <w:hyperlink r:id="rId230">
-        <w:r>
-          <w:rPr>
-            <w:lang w:val="en_US" w:bidi="en_US"/>
-          </w:rPr>
-          <w:rPr>
-            <w:color w:val="0000EE"/>
-            <w:u w:val="single"/>
-          </w:rPr>
-          <w:t>Matthew 19:3–12</w:t>
-        </w:r>
-      </w:hyperlink>
-      <w:r>
-        <w:rPr>
-          <w:lang w:val="en_US" w:bidi="en_US"/>
-        </w:rPr>
-        <w:t xml:space="preserve">; </w:t>
-      </w:r>
-      <w:hyperlink r:id="rId231">
-        <w:r>
-          <w:rPr>
-            <w:lang w:val="en_US" w:bidi="en_US"/>
-          </w:rPr>
-          <w:rPr>
-            <w:color w:val="0000EE"/>
-            <w:u w:val="single"/>
-          </w:rPr>
-          <w:t>1 Corinthians 6:12–7:40</w:t>
-        </w:r>
-      </w:hyperlink>
-      <w:r>
-        <w:rPr>
-          <w:lang w:val="en_US" w:bidi="en_US"/>
-        </w:rPr>
-        <w:t xml:space="preserve">; </w:t>
-      </w:r>
-      <w:hyperlink r:id="rId219">
-        <w:r>
-          <w:rPr>
-            <w:lang w:val="en_US" w:bidi="en_US"/>
-          </w:rPr>
-          <w:rPr>
-            <w:color w:val="0000EE"/>
-            <w:u w:val="single"/>
-          </w:rPr>
-          <w:t>Ephesians 5:31–33</w:t>
-        </w:r>
-      </w:hyperlink>
-      <w:r>
-        <w:rPr>
-          <w:lang w:val="en_US" w:bidi="en_US"/>
-        </w:rPr>
-        <w:t xml:space="preserve">; </w:t>
-      </w:r>
-      <w:hyperlink r:id="rId57">
-        <w:r>
-          <w:rPr>
-            <w:lang w:val="en_US" w:bidi="en_US"/>
-          </w:rPr>
-          <w:rPr>
-            <w:color w:val="0000EE"/>
-            <w:u w:val="single"/>
-          </w:rPr>
-          <w:t>1 Thessalonians 4:3–8</w:t>
+      <w:hyperlink r:id="rId123">
+        <w:r>
+          <w:rPr>
+            <w:lang w:val="en_US" w:bidi="en_US"/>
+          </w:rPr>
+          <w:rPr>
+            <w:color w:val="0000EE"/>
+            <w:u w:val="single"/>
+          </w:rPr>
+          <w:t>Revelation 22:1–2</w:t>
         </w:r>
       </w:hyperlink>
       <w:r>
@@ -8304,12 +5333,6 @@
   </w:num>
   <w:num w:numId="13" w16cid:durableId="592781308">
     <w:abstractNumId w:val="11"/>
-  </w:num>
-  <w:num w:numId="14">
-    <w:abstractNumId w:val="3"/>
-    <w:lvlOverride w:ilvl="0">
-      <w:startOverride w:val="1"/>
-    </w:lvlOverride>
   </w:num>
   <w:numIdMacAtCleanup w:val="10"/>
 </w:numbering>

--- a/eng/docx/009.content.docx
+++ b/eng/docx/009.content.docx
@@ -19,7 +19,7 @@
         <w:rPr>
           <w:lang w:val="en_US" w:bidi="en_US"/>
         </w:rPr>
-        <w:t>Resource: Tyndale Open Study Notes</w:t>
+        <w:t>Resource: Aquifer Open Study Notes (Themes)</w:t>
       </w:r>
       <w:r>
         <w:rPr>
@@ -112,7 +112,7 @@
         <w:rPr>
           <w:lang w:val="en_US" w:bidi="en_US"/>
         </w:rPr>
-        <w:t>Tyndale Open Study Notes</w:t>
+        <w:t>Aquifer Open Study Notes (Themes)</w:t>
       </w:r>
     </w:p>
     <w:p>

--- a/eng/docx/009.content.docx
+++ b/eng/docx/009.content.docx
@@ -246,126 +246,84 @@
         </w:rPr>
         <w:t>). Sometimes, Jesus uses this phrase to describe himself. For example, Jesus said, "I am the bread of life." The Gospel of John contains seven statements where Jesus says "I am" followed by a description of himself (</w:t>
       </w:r>
-      <w:hyperlink r:id="rId13">
-        <w:r>
-          <w:rPr>
-            <w:lang w:val="en_US" w:bidi="en_US"/>
-          </w:rPr>
-          <w:rPr>
-            <w:color w:val="0000EE"/>
-            <w:u w:val="single"/>
-          </w:rPr>
-          <w:t>John 6:35</w:t>
-        </w:r>
-      </w:hyperlink>
-      <w:r>
-        <w:rPr>
-          <w:lang w:val="en_US" w:bidi="en_US"/>
-        </w:rPr>
-        <w:t xml:space="preserve">; </w:t>
-      </w:r>
-      <w:hyperlink r:id="rId14">
-        <w:r>
-          <w:rPr>
-            <w:lang w:val="en_US" w:bidi="en_US"/>
-          </w:rPr>
-          <w:rPr>
-            <w:color w:val="0000EE"/>
-            <w:u w:val="single"/>
-          </w:rPr>
-          <w:t>8:12</w:t>
-        </w:r>
-      </w:hyperlink>
-      <w:r>
-        <w:rPr>
-          <w:lang w:val="en_US" w:bidi="en_US"/>
-        </w:rPr>
-        <w:t xml:space="preserve">; </w:t>
-      </w:r>
-      <w:hyperlink r:id="rId15">
-        <w:r>
-          <w:rPr>
-            <w:lang w:val="en_US" w:bidi="en_US"/>
-          </w:rPr>
-          <w:rPr>
-            <w:color w:val="0000EE"/>
-            <w:u w:val="single"/>
-          </w:rPr>
-          <w:t>10:9</w:t>
-        </w:r>
-      </w:hyperlink>
+      <w:r>
+        <w:rPr>
+          <w:lang w:val="en_US" w:bidi="en_US"/>
+        </w:rPr>
+        <w:t>John 6:35</w:t>
+      </w:r>
+      <w:r>
+        <w:rPr>
+          <w:lang w:val="en_US" w:bidi="en_US"/>
+        </w:rPr>
+        <w:t xml:space="preserve">; </w:t>
+      </w:r>
+      <w:r>
+        <w:rPr>
+          <w:lang w:val="en_US" w:bidi="en_US"/>
+        </w:rPr>
+        <w:t>8:12</w:t>
+      </w:r>
+      <w:r>
+        <w:rPr>
+          <w:lang w:val="en_US" w:bidi="en_US"/>
+        </w:rPr>
+        <w:t xml:space="preserve">; </w:t>
+      </w:r>
+      <w:r>
+        <w:rPr>
+          <w:lang w:val="en_US" w:bidi="en_US"/>
+        </w:rPr>
+        <w:t>10:9</w:t>
+      </w:r>
       <w:r>
         <w:rPr>
           <w:lang w:val="en_US" w:bidi="en_US"/>
         </w:rPr>
         <w:t xml:space="preserve">, </w:t>
       </w:r>
-      <w:hyperlink r:id="rId16">
-        <w:r>
-          <w:rPr>
-            <w:lang w:val="en_US" w:bidi="en_US"/>
-          </w:rPr>
-          <w:rPr>
-            <w:color w:val="0000EE"/>
-            <w:u w:val="single"/>
-          </w:rPr>
-          <w:t>11</w:t>
-        </w:r>
-      </w:hyperlink>
-      <w:r>
-        <w:rPr>
-          <w:lang w:val="en_US" w:bidi="en_US"/>
-        </w:rPr>
-        <w:t xml:space="preserve">; </w:t>
-      </w:r>
-      <w:hyperlink r:id="rId17">
-        <w:r>
-          <w:rPr>
-            <w:lang w:val="en_US" w:bidi="en_US"/>
-          </w:rPr>
-          <w:rPr>
-            <w:color w:val="0000EE"/>
-            <w:u w:val="single"/>
-          </w:rPr>
-          <w:t>11:25</w:t>
-        </w:r>
-      </w:hyperlink>
-      <w:r>
-        <w:rPr>
-          <w:lang w:val="en_US" w:bidi="en_US"/>
-        </w:rPr>
-        <w:t xml:space="preserve">; </w:t>
-      </w:r>
-      <w:hyperlink r:id="rId18">
-        <w:r>
-          <w:rPr>
-            <w:lang w:val="en_US" w:bidi="en_US"/>
-          </w:rPr>
-          <w:rPr>
-            <w:color w:val="0000EE"/>
-            <w:u w:val="single"/>
-          </w:rPr>
-          <w:t>14:6</w:t>
-        </w:r>
-      </w:hyperlink>
-      <w:r>
-        <w:rPr>
-          <w:lang w:val="en_US" w:bidi="en_US"/>
-        </w:rPr>
-        <w:t xml:space="preserve">; </w:t>
-      </w:r>
-      <w:hyperlink r:id="rId19">
-        <w:r>
-          <w:rPr>
-            <w:lang w:val="en_US" w:bidi="en_US"/>
-          </w:rPr>
-          <w:rPr>
-            <w:color w:val="0000EE"/>
-            <w:u w:val="single"/>
-          </w:rPr>
-          <w:t>15:1</w:t>
-        </w:r>
-      </w:hyperlink>
+      <w:r>
+        <w:rPr>
+          <w:lang w:val="en_US" w:bidi="en_US"/>
+        </w:rPr>
+        <w:t>11</w:t>
+      </w:r>
+      <w:r>
+        <w:rPr>
+          <w:lang w:val="en_US" w:bidi="en_US"/>
+        </w:rPr>
+        <w:t xml:space="preserve">; </w:t>
+      </w:r>
+      <w:r>
+        <w:rPr>
+          <w:lang w:val="en_US" w:bidi="en_US"/>
+        </w:rPr>
+        <w:t>11:25</w:t>
+      </w:r>
+      <w:r>
+        <w:rPr>
+          <w:lang w:val="en_US" w:bidi="en_US"/>
+        </w:rPr>
+        <w:t xml:space="preserve">; </w:t>
+      </w:r>
+      <w:r>
+        <w:rPr>
+          <w:lang w:val="en_US" w:bidi="en_US"/>
+        </w:rPr>
+        <w:t>14:6</w:t>
+      </w:r>
+      <w:r>
+        <w:rPr>
+          <w:lang w:val="en_US" w:bidi="en_US"/>
+        </w:rPr>
+        <w:t xml:space="preserve">; </w:t>
+      </w:r>
+      <w:r>
+        <w:rPr>
+          <w:lang w:val="en_US" w:bidi="en_US"/>
+        </w:rPr>
+        <w:t>15:1</w:t>
+      </w:r>
       <w:r>
         <w:rPr>
           <w:lang w:val="en_US" w:bidi="en_US"/>
@@ -425,108 +383,72 @@
         </w:rPr>
         <w:t xml:space="preserve">] tell you" (see </w:t>
       </w:r>
-      <w:hyperlink r:id="rId20">
-        <w:r>
-          <w:rPr>
-            <w:lang w:val="en_US" w:bidi="en_US"/>
-          </w:rPr>
-          <w:rPr>
-            <w:color w:val="0000EE"/>
-            <w:u w:val="single"/>
-          </w:rPr>
-          <w:t>Matthew 5:22</w:t>
-        </w:r>
-      </w:hyperlink>
+      <w:r>
+        <w:rPr>
+          <w:lang w:val="en_US" w:bidi="en_US"/>
+        </w:rPr>
+        <w:t>Matthew 5:22</w:t>
+      </w:r>
       <w:r>
         <w:rPr>
           <w:lang w:val="en_US" w:bidi="en_US"/>
         </w:rPr>
         <w:t xml:space="preserve">, </w:t>
       </w:r>
-      <w:hyperlink r:id="rId21">
-        <w:r>
-          <w:rPr>
-            <w:lang w:val="en_US" w:bidi="en_US"/>
-          </w:rPr>
-          <w:rPr>
-            <w:color w:val="0000EE"/>
-            <w:u w:val="single"/>
-          </w:rPr>
-          <w:t>28</w:t>
-        </w:r>
-      </w:hyperlink>
+      <w:r>
+        <w:rPr>
+          <w:lang w:val="en_US" w:bidi="en_US"/>
+        </w:rPr>
+        <w:t>28</w:t>
+      </w:r>
       <w:r>
         <w:rPr>
           <w:lang w:val="en_US" w:bidi="en_US"/>
         </w:rPr>
         <w:t xml:space="preserve">, </w:t>
       </w:r>
-      <w:hyperlink r:id="rId22">
-        <w:r>
-          <w:rPr>
-            <w:lang w:val="en_US" w:bidi="en_US"/>
-          </w:rPr>
-          <w:rPr>
-            <w:color w:val="0000EE"/>
-            <w:u w:val="single"/>
-          </w:rPr>
-          <w:t>32</w:t>
-        </w:r>
-      </w:hyperlink>
+      <w:r>
+        <w:rPr>
+          <w:lang w:val="en_US" w:bidi="en_US"/>
+        </w:rPr>
+        <w:t>32</w:t>
+      </w:r>
       <w:r>
         <w:rPr>
           <w:lang w:val="en_US" w:bidi="en_US"/>
         </w:rPr>
         <w:t xml:space="preserve">, </w:t>
       </w:r>
-      <w:hyperlink r:id="rId23">
-        <w:r>
-          <w:rPr>
-            <w:lang w:val="en_US" w:bidi="en_US"/>
-          </w:rPr>
-          <w:rPr>
-            <w:color w:val="0000EE"/>
-            <w:u w:val="single"/>
-          </w:rPr>
-          <w:t>34</w:t>
-        </w:r>
-      </w:hyperlink>
+      <w:r>
+        <w:rPr>
+          <w:lang w:val="en_US" w:bidi="en_US"/>
+        </w:rPr>
+        <w:t>34</w:t>
+      </w:r>
       <w:r>
         <w:rPr>
           <w:lang w:val="en_US" w:bidi="en_US"/>
         </w:rPr>
         <w:t xml:space="preserve">, </w:t>
       </w:r>
-      <w:hyperlink r:id="rId24">
-        <w:r>
-          <w:rPr>
-            <w:lang w:val="en_US" w:bidi="en_US"/>
-          </w:rPr>
-          <w:rPr>
-            <w:color w:val="0000EE"/>
-            <w:u w:val="single"/>
-          </w:rPr>
-          <w:t>39</w:t>
-        </w:r>
-      </w:hyperlink>
+      <w:r>
+        <w:rPr>
+          <w:lang w:val="en_US" w:bidi="en_US"/>
+        </w:rPr>
+        <w:t>39</w:t>
+      </w:r>
       <w:r>
         <w:rPr>
           <w:lang w:val="en_US" w:bidi="en_US"/>
         </w:rPr>
         <w:t xml:space="preserve">, </w:t>
       </w:r>
-      <w:hyperlink r:id="rId25">
-        <w:r>
-          <w:rPr>
-            <w:lang w:val="en_US" w:bidi="en_US"/>
-          </w:rPr>
-          <w:rPr>
-            <w:color w:val="0000EE"/>
-            <w:u w:val="single"/>
-          </w:rPr>
-          <w:t>44</w:t>
-        </w:r>
-      </w:hyperlink>
+      <w:r>
+        <w:rPr>
+          <w:lang w:val="en_US" w:bidi="en_US"/>
+        </w:rPr>
+        <w:t>44</w:t>
+      </w:r>
       <w:r>
         <w:rPr>
           <w:lang w:val="en_US" w:bidi="en_US"/>
@@ -547,18 +469,12 @@
         </w:rPr>
         <w:t>Sometimes, Jesus used the phrase "I am" in a grammatically unusual way, without anything following it. For example, Jesus said, "Before Abraham was even born, I am" (</w:t>
       </w:r>
-      <w:hyperlink r:id="rId26">
-        <w:r>
-          <w:rPr>
-            <w:lang w:val="en_US" w:bidi="en_US"/>
-          </w:rPr>
-          <w:rPr>
-            <w:color w:val="0000EE"/>
-            <w:u w:val="single"/>
-          </w:rPr>
-          <w:t>John 8:58</w:t>
-        </w:r>
-      </w:hyperlink>
+      <w:r>
+        <w:rPr>
+          <w:lang w:val="en_US" w:bidi="en_US"/>
+        </w:rPr>
+        <w:t>John 8:58</w:t>
+      </w:r>
       <w:r>
         <w:rPr>
           <w:lang w:val="en_US" w:bidi="en_US"/>
@@ -578,54 +494,36 @@
         </w:rPr>
         <w:t xml:space="preserve"> (compare </w:t>
       </w:r>
-      <w:hyperlink r:id="rId27">
-        <w:r>
-          <w:rPr>
-            <w:lang w:val="en_US" w:bidi="en_US"/>
-          </w:rPr>
-          <w:rPr>
-            <w:color w:val="0000EE"/>
-            <w:u w:val="single"/>
-          </w:rPr>
-          <w:t>8:28</w:t>
-        </w:r>
-      </w:hyperlink>
+      <w:r>
+        <w:rPr>
+          <w:lang w:val="en_US" w:bidi="en_US"/>
+        </w:rPr>
+        <w:t>8:28</w:t>
+      </w:r>
       <w:r>
         <w:rPr>
           <w:lang w:val="en_US" w:bidi="en_US"/>
         </w:rPr>
         <w:t xml:space="preserve">, </w:t>
       </w:r>
-      <w:hyperlink r:id="rId28">
-        <w:r>
-          <w:rPr>
-            <w:lang w:val="en_US" w:bidi="en_US"/>
-          </w:rPr>
-          <w:rPr>
-            <w:color w:val="0000EE"/>
-            <w:u w:val="single"/>
-          </w:rPr>
-          <w:t>59</w:t>
-        </w:r>
-      </w:hyperlink>
-      <w:r>
-        <w:rPr>
-          <w:lang w:val="en_US" w:bidi="en_US"/>
-        </w:rPr>
-        <w:t xml:space="preserve">; </w:t>
-      </w:r>
-      <w:hyperlink r:id="rId29">
-        <w:r>
-          <w:rPr>
-            <w:lang w:val="en_US" w:bidi="en_US"/>
-          </w:rPr>
-          <w:rPr>
-            <w:color w:val="0000EE"/>
-            <w:u w:val="single"/>
-          </w:rPr>
-          <w:t>13:19</w:t>
-        </w:r>
-      </w:hyperlink>
+      <w:r>
+        <w:rPr>
+          <w:lang w:val="en_US" w:bidi="en_US"/>
+        </w:rPr>
+        <w:t>59</w:t>
+      </w:r>
+      <w:r>
+        <w:rPr>
+          <w:lang w:val="en_US" w:bidi="en_US"/>
+        </w:rPr>
+        <w:t xml:space="preserve">; </w:t>
+      </w:r>
+      <w:r>
+        <w:rPr>
+          <w:lang w:val="en_US" w:bidi="en_US"/>
+        </w:rPr>
+        <w:t>13:19</w:t>
+      </w:r>
       <w:r>
         <w:rPr>
           <w:lang w:val="en_US" w:bidi="en_US"/>
@@ -646,36 +544,24 @@
         </w:rPr>
         <w:t>The best explanation for this odd expression comes from the Old Testament. When Moses met the Lord on Mount Sinai, he wanted to know God's name (</w:t>
       </w:r>
-      <w:hyperlink r:id="rId30">
-        <w:r>
-          <w:rPr>
-            <w:lang w:val="en_US" w:bidi="en_US"/>
-          </w:rPr>
-          <w:rPr>
-            <w:color w:val="0000EE"/>
-            <w:u w:val="single"/>
-          </w:rPr>
-          <w:t>Exodus 3:6</w:t>
-        </w:r>
-      </w:hyperlink>
+      <w:r>
+        <w:rPr>
+          <w:lang w:val="en_US" w:bidi="en_US"/>
+        </w:rPr>
+        <w:t>Exodus 3:6</w:t>
+      </w:r>
       <w:r>
         <w:rPr>
           <w:lang w:val="en_US" w:bidi="en_US"/>
         </w:rPr>
         <w:t xml:space="preserve">, </w:t>
       </w:r>
-      <w:hyperlink r:id="rId31">
-        <w:r>
-          <w:rPr>
-            <w:lang w:val="en_US" w:bidi="en_US"/>
-          </w:rPr>
-          <w:rPr>
-            <w:color w:val="0000EE"/>
-            <w:u w:val="single"/>
-          </w:rPr>
-          <w:t>13–14</w:t>
-        </w:r>
-      </w:hyperlink>
+      <w:r>
+        <w:rPr>
+          <w:lang w:val="en_US" w:bidi="en_US"/>
+        </w:rPr>
+        <w:t>13–14</w:t>
+      </w:r>
       <w:r>
         <w:rPr>
           <w:lang w:val="en_US" w:bidi="en_US"/>
@@ -696,108 +582,72 @@
         </w:rPr>
         <w:t xml:space="preserve">When the Jews translated the Old Testament into Greek, in </w:t>
       </w:r>
-      <w:hyperlink r:id="rId32">
-        <w:r>
-          <w:rPr>
-            <w:lang w:val="en_US" w:bidi="en_US"/>
-          </w:rPr>
-          <w:rPr>
-            <w:color w:val="0000EE"/>
-            <w:u w:val="single"/>
-          </w:rPr>
-          <w:t>Exodus 3:14</w:t>
-        </w:r>
-      </w:hyperlink>
+      <w:r>
+        <w:rPr>
+          <w:lang w:val="en_US" w:bidi="en_US"/>
+        </w:rPr>
+        <w:t>Exodus 3:14</w:t>
+      </w:r>
       <w:r>
         <w:rPr>
           <w:lang w:val="en_US" w:bidi="en_US"/>
         </w:rPr>
         <w:t xml:space="preserve"> God’s name “I AM WHO I AM” became egō eimi ho ōn (“I am the one who is”). In other places, especially in Isaiah </w:t>
       </w:r>
-      <w:hyperlink r:id="rId33">
-        <w:r>
-          <w:rPr>
-            <w:lang w:val="en_US" w:bidi="en_US"/>
-          </w:rPr>
-          <w:rPr>
-            <w:color w:val="0000EE"/>
-            <w:u w:val="single"/>
-          </w:rPr>
-          <w:t>Isaiah 43:25</w:t>
-        </w:r>
-      </w:hyperlink>
-      <w:r>
-        <w:rPr>
-          <w:lang w:val="en_US" w:bidi="en_US"/>
-        </w:rPr>
-        <w:t xml:space="preserve">; </w:t>
-      </w:r>
-      <w:hyperlink r:id="rId34">
-        <w:r>
-          <w:rPr>
-            <w:lang w:val="en_US" w:bidi="en_US"/>
-          </w:rPr>
-          <w:rPr>
-            <w:color w:val="0000EE"/>
-            <w:u w:val="single"/>
-          </w:rPr>
-          <w:t>51:12</w:t>
-        </w:r>
-      </w:hyperlink>
-      <w:r>
-        <w:rPr>
-          <w:lang w:val="en_US" w:bidi="en_US"/>
-        </w:rPr>
-        <w:t xml:space="preserve">; </w:t>
-      </w:r>
-      <w:hyperlink r:id="rId35">
-        <w:r>
-          <w:rPr>
-            <w:lang w:val="en_US" w:bidi="en_US"/>
-          </w:rPr>
-          <w:rPr>
-            <w:color w:val="0000EE"/>
-            <w:u w:val="single"/>
-          </w:rPr>
-          <w:t>52:6</w:t>
-        </w:r>
-      </w:hyperlink>
+      <w:r>
+        <w:rPr>
+          <w:lang w:val="en_US" w:bidi="en_US"/>
+        </w:rPr>
+        <w:t>Isaiah 43:25</w:t>
+      </w:r>
+      <w:r>
+        <w:rPr>
+          <w:lang w:val="en_US" w:bidi="en_US"/>
+        </w:rPr>
+        <w:t xml:space="preserve">; </w:t>
+      </w:r>
+      <w:r>
+        <w:rPr>
+          <w:lang w:val="en_US" w:bidi="en_US"/>
+        </w:rPr>
+        <w:t>51:12</w:t>
+      </w:r>
+      <w:r>
+        <w:rPr>
+          <w:lang w:val="en_US" w:bidi="en_US"/>
+        </w:rPr>
+        <w:t xml:space="preserve">; </w:t>
+      </w:r>
+      <w:r>
+        <w:rPr>
+          <w:lang w:val="en_US" w:bidi="en_US"/>
+        </w:rPr>
+        <w:t>52:6</w:t>
+      </w:r>
       <w:r>
         <w:rPr>
           <w:lang w:val="en_US" w:bidi="en_US"/>
         </w:rPr>
         <w:t xml:space="preserve">), the Greek Old Testament uses egō eimi (“I am”) as a special way God speaks about himself. In many other verses, the Greek translation uses kurios (“Lord”) for God’s name. Some Jews understood Jesus’s words “I am” as a claim to God’s name, as in </w:t>
       </w:r>
-      <w:hyperlink r:id="rId26">
-        <w:r>
-          <w:rPr>
-            <w:lang w:val="en_US" w:bidi="en_US"/>
-          </w:rPr>
-          <w:rPr>
-            <w:color w:val="0000EE"/>
-            <w:u w:val="single"/>
-          </w:rPr>
-          <w:t>John 8:58</w:t>
-        </w:r>
-      </w:hyperlink>
+      <w:r>
+        <w:rPr>
+          <w:lang w:val="en_US" w:bidi="en_US"/>
+        </w:rPr>
+        <w:t>John 8:58</w:t>
+      </w:r>
       <w:r>
         <w:rPr>
           <w:lang w:val="en_US" w:bidi="en_US"/>
         </w:rPr>
         <w:t xml:space="preserve">, where they tried to stone him. But in other places, like </w:t>
       </w:r>
-      <w:hyperlink r:id="rId36">
-        <w:r>
-          <w:rPr>
-            <w:lang w:val="en_US" w:bidi="en_US"/>
-          </w:rPr>
-          <w:rPr>
-            <w:color w:val="0000EE"/>
-            <w:u w:val="single"/>
-          </w:rPr>
-          <w:t>John 8:24</w:t>
-        </w:r>
-      </w:hyperlink>
+      <w:r>
+        <w:rPr>
+          <w:lang w:val="en_US" w:bidi="en_US"/>
+        </w:rPr>
+        <w:t>John 8:24</w:t>
+      </w:r>
       <w:r>
         <w:rPr>
           <w:lang w:val="en_US" w:bidi="en_US"/>
@@ -831,18 +681,12 @@
         </w:rPr>
         <w:t>of God who became human (</w:t>
       </w:r>
-      <w:hyperlink r:id="rId37">
-        <w:r>
-          <w:rPr>
-            <w:lang w:val="en_US" w:bidi="en_US"/>
-          </w:rPr>
-          <w:rPr>
-            <w:color w:val="0000EE"/>
-            <w:u w:val="single"/>
-          </w:rPr>
-          <w:t>John 1:1</w:t>
-        </w:r>
-      </w:hyperlink>
+      <w:r>
+        <w:rPr>
+          <w:lang w:val="en_US" w:bidi="en_US"/>
+        </w:rPr>
+        <w:t>John 1:1</w:t>
+      </w:r>
       <w:r>
         <w:rPr>
           <w:lang w:val="en_US" w:bidi="en_US"/>
@@ -872,174 +716,114 @@
           <w:lang w:val="en_US" w:bidi="en_US"/>
         </w:rPr>
       </w:r>
-      <w:hyperlink r:id="rId13">
-        <w:r>
-          <w:rPr>
-            <w:lang w:val="en_US" w:bidi="en_US"/>
-          </w:rPr>
-          <w:rPr>
-            <w:color w:val="0000EE"/>
-            <w:u w:val="single"/>
-          </w:rPr>
-          <w:t>John 6:35</w:t>
-        </w:r>
-      </w:hyperlink>
+      <w:r>
+        <w:rPr>
+          <w:lang w:val="en_US" w:bidi="en_US"/>
+        </w:rPr>
+        <w:t>John 6:35</w:t>
+      </w:r>
       <w:r>
         <w:rPr>
           <w:lang w:val="en_US" w:bidi="en_US"/>
         </w:rPr>
         <w:t xml:space="preserve">, </w:t>
       </w:r>
-      <w:hyperlink r:id="rId38">
-        <w:r>
-          <w:rPr>
-            <w:lang w:val="en_US" w:bidi="en_US"/>
-          </w:rPr>
-          <w:rPr>
-            <w:color w:val="0000EE"/>
-            <w:u w:val="single"/>
-          </w:rPr>
-          <w:t>48</w:t>
-        </w:r>
-      </w:hyperlink>
-      <w:r>
-        <w:rPr>
-          <w:lang w:val="en_US" w:bidi="en_US"/>
-        </w:rPr>
-        <w:t xml:space="preserve">; </w:t>
-      </w:r>
-      <w:hyperlink r:id="rId14">
-        <w:r>
-          <w:rPr>
-            <w:lang w:val="en_US" w:bidi="en_US"/>
-          </w:rPr>
-          <w:rPr>
-            <w:color w:val="0000EE"/>
-            <w:u w:val="single"/>
-          </w:rPr>
-          <w:t>8:12</w:t>
-        </w:r>
-      </w:hyperlink>
+      <w:r>
+        <w:rPr>
+          <w:lang w:val="en_US" w:bidi="en_US"/>
+        </w:rPr>
+        <w:t>48</w:t>
+      </w:r>
+      <w:r>
+        <w:rPr>
+          <w:lang w:val="en_US" w:bidi="en_US"/>
+        </w:rPr>
+        <w:t xml:space="preserve">; </w:t>
+      </w:r>
+      <w:r>
+        <w:rPr>
+          <w:lang w:val="en_US" w:bidi="en_US"/>
+        </w:rPr>
+        <w:t>8:12</w:t>
+      </w:r>
       <w:r>
         <w:rPr>
           <w:lang w:val="en_US" w:bidi="en_US"/>
         </w:rPr>
         <w:t xml:space="preserve">, </w:t>
       </w:r>
-      <w:hyperlink r:id="rId26">
-        <w:r>
-          <w:rPr>
-            <w:lang w:val="en_US" w:bidi="en_US"/>
-          </w:rPr>
-          <w:rPr>
-            <w:color w:val="0000EE"/>
-            <w:u w:val="single"/>
-          </w:rPr>
-          <w:t>58</w:t>
-        </w:r>
-      </w:hyperlink>
-      <w:r>
-        <w:rPr>
-          <w:lang w:val="en_US" w:bidi="en_US"/>
-        </w:rPr>
-        <w:t xml:space="preserve">; </w:t>
-      </w:r>
-      <w:hyperlink r:id="rId39">
-        <w:r>
-          <w:rPr>
-            <w:lang w:val="en_US" w:bidi="en_US"/>
-          </w:rPr>
-          <w:rPr>
-            <w:color w:val="0000EE"/>
-            <w:u w:val="single"/>
-          </w:rPr>
-          <w:t xml:space="preserve">9:5; </w:t>
-        </w:r>
-      </w:hyperlink>
-      <w:hyperlink r:id="rId40">
-        <w:r>
-          <w:rPr>
-            <w:lang w:val="en_US" w:bidi="en_US"/>
-          </w:rPr>
-          <w:rPr>
-            <w:color w:val="0000EE"/>
-            <w:u w:val="single"/>
-          </w:rPr>
-          <w:t>10:7–14</w:t>
-        </w:r>
-      </w:hyperlink>
-      <w:r>
-        <w:rPr>
-          <w:lang w:val="en_US" w:bidi="en_US"/>
-        </w:rPr>
-        <w:t xml:space="preserve">; </w:t>
-      </w:r>
-      <w:hyperlink r:id="rId17">
-        <w:r>
-          <w:rPr>
-            <w:lang w:val="en_US" w:bidi="en_US"/>
-          </w:rPr>
-          <w:rPr>
-            <w:color w:val="0000EE"/>
-            <w:u w:val="single"/>
-          </w:rPr>
-          <w:t>11:25</w:t>
-        </w:r>
-      </w:hyperlink>
-      <w:r>
-        <w:rPr>
-          <w:lang w:val="en_US" w:bidi="en_US"/>
-        </w:rPr>
-        <w:t xml:space="preserve">; </w:t>
-      </w:r>
-      <w:hyperlink r:id="rId18">
-        <w:r>
-          <w:rPr>
-            <w:lang w:val="en_US" w:bidi="en_US"/>
-          </w:rPr>
-          <w:rPr>
-            <w:color w:val="0000EE"/>
-            <w:u w:val="single"/>
-          </w:rPr>
-          <w:t>14:6</w:t>
-        </w:r>
-      </w:hyperlink>
-      <w:r>
-        <w:rPr>
-          <w:lang w:val="en_US" w:bidi="en_US"/>
-        </w:rPr>
-        <w:t xml:space="preserve">; </w:t>
-      </w:r>
-      <w:hyperlink r:id="rId19">
-        <w:r>
-          <w:rPr>
-            <w:lang w:val="en_US" w:bidi="en_US"/>
-          </w:rPr>
-          <w:rPr>
-            <w:color w:val="0000EE"/>
-            <w:u w:val="single"/>
-          </w:rPr>
-          <w:t>15:1</w:t>
-        </w:r>
-      </w:hyperlink>
+      <w:r>
+        <w:rPr>
+          <w:lang w:val="en_US" w:bidi="en_US"/>
+        </w:rPr>
+        <w:t>58</w:t>
+      </w:r>
+      <w:r>
+        <w:rPr>
+          <w:lang w:val="en_US" w:bidi="en_US"/>
+        </w:rPr>
+        <w:t xml:space="preserve">; </w:t>
+      </w:r>
+      <w:r>
+        <w:rPr>
+          <w:lang w:val="en_US" w:bidi="en_US"/>
+        </w:rPr>
+        <w:t xml:space="preserve">9:5; </w:t>
+      </w:r>
+      <w:r>
+        <w:rPr>
+          <w:lang w:val="en_US" w:bidi="en_US"/>
+        </w:rPr>
+        <w:t>10:7–14</w:t>
+      </w:r>
+      <w:r>
+        <w:rPr>
+          <w:lang w:val="en_US" w:bidi="en_US"/>
+        </w:rPr>
+        <w:t xml:space="preserve">; </w:t>
+      </w:r>
+      <w:r>
+        <w:rPr>
+          <w:lang w:val="en_US" w:bidi="en_US"/>
+        </w:rPr>
+        <w:t>11:25</w:t>
+      </w:r>
+      <w:r>
+        <w:rPr>
+          <w:lang w:val="en_US" w:bidi="en_US"/>
+        </w:rPr>
+        <w:t xml:space="preserve">; </w:t>
+      </w:r>
+      <w:r>
+        <w:rPr>
+          <w:lang w:val="en_US" w:bidi="en_US"/>
+        </w:rPr>
+        <w:t>14:6</w:t>
+      </w:r>
+      <w:r>
+        <w:rPr>
+          <w:lang w:val="en_US" w:bidi="en_US"/>
+        </w:rPr>
+        <w:t xml:space="preserve">; </w:t>
+      </w:r>
+      <w:r>
+        <w:rPr>
+          <w:lang w:val="en_US" w:bidi="en_US"/>
+        </w:rPr>
+        <w:t>15:1</w:t>
+      </w:r>
       <w:r>
         <w:rPr>
           <w:lang w:val="en_US" w:bidi="en_US"/>
         </w:rPr>
         <w:t xml:space="preserve">, </w:t>
       </w:r>
-      <w:hyperlink r:id="rId41">
-        <w:r>
-          <w:rPr>
-            <w:lang w:val="en_US" w:bidi="en_US"/>
-          </w:rPr>
-          <w:rPr>
-            <w:color w:val="0000EE"/>
-            <w:u w:val="single"/>
-          </w:rPr>
-          <w:t>5</w:t>
-        </w:r>
-      </w:hyperlink>
+      <w:r>
+        <w:rPr>
+          <w:lang w:val="en_US" w:bidi="en_US"/>
+        </w:rPr>
+        <w:t>5</w:t>
+      </w:r>
       <w:r>
         <w:rPr>
           <w:lang w:val="en_US" w:bidi="en_US"/>
@@ -1088,72 +872,48 @@
         </w:rPr>
         <w:t>Almost all of the wives of the patriarchs suffered infertility (they were unable to have children) before eventually having children. The only possible exception was Leah, and even she could not have children for some time (</w:t>
       </w:r>
-      <w:hyperlink r:id="rId42">
-        <w:r>
-          <w:rPr>
-            <w:lang w:val="en_US" w:bidi="en_US"/>
-          </w:rPr>
-          <w:rPr>
-            <w:color w:val="0000EE"/>
-            <w:u w:val="single"/>
-          </w:rPr>
-          <w:t>Genesis 11:30</w:t>
-        </w:r>
-      </w:hyperlink>
-      <w:r>
-        <w:rPr>
-          <w:lang w:val="en_US" w:bidi="en_US"/>
-        </w:rPr>
-        <w:t xml:space="preserve">; </w:t>
-      </w:r>
-      <w:hyperlink r:id="rId43">
-        <w:r>
-          <w:rPr>
-            <w:lang w:val="en_US" w:bidi="en_US"/>
-          </w:rPr>
-          <w:rPr>
-            <w:color w:val="0000EE"/>
-            <w:u w:val="single"/>
-          </w:rPr>
-          <w:t>25:21</w:t>
-        </w:r>
-      </w:hyperlink>
-      <w:r>
-        <w:rPr>
-          <w:lang w:val="en_US" w:bidi="en_US"/>
-        </w:rPr>
-        <w:t xml:space="preserve">; </w:t>
-      </w:r>
-      <w:hyperlink r:id="rId44">
-        <w:r>
-          <w:rPr>
-            <w:lang w:val="en_US" w:bidi="en_US"/>
-          </w:rPr>
-          <w:rPr>
-            <w:color w:val="0000EE"/>
-            <w:u w:val="single"/>
-          </w:rPr>
-          <w:t>29:31</w:t>
-        </w:r>
-      </w:hyperlink>
+      <w:r>
+        <w:rPr>
+          <w:lang w:val="en_US" w:bidi="en_US"/>
+        </w:rPr>
+        <w:t>Genesis 11:30</w:t>
+      </w:r>
+      <w:r>
+        <w:rPr>
+          <w:lang w:val="en_US" w:bidi="en_US"/>
+        </w:rPr>
+        <w:t xml:space="preserve">; </w:t>
+      </w:r>
+      <w:r>
+        <w:rPr>
+          <w:lang w:val="en_US" w:bidi="en_US"/>
+        </w:rPr>
+        <w:t>25:21</w:t>
+      </w:r>
+      <w:r>
+        <w:rPr>
+          <w:lang w:val="en_US" w:bidi="en_US"/>
+        </w:rPr>
+        <w:t xml:space="preserve">; </w:t>
+      </w:r>
+      <w:r>
+        <w:rPr>
+          <w:lang w:val="en_US" w:bidi="en_US"/>
+        </w:rPr>
+        <w:t>29:31</w:t>
+      </w:r>
       <w:r>
         <w:rPr>
           <w:lang w:val="en_US" w:bidi="en_US"/>
         </w:rPr>
         <w:t xml:space="preserve">; see also </w:t>
       </w:r>
-      <w:hyperlink r:id="rId45">
-        <w:r>
-          <w:rPr>
-            <w:lang w:val="en_US" w:bidi="en_US"/>
-          </w:rPr>
-          <w:rPr>
-            <w:color w:val="0000EE"/>
-            <w:u w:val="single"/>
-          </w:rPr>
-          <w:t>1 Samuel 1:1–18</w:t>
-        </w:r>
-      </w:hyperlink>
+      <w:r>
+        <w:rPr>
+          <w:lang w:val="en_US" w:bidi="en_US"/>
+        </w:rPr>
+        <w:t>1 Samuel 1:1–18</w:t>
+      </w:r>
       <w:r>
         <w:rPr>
           <w:lang w:val="en_US" w:bidi="en_US"/>
@@ -1174,162 +934,108 @@
         </w:rPr>
         <w:t>Therefore, infertility was a serious disgrace for a woman in that culture (</w:t>
       </w:r>
-      <w:hyperlink r:id="rId46">
-        <w:r>
-          <w:rPr>
-            <w:lang w:val="en_US" w:bidi="en_US"/>
-          </w:rPr>
-          <w:rPr>
-            <w:color w:val="0000EE"/>
-            <w:u w:val="single"/>
-          </w:rPr>
-          <w:t>Psalm 113:9</w:t>
-        </w:r>
-      </w:hyperlink>
-      <w:r>
-        <w:rPr>
-          <w:lang w:val="en_US" w:bidi="en_US"/>
-        </w:rPr>
-        <w:t xml:space="preserve">; </w:t>
-      </w:r>
-      <w:hyperlink r:id="rId47">
-        <w:r>
-          <w:rPr>
-            <w:lang w:val="en_US" w:bidi="en_US"/>
-          </w:rPr>
-          <w:rPr>
-            <w:color w:val="0000EE"/>
-            <w:u w:val="single"/>
-          </w:rPr>
-          <w:t>Proverbs 30:15–16</w:t>
-        </w:r>
-      </w:hyperlink>
-      <w:r>
-        <w:rPr>
-          <w:lang w:val="en_US" w:bidi="en_US"/>
-        </w:rPr>
-        <w:t xml:space="preserve">; </w:t>
-      </w:r>
-      <w:hyperlink r:id="rId48">
-        <w:r>
-          <w:rPr>
-            <w:lang w:val="en_US" w:bidi="en_US"/>
-          </w:rPr>
-          <w:rPr>
-            <w:color w:val="0000EE"/>
-            <w:u w:val="single"/>
-          </w:rPr>
-          <w:t>Isaiah 54:1</w:t>
-        </w:r>
-      </w:hyperlink>
+      <w:r>
+        <w:rPr>
+          <w:lang w:val="en_US" w:bidi="en_US"/>
+        </w:rPr>
+        <w:t>Psalm 113:9</w:t>
+      </w:r>
+      <w:r>
+        <w:rPr>
+          <w:lang w:val="en_US" w:bidi="en_US"/>
+        </w:rPr>
+        <w:t xml:space="preserve">; </w:t>
+      </w:r>
+      <w:r>
+        <w:rPr>
+          <w:lang w:val="en_US" w:bidi="en_US"/>
+        </w:rPr>
+        <w:t>Proverbs 30:15–16</w:t>
+      </w:r>
+      <w:r>
+        <w:rPr>
+          <w:lang w:val="en_US" w:bidi="en_US"/>
+        </w:rPr>
+        <w:t xml:space="preserve">; </w:t>
+      </w:r>
+      <w:r>
+        <w:rPr>
+          <w:lang w:val="en_US" w:bidi="en_US"/>
+        </w:rPr>
+        <w:t>Isaiah 54:1</w:t>
+      </w:r>
       <w:r>
         <w:rPr>
           <w:lang w:val="en_US" w:bidi="en_US"/>
         </w:rPr>
         <w:t>). She understood herself to be created as a vessel of life (</w:t>
       </w:r>
-      <w:hyperlink r:id="rId49">
-        <w:r>
-          <w:rPr>
-            <w:lang w:val="en_US" w:bidi="en_US"/>
-          </w:rPr>
-          <w:rPr>
-            <w:color w:val="0000EE"/>
-            <w:u w:val="single"/>
-          </w:rPr>
-          <w:t>Genesis 1:28</w:t>
-        </w:r>
-      </w:hyperlink>
-      <w:r>
-        <w:rPr>
-          <w:lang w:val="en_US" w:bidi="en_US"/>
-        </w:rPr>
-        <w:t xml:space="preserve">; </w:t>
-      </w:r>
-      <w:hyperlink r:id="rId50">
-        <w:r>
-          <w:rPr>
-            <w:lang w:val="en_US" w:bidi="en_US"/>
-          </w:rPr>
-          <w:rPr>
-            <w:color w:val="0000EE"/>
-            <w:u w:val="single"/>
-          </w:rPr>
-          <w:t>3:20</w:t>
-        </w:r>
-      </w:hyperlink>
+      <w:r>
+        <w:rPr>
+          <w:lang w:val="en_US" w:bidi="en_US"/>
+        </w:rPr>
+        <w:t>Genesis 1:28</w:t>
+      </w:r>
+      <w:r>
+        <w:rPr>
+          <w:lang w:val="en_US" w:bidi="en_US"/>
+        </w:rPr>
+        <w:t xml:space="preserve">; </w:t>
+      </w:r>
+      <w:r>
+        <w:rPr>
+          <w:lang w:val="en_US" w:bidi="en_US"/>
+        </w:rPr>
+        <w:t>3:20</w:t>
+      </w:r>
       <w:r>
         <w:rPr>
           <w:lang w:val="en_US" w:bidi="en_US"/>
         </w:rPr>
         <w:t>). So, people considered it as a denial of blessing, purpose, and desire (</w:t>
       </w:r>
-      <w:hyperlink r:id="rId49">
-        <w:r>
-          <w:rPr>
-            <w:lang w:val="en_US" w:bidi="en_US"/>
-          </w:rPr>
-          <w:rPr>
-            <w:color w:val="0000EE"/>
-            <w:u w:val="single"/>
-          </w:rPr>
-          <w:t>1:28</w:t>
-        </w:r>
-      </w:hyperlink>
+      <w:r>
+        <w:rPr>
+          <w:lang w:val="en_US" w:bidi="en_US"/>
+        </w:rPr>
+        <w:t>1:28</w:t>
+      </w:r>
       <w:r>
         <w:rPr>
           <w:lang w:val="en_US" w:bidi="en_US"/>
         </w:rPr>
         <w:t>). Infertility brought shame, ridicule, and intense jealousy (</w:t>
       </w:r>
-      <w:hyperlink r:id="rId51">
-        <w:r>
-          <w:rPr>
-            <w:lang w:val="en_US" w:bidi="en_US"/>
-          </w:rPr>
-          <w:rPr>
-            <w:color w:val="0000EE"/>
-            <w:u w:val="single"/>
-          </w:rPr>
-          <w:t>1 Samuel 1:7</w:t>
-        </w:r>
-      </w:hyperlink>
+      <w:r>
+        <w:rPr>
+          <w:lang w:val="en_US" w:bidi="en_US"/>
+        </w:rPr>
+        <w:t>1 Samuel 1:7</w:t>
+      </w:r>
       <w:r>
         <w:rPr>
           <w:lang w:val="en_US" w:bidi="en_US"/>
         </w:rPr>
         <w:t xml:space="preserve"> </w:t>
       </w:r>
-      <w:hyperlink r:id="rId52">
-        <w:r>
-          <w:rPr>
-            <w:lang w:val="en_US" w:bidi="en_US"/>
-          </w:rPr>
-          <w:rPr>
-            <w:color w:val="0000EE"/>
-            <w:u w:val="single"/>
-          </w:rPr>
-          <w:t>Genesis 16:4</w:t>
-        </w:r>
-      </w:hyperlink>
-      <w:r>
-        <w:rPr>
-          <w:lang w:val="en_US" w:bidi="en_US"/>
-        </w:rPr>
-        <w:t xml:space="preserve">; </w:t>
-      </w:r>
-      <w:hyperlink r:id="rId53">
-        <w:r>
-          <w:rPr>
-            <w:lang w:val="en_US" w:bidi="en_US"/>
-          </w:rPr>
-          <w:rPr>
-            <w:color w:val="0000EE"/>
-            <w:u w:val="single"/>
-          </w:rPr>
-          <w:t>30:1</w:t>
-        </w:r>
-      </w:hyperlink>
+      <w:r>
+        <w:rPr>
+          <w:lang w:val="en_US" w:bidi="en_US"/>
+        </w:rPr>
+        <w:t>Genesis 16:4</w:t>
+      </w:r>
+      <w:r>
+        <w:rPr>
+          <w:lang w:val="en_US" w:bidi="en_US"/>
+        </w:rPr>
+        <w:t xml:space="preserve">; </w:t>
+      </w:r>
+      <w:r>
+        <w:rPr>
+          <w:lang w:val="en_US" w:bidi="en_US"/>
+        </w:rPr>
+        <w:t>30:1</w:t>
+      </w:r>
       <w:r>
         <w:rPr>
           <w:lang w:val="en_US" w:bidi="en_US"/>
@@ -1350,180 +1056,120 @@
         </w:rPr>
         <w:t>In the Old Testament, childlessness is an issue related to God. The creator controls fertility (</w:t>
       </w:r>
-      <w:hyperlink r:id="rId54">
-        <w:r>
-          <w:rPr>
-            <w:lang w:val="en_US" w:bidi="en_US"/>
-          </w:rPr>
-          <w:rPr>
-            <w:color w:val="0000EE"/>
-            <w:u w:val="single"/>
-          </w:rPr>
-          <w:t>Genesis 20:17–18</w:t>
-        </w:r>
-      </w:hyperlink>
-      <w:r>
-        <w:rPr>
-          <w:lang w:val="en_US" w:bidi="en_US"/>
-        </w:rPr>
-        <w:t xml:space="preserve">; </w:t>
-      </w:r>
-      <w:hyperlink r:id="rId55">
-        <w:r>
-          <w:rPr>
-            <w:lang w:val="en_US" w:bidi="en_US"/>
-          </w:rPr>
-          <w:rPr>
-            <w:color w:val="0000EE"/>
-            <w:u w:val="single"/>
-          </w:rPr>
-          <w:t>30:2</w:t>
-        </w:r>
-      </w:hyperlink>
+      <w:r>
+        <w:rPr>
+          <w:lang w:val="en_US" w:bidi="en_US"/>
+        </w:rPr>
+        <w:t>Genesis 20:17–18</w:t>
+      </w:r>
+      <w:r>
+        <w:rPr>
+          <w:lang w:val="en_US" w:bidi="en_US"/>
+        </w:rPr>
+        <w:t xml:space="preserve">; </w:t>
+      </w:r>
+      <w:r>
+        <w:rPr>
+          <w:lang w:val="en_US" w:bidi="en_US"/>
+        </w:rPr>
+        <w:t>30:2</w:t>
+      </w:r>
       <w:r>
         <w:rPr>
           <w:lang w:val="en_US" w:bidi="en_US"/>
         </w:rPr>
         <w:t xml:space="preserve">, </w:t>
       </w:r>
-      <w:hyperlink r:id="rId56">
-        <w:r>
-          <w:rPr>
-            <w:lang w:val="en_US" w:bidi="en_US"/>
-          </w:rPr>
-          <w:rPr>
-            <w:color w:val="0000EE"/>
-            <w:u w:val="single"/>
-          </w:rPr>
-          <w:t>22–23</w:t>
-        </w:r>
-      </w:hyperlink>
-      <w:r>
-        <w:rPr>
-          <w:lang w:val="en_US" w:bidi="en_US"/>
-        </w:rPr>
-        <w:t xml:space="preserve">; </w:t>
-      </w:r>
-      <w:hyperlink r:id="rId57">
-        <w:r>
-          <w:rPr>
-            <w:lang w:val="en_US" w:bidi="en_US"/>
-          </w:rPr>
-          <w:rPr>
-            <w:color w:val="0000EE"/>
-            <w:u w:val="single"/>
-          </w:rPr>
-          <w:t>1 Samuel 1:6</w:t>
-        </w:r>
-      </w:hyperlink>
+      <w:r>
+        <w:rPr>
+          <w:lang w:val="en_US" w:bidi="en_US"/>
+        </w:rPr>
+        <w:t>22–23</w:t>
+      </w:r>
+      <w:r>
+        <w:rPr>
+          <w:lang w:val="en_US" w:bidi="en_US"/>
+        </w:rPr>
+        <w:t xml:space="preserve">; </w:t>
+      </w:r>
+      <w:r>
+        <w:rPr>
+          <w:lang w:val="en_US" w:bidi="en_US"/>
+        </w:rPr>
+        <w:t>1 Samuel 1:6</w:t>
+      </w:r>
       <w:r>
         <w:rPr>
           <w:lang w:val="en_US" w:bidi="en_US"/>
         </w:rPr>
         <w:t xml:space="preserve">, </w:t>
       </w:r>
-      <w:hyperlink r:id="rId58">
-        <w:r>
-          <w:rPr>
-            <w:lang w:val="en_US" w:bidi="en_US"/>
-          </w:rPr>
-          <w:rPr>
-            <w:color w:val="0000EE"/>
-            <w:u w:val="single"/>
-          </w:rPr>
-          <w:t>27</w:t>
-        </w:r>
-      </w:hyperlink>
+      <w:r>
+        <w:rPr>
+          <w:lang w:val="en_US" w:bidi="en_US"/>
+        </w:rPr>
+        <w:t>27</w:t>
+      </w:r>
       <w:r>
         <w:rPr>
           <w:lang w:val="en_US" w:bidi="en_US"/>
         </w:rPr>
         <w:t>). He decides who can have children based on his plans and promises (</w:t>
       </w:r>
-      <w:hyperlink r:id="rId59">
-        <w:r>
-          <w:rPr>
-            <w:lang w:val="en_US" w:bidi="en_US"/>
-          </w:rPr>
-          <w:rPr>
-            <w:color w:val="0000EE"/>
-            <w:u w:val="single"/>
-          </w:rPr>
-          <w:t>Genesis 17:19</w:t>
-        </w:r>
-      </w:hyperlink>
-      <w:r>
-        <w:rPr>
-          <w:lang w:val="en_US" w:bidi="en_US"/>
-        </w:rPr>
-        <w:t xml:space="preserve">; </w:t>
-      </w:r>
-      <w:hyperlink r:id="rId55">
-        <w:r>
-          <w:rPr>
-            <w:lang w:val="en_US" w:bidi="en_US"/>
-          </w:rPr>
-          <w:rPr>
-            <w:color w:val="0000EE"/>
-            <w:u w:val="single"/>
-          </w:rPr>
-          <w:t>30:2</w:t>
-        </w:r>
-      </w:hyperlink>
-      <w:r>
-        <w:rPr>
-          <w:lang w:val="en_US" w:bidi="en_US"/>
-        </w:rPr>
-        <w:t xml:space="preserve">; </w:t>
-      </w:r>
-      <w:hyperlink r:id="rId46">
-        <w:r>
-          <w:rPr>
-            <w:lang w:val="en_US" w:bidi="en_US"/>
-          </w:rPr>
-          <w:rPr>
-            <w:color w:val="0000EE"/>
-            <w:u w:val="single"/>
-          </w:rPr>
-          <w:t>Psalm 113:9</w:t>
-        </w:r>
-      </w:hyperlink>
-      <w:r>
-        <w:rPr>
-          <w:lang w:val="en_US" w:bidi="en_US"/>
-        </w:rPr>
-        <w:t xml:space="preserve">; </w:t>
-      </w:r>
-      <w:hyperlink r:id="rId60">
-        <w:r>
-          <w:rPr>
-            <w:lang w:val="en_US" w:bidi="en_US"/>
-          </w:rPr>
-          <w:rPr>
-            <w:color w:val="0000EE"/>
-            <w:u w:val="single"/>
-          </w:rPr>
-          <w:t>Luke 1:11–20</w:t>
-        </w:r>
-      </w:hyperlink>
-      <w:r>
-        <w:rPr>
-          <w:lang w:val="en_US" w:bidi="en_US"/>
-        </w:rPr>
-        <w:t xml:space="preserve">; </w:t>
-      </w:r>
-      <w:hyperlink r:id="rId61">
-        <w:r>
-          <w:rPr>
-            <w:lang w:val="en_US" w:bidi="en_US"/>
-          </w:rPr>
-          <w:rPr>
-            <w:color w:val="0000EE"/>
-            <w:u w:val="single"/>
-          </w:rPr>
-          <w:t>Romans 4:19</w:t>
-        </w:r>
-      </w:hyperlink>
+      <w:r>
+        <w:rPr>
+          <w:lang w:val="en_US" w:bidi="en_US"/>
+        </w:rPr>
+        <w:t>Genesis 17:19</w:t>
+      </w:r>
+      <w:r>
+        <w:rPr>
+          <w:lang w:val="en_US" w:bidi="en_US"/>
+        </w:rPr>
+        <w:t xml:space="preserve">; </w:t>
+      </w:r>
+      <w:r>
+        <w:rPr>
+          <w:lang w:val="en_US" w:bidi="en_US"/>
+        </w:rPr>
+        <w:t>30:2</w:t>
+      </w:r>
+      <w:r>
+        <w:rPr>
+          <w:lang w:val="en_US" w:bidi="en_US"/>
+        </w:rPr>
+        <w:t xml:space="preserve">; </w:t>
+      </w:r>
+      <w:r>
+        <w:rPr>
+          <w:lang w:val="en_US" w:bidi="en_US"/>
+        </w:rPr>
+        <w:t>Psalm 113:9</w:t>
+      </w:r>
+      <w:r>
+        <w:rPr>
+          <w:lang w:val="en_US" w:bidi="en_US"/>
+        </w:rPr>
+        <w:t xml:space="preserve">; </w:t>
+      </w:r>
+      <w:r>
+        <w:rPr>
+          <w:lang w:val="en_US" w:bidi="en_US"/>
+        </w:rPr>
+        <w:t>Luke 1:11–20</w:t>
+      </w:r>
+      <w:r>
+        <w:rPr>
+          <w:lang w:val="en_US" w:bidi="en_US"/>
+        </w:rPr>
+        <w:t xml:space="preserve">; </w:t>
+      </w:r>
+      <w:r>
+        <w:rPr>
+          <w:lang w:val="en_US" w:bidi="en_US"/>
+        </w:rPr>
+        <w:t>Romans 4:19</w:t>
+      </w:r>
       <w:r>
         <w:rPr>
           <w:lang w:val="en_US" w:bidi="en_US"/>
@@ -1544,90 +1190,60 @@
         </w:rPr>
         <w:t>Not being able to have children tests patience and encourages prayer and faith (</w:t>
       </w:r>
-      <w:hyperlink r:id="rId43">
-        <w:r>
-          <w:rPr>
-            <w:lang w:val="en_US" w:bidi="en_US"/>
-          </w:rPr>
-          <w:rPr>
-            <w:color w:val="0000EE"/>
-            <w:u w:val="single"/>
-          </w:rPr>
-          <w:t>Genesis 25:21</w:t>
-        </w:r>
-      </w:hyperlink>
-      <w:r>
-        <w:rPr>
-          <w:lang w:val="en_US" w:bidi="en_US"/>
-        </w:rPr>
-        <w:t xml:space="preserve">; </w:t>
-      </w:r>
-      <w:hyperlink r:id="rId62">
-        <w:r>
-          <w:rPr>
-            <w:lang w:val="en_US" w:bidi="en_US"/>
-          </w:rPr>
-          <w:rPr>
-            <w:color w:val="0000EE"/>
-            <w:u w:val="single"/>
-          </w:rPr>
-          <w:t>1 Samuel 1:11</w:t>
-        </w:r>
-      </w:hyperlink>
+      <w:r>
+        <w:rPr>
+          <w:lang w:val="en_US" w:bidi="en_US"/>
+        </w:rPr>
+        <w:t>Genesis 25:21</w:t>
+      </w:r>
+      <w:r>
+        <w:rPr>
+          <w:lang w:val="en_US" w:bidi="en_US"/>
+        </w:rPr>
+        <w:t xml:space="preserve">; </w:t>
+      </w:r>
+      <w:r>
+        <w:rPr>
+          <w:lang w:val="en_US" w:bidi="en_US"/>
+        </w:rPr>
+        <w:t>1 Samuel 1:11</w:t>
+      </w:r>
       <w:r>
         <w:rPr>
           <w:lang w:val="en_US" w:bidi="en_US"/>
         </w:rPr>
         <w:t>). Abraham learned to trust God's promise long before his child was born (</w:t>
       </w:r>
-      <w:hyperlink r:id="rId63">
-        <w:r>
-          <w:rPr>
-            <w:lang w:val="en_US" w:bidi="en_US"/>
-          </w:rPr>
-          <w:rPr>
-            <w:color w:val="0000EE"/>
-            <w:u w:val="single"/>
-          </w:rPr>
-          <w:t>Genesis 15:4–6</w:t>
-        </w:r>
-      </w:hyperlink>
-      <w:r>
-        <w:rPr>
-          <w:lang w:val="en_US" w:bidi="en_US"/>
-        </w:rPr>
-        <w:t xml:space="preserve">; </w:t>
-      </w:r>
-      <w:hyperlink r:id="rId64">
-        <w:r>
-          <w:rPr>
-            <w:lang w:val="en_US" w:bidi="en_US"/>
-          </w:rPr>
-          <w:rPr>
-            <w:color w:val="0000EE"/>
-            <w:u w:val="single"/>
-          </w:rPr>
-          <w:t>17:15–21</w:t>
-        </w:r>
-      </w:hyperlink>
-      <w:r>
-        <w:rPr>
-          <w:lang w:val="en_US" w:bidi="en_US"/>
-        </w:rPr>
-        <w:t xml:space="preserve">; </w:t>
-      </w:r>
-      <w:hyperlink r:id="rId65">
-        <w:r>
-          <w:rPr>
-            <w:lang w:val="en_US" w:bidi="en_US"/>
-          </w:rPr>
-          <w:rPr>
-            <w:color w:val="0000EE"/>
-            <w:u w:val="single"/>
-          </w:rPr>
-          <w:t>Romans 4:20–22</w:t>
-        </w:r>
-      </w:hyperlink>
+      <w:r>
+        <w:rPr>
+          <w:lang w:val="en_US" w:bidi="en_US"/>
+        </w:rPr>
+        <w:t>Genesis 15:4–6</w:t>
+      </w:r>
+      <w:r>
+        <w:rPr>
+          <w:lang w:val="en_US" w:bidi="en_US"/>
+        </w:rPr>
+        <w:t xml:space="preserve">; </w:t>
+      </w:r>
+      <w:r>
+        <w:rPr>
+          <w:lang w:val="en_US" w:bidi="en_US"/>
+        </w:rPr>
+        <w:t>17:15–21</w:t>
+      </w:r>
+      <w:r>
+        <w:rPr>
+          <w:lang w:val="en_US" w:bidi="en_US"/>
+        </w:rPr>
+        <w:t xml:space="preserve">; </w:t>
+      </w:r>
+      <w:r>
+        <w:rPr>
+          <w:lang w:val="en_US" w:bidi="en_US"/>
+        </w:rPr>
+        <w:t>Romans 4:20–22</w:t>
+      </w:r>
       <w:r>
         <w:rPr>
           <w:lang w:val="en_US" w:bidi="en_US"/>
@@ -1671,324 +1287,216 @@
           <w:lang w:val="en_US" w:bidi="en_US"/>
         </w:rPr>
       </w:r>
-      <w:hyperlink r:id="rId66">
-        <w:r>
-          <w:rPr>
-            <w:lang w:val="en_US" w:bidi="en_US"/>
-          </w:rPr>
-          <w:rPr>
-            <w:color w:val="0000EE"/>
-            <w:u w:val="single"/>
-          </w:rPr>
-          <w:t>Genesis 16:1–6</w:t>
-        </w:r>
-      </w:hyperlink>
-      <w:r>
-        <w:rPr>
-          <w:lang w:val="en_US" w:bidi="en_US"/>
-        </w:rPr>
-        <w:t xml:space="preserve">; </w:t>
-      </w:r>
-      <w:hyperlink r:id="rId64">
-        <w:r>
-          <w:rPr>
-            <w:lang w:val="en_US" w:bidi="en_US"/>
-          </w:rPr>
-          <w:rPr>
-            <w:color w:val="0000EE"/>
-            <w:u w:val="single"/>
-          </w:rPr>
-          <w:t>17:15–21</w:t>
-        </w:r>
-      </w:hyperlink>
-      <w:r>
-        <w:rPr>
-          <w:lang w:val="en_US" w:bidi="en_US"/>
-        </w:rPr>
-        <w:t xml:space="preserve">; </w:t>
-      </w:r>
-      <w:hyperlink r:id="rId54">
-        <w:r>
-          <w:rPr>
-            <w:lang w:val="en_US" w:bidi="en_US"/>
-          </w:rPr>
-          <w:rPr>
-            <w:color w:val="0000EE"/>
-            <w:u w:val="single"/>
-          </w:rPr>
-          <w:t>20:17–18</w:t>
-        </w:r>
-      </w:hyperlink>
-      <w:r>
-        <w:rPr>
-          <w:lang w:val="en_US" w:bidi="en_US"/>
-        </w:rPr>
-        <w:t xml:space="preserve">; </w:t>
-      </w:r>
-      <w:hyperlink r:id="rId43">
-        <w:r>
-          <w:rPr>
-            <w:lang w:val="en_US" w:bidi="en_US"/>
-          </w:rPr>
-          <w:rPr>
-            <w:color w:val="0000EE"/>
-            <w:u w:val="single"/>
-          </w:rPr>
-          <w:t>25:21</w:t>
-        </w:r>
-      </w:hyperlink>
-      <w:r>
-        <w:rPr>
-          <w:lang w:val="en_US" w:bidi="en_US"/>
-        </w:rPr>
-        <w:t xml:space="preserve">; </w:t>
-      </w:r>
-      <w:hyperlink r:id="rId44">
-        <w:r>
-          <w:rPr>
-            <w:lang w:val="en_US" w:bidi="en_US"/>
-          </w:rPr>
-          <w:rPr>
-            <w:color w:val="0000EE"/>
-            <w:u w:val="single"/>
-          </w:rPr>
-          <w:t>29:31</w:t>
-        </w:r>
-      </w:hyperlink>
-      <w:r>
-        <w:rPr>
-          <w:lang w:val="en_US" w:bidi="en_US"/>
-        </w:rPr>
-        <w:t xml:space="preserve">; </w:t>
-      </w:r>
-      <w:hyperlink r:id="rId67">
-        <w:r>
-          <w:rPr>
-            <w:lang w:val="en_US" w:bidi="en_US"/>
-          </w:rPr>
-          <w:rPr>
-            <w:color w:val="0000EE"/>
-            <w:u w:val="single"/>
-          </w:rPr>
-          <w:t>30:1–2</w:t>
-        </w:r>
-      </w:hyperlink>
+      <w:r>
+        <w:rPr>
+          <w:lang w:val="en_US" w:bidi="en_US"/>
+        </w:rPr>
+        <w:t>Genesis 16:1–6</w:t>
+      </w:r>
+      <w:r>
+        <w:rPr>
+          <w:lang w:val="en_US" w:bidi="en_US"/>
+        </w:rPr>
+        <w:t xml:space="preserve">; </w:t>
+      </w:r>
+      <w:r>
+        <w:rPr>
+          <w:lang w:val="en_US" w:bidi="en_US"/>
+        </w:rPr>
+        <w:t>17:15–21</w:t>
+      </w:r>
+      <w:r>
+        <w:rPr>
+          <w:lang w:val="en_US" w:bidi="en_US"/>
+        </w:rPr>
+        <w:t xml:space="preserve">; </w:t>
+      </w:r>
+      <w:r>
+        <w:rPr>
+          <w:lang w:val="en_US" w:bidi="en_US"/>
+        </w:rPr>
+        <w:t>20:17–18</w:t>
+      </w:r>
+      <w:r>
+        <w:rPr>
+          <w:lang w:val="en_US" w:bidi="en_US"/>
+        </w:rPr>
+        <w:t xml:space="preserve">; </w:t>
+      </w:r>
+      <w:r>
+        <w:rPr>
+          <w:lang w:val="en_US" w:bidi="en_US"/>
+        </w:rPr>
+        <w:t>25:21</w:t>
+      </w:r>
+      <w:r>
+        <w:rPr>
+          <w:lang w:val="en_US" w:bidi="en_US"/>
+        </w:rPr>
+        <w:t xml:space="preserve">; </w:t>
+      </w:r>
+      <w:r>
+        <w:rPr>
+          <w:lang w:val="en_US" w:bidi="en_US"/>
+        </w:rPr>
+        <w:t>29:31</w:t>
+      </w:r>
+      <w:r>
+        <w:rPr>
+          <w:lang w:val="en_US" w:bidi="en_US"/>
+        </w:rPr>
+        <w:t xml:space="preserve">; </w:t>
+      </w:r>
+      <w:r>
+        <w:rPr>
+          <w:lang w:val="en_US" w:bidi="en_US"/>
+        </w:rPr>
+        <w:t>30:1–2</w:t>
+      </w:r>
       <w:r>
         <w:rPr>
           <w:lang w:val="en_US" w:bidi="en_US"/>
         </w:rPr>
         <w:t xml:space="preserve">, </w:t>
       </w:r>
-      <w:hyperlink r:id="rId68">
-        <w:r>
-          <w:rPr>
-            <w:lang w:val="en_US" w:bidi="en_US"/>
-          </w:rPr>
-          <w:rPr>
-            <w:color w:val="0000EE"/>
-            <w:u w:val="single"/>
-          </w:rPr>
-          <w:t>22–24</w:t>
-        </w:r>
-      </w:hyperlink>
-      <w:r>
-        <w:rPr>
-          <w:lang w:val="en_US" w:bidi="en_US"/>
-        </w:rPr>
-        <w:t xml:space="preserve">; </w:t>
-      </w:r>
-      <w:hyperlink r:id="rId69">
-        <w:r>
-          <w:rPr>
-            <w:lang w:val="en_US" w:bidi="en_US"/>
-          </w:rPr>
-          <w:rPr>
-            <w:color w:val="0000EE"/>
-            <w:u w:val="single"/>
-          </w:rPr>
-          <w:t>Exodus 23:25–26</w:t>
-        </w:r>
-      </w:hyperlink>
-      <w:r>
-        <w:rPr>
-          <w:lang w:val="en_US" w:bidi="en_US"/>
-        </w:rPr>
-        <w:t xml:space="preserve">; </w:t>
-      </w:r>
-      <w:hyperlink r:id="rId70">
-        <w:r>
-          <w:rPr>
-            <w:lang w:val="en_US" w:bidi="en_US"/>
-          </w:rPr>
-          <w:rPr>
-            <w:color w:val="0000EE"/>
-            <w:u w:val="single"/>
-          </w:rPr>
-          <w:t>Deuteronomy 7:12–15</w:t>
-        </w:r>
-      </w:hyperlink>
-      <w:r>
-        <w:rPr>
-          <w:lang w:val="en_US" w:bidi="en_US"/>
-        </w:rPr>
-        <w:t xml:space="preserve">; </w:t>
-      </w:r>
-      <w:hyperlink r:id="rId71">
-        <w:r>
-          <w:rPr>
-            <w:lang w:val="en_US" w:bidi="en_US"/>
-          </w:rPr>
-          <w:rPr>
-            <w:color w:val="0000EE"/>
-            <w:u w:val="single"/>
-          </w:rPr>
-          <w:t>Judges 13:2–5</w:t>
-        </w:r>
-      </w:hyperlink>
-      <w:r>
-        <w:rPr>
-          <w:lang w:val="en_US" w:bidi="en_US"/>
-        </w:rPr>
-        <w:t xml:space="preserve">; </w:t>
-      </w:r>
-      <w:hyperlink r:id="rId72">
-        <w:r>
-          <w:rPr>
-            <w:lang w:val="en_US" w:bidi="en_US"/>
-          </w:rPr>
-          <w:rPr>
-            <w:color w:val="0000EE"/>
-            <w:u w:val="single"/>
-          </w:rPr>
-          <w:t>1 Samuel 1:2–28</w:t>
-        </w:r>
-      </w:hyperlink>
-      <w:r>
-        <w:rPr>
-          <w:lang w:val="en_US" w:bidi="en_US"/>
-        </w:rPr>
-        <w:t xml:space="preserve">; </w:t>
-      </w:r>
-      <w:hyperlink r:id="rId73">
-        <w:r>
-          <w:rPr>
-            <w:lang w:val="en_US" w:bidi="en_US"/>
-          </w:rPr>
-          <w:rPr>
-            <w:color w:val="0000EE"/>
-            <w:u w:val="single"/>
-          </w:rPr>
-          <w:t>2:5–7</w:t>
-        </w:r>
-      </w:hyperlink>
-      <w:r>
-        <w:rPr>
-          <w:lang w:val="en_US" w:bidi="en_US"/>
-        </w:rPr>
-        <w:t xml:space="preserve">; </w:t>
-      </w:r>
-      <w:hyperlink r:id="rId74">
-        <w:r>
-          <w:rPr>
-            <w:lang w:val="en_US" w:bidi="en_US"/>
-          </w:rPr>
-          <w:rPr>
-            <w:color w:val="0000EE"/>
-            <w:u w:val="single"/>
-          </w:rPr>
-          <w:t>Psalm 113:5–9</w:t>
-        </w:r>
-      </w:hyperlink>
-      <w:r>
-        <w:rPr>
-          <w:lang w:val="en_US" w:bidi="en_US"/>
-        </w:rPr>
-        <w:t xml:space="preserve">; </w:t>
-      </w:r>
-      <w:hyperlink r:id="rId75">
-        <w:r>
-          <w:rPr>
-            <w:lang w:val="en_US" w:bidi="en_US"/>
-          </w:rPr>
-          <w:rPr>
-            <w:color w:val="0000EE"/>
-            <w:u w:val="single"/>
-          </w:rPr>
-          <w:t>Isaiah 54:1–3</w:t>
-        </w:r>
-      </w:hyperlink>
-      <w:r>
-        <w:rPr>
-          <w:lang w:val="en_US" w:bidi="en_US"/>
-        </w:rPr>
-        <w:t xml:space="preserve">; </w:t>
-      </w:r>
-      <w:hyperlink r:id="rId76">
-        <w:r>
-          <w:rPr>
-            <w:lang w:val="en_US" w:bidi="en_US"/>
-          </w:rPr>
-          <w:rPr>
-            <w:color w:val="0000EE"/>
-            <w:u w:val="single"/>
-          </w:rPr>
-          <w:t>Luke 1:5–25</w:t>
-        </w:r>
-      </w:hyperlink>
-      <w:r>
-        <w:rPr>
-          <w:lang w:val="en_US" w:bidi="en_US"/>
-        </w:rPr>
-        <w:t xml:space="preserve">; </w:t>
-      </w:r>
-      <w:hyperlink r:id="rId77">
-        <w:r>
-          <w:rPr>
-            <w:lang w:val="en_US" w:bidi="en_US"/>
-          </w:rPr>
-          <w:rPr>
-            <w:color w:val="0000EE"/>
-            <w:u w:val="single"/>
-          </w:rPr>
-          <w:t>Romans 4:19–22</w:t>
-        </w:r>
-      </w:hyperlink>
-      <w:r>
-        <w:rPr>
-          <w:lang w:val="en_US" w:bidi="en_US"/>
-        </w:rPr>
-        <w:t xml:space="preserve">; </w:t>
-      </w:r>
-      <w:hyperlink r:id="rId78">
-        <w:r>
-          <w:rPr>
-            <w:lang w:val="en_US" w:bidi="en_US"/>
-          </w:rPr>
-          <w:rPr>
-            <w:color w:val="0000EE"/>
-            <w:u w:val="single"/>
-          </w:rPr>
-          <w:t>Galatians 4:24–28</w:t>
-        </w:r>
-      </w:hyperlink>
-      <w:r>
-        <w:rPr>
-          <w:lang w:val="en_US" w:bidi="en_US"/>
-        </w:rPr>
-        <w:t xml:space="preserve">; </w:t>
-      </w:r>
-      <w:hyperlink r:id="rId79">
-        <w:r>
-          <w:rPr>
-            <w:lang w:val="en_US" w:bidi="en_US"/>
-          </w:rPr>
-          <w:rPr>
-            <w:color w:val="0000EE"/>
-            <w:u w:val="single"/>
-          </w:rPr>
-          <w:t>Hebrews 11:11–12</w:t>
-        </w:r>
-      </w:hyperlink>
+      <w:r>
+        <w:rPr>
+          <w:lang w:val="en_US" w:bidi="en_US"/>
+        </w:rPr>
+        <w:t>22–24</w:t>
+      </w:r>
+      <w:r>
+        <w:rPr>
+          <w:lang w:val="en_US" w:bidi="en_US"/>
+        </w:rPr>
+        <w:t xml:space="preserve">; </w:t>
+      </w:r>
+      <w:r>
+        <w:rPr>
+          <w:lang w:val="en_US" w:bidi="en_US"/>
+        </w:rPr>
+        <w:t>Exodus 23:25–26</w:t>
+      </w:r>
+      <w:r>
+        <w:rPr>
+          <w:lang w:val="en_US" w:bidi="en_US"/>
+        </w:rPr>
+        <w:t xml:space="preserve">; </w:t>
+      </w:r>
+      <w:r>
+        <w:rPr>
+          <w:lang w:val="en_US" w:bidi="en_US"/>
+        </w:rPr>
+        <w:t>Deuteronomy 7:12–15</w:t>
+      </w:r>
+      <w:r>
+        <w:rPr>
+          <w:lang w:val="en_US" w:bidi="en_US"/>
+        </w:rPr>
+        <w:t xml:space="preserve">; </w:t>
+      </w:r>
+      <w:r>
+        <w:rPr>
+          <w:lang w:val="en_US" w:bidi="en_US"/>
+        </w:rPr>
+        <w:t>Judges 13:2–5</w:t>
+      </w:r>
+      <w:r>
+        <w:rPr>
+          <w:lang w:val="en_US" w:bidi="en_US"/>
+        </w:rPr>
+        <w:t xml:space="preserve">; </w:t>
+      </w:r>
+      <w:r>
+        <w:rPr>
+          <w:lang w:val="en_US" w:bidi="en_US"/>
+        </w:rPr>
+        <w:t>1 Samuel 1:2–28</w:t>
+      </w:r>
+      <w:r>
+        <w:rPr>
+          <w:lang w:val="en_US" w:bidi="en_US"/>
+        </w:rPr>
+        <w:t xml:space="preserve">; </w:t>
+      </w:r>
+      <w:r>
+        <w:rPr>
+          <w:lang w:val="en_US" w:bidi="en_US"/>
+        </w:rPr>
+        <w:t>2:5–7</w:t>
+      </w:r>
+      <w:r>
+        <w:rPr>
+          <w:lang w:val="en_US" w:bidi="en_US"/>
+        </w:rPr>
+        <w:t xml:space="preserve">; </w:t>
+      </w:r>
+      <w:r>
+        <w:rPr>
+          <w:lang w:val="en_US" w:bidi="en_US"/>
+        </w:rPr>
+        <w:t>Psalm 113:5–9</w:t>
+      </w:r>
+      <w:r>
+        <w:rPr>
+          <w:lang w:val="en_US" w:bidi="en_US"/>
+        </w:rPr>
+        <w:t xml:space="preserve">; </w:t>
+      </w:r>
+      <w:r>
+        <w:rPr>
+          <w:lang w:val="en_US" w:bidi="en_US"/>
+        </w:rPr>
+        <w:t>Isaiah 54:1–3</w:t>
+      </w:r>
+      <w:r>
+        <w:rPr>
+          <w:lang w:val="en_US" w:bidi="en_US"/>
+        </w:rPr>
+        <w:t xml:space="preserve">; </w:t>
+      </w:r>
+      <w:r>
+        <w:rPr>
+          <w:lang w:val="en_US" w:bidi="en_US"/>
+        </w:rPr>
+        <w:t>Luke 1:5–25</w:t>
+      </w:r>
+      <w:r>
+        <w:rPr>
+          <w:lang w:val="en_US" w:bidi="en_US"/>
+        </w:rPr>
+        <w:t xml:space="preserve">; </w:t>
+      </w:r>
+      <w:r>
+        <w:rPr>
+          <w:lang w:val="en_US" w:bidi="en_US"/>
+        </w:rPr>
+        <w:t>Romans 4:19–22</w:t>
+      </w:r>
+      <w:r>
+        <w:rPr>
+          <w:lang w:val="en_US" w:bidi="en_US"/>
+        </w:rPr>
+        <w:t xml:space="preserve">; </w:t>
+      </w:r>
+      <w:r>
+        <w:rPr>
+          <w:lang w:val="en_US" w:bidi="en_US"/>
+        </w:rPr>
+        <w:t>Galatians 4:24–28</w:t>
+      </w:r>
+      <w:r>
+        <w:rPr>
+          <w:lang w:val="en_US" w:bidi="en_US"/>
+        </w:rPr>
+        <w:t xml:space="preserve">; </w:t>
+      </w:r>
+      <w:r>
+        <w:rPr>
+          <w:lang w:val="en_US" w:bidi="en_US"/>
+        </w:rPr>
+        <w:t>Hebrews 11:11–12</w:t>
+      </w:r>
       <w:r>
         <w:rPr>
           <w:lang w:val="en_US" w:bidi="en_US"/>
@@ -2051,36 +1559,24 @@
         </w:rPr>
         <w:t>The Bible answers these and similar questions with an emphatic "No!" The universe, including earth and all living creatures, came from the skilled hand of a loving creator. He considered it "very good" (</w:t>
       </w:r>
-      <w:hyperlink r:id="rId80">
-        <w:r>
-          <w:rPr>
-            <w:lang w:val="en_US" w:bidi="en_US"/>
-          </w:rPr>
-          <w:rPr>
-            <w:color w:val="0000EE"/>
-            <w:u w:val="single"/>
-          </w:rPr>
-          <w:t>Genesis 1:31</w:t>
-        </w:r>
-      </w:hyperlink>
+      <w:r>
+        <w:rPr>
+          <w:lang w:val="en_US" w:bidi="en_US"/>
+        </w:rPr>
+        <w:t>Genesis 1:31</w:t>
+      </w:r>
       <w:r>
         <w:rPr>
           <w:lang w:val="en_US" w:bidi="en_US"/>
         </w:rPr>
         <w:t xml:space="preserve">). Because of human sin, this physical world needs redemption. By God's grace, it will share in God's redemption at the end of time (see </w:t>
       </w:r>
-      <w:hyperlink r:id="rId81">
-        <w:r>
-          <w:rPr>
-            <w:lang w:val="en_US" w:bidi="en_US"/>
-          </w:rPr>
-          <w:rPr>
-            <w:color w:val="0000EE"/>
-            <w:u w:val="single"/>
-          </w:rPr>
-          <w:t>Romans 8:19–21</w:t>
-        </w:r>
-      </w:hyperlink>
+      <w:r>
+        <w:rPr>
+          <w:lang w:val="en_US" w:bidi="en_US"/>
+        </w:rPr>
+        <w:t>Romans 8:19–21</w:t>
+      </w:r>
       <w:r>
         <w:rPr>
           <w:lang w:val="en_US" w:bidi="en_US"/>
@@ -2152,198 +1648,132 @@
           <w:lang w:val="en_US" w:bidi="en_US"/>
         </w:rPr>
       </w:r>
-      <w:hyperlink r:id="rId80">
-        <w:r>
-          <w:rPr>
-            <w:lang w:val="en_US" w:bidi="en_US"/>
-          </w:rPr>
-          <w:rPr>
-            <w:color w:val="0000EE"/>
-            <w:u w:val="single"/>
-          </w:rPr>
-          <w:t>Genesis 1:31</w:t>
-        </w:r>
-      </w:hyperlink>
-      <w:r>
-        <w:rPr>
-          <w:lang w:val="en_US" w:bidi="en_US"/>
-        </w:rPr>
-        <w:t xml:space="preserve">; </w:t>
-      </w:r>
-      <w:hyperlink r:id="rId82">
-        <w:r>
-          <w:rPr>
-            <w:lang w:val="en_US" w:bidi="en_US"/>
-          </w:rPr>
-          <w:rPr>
-            <w:color w:val="0000EE"/>
-            <w:u w:val="single"/>
-          </w:rPr>
-          <w:t>12:7</w:t>
-        </w:r>
-      </w:hyperlink>
-      <w:r>
-        <w:rPr>
-          <w:lang w:val="en_US" w:bidi="en_US"/>
-        </w:rPr>
-        <w:t xml:space="preserve">; </w:t>
-      </w:r>
-      <w:hyperlink r:id="rId83">
-        <w:r>
-          <w:rPr>
-            <w:lang w:val="en_US" w:bidi="en_US"/>
-          </w:rPr>
-          <w:rPr>
-            <w:color w:val="0000EE"/>
-            <w:u w:val="single"/>
-          </w:rPr>
-          <w:t>13:14–17</w:t>
-        </w:r>
-      </w:hyperlink>
-      <w:r>
-        <w:rPr>
-          <w:lang w:val="en_US" w:bidi="en_US"/>
-        </w:rPr>
-        <w:t xml:space="preserve">; </w:t>
-      </w:r>
-      <w:hyperlink r:id="rId84">
-        <w:r>
-          <w:rPr>
-            <w:lang w:val="en_US" w:bidi="en_US"/>
-          </w:rPr>
-          <w:rPr>
-            <w:color w:val="0000EE"/>
-            <w:u w:val="single"/>
-          </w:rPr>
-          <w:t>15:12–21</w:t>
-        </w:r>
-      </w:hyperlink>
-      <w:r>
-        <w:rPr>
-          <w:lang w:val="en_US" w:bidi="en_US"/>
-        </w:rPr>
-        <w:t xml:space="preserve">; </w:t>
-      </w:r>
-      <w:hyperlink r:id="rId85">
-        <w:r>
-          <w:rPr>
-            <w:lang w:val="en_US" w:bidi="en_US"/>
-          </w:rPr>
-          <w:rPr>
-            <w:color w:val="0000EE"/>
-            <w:u w:val="single"/>
-          </w:rPr>
-          <w:t>17:7–8</w:t>
-        </w:r>
-      </w:hyperlink>
-      <w:r>
-        <w:rPr>
-          <w:lang w:val="en_US" w:bidi="en_US"/>
-        </w:rPr>
-        <w:t xml:space="preserve">; </w:t>
-      </w:r>
-      <w:hyperlink r:id="rId86">
-        <w:r>
-          <w:rPr>
-            <w:lang w:val="en_US" w:bidi="en_US"/>
-          </w:rPr>
-          <w:rPr>
-            <w:color w:val="0000EE"/>
-            <w:u w:val="single"/>
-          </w:rPr>
-          <w:t>35:11–13</w:t>
-        </w:r>
-      </w:hyperlink>
-      <w:r>
-        <w:rPr>
-          <w:lang w:val="en_US" w:bidi="en_US"/>
-        </w:rPr>
-        <w:t xml:space="preserve">; </w:t>
-      </w:r>
-      <w:hyperlink r:id="rId87">
-        <w:r>
-          <w:rPr>
-            <w:lang w:val="en_US" w:bidi="en_US"/>
-          </w:rPr>
-          <w:rPr>
-            <w:color w:val="0000EE"/>
-            <w:u w:val="single"/>
-          </w:rPr>
-          <w:t>50:24</w:t>
-        </w:r>
-      </w:hyperlink>
-      <w:r>
-        <w:rPr>
-          <w:lang w:val="en_US" w:bidi="en_US"/>
-        </w:rPr>
-        <w:t xml:space="preserve">; </w:t>
-      </w:r>
-      <w:hyperlink r:id="rId88">
-        <w:r>
-          <w:rPr>
-            <w:lang w:val="en_US" w:bidi="en_US"/>
-          </w:rPr>
-          <w:rPr>
-            <w:color w:val="0000EE"/>
-            <w:u w:val="single"/>
-          </w:rPr>
-          <w:t>Joshua 13:1–21:45</w:t>
-        </w:r>
-      </w:hyperlink>
-      <w:r>
-        <w:rPr>
-          <w:lang w:val="en_US" w:bidi="en_US"/>
-        </w:rPr>
-        <w:t xml:space="preserve">; </w:t>
-      </w:r>
-      <w:hyperlink r:id="rId89">
-        <w:r>
-          <w:rPr>
-            <w:lang w:val="en_US" w:bidi="en_US"/>
-          </w:rPr>
-          <w:rPr>
-            <w:color w:val="0000EE"/>
-            <w:u w:val="single"/>
-          </w:rPr>
-          <w:t>Psalm 37:9–34</w:t>
-        </w:r>
-      </w:hyperlink>
-      <w:r>
-        <w:rPr>
-          <w:lang w:val="en_US" w:bidi="en_US"/>
-        </w:rPr>
-        <w:t xml:space="preserve">; </w:t>
-      </w:r>
-      <w:hyperlink r:id="rId90">
-        <w:r>
-          <w:rPr>
-            <w:lang w:val="en_US" w:bidi="en_US"/>
-          </w:rPr>
-          <w:rPr>
-            <w:color w:val="0000EE"/>
-            <w:u w:val="single"/>
-          </w:rPr>
-          <w:t>Luke 12:22–34</w:t>
-        </w:r>
-      </w:hyperlink>
-      <w:r>
-        <w:rPr>
-          <w:lang w:val="en_US" w:bidi="en_US"/>
-        </w:rPr>
-        <w:t xml:space="preserve">; </w:t>
-      </w:r>
-      <w:hyperlink r:id="rId91">
-        <w:r>
-          <w:rPr>
-            <w:lang w:val="en_US" w:bidi="en_US"/>
-          </w:rPr>
-          <w:rPr>
-            <w:color w:val="0000EE"/>
-            <w:u w:val="single"/>
-          </w:rPr>
-          <w:t>16:9–11</w:t>
-        </w:r>
-      </w:hyperlink>
+      <w:r>
+        <w:rPr>
+          <w:lang w:val="en_US" w:bidi="en_US"/>
+        </w:rPr>
+        <w:t>Genesis 1:31</w:t>
+      </w:r>
+      <w:r>
+        <w:rPr>
+          <w:lang w:val="en_US" w:bidi="en_US"/>
+        </w:rPr>
+        <w:t xml:space="preserve">; </w:t>
+      </w:r>
+      <w:r>
+        <w:rPr>
+          <w:lang w:val="en_US" w:bidi="en_US"/>
+        </w:rPr>
+        <w:t>12:7</w:t>
+      </w:r>
+      <w:r>
+        <w:rPr>
+          <w:lang w:val="en_US" w:bidi="en_US"/>
+        </w:rPr>
+        <w:t xml:space="preserve">; </w:t>
+      </w:r>
+      <w:r>
+        <w:rPr>
+          <w:lang w:val="en_US" w:bidi="en_US"/>
+        </w:rPr>
+        <w:t>13:14–17</w:t>
+      </w:r>
+      <w:r>
+        <w:rPr>
+          <w:lang w:val="en_US" w:bidi="en_US"/>
+        </w:rPr>
+        <w:t xml:space="preserve">; </w:t>
+      </w:r>
+      <w:r>
+        <w:rPr>
+          <w:lang w:val="en_US" w:bidi="en_US"/>
+        </w:rPr>
+        <w:t>15:12–21</w:t>
+      </w:r>
+      <w:r>
+        <w:rPr>
+          <w:lang w:val="en_US" w:bidi="en_US"/>
+        </w:rPr>
+        <w:t xml:space="preserve">; </w:t>
+      </w:r>
+      <w:r>
+        <w:rPr>
+          <w:lang w:val="en_US" w:bidi="en_US"/>
+        </w:rPr>
+        <w:t>17:7–8</w:t>
+      </w:r>
+      <w:r>
+        <w:rPr>
+          <w:lang w:val="en_US" w:bidi="en_US"/>
+        </w:rPr>
+        <w:t xml:space="preserve">; </w:t>
+      </w:r>
+      <w:r>
+        <w:rPr>
+          <w:lang w:val="en_US" w:bidi="en_US"/>
+        </w:rPr>
+        <w:t>35:11–13</w:t>
+      </w:r>
+      <w:r>
+        <w:rPr>
+          <w:lang w:val="en_US" w:bidi="en_US"/>
+        </w:rPr>
+        <w:t xml:space="preserve">; </w:t>
+      </w:r>
+      <w:r>
+        <w:rPr>
+          <w:lang w:val="en_US" w:bidi="en_US"/>
+        </w:rPr>
+        <w:t>50:24</w:t>
+      </w:r>
+      <w:r>
+        <w:rPr>
+          <w:lang w:val="en_US" w:bidi="en_US"/>
+        </w:rPr>
+        <w:t xml:space="preserve">; </w:t>
+      </w:r>
+      <w:r>
+        <w:rPr>
+          <w:lang w:val="en_US" w:bidi="en_US"/>
+        </w:rPr>
+        <w:t>Joshua 13:1–21:45</w:t>
+      </w:r>
+      <w:r>
+        <w:rPr>
+          <w:lang w:val="en_US" w:bidi="en_US"/>
+        </w:rPr>
+        <w:t xml:space="preserve">; </w:t>
+      </w:r>
+      <w:r>
+        <w:rPr>
+          <w:lang w:val="en_US" w:bidi="en_US"/>
+        </w:rPr>
+        <w:t>Psalm 37:9–34</w:t>
+      </w:r>
+      <w:r>
+        <w:rPr>
+          <w:lang w:val="en_US" w:bidi="en_US"/>
+        </w:rPr>
+        <w:t xml:space="preserve">; </w:t>
+      </w:r>
+      <w:r>
+        <w:rPr>
+          <w:lang w:val="en_US" w:bidi="en_US"/>
+        </w:rPr>
+        <w:t>Luke 12:22–34</w:t>
+      </w:r>
+      <w:r>
+        <w:rPr>
+          <w:lang w:val="en_US" w:bidi="en_US"/>
+        </w:rPr>
+        <w:t xml:space="preserve">; </w:t>
+      </w:r>
+      <w:r>
+        <w:rPr>
+          <w:lang w:val="en_US" w:bidi="en_US"/>
+        </w:rPr>
+        <w:t>16:9–11</w:t>
+      </w:r>
       <w:r>
         <w:rPr>
           <w:lang w:val="en_US" w:bidi="en_US"/>
@@ -2392,90 +1822,60 @@
         </w:rPr>
         <w:t>God had warned his people not to marry foreigners (</w:t>
       </w:r>
-      <w:hyperlink r:id="rId92">
-        <w:r>
-          <w:rPr>
-            <w:lang w:val="en_US" w:bidi="en_US"/>
-          </w:rPr>
-          <w:rPr>
-            <w:color w:val="0000EE"/>
-            <w:u w:val="single"/>
-          </w:rPr>
-          <w:t>Deuteronomy 7:1–6</w:t>
-        </w:r>
-      </w:hyperlink>
+      <w:r>
+        <w:rPr>
+          <w:lang w:val="en_US" w:bidi="en_US"/>
+        </w:rPr>
+        <w:t>Deuteronomy 7:1–6</w:t>
+      </w:r>
       <w:r>
         <w:rPr>
           <w:lang w:val="en_US" w:bidi="en_US"/>
         </w:rPr>
         <w:t>). The problem was not marrying someone from another country or race. The issue was marrying people who followed other gods. Moses himself married a Cushite woman (</w:t>
       </w:r>
-      <w:hyperlink r:id="rId93">
-        <w:r>
-          <w:rPr>
-            <w:lang w:val="en_US" w:bidi="en_US"/>
-          </w:rPr>
-          <w:rPr>
-            <w:color w:val="0000EE"/>
-            <w:u w:val="single"/>
-          </w:rPr>
-          <w:t>Numbers 12:1</w:t>
-        </w:r>
-      </w:hyperlink>
+      <w:r>
+        <w:rPr>
+          <w:lang w:val="en_US" w:bidi="en_US"/>
+        </w:rPr>
+        <w:t>Numbers 12:1</w:t>
+      </w:r>
       <w:r>
         <w:rPr>
           <w:lang w:val="en_US" w:bidi="en_US"/>
         </w:rPr>
         <w:t xml:space="preserve">). Other foreigners joined Israel through marriage, like Rahab the Canaanite and Ruth the Moabite (see </w:t>
       </w:r>
-      <w:hyperlink r:id="rId94">
-        <w:r>
-          <w:rPr>
-            <w:lang w:val="en_US" w:bidi="en_US"/>
-          </w:rPr>
-          <w:rPr>
-            <w:color w:val="0000EE"/>
-            <w:u w:val="single"/>
-          </w:rPr>
-          <w:t>Matthew 1:5</w:t>
-        </w:r>
-      </w:hyperlink>
-      <w:r>
-        <w:rPr>
-          <w:lang w:val="en_US" w:bidi="en_US"/>
-        </w:rPr>
-        <w:t xml:space="preserve">; </w:t>
-      </w:r>
-      <w:hyperlink r:id="rId95">
-        <w:r>
-          <w:rPr>
-            <w:lang w:val="en_US" w:bidi="en_US"/>
-          </w:rPr>
-          <w:rPr>
-            <w:color w:val="0000EE"/>
-            <w:u w:val="single"/>
-          </w:rPr>
-          <w:t>Ruth 4:1–22</w:t>
-        </w:r>
-      </w:hyperlink>
+      <w:r>
+        <w:rPr>
+          <w:lang w:val="en_US" w:bidi="en_US"/>
+        </w:rPr>
+        <w:t>Matthew 1:5</w:t>
+      </w:r>
+      <w:r>
+        <w:rPr>
+          <w:lang w:val="en_US" w:bidi="en_US"/>
+        </w:rPr>
+        <w:t xml:space="preserve">; </w:t>
+      </w:r>
+      <w:r>
+        <w:rPr>
+          <w:lang w:val="en_US" w:bidi="en_US"/>
+        </w:rPr>
+        <w:t>Ruth 4:1–22</w:t>
+      </w:r>
       <w:r>
         <w:rPr>
           <w:lang w:val="en_US" w:bidi="en_US"/>
         </w:rPr>
         <w:t>). These women trusted in God, and God blessed them. However, King Solomon married many foreign wives. Their devotion to other gods influenced him to worship idols, just as God had previously warned his people would happen (</w:t>
       </w:r>
-      <w:hyperlink r:id="rId96">
-        <w:r>
-          <w:rPr>
-            <w:lang w:val="en_US" w:bidi="en_US"/>
-          </w:rPr>
-          <w:rPr>
-            <w:color w:val="0000EE"/>
-            <w:u w:val="single"/>
-          </w:rPr>
-          <w:t>1 Kings 11:1–5</w:t>
-        </w:r>
-      </w:hyperlink>
+      <w:r>
+        <w:rPr>
+          <w:lang w:val="en_US" w:bidi="en_US"/>
+        </w:rPr>
+        <w:t>1 Kings 11:1–5</w:t>
+      </w:r>
       <w:r>
         <w:rPr>
           <w:lang w:val="en_US" w:bidi="en_US"/>
@@ -2496,72 +1896,48 @@
         </w:rPr>
         <w:t xml:space="preserve">In the Bible, marriage is viewed as a binding promise (or covenant) made before God. This covenant includes commitments to faithfulness, love, and loyalty between the married couple. But it was even more important for Israel to remain faithful to the Lord's covenant with them as a people. Mixed marriages could produce children not fully committed to Israel's faith. They would become influenced by the idolatry of their foreign parent. This compromise would cause Israel to become totally unfaithful to God and embrace false religions, as they did before the exile to Babylon (see </w:t>
       </w:r>
-      <w:hyperlink r:id="rId97">
-        <w:r>
-          <w:rPr>
-            <w:lang w:val="en_US" w:bidi="en_US"/>
-          </w:rPr>
-          <w:rPr>
-            <w:color w:val="0000EE"/>
-            <w:u w:val="single"/>
-          </w:rPr>
-          <w:t>Judges 3:3–7</w:t>
-        </w:r>
-      </w:hyperlink>
-      <w:r>
-        <w:rPr>
-          <w:lang w:val="en_US" w:bidi="en_US"/>
-        </w:rPr>
-        <w:t xml:space="preserve">; </w:t>
-      </w:r>
-      <w:hyperlink r:id="rId98">
-        <w:r>
-          <w:rPr>
-            <w:lang w:val="en_US" w:bidi="en_US"/>
-          </w:rPr>
-          <w:rPr>
-            <w:color w:val="0000EE"/>
-            <w:u w:val="single"/>
-          </w:rPr>
-          <w:t>14:1–9</w:t>
-        </w:r>
-      </w:hyperlink>
-      <w:r>
-        <w:rPr>
-          <w:lang w:val="en_US" w:bidi="en_US"/>
-        </w:rPr>
-        <w:t xml:space="preserve">; </w:t>
-      </w:r>
-      <w:hyperlink r:id="rId99">
-        <w:r>
-          <w:rPr>
-            <w:lang w:val="en_US" w:bidi="en_US"/>
-          </w:rPr>
-          <w:rPr>
-            <w:color w:val="0000EE"/>
-            <w:u w:val="single"/>
-          </w:rPr>
-          <w:t>1 Kings 11:1–8</w:t>
-        </w:r>
-      </w:hyperlink>
-      <w:r>
-        <w:rPr>
-          <w:lang w:val="en_US" w:bidi="en_US"/>
-        </w:rPr>
-        <w:t xml:space="preserve">; </w:t>
-      </w:r>
-      <w:hyperlink r:id="rId100">
-        <w:r>
-          <w:rPr>
-            <w:lang w:val="en_US" w:bidi="en_US"/>
-          </w:rPr>
-          <w:rPr>
-            <w:color w:val="0000EE"/>
-            <w:u w:val="single"/>
-          </w:rPr>
-          <w:t>2 Kings 17:7–17</w:t>
-        </w:r>
-      </w:hyperlink>
+      <w:r>
+        <w:rPr>
+          <w:lang w:val="en_US" w:bidi="en_US"/>
+        </w:rPr>
+        <w:t>Judges 3:3–7</w:t>
+      </w:r>
+      <w:r>
+        <w:rPr>
+          <w:lang w:val="en_US" w:bidi="en_US"/>
+        </w:rPr>
+        <w:t xml:space="preserve">; </w:t>
+      </w:r>
+      <w:r>
+        <w:rPr>
+          <w:lang w:val="en_US" w:bidi="en_US"/>
+        </w:rPr>
+        <w:t>14:1–9</w:t>
+      </w:r>
+      <w:r>
+        <w:rPr>
+          <w:lang w:val="en_US" w:bidi="en_US"/>
+        </w:rPr>
+        <w:t xml:space="preserve">; </w:t>
+      </w:r>
+      <w:r>
+        <w:rPr>
+          <w:lang w:val="en_US" w:bidi="en_US"/>
+        </w:rPr>
+        <w:t>1 Kings 11:1–8</w:t>
+      </w:r>
+      <w:r>
+        <w:rPr>
+          <w:lang w:val="en_US" w:bidi="en_US"/>
+        </w:rPr>
+        <w:t xml:space="preserve">; </w:t>
+      </w:r>
+      <w:r>
+        <w:rPr>
+          <w:lang w:val="en_US" w:bidi="en_US"/>
+        </w:rPr>
+        <w:t>2 Kings 17:7–17</w:t>
+      </w:r>
       <w:r>
         <w:rPr>
           <w:lang w:val="en_US" w:bidi="en_US"/>
@@ -2582,54 +1958,36 @@
         </w:rPr>
         <w:t xml:space="preserve">In </w:t>
       </w:r>
-      <w:hyperlink r:id="rId101">
-        <w:r>
-          <w:rPr>
-            <w:lang w:val="en_US" w:bidi="en_US"/>
-          </w:rPr>
-          <w:rPr>
-            <w:color w:val="0000EE"/>
-            <w:u w:val="single"/>
-          </w:rPr>
-          <w:t>Ezra 9 and 10</w:t>
-        </w:r>
-      </w:hyperlink>
+      <w:r>
+        <w:rPr>
+          <w:lang w:val="en_US" w:bidi="en_US"/>
+        </w:rPr>
+        <w:t>Ezra 9 and 10</w:t>
+      </w:r>
       <w:r>
         <w:rPr>
           <w:lang w:val="en_US" w:bidi="en_US"/>
         </w:rPr>
         <w:t>, the Jews who returned from exile married people who worshipped other gods. Ezra's solution was divorce, but this is not a rule for Christians today. In the new covenant under Christ, the faith of a Christian makes his or her marriage and children acceptable before God. Because of this, marriage to an unbeliever does not threaten the identity or purity of God’s people (</w:t>
       </w:r>
-      <w:hyperlink r:id="rId102">
-        <w:r>
-          <w:rPr>
-            <w:lang w:val="en_US" w:bidi="en_US"/>
-          </w:rPr>
-          <w:rPr>
-            <w:color w:val="0000EE"/>
-            <w:u w:val="single"/>
-          </w:rPr>
-          <w:t>1 Corinthians 7:14–16</w:t>
-        </w:r>
-      </w:hyperlink>
+      <w:r>
+        <w:rPr>
+          <w:lang w:val="en_US" w:bidi="en_US"/>
+        </w:rPr>
+        <w:t>1 Corinthians 7:14–16</w:t>
+      </w:r>
       <w:r>
         <w:rPr>
           <w:lang w:val="en_US" w:bidi="en_US"/>
         </w:rPr>
         <w:t>). Paul recognized that marriage between believers and unbelievers could be difficult and might end in separation. However, he told Christians not to seek divorce if the unbelieving spouse was willing to remain married (</w:t>
       </w:r>
-      <w:hyperlink r:id="rId103">
-        <w:r>
-          <w:rPr>
-            <w:lang w:val="en_US" w:bidi="en_US"/>
-          </w:rPr>
-          <w:rPr>
-            <w:color w:val="0000EE"/>
-            <w:u w:val="single"/>
-          </w:rPr>
-          <w:t>1 Corinthians 7:10–13</w:t>
-        </w:r>
-      </w:hyperlink>
+      <w:r>
+        <w:rPr>
+          <w:lang w:val="en_US" w:bidi="en_US"/>
+        </w:rPr>
+        <w:t>1 Corinthians 7:10–13</w:t>
+      </w:r>
       <w:r>
         <w:rPr>
           <w:lang w:val="en_US" w:bidi="en_US"/>
@@ -2650,36 +2008,24 @@
         </w:rPr>
         <w:t>To avoid these issues, it is wise to follow Paul's advice for believers not to marry unbelievers. God's people should stay separate from what is unholy: “For what partnership can righteousness have with wickedness? Or what fellowship does light have with darkness? What harmony is there between Christ and Belial? Or what does a believer have in common with an unbeliever?” (</w:t>
       </w:r>
-      <w:hyperlink r:id="rId104">
-        <w:r>
-          <w:rPr>
-            <w:lang w:val="en_US" w:bidi="en_US"/>
-          </w:rPr>
-          <w:rPr>
-            <w:color w:val="0000EE"/>
-            <w:u w:val="single"/>
-          </w:rPr>
-          <w:t>2 Corinthians 6:14–15</w:t>
-        </w:r>
-      </w:hyperlink>
+      <w:r>
+        <w:rPr>
+          <w:lang w:val="en_US" w:bidi="en_US"/>
+        </w:rPr>
+        <w:t>2 Corinthians 6:14–15</w:t>
+      </w:r>
       <w:r>
         <w:rPr>
           <w:lang w:val="en_US" w:bidi="en_US"/>
         </w:rPr>
         <w:t xml:space="preserve">). Yet, those married to an unbeliever today have God's assurance that God can use that difficult situation for his glory (see also </w:t>
       </w:r>
-      <w:hyperlink r:id="rId105">
-        <w:r>
-          <w:rPr>
-            <w:lang w:val="en_US" w:bidi="en_US"/>
-          </w:rPr>
-          <w:rPr>
-            <w:color w:val="0000EE"/>
-            <w:u w:val="single"/>
-          </w:rPr>
-          <w:t>1 Peter 3:1–2</w:t>
-        </w:r>
-      </w:hyperlink>
+      <w:r>
+        <w:rPr>
+          <w:lang w:val="en_US" w:bidi="en_US"/>
+        </w:rPr>
+        <w:t>1 Peter 3:1–2</w:t>
+      </w:r>
       <w:r>
         <w:rPr>
           <w:lang w:val="en_US" w:bidi="en_US"/>
@@ -2709,216 +2055,144 @@
           <w:lang w:val="en_US" w:bidi="en_US"/>
         </w:rPr>
       </w:r>
-      <w:hyperlink r:id="rId92">
-        <w:r>
-          <w:rPr>
-            <w:lang w:val="en_US" w:bidi="en_US"/>
-          </w:rPr>
-          <w:rPr>
-            <w:color w:val="0000EE"/>
-            <w:u w:val="single"/>
-          </w:rPr>
-          <w:t>Deuteronomy 7:1–6</w:t>
-        </w:r>
-      </w:hyperlink>
-      <w:r>
-        <w:rPr>
-          <w:lang w:val="en_US" w:bidi="en_US"/>
-        </w:rPr>
-        <w:t xml:space="preserve">; </w:t>
-      </w:r>
-      <w:hyperlink r:id="rId106">
-        <w:r>
-          <w:rPr>
-            <w:lang w:val="en_US" w:bidi="en_US"/>
-          </w:rPr>
-          <w:rPr>
-            <w:color w:val="0000EE"/>
-            <w:u w:val="single"/>
-          </w:rPr>
-          <w:t>Joshua 2:1–14</w:t>
-        </w:r>
-      </w:hyperlink>
-      <w:r>
-        <w:rPr>
-          <w:lang w:val="en_US" w:bidi="en_US"/>
-        </w:rPr>
-        <w:t xml:space="preserve">; </w:t>
-      </w:r>
-      <w:hyperlink r:id="rId107">
-        <w:r>
-          <w:rPr>
-            <w:lang w:val="en_US" w:bidi="en_US"/>
-          </w:rPr>
-          <w:rPr>
-            <w:color w:val="0000EE"/>
-            <w:u w:val="single"/>
-          </w:rPr>
-          <w:t>6:23–25</w:t>
-        </w:r>
-      </w:hyperlink>
-      <w:r>
-        <w:rPr>
-          <w:lang w:val="en_US" w:bidi="en_US"/>
-        </w:rPr>
-        <w:t xml:space="preserve">; </w:t>
-      </w:r>
-      <w:hyperlink r:id="rId97">
-        <w:r>
-          <w:rPr>
-            <w:lang w:val="en_US" w:bidi="en_US"/>
-          </w:rPr>
-          <w:rPr>
-            <w:color w:val="0000EE"/>
-            <w:u w:val="single"/>
-          </w:rPr>
-          <w:t>Judges 3:3–7</w:t>
-        </w:r>
-      </w:hyperlink>
-      <w:r>
-        <w:rPr>
-          <w:lang w:val="en_US" w:bidi="en_US"/>
-        </w:rPr>
-        <w:t xml:space="preserve">; </w:t>
-      </w:r>
-      <w:hyperlink r:id="rId98">
-        <w:r>
-          <w:rPr>
-            <w:lang w:val="en_US" w:bidi="en_US"/>
-          </w:rPr>
-          <w:rPr>
-            <w:color w:val="0000EE"/>
-            <w:u w:val="single"/>
-          </w:rPr>
-          <w:t>14:1–9</w:t>
-        </w:r>
-      </w:hyperlink>
-      <w:r>
-        <w:rPr>
-          <w:lang w:val="en_US" w:bidi="en_US"/>
-        </w:rPr>
-        <w:t xml:space="preserve">; </w:t>
-      </w:r>
-      <w:hyperlink r:id="rId95">
-        <w:r>
-          <w:rPr>
-            <w:lang w:val="en_US" w:bidi="en_US"/>
-          </w:rPr>
-          <w:rPr>
-            <w:color w:val="0000EE"/>
-            <w:u w:val="single"/>
-          </w:rPr>
-          <w:t>Ruth 4:1–22</w:t>
-        </w:r>
-      </w:hyperlink>
-      <w:r>
-        <w:rPr>
-          <w:lang w:val="en_US" w:bidi="en_US"/>
-        </w:rPr>
-        <w:t xml:space="preserve">; </w:t>
-      </w:r>
-      <w:hyperlink r:id="rId99">
-        <w:r>
-          <w:rPr>
-            <w:lang w:val="en_US" w:bidi="en_US"/>
-          </w:rPr>
-          <w:rPr>
-            <w:color w:val="0000EE"/>
-            <w:u w:val="single"/>
-          </w:rPr>
-          <w:t>1 Kings 11:1–8</w:t>
-        </w:r>
-      </w:hyperlink>
-      <w:r>
-        <w:rPr>
-          <w:lang w:val="en_US" w:bidi="en_US"/>
-        </w:rPr>
-        <w:t xml:space="preserve">; </w:t>
-      </w:r>
-      <w:hyperlink r:id="rId100">
-        <w:r>
-          <w:rPr>
-            <w:lang w:val="en_US" w:bidi="en_US"/>
-          </w:rPr>
-          <w:rPr>
-            <w:color w:val="0000EE"/>
-            <w:u w:val="single"/>
-          </w:rPr>
-          <w:t>2 Kings 17:7–17</w:t>
-        </w:r>
-      </w:hyperlink>
-      <w:r>
-        <w:rPr>
-          <w:lang w:val="en_US" w:bidi="en_US"/>
-        </w:rPr>
-        <w:t xml:space="preserve">; </w:t>
-      </w:r>
-      <w:hyperlink r:id="rId101">
-        <w:r>
-          <w:rPr>
-            <w:lang w:val="en_US" w:bidi="en_US"/>
-          </w:rPr>
-          <w:rPr>
-            <w:color w:val="0000EE"/>
-            <w:u w:val="single"/>
-          </w:rPr>
-          <w:t>Ezra 9:1–10:44</w:t>
-        </w:r>
-      </w:hyperlink>
-      <w:r>
-        <w:rPr>
-          <w:lang w:val="en_US" w:bidi="en_US"/>
-        </w:rPr>
-        <w:t xml:space="preserve">; </w:t>
-      </w:r>
-      <w:hyperlink r:id="rId108">
-        <w:r>
-          <w:rPr>
-            <w:lang w:val="en_US" w:bidi="en_US"/>
-          </w:rPr>
-          <w:rPr>
-            <w:color w:val="0000EE"/>
-            <w:u w:val="single"/>
-          </w:rPr>
-          <w:t>1 Corinthians 7:10–16</w:t>
-        </w:r>
-      </w:hyperlink>
-      <w:r>
-        <w:rPr>
-          <w:lang w:val="en_US" w:bidi="en_US"/>
-        </w:rPr>
-        <w:t xml:space="preserve">; </w:t>
-      </w:r>
-      <w:hyperlink r:id="rId104">
-        <w:r>
-          <w:rPr>
-            <w:lang w:val="en_US" w:bidi="en_US"/>
-          </w:rPr>
-          <w:rPr>
-            <w:color w:val="0000EE"/>
-            <w:u w:val="single"/>
-          </w:rPr>
-          <w:t>2 Corinthians 6:14–15</w:t>
-        </w:r>
-      </w:hyperlink>
-      <w:r>
-        <w:rPr>
-          <w:lang w:val="en_US" w:bidi="en_US"/>
-        </w:rPr>
-        <w:t xml:space="preserve">; </w:t>
-      </w:r>
-      <w:hyperlink r:id="rId109">
-        <w:r>
-          <w:rPr>
-            <w:lang w:val="en_US" w:bidi="en_US"/>
-          </w:rPr>
-          <w:rPr>
-            <w:color w:val="0000EE"/>
-            <w:u w:val="single"/>
-          </w:rPr>
-          <w:t>Hebrews 11:31</w:t>
-        </w:r>
-      </w:hyperlink>
+      <w:r>
+        <w:rPr>
+          <w:lang w:val="en_US" w:bidi="en_US"/>
+        </w:rPr>
+        <w:t>Deuteronomy 7:1–6</w:t>
+      </w:r>
+      <w:r>
+        <w:rPr>
+          <w:lang w:val="en_US" w:bidi="en_US"/>
+        </w:rPr>
+        <w:t xml:space="preserve">; </w:t>
+      </w:r>
+      <w:r>
+        <w:rPr>
+          <w:lang w:val="en_US" w:bidi="en_US"/>
+        </w:rPr>
+        <w:t>Joshua 2:1–14</w:t>
+      </w:r>
+      <w:r>
+        <w:rPr>
+          <w:lang w:val="en_US" w:bidi="en_US"/>
+        </w:rPr>
+        <w:t xml:space="preserve">; </w:t>
+      </w:r>
+      <w:r>
+        <w:rPr>
+          <w:lang w:val="en_US" w:bidi="en_US"/>
+        </w:rPr>
+        <w:t>6:23–25</w:t>
+      </w:r>
+      <w:r>
+        <w:rPr>
+          <w:lang w:val="en_US" w:bidi="en_US"/>
+        </w:rPr>
+        <w:t xml:space="preserve">; </w:t>
+      </w:r>
+      <w:r>
+        <w:rPr>
+          <w:lang w:val="en_US" w:bidi="en_US"/>
+        </w:rPr>
+        <w:t>Judges 3:3–7</w:t>
+      </w:r>
+      <w:r>
+        <w:rPr>
+          <w:lang w:val="en_US" w:bidi="en_US"/>
+        </w:rPr>
+        <w:t xml:space="preserve">; </w:t>
+      </w:r>
+      <w:r>
+        <w:rPr>
+          <w:lang w:val="en_US" w:bidi="en_US"/>
+        </w:rPr>
+        <w:t>14:1–9</w:t>
+      </w:r>
+      <w:r>
+        <w:rPr>
+          <w:lang w:val="en_US" w:bidi="en_US"/>
+        </w:rPr>
+        <w:t xml:space="preserve">; </w:t>
+      </w:r>
+      <w:r>
+        <w:rPr>
+          <w:lang w:val="en_US" w:bidi="en_US"/>
+        </w:rPr>
+        <w:t>Ruth 4:1–22</w:t>
+      </w:r>
+      <w:r>
+        <w:rPr>
+          <w:lang w:val="en_US" w:bidi="en_US"/>
+        </w:rPr>
+        <w:t xml:space="preserve">; </w:t>
+      </w:r>
+      <w:r>
+        <w:rPr>
+          <w:lang w:val="en_US" w:bidi="en_US"/>
+        </w:rPr>
+        <w:t>1 Kings 11:1–8</w:t>
+      </w:r>
+      <w:r>
+        <w:rPr>
+          <w:lang w:val="en_US" w:bidi="en_US"/>
+        </w:rPr>
+        <w:t xml:space="preserve">; </w:t>
+      </w:r>
+      <w:r>
+        <w:rPr>
+          <w:lang w:val="en_US" w:bidi="en_US"/>
+        </w:rPr>
+        <w:t>2 Kings 17:7–17</w:t>
+      </w:r>
+      <w:r>
+        <w:rPr>
+          <w:lang w:val="en_US" w:bidi="en_US"/>
+        </w:rPr>
+        <w:t xml:space="preserve">; </w:t>
+      </w:r>
+      <w:r>
+        <w:rPr>
+          <w:lang w:val="en_US" w:bidi="en_US"/>
+        </w:rPr>
+        <w:t>Ezra 9:1–10:44</w:t>
+      </w:r>
+      <w:r>
+        <w:rPr>
+          <w:lang w:val="en_US" w:bidi="en_US"/>
+        </w:rPr>
+        <w:t xml:space="preserve">; </w:t>
+      </w:r>
+      <w:r>
+        <w:rPr>
+          <w:lang w:val="en_US" w:bidi="en_US"/>
+        </w:rPr>
+        <w:t>1 Corinthians 7:10–16</w:t>
+      </w:r>
+      <w:r>
+        <w:rPr>
+          <w:lang w:val="en_US" w:bidi="en_US"/>
+        </w:rPr>
+        <w:t xml:space="preserve">; </w:t>
+      </w:r>
+      <w:r>
+        <w:rPr>
+          <w:lang w:val="en_US" w:bidi="en_US"/>
+        </w:rPr>
+        <w:t>2 Corinthians 6:14–15</w:t>
+      </w:r>
+      <w:r>
+        <w:rPr>
+          <w:lang w:val="en_US" w:bidi="en_US"/>
+        </w:rPr>
+        <w:t xml:space="preserve">; </w:t>
+      </w:r>
+      <w:r>
+        <w:rPr>
+          <w:lang w:val="en_US" w:bidi="en_US"/>
+        </w:rPr>
+        <w:t>Hebrews 11:31</w:t>
+      </w:r>
       <w:r>
         <w:rPr>
           <w:lang w:val="en_US" w:bidi="en_US"/>
@@ -3032,144 +2306,96 @@
           <w:lang w:val="en_US" w:bidi="en_US"/>
         </w:rPr>
       </w:r>
-      <w:hyperlink r:id="rId110">
-        <w:r>
-          <w:rPr>
-            <w:lang w:val="en_US" w:bidi="en_US"/>
-          </w:rPr>
-          <w:rPr>
-            <w:color w:val="0000EE"/>
-            <w:u w:val="single"/>
-          </w:rPr>
-          <w:t>Genesis 14:1–16</w:t>
-        </w:r>
-      </w:hyperlink>
-      <w:r>
-        <w:rPr>
-          <w:lang w:val="en_US" w:bidi="en_US"/>
-        </w:rPr>
-        <w:t xml:space="preserve">; </w:t>
-      </w:r>
-      <w:hyperlink r:id="rId111">
-        <w:r>
-          <w:rPr>
-            <w:lang w:val="en_US" w:bidi="en_US"/>
-          </w:rPr>
-          <w:rPr>
-            <w:color w:val="0000EE"/>
-            <w:u w:val="single"/>
-          </w:rPr>
-          <w:t>2 Kings 17:5–23</w:t>
-        </w:r>
-      </w:hyperlink>
-      <w:r>
-        <w:rPr>
-          <w:lang w:val="en_US" w:bidi="en_US"/>
-        </w:rPr>
-        <w:t xml:space="preserve">; </w:t>
-      </w:r>
-      <w:hyperlink r:id="rId112">
-        <w:r>
-          <w:rPr>
-            <w:lang w:val="en_US" w:bidi="en_US"/>
-          </w:rPr>
-          <w:rPr>
-            <w:color w:val="0000EE"/>
-            <w:u w:val="single"/>
-          </w:rPr>
-          <w:t>18:13–19:37</w:t>
-        </w:r>
-      </w:hyperlink>
-      <w:r>
-        <w:rPr>
-          <w:lang w:val="en_US" w:bidi="en_US"/>
-        </w:rPr>
-        <w:t xml:space="preserve">; </w:t>
-      </w:r>
-      <w:hyperlink r:id="rId113">
-        <w:r>
-          <w:rPr>
-            <w:lang w:val="en_US" w:bidi="en_US"/>
-          </w:rPr>
-          <w:rPr>
-            <w:color w:val="0000EE"/>
-            <w:u w:val="single"/>
-          </w:rPr>
-          <w:t>Isaiah 6:8–13</w:t>
-        </w:r>
-      </w:hyperlink>
-      <w:r>
-        <w:rPr>
-          <w:lang w:val="en_US" w:bidi="en_US"/>
-        </w:rPr>
-        <w:t xml:space="preserve">; </w:t>
-      </w:r>
-      <w:hyperlink r:id="rId114">
-        <w:r>
-          <w:rPr>
-            <w:lang w:val="en_US" w:bidi="en_US"/>
-          </w:rPr>
-          <w:rPr>
-            <w:color w:val="0000EE"/>
-            <w:u w:val="single"/>
-          </w:rPr>
-          <w:t>36:1–37:38</w:t>
-        </w:r>
-      </w:hyperlink>
-      <w:r>
-        <w:rPr>
-          <w:lang w:val="en_US" w:bidi="en_US"/>
-        </w:rPr>
-        <w:t xml:space="preserve">; </w:t>
-      </w:r>
-      <w:hyperlink r:id="rId115">
-        <w:r>
-          <w:rPr>
-            <w:lang w:val="en_US" w:bidi="en_US"/>
-          </w:rPr>
-          <w:rPr>
-            <w:color w:val="0000EE"/>
-            <w:u w:val="single"/>
-          </w:rPr>
-          <w:t>65:21–23</w:t>
-        </w:r>
-      </w:hyperlink>
-      <w:r>
-        <w:rPr>
-          <w:lang w:val="en_US" w:bidi="en_US"/>
-        </w:rPr>
-        <w:t xml:space="preserve">; </w:t>
-      </w:r>
-      <w:hyperlink r:id="rId116">
-        <w:r>
-          <w:rPr>
-            <w:lang w:val="en_US" w:bidi="en_US"/>
-          </w:rPr>
-          <w:rPr>
-            <w:color w:val="0000EE"/>
-            <w:u w:val="single"/>
-          </w:rPr>
-          <w:t>Jeremiah 6:22–26</w:t>
-        </w:r>
-      </w:hyperlink>
-      <w:r>
-        <w:rPr>
-          <w:lang w:val="en_US" w:bidi="en_US"/>
-        </w:rPr>
-        <w:t xml:space="preserve">; </w:t>
-      </w:r>
-      <w:hyperlink r:id="rId117">
-        <w:r>
-          <w:rPr>
-            <w:lang w:val="en_US" w:bidi="en_US"/>
-          </w:rPr>
-          <w:rPr>
-            <w:color w:val="0000EE"/>
-            <w:u w:val="single"/>
-          </w:rPr>
-          <w:t>19:7–15</w:t>
-        </w:r>
-      </w:hyperlink>
+      <w:r>
+        <w:rPr>
+          <w:lang w:val="en_US" w:bidi="en_US"/>
+        </w:rPr>
+        <w:t>Genesis 14:1–16</w:t>
+      </w:r>
+      <w:r>
+        <w:rPr>
+          <w:lang w:val="en_US" w:bidi="en_US"/>
+        </w:rPr>
+        <w:t xml:space="preserve">; </w:t>
+      </w:r>
+      <w:r>
+        <w:rPr>
+          <w:lang w:val="en_US" w:bidi="en_US"/>
+        </w:rPr>
+        <w:t>2 Kings 17:5–23</w:t>
+      </w:r>
+      <w:r>
+        <w:rPr>
+          <w:lang w:val="en_US" w:bidi="en_US"/>
+        </w:rPr>
+        <w:t xml:space="preserve">; </w:t>
+      </w:r>
+      <w:r>
+        <w:rPr>
+          <w:lang w:val="en_US" w:bidi="en_US"/>
+        </w:rPr>
+        <w:t>18:13–19:37</w:t>
+      </w:r>
+      <w:r>
+        <w:rPr>
+          <w:lang w:val="en_US" w:bidi="en_US"/>
+        </w:rPr>
+        <w:t xml:space="preserve">; </w:t>
+      </w:r>
+      <w:r>
+        <w:rPr>
+          <w:lang w:val="en_US" w:bidi="en_US"/>
+        </w:rPr>
+        <w:t>Isaiah 6:8–13</w:t>
+      </w:r>
+      <w:r>
+        <w:rPr>
+          <w:lang w:val="en_US" w:bidi="en_US"/>
+        </w:rPr>
+        <w:t xml:space="preserve">; </w:t>
+      </w:r>
+      <w:r>
+        <w:rPr>
+          <w:lang w:val="en_US" w:bidi="en_US"/>
+        </w:rPr>
+        <w:t>36:1–37:38</w:t>
+      </w:r>
+      <w:r>
+        <w:rPr>
+          <w:lang w:val="en_US" w:bidi="en_US"/>
+        </w:rPr>
+        <w:t xml:space="preserve">; </w:t>
+      </w:r>
+      <w:r>
+        <w:rPr>
+          <w:lang w:val="en_US" w:bidi="en_US"/>
+        </w:rPr>
+        <w:t>65:21–23</w:t>
+      </w:r>
+      <w:r>
+        <w:rPr>
+          <w:lang w:val="en_US" w:bidi="en_US"/>
+        </w:rPr>
+        <w:t xml:space="preserve">; </w:t>
+      </w:r>
+      <w:r>
+        <w:rPr>
+          <w:lang w:val="en_US" w:bidi="en_US"/>
+        </w:rPr>
+        <w:t>Jeremiah 6:22–26</w:t>
+      </w:r>
+      <w:r>
+        <w:rPr>
+          <w:lang w:val="en_US" w:bidi="en_US"/>
+        </w:rPr>
+        <w:t xml:space="preserve">; </w:t>
+      </w:r>
+      <w:r>
+        <w:rPr>
+          <w:lang w:val="en_US" w:bidi="en_US"/>
+        </w:rPr>
+        <w:t>19:7–15</w:t>
+      </w:r>
       <w:r>
         <w:rPr>
           <w:lang w:val="en_US" w:bidi="en_US"/>
@@ -3218,36 +2444,24 @@
         </w:rPr>
         <w:t xml:space="preserve">The division of the land in </w:t>
       </w:r>
-      <w:hyperlink r:id="rId118">
-        <w:r>
-          <w:rPr>
-            <w:lang w:val="en_US" w:bidi="en_US"/>
-          </w:rPr>
-          <w:rPr>
-            <w:color w:val="0000EE"/>
-            <w:u w:val="single"/>
-          </w:rPr>
-          <w:t>Ezekiel 47:13–48:35</w:t>
-        </w:r>
-      </w:hyperlink>
+      <w:r>
+        <w:rPr>
+          <w:lang w:val="en_US" w:bidi="en_US"/>
+        </w:rPr>
+        <w:t>Ezekiel 47:13–48:35</w:t>
+      </w:r>
       <w:r>
         <w:rPr>
           <w:lang w:val="en_US" w:bidi="en_US"/>
         </w:rPr>
         <w:t xml:space="preserve"> combines spiritual ideals with a practical message. It reinforces themes from earlier parts of the vision (</w:t>
       </w:r>
-      <w:hyperlink r:id="rId119">
-        <w:r>
-          <w:rPr>
-            <w:lang w:val="en_US" w:bidi="en_US"/>
-          </w:rPr>
-          <w:rPr>
-            <w:color w:val="0000EE"/>
-            <w:u w:val="single"/>
-          </w:rPr>
-          <w:t>Ezekiel 40–46</w:t>
-        </w:r>
-      </w:hyperlink>
+      <w:r>
+        <w:rPr>
+          <w:lang w:val="en_US" w:bidi="en_US"/>
+        </w:rPr>
+        <w:t>Ezekiel 40–46</w:t>
+      </w:r>
       <w:r>
         <w:rPr>
           <w:lang w:val="en_US" w:bidi="en_US"/>
@@ -3296,36 +2510,24 @@
         </w:rPr>
         <w:t xml:space="preserve">The vision in </w:t>
       </w:r>
-      <w:hyperlink r:id="rId120">
-        <w:r>
-          <w:rPr>
-            <w:lang w:val="en_US" w:bidi="en_US"/>
-          </w:rPr>
-          <w:rPr>
-            <w:color w:val="0000EE"/>
-            <w:u w:val="single"/>
-          </w:rPr>
-          <w:t>Ezekiel 40–48</w:t>
-        </w:r>
-      </w:hyperlink>
+      <w:r>
+        <w:rPr>
+          <w:lang w:val="en_US" w:bidi="en_US"/>
+        </w:rPr>
+        <w:t>Ezekiel 40–48</w:t>
+      </w:r>
       <w:r>
         <w:rPr>
           <w:lang w:val="en_US" w:bidi="en_US"/>
         </w:rPr>
         <w:t xml:space="preserve"> encourages people to repent for past sins, stay faithful in difficult times, and hope for a better future through God's power and grace. The final chapters of Revelation show this vision fulfilled in Jesus (</w:t>
       </w:r>
-      <w:hyperlink r:id="rId121">
-        <w:r>
-          <w:rPr>
-            <w:lang w:val="en_US" w:bidi="en_US"/>
-          </w:rPr>
-          <w:rPr>
-            <w:color w:val="0000EE"/>
-            <w:u w:val="single"/>
-          </w:rPr>
-          <w:t>Revelation 21–22</w:t>
-        </w:r>
-      </w:hyperlink>
+      <w:r>
+        <w:rPr>
+          <w:lang w:val="en_US" w:bidi="en_US"/>
+        </w:rPr>
+        <w:t>Revelation 21–22</w:t>
+      </w:r>
       <w:r>
         <w:rPr>
           <w:lang w:val="en_US" w:bidi="en_US"/>
@@ -3344,18 +2546,12 @@
         </w:rPr>
         <w:t>" (</w:t>
       </w:r>
-      <w:hyperlink r:id="rId122">
-        <w:r>
-          <w:rPr>
-            <w:lang w:val="en_US" w:bidi="en_US"/>
-          </w:rPr>
-          <w:rPr>
-            <w:color w:val="0000EE"/>
-            <w:u w:val="single"/>
-          </w:rPr>
-          <w:t>Hebrews 11:10</w:t>
-        </w:r>
-      </w:hyperlink>
+      <w:r>
+        <w:rPr>
+          <w:lang w:val="en_US" w:bidi="en_US"/>
+        </w:rPr>
+        <w:t>Hebrews 11:10</w:t>
+      </w:r>
       <w:r>
         <w:rPr>
           <w:lang w:val="en_US" w:bidi="en_US"/>
@@ -3385,54 +2581,36 @@
           <w:lang w:val="en_US" w:bidi="en_US"/>
         </w:rPr>
       </w:r>
-      <w:hyperlink r:id="rId119">
-        <w:r>
-          <w:rPr>
-            <w:lang w:val="en_US" w:bidi="en_US"/>
-          </w:rPr>
-          <w:rPr>
-            <w:color w:val="0000EE"/>
-            <w:u w:val="single"/>
-          </w:rPr>
-          <w:t>Ezekiel 40:1–46:24</w:t>
-        </w:r>
-      </w:hyperlink>
-      <w:r>
-        <w:rPr>
-          <w:lang w:val="en_US" w:bidi="en_US"/>
-        </w:rPr>
-        <w:t xml:space="preserve">; </w:t>
-      </w:r>
-      <w:hyperlink r:id="rId118">
-        <w:r>
-          <w:rPr>
-            <w:lang w:val="en_US" w:bidi="en_US"/>
-          </w:rPr>
-          <w:rPr>
-            <w:color w:val="0000EE"/>
-            <w:u w:val="single"/>
-          </w:rPr>
-          <w:t>47:13–48:35</w:t>
-        </w:r>
-      </w:hyperlink>
-      <w:r>
-        <w:rPr>
-          <w:lang w:val="en_US" w:bidi="en_US"/>
-        </w:rPr>
-        <w:t xml:space="preserve">; </w:t>
-      </w:r>
-      <w:hyperlink r:id="rId123">
-        <w:r>
-          <w:rPr>
-            <w:lang w:val="en_US" w:bidi="en_US"/>
-          </w:rPr>
-          <w:rPr>
-            <w:color w:val="0000EE"/>
-            <w:u w:val="single"/>
-          </w:rPr>
-          <w:t>Revelation 22:1–2</w:t>
-        </w:r>
-      </w:hyperlink>
+      <w:r>
+        <w:rPr>
+          <w:lang w:val="en_US" w:bidi="en_US"/>
+        </w:rPr>
+        <w:t>Ezekiel 40:1–46:24</w:t>
+      </w:r>
+      <w:r>
+        <w:rPr>
+          <w:lang w:val="en_US" w:bidi="en_US"/>
+        </w:rPr>
+        <w:t xml:space="preserve">; </w:t>
+      </w:r>
+      <w:r>
+        <w:rPr>
+          <w:lang w:val="en_US" w:bidi="en_US"/>
+        </w:rPr>
+        <w:t>47:13–48:35</w:t>
+      </w:r>
+      <w:r>
+        <w:rPr>
+          <w:lang w:val="en_US" w:bidi="en_US"/>
+        </w:rPr>
+        <w:t xml:space="preserve">; </w:t>
+      </w:r>
+      <w:r>
+        <w:rPr>
+          <w:lang w:val="en_US" w:bidi="en_US"/>
+        </w:rPr>
+        <w:t>Revelation 22:1–2</w:t>
+      </w:r>
       <w:r>
         <w:rPr>
           <w:lang w:val="en_US" w:bidi="en_US"/>
